--- a/Docs/SRS_IFEA.docx
+++ b/Docs/SRS_IFEA.docx
@@ -4303,6 +4303,60 @@
           <w:p>
             <w:r>
               <w:t>선택안의 추가 투자비를 연간 예상 에너지 절감액으로 나누어 계산한 비용 회수 예상 기간을 의미한다.</w:t>
+            </w:r>
+          </w:p>
+        </w:tc>
+      </w:tr>
+      <w:tr>
+        <w:tc>
+          <w:tcPr>
+            <w:tcW w:w="2400" w:type="dxa"/>
+            <w:tcBorders>
+              <w:top w:val="single" w:sz="4" w:space="0" w:color="808080"/>
+              <w:left w:val="single" w:sz="4" w:space="0" w:color="808080"/>
+              <w:bottom w:val="single" w:sz="4" w:space="0" w:color="808080"/>
+              <w:right w:val="single" w:sz="4" w:space="0" w:color="808080"/>
+            </w:tcBorders>
+            <w:tcMar>
+              <w:top w:w="60" w:type="dxa"/>
+              <w:left w:w="100" w:type="dxa"/>
+              <w:bottom w:w="60" w:type="dxa"/>
+              <w:right w:w="100" w:type="dxa"/>
+            </w:tcMar>
+            <w:vAlign w:val="center"/>
+          </w:tcPr>
+          <w:p>
+            <w:r>
+              <w:rPr>
+                <w:rFonts w:hint="eastAsia"/>
+              </w:rPr>
+              <w:t>Finish</w:t>
+            </w:r>
+          </w:p>
+        </w:tc>
+        <w:tc>
+          <w:tcPr>
+            <w:tcW w:w="7238" w:type="dxa"/>
+            <w:tcBorders>
+              <w:top w:val="single" w:sz="4" w:space="0" w:color="808080"/>
+              <w:left w:val="single" w:sz="4" w:space="0" w:color="808080"/>
+              <w:bottom w:val="single" w:sz="4" w:space="0" w:color="808080"/>
+              <w:right w:val="single" w:sz="4" w:space="0" w:color="808080"/>
+            </w:tcBorders>
+            <w:tcMar>
+              <w:top w:w="60" w:type="dxa"/>
+              <w:left w:w="100" w:type="dxa"/>
+              <w:bottom w:w="60" w:type="dxa"/>
+              <w:right w:w="100" w:type="dxa"/>
+            </w:tcMar>
+            <w:vAlign w:val="center"/>
+          </w:tcPr>
+          <w:p>
+            <w:r>
+              <w:rPr>
+                <w:rFonts w:hint="eastAsia"/>
+              </w:rPr>
+              <w:t>마감재를 뜻한다.</w:t>
             </w:r>
           </w:p>
         </w:tc>
@@ -17416,7 +17470,7 @@
                 <w:sz w:val="19"/>
                 <w:szCs w:val="19"/>
               </w:rPr>
-              <w:t xml:space="preserve">제품 ID, 제품명, 분류, 단가, 수량, 소비전력, </w:t>
+              <w:t xml:space="preserve">제품 ID, 제품명, 분류, 단가, 수량, </w:t>
             </w:r>
             <w:proofErr w:type="spellStart"/>
             <w:r>

--- a/Docs/SRS_IFEA.docx
+++ b/Docs/SRS_IFEA.docx
@@ -1,6 +1,6 @@
 
 <file path=word/document.xml><?xml version="1.0" encoding="utf-8"?>
-<w:document xmlns:wpc="http://schemas.microsoft.com/office/word/2010/wordprocessingCanvas" xmlns:cx="http://schemas.microsoft.com/office/drawing/2014/chartex" xmlns:cx1="http://schemas.microsoft.com/office/drawing/2015/9/8/chartex" xmlns:cx2="http://schemas.microsoft.com/office/drawing/2015/10/21/chartex" xmlns:cx3="http://schemas.microsoft.com/office/drawing/2016/5/9/chartex" xmlns:cx4="http://schemas.microsoft.com/office/drawing/2016/5/10/chartex" xmlns:cx5="http://schemas.microsoft.com/office/drawing/2016/5/11/chartex" xmlns:cx6="http://schemas.microsoft.com/office/drawing/2016/5/12/chartex" xmlns:cx7="http://schemas.microsoft.com/office/drawing/2016/5/13/chartex" xmlns:cx8="http://schemas.microsoft.com/office/drawing/2016/5/14/chartex" xmlns:mc="http://schemas.openxmlformats.org/markup-compatibility/2006" xmlns:aink="http://schemas.microsoft.com/office/drawing/2016/ink" xmlns:am3d="http://schemas.microsoft.com/office/drawing/2017/model3d" xmlns:o="urn:schemas-microsoft-com:office:office" xmlns:oel="http://schemas.microsoft.com/office/2019/extlst" xmlns:r="http://schemas.openxmlformats.org/officeDocument/2006/relationships" xmlns:m="http://schemas.openxmlformats.org/officeDocument/2006/math" xmlns:v="urn:schemas-microsoft-com:vml" xmlns:wp14="http://schemas.microsoft.com/office/word/2010/wordprocessingDrawing" xmlns:wp="http://schemas.openxmlformats.org/drawingml/2006/wordprocessingDrawing" xmlns:w10="urn:schemas-microsoft-com:office:word" xmlns:w="http://schemas.openxmlformats.org/wordprocessingml/2006/main" xmlns:w14="http://schemas.microsoft.com/office/word/2010/wordml" xmlns:w15="http://schemas.microsoft.com/office/word/2012/wordml" xmlns:w16cex="http://schemas.microsoft.com/office/word/2018/wordml/cex" xmlns:w16cid="http://schemas.microsoft.com/office/word/2016/wordml/cid" xmlns:w16="http://schemas.microsoft.com/office/word/2018/wordml" xmlns:w16du="http://schemas.microsoft.com/office/word/2023/wordml/word16du" xmlns:w16sdtdh="http://schemas.microsoft.com/office/word/2020/wordml/sdtdatahash" xmlns:w16sdtfl="http://schemas.microsoft.com/office/word/2024/wordml/sdtformatlock" xmlns:w16se="http://schemas.microsoft.com/office/word/2015/wordml/symex" xmlns:wpg="http://schemas.microsoft.com/office/word/2010/wordprocessingGroup" xmlns:wpi="http://schemas.microsoft.com/office/word/2010/wordprocessingInk" xmlns:wne="http://schemas.microsoft.com/office/word/2006/wordml" xmlns:wps="http://schemas.microsoft.com/office/word/2010/wordprocessingShape" mc:Ignorable="w14 w15 w16se w16cid w16 w16cex w16sdtdh w16sdtfl w16du wp14">
+<w:document xmlns:wpc="http://schemas.microsoft.com/office/word/2010/wordprocessingCanvas" xmlns:cx="http://schemas.microsoft.com/office/drawing/2014/chartex" xmlns:cx1="http://schemas.microsoft.com/office/drawing/2015/9/8/chartex" xmlns:cx2="http://schemas.microsoft.com/office/drawing/2015/10/21/chartex" xmlns:cx3="http://schemas.microsoft.com/office/drawing/2016/5/9/chartex" xmlns:cx4="http://schemas.microsoft.com/office/drawing/2016/5/10/chartex" xmlns:cx5="http://schemas.microsoft.com/office/drawing/2016/5/11/chartex" xmlns:cx6="http://schemas.microsoft.com/office/drawing/2016/5/12/chartex" xmlns:cx7="http://schemas.microsoft.com/office/drawing/2016/5/13/chartex" xmlns:cx8="http://schemas.microsoft.com/office/drawing/2016/5/14/chartex" xmlns:mc="http://schemas.openxmlformats.org/markup-compatibility/2006" xmlns:aink="http://schemas.microsoft.com/office/drawing/2016/ink" xmlns:am3d="http://schemas.microsoft.com/office/drawing/2017/model3d" xmlns:o="urn:schemas-microsoft-com:office:office" xmlns:oel="http://schemas.microsoft.com/office/2019/extlst" xmlns:r="http://schemas.openxmlformats.org/officeDocument/2006/relationships" xmlns:m="http://schemas.openxmlformats.org/officeDocument/2006/math" xmlns:v="urn:schemas-microsoft-com:vml" xmlns:wp14="http://schemas.microsoft.com/office/word/2010/wordprocessingDrawing" xmlns:wp="http://schemas.openxmlformats.org/drawingml/2006/wordprocessingDrawing" xmlns:w10="urn:schemas-microsoft-com:office:word" xmlns:w="http://schemas.openxmlformats.org/wordprocessingml/2006/main" xmlns:w14="http://schemas.microsoft.com/office/word/2010/wordml" xmlns:w15="http://schemas.microsoft.com/office/word/2012/wordml" xmlns:w16cex="http://schemas.microsoft.com/office/word/2018/wordml/cex" xmlns:w16cid="http://schemas.microsoft.com/office/word/2016/wordml/cid" xmlns:w16="http://schemas.microsoft.com/office/word/2018/wordml" xmlns:w16sdtdh="http://schemas.microsoft.com/office/word/2020/wordml/sdtdatahash" xmlns:w16se="http://schemas.microsoft.com/office/word/2015/wordml/symex" xmlns:wpg="http://schemas.microsoft.com/office/word/2010/wordprocessingGroup" xmlns:wpi="http://schemas.microsoft.com/office/word/2010/wordprocessingInk" xmlns:wne="http://schemas.microsoft.com/office/word/2006/wordml" xmlns:wps="http://schemas.microsoft.com/office/word/2010/wordprocessingShape" mc:Ignorable="w14 w15 w16se w16cid w16 w16cex w16sdtdh wp14">
   <w:body>
     <w:p>
       <w:pPr>
@@ -269,8 +269,19 @@
             <w:vAlign w:val="center"/>
           </w:tcPr>
           <w:p>
-            <w:r>
-              <w:t>v1.0</w:t>
+            <w:pPr>
+              <w:rPr>
+                <w:rFonts w:hint="eastAsia"/>
+              </w:rPr>
+            </w:pPr>
+            <w:r>
+              <w:t>v1.</w:t>
+            </w:r>
+            <w:r>
+              <w:rPr>
+                <w:rFonts w:hint="eastAsia"/>
+              </w:rPr>
+              <w:t>1</w:t>
             </w:r>
           </w:p>
         </w:tc>
@@ -337,7 +348,6 @@
               </w:rPr>
               <w:t>26</w:t>
             </w:r>
-            <w:proofErr w:type="gramStart"/>
             <w:r>
               <w:t xml:space="preserve">.  </w:t>
             </w:r>
@@ -347,7 +357,6 @@
               </w:rPr>
               <w:t>10</w:t>
             </w:r>
-            <w:proofErr w:type="gramEnd"/>
             <w:r>
               <w:t xml:space="preserve">.  </w:t>
             </w:r>
@@ -598,10 +607,6 @@
           </w:tcPr>
           <w:p>
             <w:r>
-              <w:rPr>
-                <w:sz w:val="19"/>
-                <w:szCs w:val="19"/>
-              </w:rPr>
               <w:t>v1.0</w:t>
             </w:r>
           </w:p>
@@ -625,40 +630,33 @@
           </w:tcPr>
           <w:p>
             <w:r>
-              <w:rPr>
-                <w:sz w:val="19"/>
-                <w:szCs w:val="19"/>
-              </w:rPr>
-              <w:t>2026.10.0</w:t>
-            </w:r>
-            <w:r>
+              <w:t>2026.10.07</w:t>
+            </w:r>
+          </w:p>
+        </w:tc>
+        <w:tc>
+          <w:tcPr>
+            <w:tcW w:w="1300" w:type="dxa"/>
+            <w:tcBorders>
+              <w:top w:val="single" w:sz="4" w:space="0" w:color="808080"/>
+              <w:left w:val="single" w:sz="4" w:space="0" w:color="808080"/>
+              <w:bottom w:val="single" w:sz="4" w:space="0" w:color="808080"/>
+              <w:right w:val="single" w:sz="4" w:space="0" w:color="808080"/>
+            </w:tcBorders>
+            <w:tcMar>
+              <w:top w:w="60" w:type="dxa"/>
+              <w:left w:w="100" w:type="dxa"/>
+              <w:bottom w:w="60" w:type="dxa"/>
+              <w:right w:w="100" w:type="dxa"/>
+            </w:tcMar>
+            <w:vAlign w:val="center"/>
+          </w:tcPr>
+          <w:p>
+            <w:pPr>
               <w:rPr>
                 <w:rFonts w:hint="eastAsia"/>
-                <w:sz w:val="19"/>
-                <w:szCs w:val="19"/>
-              </w:rPr>
-              <w:t>6</w:t>
-            </w:r>
-          </w:p>
-        </w:tc>
-        <w:tc>
-          <w:tcPr>
-            <w:tcW w:w="1300" w:type="dxa"/>
-            <w:tcBorders>
-              <w:top w:val="single" w:sz="4" w:space="0" w:color="808080"/>
-              <w:left w:val="single" w:sz="4" w:space="0" w:color="808080"/>
-              <w:bottom w:val="single" w:sz="4" w:space="0" w:color="808080"/>
-              <w:right w:val="single" w:sz="4" w:space="0" w:color="808080"/>
-            </w:tcBorders>
-            <w:tcMar>
-              <w:top w:w="60" w:type="dxa"/>
-              <w:left w:w="100" w:type="dxa"/>
-              <w:bottom w:w="60" w:type="dxa"/>
-              <w:right w:w="100" w:type="dxa"/>
-            </w:tcMar>
-            <w:vAlign w:val="center"/>
-          </w:tcPr>
-          <w:p>
+              </w:rPr>
+            </w:pPr>
             <w:proofErr w:type="spellStart"/>
             <w:r>
               <w:rPr>
@@ -688,10 +686,6 @@
           </w:tcPr>
           <w:p>
             <w:r>
-              <w:rPr>
-                <w:sz w:val="19"/>
-                <w:szCs w:val="19"/>
-              </w:rPr>
               <w:t>최초 작성</w:t>
             </w:r>
           </w:p>
@@ -715,11 +709,7 @@
           </w:tcPr>
           <w:p>
             <w:r>
-              <w:rPr>
-                <w:sz w:val="19"/>
-                <w:szCs w:val="19"/>
-              </w:rPr>
-              <w:t>-</w:t>
+              <w:t>초안</w:t>
             </w:r>
           </w:p>
         </w:tc>
@@ -742,7 +732,11 @@
             </w:tcMar>
             <w:vAlign w:val="center"/>
           </w:tcPr>
-          <w:p/>
+          <w:p>
+            <w:r>
+              <w:t>v1.1</w:t>
+            </w:r>
+          </w:p>
         </w:tc>
         <w:tc>
           <w:tcPr>
@@ -761,7 +755,11 @@
             </w:tcMar>
             <w:vAlign w:val="center"/>
           </w:tcPr>
-          <w:p/>
+          <w:p>
+            <w:r>
+              <w:t>2026.10.08</w:t>
+            </w:r>
+          </w:p>
         </w:tc>
         <w:tc>
           <w:tcPr>
@@ -780,7 +778,21 @@
             </w:tcMar>
             <w:vAlign w:val="center"/>
           </w:tcPr>
-          <w:p/>
+          <w:p>
+            <w:pPr>
+              <w:rPr>
+                <w:rFonts w:hint="eastAsia"/>
+              </w:rPr>
+            </w:pPr>
+            <w:proofErr w:type="spellStart"/>
+            <w:r>
+              <w:rPr>
+                <w:rFonts w:hint="eastAsia"/>
+              </w:rPr>
+              <w:t>이영노</w:t>
+            </w:r>
+            <w:proofErr w:type="spellEnd"/>
+          </w:p>
         </w:tc>
         <w:tc>
           <w:tcPr>
@@ -799,7 +811,19 @@
             </w:tcMar>
             <w:vAlign w:val="center"/>
           </w:tcPr>
-          <w:p/>
+          <w:p>
+            <w:pPr>
+              <w:rPr>
+                <w:rFonts w:hint="eastAsia"/>
+              </w:rPr>
+            </w:pPr>
+            <w:r>
+              <w:rPr>
+                <w:rFonts w:hint="eastAsia"/>
+              </w:rPr>
+              <w:t>비교군에서 조명 삭제</w:t>
+            </w:r>
+          </w:p>
         </w:tc>
         <w:tc>
           <w:tcPr>
@@ -818,7 +842,31 @@
             </w:tcMar>
             <w:vAlign w:val="center"/>
           </w:tcPr>
-          <w:p/>
+          <w:p>
+            <w:pPr>
+              <w:rPr>
+                <w:rFonts w:hint="eastAsia"/>
+              </w:rPr>
+            </w:pPr>
+            <w:r>
+              <w:rPr>
+                <w:rFonts w:hint="eastAsia"/>
+              </w:rPr>
+              <w:t>열관</w:t>
+            </w:r>
+            <w:r>
+              <w:rPr>
+                <w:rFonts w:hint="eastAsia"/>
+              </w:rPr>
+              <w:t>리에서</w:t>
+            </w:r>
+            <w:r>
+              <w:rPr>
+                <w:rFonts w:hint="eastAsia"/>
+              </w:rPr>
+              <w:t xml:space="preserve"> 조명의 필요성이 낮음.</w:t>
+            </w:r>
+          </w:p>
         </w:tc>
       </w:tr>
       <w:tr>
@@ -1011,6 +1059,38 @@
               <w:right w:w="100" w:type="dxa"/>
             </w:tcMar>
             <w:vAlign w:val="center"/>
+          </w:tcPr>
+          <w:p/>
+        </w:tc>
+      </w:tr>
+      <w:tr>
+        <w:tc>
+          <w:tcPr>
+            <w:tcW w:w="900" w:type="dxa"/>
+          </w:tcPr>
+          <w:p/>
+        </w:tc>
+        <w:tc>
+          <w:tcPr>
+            <w:tcW w:w="1500" w:type="dxa"/>
+          </w:tcPr>
+          <w:p/>
+        </w:tc>
+        <w:tc>
+          <w:tcPr>
+            <w:tcW w:w="1300" w:type="dxa"/>
+          </w:tcPr>
+          <w:p/>
+        </w:tc>
+        <w:tc>
+          <w:tcPr>
+            <w:tcW w:w="3338" w:type="dxa"/>
+          </w:tcPr>
+          <w:p/>
+        </w:tc>
+        <w:tc>
+          <w:tcPr>
+            <w:tcW w:w="2600" w:type="dxa"/>
           </w:tcPr>
           <w:p/>
         </w:tc>
@@ -1061,7 +1141,7 @@
           <w:r>
             <w:fldChar w:fldCharType="separate"/>
           </w:r>
-          <w:hyperlink w:anchor="_Toc242200446" w:history="1">
+          <w:hyperlink w:anchor="_Toc242550878" w:history="1">
             <w:r>
               <w:rPr>
                 <w:rStyle w:val="a5"/>
@@ -1085,7 +1165,7 @@
               <w:rPr>
                 <w:noProof/>
               </w:rPr>
-              <w:instrText xml:space="preserve"> PAGEREF _Toc242200446 \h </w:instrText>
+              <w:instrText xml:space="preserve"> PAGEREF _Toc242550878 \h </w:instrText>
             </w:r>
             <w:r>
               <w:rPr>
@@ -1129,7 +1209,7 @@
               <w14:ligatures w14:val="standardContextual"/>
             </w:rPr>
           </w:pPr>
-          <w:hyperlink w:anchor="_Toc242200447" w:history="1">
+          <w:hyperlink w:anchor="_Toc242550879" w:history="1">
             <w:r>
               <w:rPr>
                 <w:rStyle w:val="a5"/>
@@ -1153,7 +1233,7 @@
               <w:rPr>
                 <w:noProof/>
               </w:rPr>
-              <w:instrText xml:space="preserve"> PAGEREF _Toc242200447 \h </w:instrText>
+              <w:instrText xml:space="preserve"> PAGEREF _Toc242550879 \h </w:instrText>
             </w:r>
             <w:r>
               <w:rPr>
@@ -1197,7 +1277,7 @@
               <w14:ligatures w14:val="standardContextual"/>
             </w:rPr>
           </w:pPr>
-          <w:hyperlink w:anchor="_Toc242200448" w:history="1">
+          <w:hyperlink w:anchor="_Toc242550880" w:history="1">
             <w:r>
               <w:rPr>
                 <w:rStyle w:val="a5"/>
@@ -1221,7 +1301,7 @@
               <w:rPr>
                 <w:noProof/>
               </w:rPr>
-              <w:instrText xml:space="preserve"> PAGEREF _Toc242200448 \h </w:instrText>
+              <w:instrText xml:space="preserve"> PAGEREF _Toc242550880 \h </w:instrText>
             </w:r>
             <w:r>
               <w:rPr>
@@ -1238,7 +1318,7 @@
               <w:rPr>
                 <w:noProof/>
               </w:rPr>
-              <w:t>4</w:t>
+              <w:t>5</w:t>
             </w:r>
             <w:r>
               <w:rPr>
@@ -1265,7 +1345,7 @@
               <w14:ligatures w14:val="standardContextual"/>
             </w:rPr>
           </w:pPr>
-          <w:hyperlink w:anchor="_Toc242200449" w:history="1">
+          <w:hyperlink w:anchor="_Toc242550881" w:history="1">
             <w:r>
               <w:rPr>
                 <w:rStyle w:val="a5"/>
@@ -1289,7 +1369,7 @@
               <w:rPr>
                 <w:noProof/>
               </w:rPr>
-              <w:instrText xml:space="preserve"> PAGEREF _Toc242200449 \h </w:instrText>
+              <w:instrText xml:space="preserve"> PAGEREF _Toc242550881 \h </w:instrText>
             </w:r>
             <w:r>
               <w:rPr>
@@ -1333,7 +1413,7 @@
               <w14:ligatures w14:val="standardContextual"/>
             </w:rPr>
           </w:pPr>
-          <w:hyperlink w:anchor="_Toc242200450" w:history="1">
+          <w:hyperlink w:anchor="_Toc242550882" w:history="1">
             <w:r>
               <w:rPr>
                 <w:rStyle w:val="a5"/>
@@ -1357,7 +1437,7 @@
               <w:rPr>
                 <w:noProof/>
               </w:rPr>
-              <w:instrText xml:space="preserve"> PAGEREF _Toc242200450 \h </w:instrText>
+              <w:instrText xml:space="preserve"> PAGEREF _Toc242550882 \h </w:instrText>
             </w:r>
             <w:r>
               <w:rPr>
@@ -1374,7 +1454,7 @@
               <w:rPr>
                 <w:noProof/>
               </w:rPr>
-              <w:t>5</w:t>
+              <w:t>6</w:t>
             </w:r>
             <w:r>
               <w:rPr>
@@ -1401,7 +1481,7 @@
               <w14:ligatures w14:val="standardContextual"/>
             </w:rPr>
           </w:pPr>
-          <w:hyperlink w:anchor="_Toc242200451" w:history="1">
+          <w:hyperlink w:anchor="_Toc242550883" w:history="1">
             <w:r>
               <w:rPr>
                 <w:rStyle w:val="a5"/>
@@ -1425,7 +1505,7 @@
               <w:rPr>
                 <w:noProof/>
               </w:rPr>
-              <w:instrText xml:space="preserve"> PAGEREF _Toc242200451 \h </w:instrText>
+              <w:instrText xml:space="preserve"> PAGEREF _Toc242550883 \h </w:instrText>
             </w:r>
             <w:r>
               <w:rPr>
@@ -1442,7 +1522,7 @@
               <w:rPr>
                 <w:noProof/>
               </w:rPr>
-              <w:t>5</w:t>
+              <w:t>6</w:t>
             </w:r>
             <w:r>
               <w:rPr>
@@ -1469,7 +1549,7 @@
               <w14:ligatures w14:val="standardContextual"/>
             </w:rPr>
           </w:pPr>
-          <w:hyperlink w:anchor="_Toc242200452" w:history="1">
+          <w:hyperlink w:anchor="_Toc242550884" w:history="1">
             <w:r>
               <w:rPr>
                 <w:rStyle w:val="a5"/>
@@ -1493,7 +1573,7 @@
               <w:rPr>
                 <w:noProof/>
               </w:rPr>
-              <w:instrText xml:space="preserve"> PAGEREF _Toc242200452 \h </w:instrText>
+              <w:instrText xml:space="preserve"> PAGEREF _Toc242550884 \h </w:instrText>
             </w:r>
             <w:r>
               <w:rPr>
@@ -1510,7 +1590,7 @@
               <w:rPr>
                 <w:noProof/>
               </w:rPr>
-              <w:t>6</w:t>
+              <w:t>7</w:t>
             </w:r>
             <w:r>
               <w:rPr>
@@ -1536,7 +1616,7 @@
               <w14:ligatures w14:val="standardContextual"/>
             </w:rPr>
           </w:pPr>
-          <w:hyperlink w:anchor="_Toc242200453" w:history="1">
+          <w:hyperlink w:anchor="_Toc242550885" w:history="1">
             <w:r>
               <w:rPr>
                 <w:rStyle w:val="a5"/>
@@ -1560,7 +1640,7 @@
               <w:rPr>
                 <w:noProof/>
               </w:rPr>
-              <w:instrText xml:space="preserve"> PAGEREF _Toc242200453 \h </w:instrText>
+              <w:instrText xml:space="preserve"> PAGEREF _Toc242550885 \h </w:instrText>
             </w:r>
             <w:r>
               <w:rPr>
@@ -1604,7 +1684,7 @@
               <w14:ligatures w14:val="standardContextual"/>
             </w:rPr>
           </w:pPr>
-          <w:hyperlink w:anchor="_Toc242200454" w:history="1">
+          <w:hyperlink w:anchor="_Toc242550886" w:history="1">
             <w:r>
               <w:rPr>
                 <w:rStyle w:val="a5"/>
@@ -1628,7 +1708,7 @@
               <w:rPr>
                 <w:noProof/>
               </w:rPr>
-              <w:instrText xml:space="preserve"> PAGEREF _Toc242200454 \h </w:instrText>
+              <w:instrText xml:space="preserve"> PAGEREF _Toc242550886 \h </w:instrText>
             </w:r>
             <w:r>
               <w:rPr>
@@ -1672,7 +1752,7 @@
               <w14:ligatures w14:val="standardContextual"/>
             </w:rPr>
           </w:pPr>
-          <w:hyperlink w:anchor="_Toc242200455" w:history="1">
+          <w:hyperlink w:anchor="_Toc242550887" w:history="1">
             <w:r>
               <w:rPr>
                 <w:rStyle w:val="a5"/>
@@ -1696,7 +1776,7 @@
               <w:rPr>
                 <w:noProof/>
               </w:rPr>
-              <w:instrText xml:space="preserve"> PAGEREF _Toc242200455 \h </w:instrText>
+              <w:instrText xml:space="preserve"> PAGEREF _Toc242550887 \h </w:instrText>
             </w:r>
             <w:r>
               <w:rPr>
@@ -1713,7 +1793,7 @@
               <w:rPr>
                 <w:noProof/>
               </w:rPr>
-              <w:t>8</w:t>
+              <w:t>9</w:t>
             </w:r>
             <w:r>
               <w:rPr>
@@ -1740,7 +1820,7 @@
               <w14:ligatures w14:val="standardContextual"/>
             </w:rPr>
           </w:pPr>
-          <w:hyperlink w:anchor="_Toc242200456" w:history="1">
+          <w:hyperlink w:anchor="_Toc242550888" w:history="1">
             <w:r>
               <w:rPr>
                 <w:rStyle w:val="a5"/>
@@ -1764,7 +1844,7 @@
               <w:rPr>
                 <w:noProof/>
               </w:rPr>
-              <w:instrText xml:space="preserve"> PAGEREF _Toc242200456 \h </w:instrText>
+              <w:instrText xml:space="preserve"> PAGEREF _Toc242550888 \h </w:instrText>
             </w:r>
             <w:r>
               <w:rPr>
@@ -1808,7 +1888,7 @@
               <w14:ligatures w14:val="standardContextual"/>
             </w:rPr>
           </w:pPr>
-          <w:hyperlink w:anchor="_Toc242200457" w:history="1">
+          <w:hyperlink w:anchor="_Toc242550889" w:history="1">
             <w:r>
               <w:rPr>
                 <w:rStyle w:val="a5"/>
@@ -1832,7 +1912,7 @@
               <w:rPr>
                 <w:noProof/>
               </w:rPr>
-              <w:instrText xml:space="preserve"> PAGEREF _Toc242200457 \h </w:instrText>
+              <w:instrText xml:space="preserve"> PAGEREF _Toc242550889 \h </w:instrText>
             </w:r>
             <w:r>
               <w:rPr>
@@ -1876,7 +1956,7 @@
               <w14:ligatures w14:val="standardContextual"/>
             </w:rPr>
           </w:pPr>
-          <w:hyperlink w:anchor="_Toc242200458" w:history="1">
+          <w:hyperlink w:anchor="_Toc242550890" w:history="1">
             <w:r>
               <w:rPr>
                 <w:rStyle w:val="a5"/>
@@ -1900,7 +1980,7 @@
               <w:rPr>
                 <w:noProof/>
               </w:rPr>
-              <w:instrText xml:space="preserve"> PAGEREF _Toc242200458 \h </w:instrText>
+              <w:instrText xml:space="preserve"> PAGEREF _Toc242550890 \h </w:instrText>
             </w:r>
             <w:r>
               <w:rPr>
@@ -1917,7 +1997,7 @@
               <w:rPr>
                 <w:noProof/>
               </w:rPr>
-              <w:t>9</w:t>
+              <w:t>10</w:t>
             </w:r>
             <w:r>
               <w:rPr>
@@ -1944,7 +2024,7 @@
               <w14:ligatures w14:val="standardContextual"/>
             </w:rPr>
           </w:pPr>
-          <w:hyperlink w:anchor="_Toc242200459" w:history="1">
+          <w:hyperlink w:anchor="_Toc242550891" w:history="1">
             <w:r>
               <w:rPr>
                 <w:rStyle w:val="a5"/>
@@ -1968,7 +2048,7 @@
               <w:rPr>
                 <w:noProof/>
               </w:rPr>
-              <w:instrText xml:space="preserve"> PAGEREF _Toc242200459 \h </w:instrText>
+              <w:instrText xml:space="preserve"> PAGEREF _Toc242550891 \h </w:instrText>
             </w:r>
             <w:r>
               <w:rPr>
@@ -2011,7 +2091,7 @@
               <w14:ligatures w14:val="standardContextual"/>
             </w:rPr>
           </w:pPr>
-          <w:hyperlink w:anchor="_Toc242200460" w:history="1">
+          <w:hyperlink w:anchor="_Toc242550892" w:history="1">
             <w:r>
               <w:rPr>
                 <w:rStyle w:val="a5"/>
@@ -2035,7 +2115,7 @@
               <w:rPr>
                 <w:noProof/>
               </w:rPr>
-              <w:instrText xml:space="preserve"> PAGEREF _Toc242200460 \h </w:instrText>
+              <w:instrText xml:space="preserve"> PAGEREF _Toc242550892 \h </w:instrText>
             </w:r>
             <w:r>
               <w:rPr>
@@ -2079,7 +2159,7 @@
               <w14:ligatures w14:val="standardContextual"/>
             </w:rPr>
           </w:pPr>
-          <w:hyperlink w:anchor="_Toc242200461" w:history="1">
+          <w:hyperlink w:anchor="_Toc242550893" w:history="1">
             <w:r>
               <w:rPr>
                 <w:rStyle w:val="a5"/>
@@ -2103,7 +2183,7 @@
               <w:rPr>
                 <w:noProof/>
               </w:rPr>
-              <w:instrText xml:space="preserve"> PAGEREF _Toc242200461 \h </w:instrText>
+              <w:instrText xml:space="preserve"> PAGEREF _Toc242550893 \h </w:instrText>
             </w:r>
             <w:r>
               <w:rPr>
@@ -2147,7 +2227,7 @@
               <w14:ligatures w14:val="standardContextual"/>
             </w:rPr>
           </w:pPr>
-          <w:hyperlink w:anchor="_Toc242200462" w:history="1">
+          <w:hyperlink w:anchor="_Toc242550894" w:history="1">
             <w:r>
               <w:rPr>
                 <w:rStyle w:val="a5"/>
@@ -2171,7 +2251,7 @@
               <w:rPr>
                 <w:noProof/>
               </w:rPr>
-              <w:instrText xml:space="preserve"> PAGEREF _Toc242200462 \h </w:instrText>
+              <w:instrText xml:space="preserve"> PAGEREF _Toc242550894 \h </w:instrText>
             </w:r>
             <w:r>
               <w:rPr>
@@ -2214,7 +2294,7 @@
               <w14:ligatures w14:val="standardContextual"/>
             </w:rPr>
           </w:pPr>
-          <w:hyperlink w:anchor="_Toc242200463" w:history="1">
+          <w:hyperlink w:anchor="_Toc242550895" w:history="1">
             <w:r>
               <w:rPr>
                 <w:rStyle w:val="a5"/>
@@ -2238,7 +2318,7 @@
               <w:rPr>
                 <w:noProof/>
               </w:rPr>
-              <w:instrText xml:space="preserve"> PAGEREF _Toc242200463 \h </w:instrText>
+              <w:instrText xml:space="preserve"> PAGEREF _Toc242550895 \h </w:instrText>
             </w:r>
             <w:r>
               <w:rPr>
@@ -2255,7 +2335,7 @@
               <w:rPr>
                 <w:noProof/>
               </w:rPr>
-              <w:t>14</w:t>
+              <w:t>15</w:t>
             </w:r>
             <w:r>
               <w:rPr>
@@ -2282,7 +2362,7 @@
               <w14:ligatures w14:val="standardContextual"/>
             </w:rPr>
           </w:pPr>
-          <w:hyperlink w:anchor="_Toc242200464" w:history="1">
+          <w:hyperlink w:anchor="_Toc242550896" w:history="1">
             <w:r>
               <w:rPr>
                 <w:rStyle w:val="a5"/>
@@ -2306,7 +2386,7 @@
               <w:rPr>
                 <w:noProof/>
               </w:rPr>
-              <w:instrText xml:space="preserve"> PAGEREF _Toc242200464 \h </w:instrText>
+              <w:instrText xml:space="preserve"> PAGEREF _Toc242550896 \h </w:instrText>
             </w:r>
             <w:r>
               <w:rPr>
@@ -2323,7 +2403,7 @@
               <w:rPr>
                 <w:noProof/>
               </w:rPr>
-              <w:t>14</w:t>
+              <w:t>15</w:t>
             </w:r>
             <w:r>
               <w:rPr>
@@ -2350,7 +2430,7 @@
               <w14:ligatures w14:val="standardContextual"/>
             </w:rPr>
           </w:pPr>
-          <w:hyperlink w:anchor="_Toc242200465" w:history="1">
+          <w:hyperlink w:anchor="_Toc242550897" w:history="1">
             <w:r>
               <w:rPr>
                 <w:rStyle w:val="a5"/>
@@ -2374,7 +2454,7 @@
               <w:rPr>
                 <w:noProof/>
               </w:rPr>
-              <w:instrText xml:space="preserve"> PAGEREF _Toc242200465 \h </w:instrText>
+              <w:instrText xml:space="preserve"> PAGEREF _Toc242550897 \h </w:instrText>
             </w:r>
             <w:r>
               <w:rPr>
@@ -2391,7 +2471,7 @@
               <w:rPr>
                 <w:noProof/>
               </w:rPr>
-              <w:t>14</w:t>
+              <w:t>15</w:t>
             </w:r>
             <w:r>
               <w:rPr>
@@ -2417,7 +2497,7 @@
               <w14:ligatures w14:val="standardContextual"/>
             </w:rPr>
           </w:pPr>
-          <w:hyperlink w:anchor="_Toc242200466" w:history="1">
+          <w:hyperlink w:anchor="_Toc242550898" w:history="1">
             <w:r>
               <w:rPr>
                 <w:rStyle w:val="a5"/>
@@ -2441,7 +2521,7 @@
               <w:rPr>
                 <w:noProof/>
               </w:rPr>
-              <w:instrText xml:space="preserve"> PAGEREF _Toc242200466 \h </w:instrText>
+              <w:instrText xml:space="preserve"> PAGEREF _Toc242550898 \h </w:instrText>
             </w:r>
             <w:r>
               <w:rPr>
@@ -2458,7 +2538,7 @@
               <w:rPr>
                 <w:noProof/>
               </w:rPr>
-              <w:t>15</w:t>
+              <w:t>16</w:t>
             </w:r>
             <w:r>
               <w:rPr>
@@ -2484,7 +2564,7 @@
               <w14:ligatures w14:val="standardContextual"/>
             </w:rPr>
           </w:pPr>
-          <w:hyperlink w:anchor="_Toc242200467" w:history="1">
+          <w:hyperlink w:anchor="_Toc242550899" w:history="1">
             <w:r>
               <w:rPr>
                 <w:rStyle w:val="a5"/>
@@ -2508,7 +2588,7 @@
               <w:rPr>
                 <w:noProof/>
               </w:rPr>
-              <w:instrText xml:space="preserve"> PAGEREF _Toc242200467 \h </w:instrText>
+              <w:instrText xml:space="preserve"> PAGEREF _Toc242550899 \h </w:instrText>
             </w:r>
             <w:r>
               <w:rPr>
@@ -2525,7 +2605,7 @@
               <w:rPr>
                 <w:noProof/>
               </w:rPr>
-              <w:t>16</w:t>
+              <w:t>17</w:t>
             </w:r>
             <w:r>
               <w:rPr>
@@ -2551,7 +2631,7 @@
               <w14:ligatures w14:val="standardContextual"/>
             </w:rPr>
           </w:pPr>
-          <w:hyperlink w:anchor="_Toc242200468" w:history="1">
+          <w:hyperlink w:anchor="_Toc242550900" w:history="1">
             <w:r>
               <w:rPr>
                 <w:rStyle w:val="a5"/>
@@ -2575,7 +2655,7 @@
               <w:rPr>
                 <w:noProof/>
               </w:rPr>
-              <w:instrText xml:space="preserve"> PAGEREF _Toc242200468 \h </w:instrText>
+              <w:instrText xml:space="preserve"> PAGEREF _Toc242550900 \h </w:instrText>
             </w:r>
             <w:r>
               <w:rPr>
@@ -2592,7 +2672,7 @@
               <w:rPr>
                 <w:noProof/>
               </w:rPr>
-              <w:t>17</w:t>
+              <w:t>18</w:t>
             </w:r>
             <w:r>
               <w:rPr>
@@ -2619,7 +2699,7 @@
               <w14:ligatures w14:val="standardContextual"/>
             </w:rPr>
           </w:pPr>
-          <w:hyperlink w:anchor="_Toc242200469" w:history="1">
+          <w:hyperlink w:anchor="_Toc242550901" w:history="1">
             <w:r>
               <w:rPr>
                 <w:rStyle w:val="a5"/>
@@ -2643,7 +2723,7 @@
               <w:rPr>
                 <w:noProof/>
               </w:rPr>
-              <w:instrText xml:space="preserve"> PAGEREF _Toc242200469 \h </w:instrText>
+              <w:instrText xml:space="preserve"> PAGEREF _Toc242550901 \h </w:instrText>
             </w:r>
             <w:r>
               <w:rPr>
@@ -2660,7 +2740,7 @@
               <w:rPr>
                 <w:noProof/>
               </w:rPr>
-              <w:t>17</w:t>
+              <w:t>18</w:t>
             </w:r>
             <w:r>
               <w:rPr>
@@ -2687,7 +2767,7 @@
               <w14:ligatures w14:val="standardContextual"/>
             </w:rPr>
           </w:pPr>
-          <w:hyperlink w:anchor="_Toc242200470" w:history="1">
+          <w:hyperlink w:anchor="_Toc242550902" w:history="1">
             <w:r>
               <w:rPr>
                 <w:rStyle w:val="a5"/>
@@ -2711,7 +2791,7 @@
               <w:rPr>
                 <w:noProof/>
               </w:rPr>
-              <w:instrText xml:space="preserve"> PAGEREF _Toc242200470 \h </w:instrText>
+              <w:instrText xml:space="preserve"> PAGEREF _Toc242550902 \h </w:instrText>
             </w:r>
             <w:r>
               <w:rPr>
@@ -2728,7 +2808,7 @@
               <w:rPr>
                 <w:noProof/>
               </w:rPr>
-              <w:t>17</w:t>
+              <w:t>18</w:t>
             </w:r>
             <w:r>
               <w:rPr>
@@ -2754,7 +2834,7 @@
               <w14:ligatures w14:val="standardContextual"/>
             </w:rPr>
           </w:pPr>
-          <w:hyperlink w:anchor="_Toc242200471" w:history="1">
+          <w:hyperlink w:anchor="_Toc242550903" w:history="1">
             <w:r>
               <w:rPr>
                 <w:rStyle w:val="a5"/>
@@ -2778,7 +2858,7 @@
               <w:rPr>
                 <w:noProof/>
               </w:rPr>
-              <w:instrText xml:space="preserve"> PAGEREF _Toc242200471 \h </w:instrText>
+              <w:instrText xml:space="preserve"> PAGEREF _Toc242550903 \h </w:instrText>
             </w:r>
             <w:r>
               <w:rPr>
@@ -2795,7 +2875,7 @@
               <w:rPr>
                 <w:noProof/>
               </w:rPr>
-              <w:t>19</w:t>
+              <w:t>20</w:t>
             </w:r>
             <w:r>
               <w:rPr>
@@ -2821,7 +2901,7 @@
               <w14:ligatures w14:val="standardContextual"/>
             </w:rPr>
           </w:pPr>
-          <w:hyperlink w:anchor="_Toc242200472" w:history="1">
+          <w:hyperlink w:anchor="_Toc242550904" w:history="1">
             <w:r>
               <w:rPr>
                 <w:rStyle w:val="a5"/>
@@ -2845,7 +2925,7 @@
               <w:rPr>
                 <w:noProof/>
               </w:rPr>
-              <w:instrText xml:space="preserve"> PAGEREF _Toc242200472 \h </w:instrText>
+              <w:instrText xml:space="preserve"> PAGEREF _Toc242550904 \h </w:instrText>
             </w:r>
             <w:r>
               <w:rPr>
@@ -2862,7 +2942,7 @@
               <w:rPr>
                 <w:noProof/>
               </w:rPr>
-              <w:t>19</w:t>
+              <w:t>20</w:t>
             </w:r>
             <w:r>
               <w:rPr>
@@ -2888,7 +2968,7 @@
               <w14:ligatures w14:val="standardContextual"/>
             </w:rPr>
           </w:pPr>
-          <w:hyperlink w:anchor="_Toc242200473" w:history="1">
+          <w:hyperlink w:anchor="_Toc242550905" w:history="1">
             <w:r>
               <w:rPr>
                 <w:rStyle w:val="a5"/>
@@ -2912,7 +2992,7 @@
               <w:rPr>
                 <w:noProof/>
               </w:rPr>
-              <w:instrText xml:space="preserve"> PAGEREF _Toc242200473 \h </w:instrText>
+              <w:instrText xml:space="preserve"> PAGEREF _Toc242550905 \h </w:instrText>
             </w:r>
             <w:r>
               <w:rPr>
@@ -2929,7 +3009,7 @@
               <w:rPr>
                 <w:noProof/>
               </w:rPr>
-              <w:t>20</w:t>
+              <w:t>21</w:t>
             </w:r>
             <w:r>
               <w:rPr>
@@ -2956,7 +3036,7 @@
               <w14:ligatures w14:val="standardContextual"/>
             </w:rPr>
           </w:pPr>
-          <w:hyperlink w:anchor="_Toc242200474" w:history="1">
+          <w:hyperlink w:anchor="_Toc242550906" w:history="1">
             <w:r>
               <w:rPr>
                 <w:rStyle w:val="a5"/>
@@ -2980,7 +3060,7 @@
               <w:rPr>
                 <w:noProof/>
               </w:rPr>
-              <w:instrText xml:space="preserve"> PAGEREF _Toc242200474 \h </w:instrText>
+              <w:instrText xml:space="preserve"> PAGEREF _Toc242550906 \h </w:instrText>
             </w:r>
             <w:r>
               <w:rPr>
@@ -2997,7 +3077,7 @@
               <w:rPr>
                 <w:noProof/>
               </w:rPr>
-              <w:t>20</w:t>
+              <w:t>21</w:t>
             </w:r>
             <w:r>
               <w:rPr>
@@ -3024,7 +3104,7 @@
               <w14:ligatures w14:val="standardContextual"/>
             </w:rPr>
           </w:pPr>
-          <w:hyperlink w:anchor="_Toc242200475" w:history="1">
+          <w:hyperlink w:anchor="_Toc242550907" w:history="1">
             <w:r>
               <w:rPr>
                 <w:rStyle w:val="a5"/>
@@ -3048,7 +3128,7 @@
               <w:rPr>
                 <w:noProof/>
               </w:rPr>
-              <w:instrText xml:space="preserve"> PAGEREF _Toc242200475 \h </w:instrText>
+              <w:instrText xml:space="preserve"> PAGEREF _Toc242550907 \h </w:instrText>
             </w:r>
             <w:r>
               <w:rPr>
@@ -3065,7 +3145,7 @@
               <w:rPr>
                 <w:noProof/>
               </w:rPr>
-              <w:t>20</w:t>
+              <w:t>21</w:t>
             </w:r>
             <w:r>
               <w:rPr>
@@ -3090,8 +3170,10 @@
     <w:p>
       <w:pPr>
         <w:pStyle w:val="1"/>
+        <w:keepNext/>
+        <w:spacing w:before="240" w:after="120"/>
       </w:pPr>
-      <w:bookmarkStart w:id="0" w:name="_Toc242200446"/>
+      <w:bookmarkStart w:id="0" w:name="_Toc242550878"/>
       <w:r>
         <w:lastRenderedPageBreak/>
         <w:t>1. 서론</w:t>
@@ -3101,8 +3183,10 @@
     <w:p>
       <w:pPr>
         <w:pStyle w:val="2"/>
+        <w:keepNext/>
+        <w:spacing w:before="240"/>
       </w:pPr>
-      <w:bookmarkStart w:id="1" w:name="_Toc242200447"/>
+      <w:bookmarkStart w:id="1" w:name="_Toc242550879"/>
       <w:r>
         <w:t>1.1 목적</w:t>
       </w:r>
@@ -3133,26 +3217,12 @@
         </w:rPr>
       </w:pPr>
       <w:r>
-        <w:rPr>
-          <w:rFonts w:hint="eastAsia"/>
-        </w:rPr>
-        <w:t>본</w:t>
-      </w:r>
-      <w:r>
-        <w:t xml:space="preserve"> 시스템은 사용자가 사전 정의된 Room Type을 선택한 후 3D 공간에서 벽, 바닥, 천장, 조명, 블라인드, 커튼 등의 실내 마감 및 설비 항목을 선택, 변경, 제거할 수 있도록 한다.</w:t>
+        <w:t>본 시스템은 사용자가 사전 정의된 Room Type을 선택한 후 3D 공간에서 벽, 바닥, 천장과 Window Covering 제품을 선택하고 변경하거나 초기 상태로 되돌릴 수 있도록 한다.</w:t>
       </w:r>
     </w:p>
     <w:p>
       <w:r>
-        <w:t xml:space="preserve">시스템은 사용자의 선택 내용을 기반으로 견적 금액을 실시간 산출하고 적용된 자재의 열성능을 반영하여 예상 연간 에너지 사용량, 에너지 비용, </w:t>
-      </w:r>
-      <w:proofErr w:type="spellStart"/>
-      <w:r>
-        <w:t>기준안</w:t>
-      </w:r>
-      <w:proofErr w:type="spellEnd"/>
-      <w:r>
-        <w:t xml:space="preserve"> 대비 절감액, 투자 회수기간을 계산한다.</w:t>
+        <w:t>시스템은 사용자의 선택 내용을 기반으로 제품 구매비를 실시간 계산하고 선택 제품의 선언 열저항을 비교하여 예상 연간 냉난방 사용량, 비용, 절감액과 투자 회수기간을 계산한다.</w:t>
       </w:r>
     </w:p>
     <w:p>
@@ -3186,9 +3256,13 @@
     <w:p>
       <w:pPr>
         <w:pStyle w:val="2"/>
+        <w:keepNext/>
+        <w:pageBreakBefore/>
+        <w:spacing w:before="240"/>
       </w:pPr>
-      <w:bookmarkStart w:id="2" w:name="_Toc242200448"/>
+      <w:bookmarkStart w:id="2" w:name="_Toc242550880"/>
       <w:r>
+        <w:lastRenderedPageBreak/>
         <w:t>1.2 범위</w:t>
       </w:r>
       <w:bookmarkEnd w:id="2"/>
@@ -3331,7 +3405,15 @@
           </w:tcPr>
           <w:p>
             <w:r>
-              <w:t>실내 마감재 선택에 따른 시공 비용과 에너지 성능 변화를 비교하려는 일반 사용자, 설계 및 시공 검토 사용자</w:t>
+              <w:t xml:space="preserve">신축 또는 리모델링 과정에서 실내 마감 제품의 구매비와 </w:t>
+            </w:r>
+            <w:proofErr w:type="spellStart"/>
+            <w:r>
+              <w:t>열성능</w:t>
+            </w:r>
+            <w:proofErr w:type="spellEnd"/>
+            <w:r>
+              <w:t xml:space="preserve"> 변화를 비교하려는 일반 사용자, 설계 및 시공 검토 사용자</w:t>
             </w:r>
           </w:p>
         </w:tc>
@@ -3386,43 +3468,31 @@
           </w:tcPr>
           <w:p>
             <w:r>
-              <w:t>사전 정의된 Room Type을 선택하고 3D 공간을 1인칭 시점으로 확인할 수 있다.</w:t>
-            </w:r>
-          </w:p>
-          <w:p>
-            <w:r>
-              <w:t>벽, 바닥, 천장, 조명, 블라인드, 커튼 항목을 선택, 변경, 제거할 수 있다.</w:t>
-            </w:r>
-          </w:p>
-          <w:p>
-            <w:r>
-              <w:t>선택한 제품의 단가와 적용 면적 또는 수량을 기준으로 견적을 계산한다.</w:t>
-            </w:r>
-          </w:p>
-          <w:p>
-            <w:r>
-              <w:t xml:space="preserve">선택한 마감재의 </w:t>
+              <w:t>사전 정의된 Studio, Two-Room, Three-Room을 선택하고 3D 공간을 확인한다.</w:t>
+            </w:r>
+            <w:r>
+              <w:br/>
+              <w:t>벽, 바닥, 천장은 카테고리별 전체 대상에 한 번에 제품을 적용한다.</w:t>
+            </w:r>
+            <w:r>
+              <w:br/>
+              <w:t xml:space="preserve">블라인드와 커튼은 하나의 Window Covering 카테고리에서 </w:t>
             </w:r>
             <w:proofErr w:type="spellStart"/>
             <w:r>
-              <w:t>열성능</w:t>
+              <w:t>창별로</w:t>
             </w:r>
             <w:proofErr w:type="spellEnd"/>
             <w:r>
-              <w:t xml:space="preserve"> 데이터를 이용하여 열저항과 </w:t>
-            </w:r>
-            <w:proofErr w:type="spellStart"/>
-            <w:r>
-              <w:t>열관류</w:t>
-            </w:r>
-            <w:proofErr w:type="spellEnd"/>
-            <w:r>
-              <w:t xml:space="preserve"> 특성을 계산하고 예상 연간 에너지 사용량과 에너지 비용을 산출한다.</w:t>
-            </w:r>
-          </w:p>
-          <w:p>
-            <w:r>
-              <w:t>기준안과 선택안을 비교하여 예상 절감액과 투자 회수기간을 제공한다.</w:t>
+              <w:t xml:space="preserve"> 선택한다.</w:t>
+            </w:r>
+            <w:r>
+              <w:br/>
+              <w:t>제품 단가와 적용 면적으로 제품 구매비를 계산한다.</w:t>
+            </w:r>
+            <w:r>
+              <w:br/>
+              <w:t>비교 제품과 선택 제품의 선언 열저항을 직접 비교해 연간 냉난방 사용량과 비용, 절감액과 회수기간을 표시한다.</w:t>
             </w:r>
           </w:p>
         </w:tc>
@@ -3477,7 +3547,7 @@
           </w:tcPr>
           <w:p>
             <w:r>
-              <w:t xml:space="preserve">건물 전체 설계, 구조 설계, 가구 배치, 실제 시공 계약 견적, 건축 인허가용 에너지 해석, 정밀 </w:t>
+              <w:t xml:space="preserve">건물 전체 설계, 구조 설계, 가구 배치, 실제 시공 계약 견적, 건축 인허가용 에너지 해석과 정밀 </w:t>
             </w:r>
             <w:proofErr w:type="spellStart"/>
             <w:r>
@@ -3487,18 +3557,17 @@
             <w:r>
               <w:t xml:space="preserve"> 해석은 수행하지 않는다.</w:t>
             </w:r>
-          </w:p>
-          <w:p>
-            <w:r>
-              <w:t xml:space="preserve">제품에서 제공하는 에너지 사용량과 비용은 입력 데이터와 단순화된 계산식을 이용한 </w:t>
+            <w:r>
+              <w:br/>
+              <w:t xml:space="preserve">에너지 결과는 단순 </w:t>
             </w:r>
             <w:proofErr w:type="spellStart"/>
             <w:r>
-              <w:t>추정값으로</w:t>
+              <w:t>비교값이며</w:t>
             </w:r>
             <w:proofErr w:type="spellEnd"/>
             <w:r>
-              <w:t xml:space="preserve"> 제공한다.</w:t>
+              <w:t xml:space="preserve"> 실제 건물 에너지 사용량을 보장하지 않는다.</w:t>
             </w:r>
           </w:p>
         </w:tc>
@@ -3553,12 +3622,19 @@
           </w:tcPr>
           <w:p>
             <w:r>
-              <w:t>사용자가 실내 마감재의 디자인과 가격뿐만 아니라 열성능과 에너지 비용까지 함께 비교할 수 있도록 한다.</w:t>
-            </w:r>
-          </w:p>
-          <w:p>
-            <w:r>
-              <w:t>마감재 선택에 따른 초기 시공비와 장기 에너지 비용의 차이를 시각적으로 확인하고 경제적인 선택을 지원하는 것을 목표로 한다.</w:t>
+              <w:t xml:space="preserve">사용자가 제품 외관, 구매비와 </w:t>
+            </w:r>
+            <w:proofErr w:type="spellStart"/>
+            <w:r>
+              <w:t>열성능</w:t>
+            </w:r>
+            <w:proofErr w:type="spellEnd"/>
+            <w:r>
+              <w:t xml:space="preserve"> 차이를 함께 확인하도록 한다.</w:t>
+            </w:r>
+            <w:r>
+              <w:br/>
+              <w:t>초기 제품 구매비와 단순화된 연간 냉난방 비용을 비교해 선택을 돕는다.</w:t>
             </w:r>
           </w:p>
         </w:tc>
@@ -3572,10 +3648,11 @@
     <w:p>
       <w:pPr>
         <w:pStyle w:val="2"/>
+        <w:keepNext/>
+        <w:spacing w:before="240"/>
       </w:pPr>
-      <w:bookmarkStart w:id="3" w:name="_Toc242200449"/>
+      <w:bookmarkStart w:id="3" w:name="_Toc242550881"/>
       <w:r>
-        <w:lastRenderedPageBreak/>
         <w:t>1.3 용어 정의 및 약어</w:t>
       </w:r>
       <w:bookmarkEnd w:id="3"/>
@@ -3842,11 +3919,7 @@
           </w:tcPr>
           <w:p>
             <w:r>
-              <w:rPr>
-                <w:sz w:val="19"/>
-                <w:szCs w:val="19"/>
-              </w:rPr>
-              <w:t>사용자가 벽, 바닥, 천장, 조명, 블라인드, 커튼 항목을 선택하고 변경하는 기능을 의미한다.</w:t>
+              <w:t>사용자가 벽, 바닥, 천장과 Window Covering 제품을 선택하고 변경하는 기능을 의미한다.</w:t>
             </w:r>
           </w:p>
         </w:tc>
@@ -4000,7 +4073,7 @@
           </w:tcPr>
           <w:p>
             <w:r>
-              <w:t>재료가 열의 이동을 저항하는 정도를 나타내는 값이며 재료 두께와 열전도율을 이용하여 계산한다.</w:t>
+              <w:t>재료가 열의 이동을 저항하는 정도를 나타내는 값이다. 본 시스템은 제조사 자료에 명시된 열저항을 직접 사용하며 단위는 m²K/W이다.</w:t>
             </w:r>
           </w:p>
         </w:tc>
@@ -4131,6 +4204,7 @@
           </w:tcPr>
           <w:p>
             <w:r>
+              <w:lastRenderedPageBreak/>
               <w:t>에너지 비용</w:t>
             </w:r>
           </w:p>
@@ -4204,7 +4278,23 @@
           </w:tcPr>
           <w:p>
             <w:r>
-              <w:t>마감재와 설비가 추가되지 않은 기본 상태 또는 비교 기준으로 설정한 구성을 의미한다.</w:t>
+              <w:t xml:space="preserve">각 카테고리의 </w:t>
+            </w:r>
+            <w:proofErr w:type="spellStart"/>
+            <w:r>
+              <w:t>FinishTarget</w:t>
+            </w:r>
+            <w:proofErr w:type="spellEnd"/>
+            <w:r>
+              <w:t xml:space="preserve">에 연결된 첫 번째 유효 </w:t>
+            </w:r>
+            <w:proofErr w:type="spellStart"/>
+            <w:r>
+              <w:t>FinishData</w:t>
+            </w:r>
+            <w:proofErr w:type="spellEnd"/>
+            <w:r>
+              <w:t xml:space="preserve"> 제품을 의미한다.</w:t>
             </w:r>
           </w:p>
         </w:tc>
@@ -4254,7 +4344,15 @@
           </w:tcPr>
           <w:p>
             <w:r>
-              <w:t>사용자가 마감재와 설비 항목을 선택하여 구성한 상태를 의미한다.</w:t>
+              <w:t xml:space="preserve">사용자가 현재 선택한 </w:t>
+            </w:r>
+            <w:proofErr w:type="spellStart"/>
+            <w:r>
+              <w:t>FinishData</w:t>
+            </w:r>
+            <w:proofErr w:type="spellEnd"/>
+            <w:r>
+              <w:t xml:space="preserve"> 제품을 의미한다. 선택 전에는 기준안과 같다.</w:t>
             </w:r>
           </w:p>
         </w:tc>
@@ -4302,7 +4400,7 @@
           </w:tcPr>
           <w:p>
             <w:r>
-              <w:t>선택안의 추가 투자비를 연간 예상 에너지 절감액으로 나누어 계산한 비용 회수 예상 기간을 의미한다.</w:t>
+              <w:t>선택 제품 구매비를 비교 제품 대비 연간 예상 비용 절감액으로 나누어 계산한 예상 기간을 의미한다.</w:t>
             </w:r>
           </w:p>
         </w:tc>
@@ -4327,10 +4425,7 @@
           </w:tcPr>
           <w:p>
             <w:r>
-              <w:rPr>
-                <w:rFonts w:hint="eastAsia"/>
-              </w:rPr>
-              <w:t>Finish</w:t>
+              <w:t>Window Covering</w:t>
             </w:r>
           </w:p>
         </w:tc>
@@ -4353,10 +4448,7 @@
           </w:tcPr>
           <w:p>
             <w:r>
-              <w:rPr>
-                <w:rFonts w:hint="eastAsia"/>
-              </w:rPr>
-              <w:t>마감재를 뜻한다.</w:t>
+              <w:t>블라인드와 커튼을 함께 관리하는 창 가림 제품 카테고리를 의미한다.</w:t>
             </w:r>
           </w:p>
         </w:tc>
@@ -4370,8 +4462,10 @@
     <w:p>
       <w:pPr>
         <w:pStyle w:val="2"/>
+        <w:keepNext/>
+        <w:spacing w:before="240"/>
       </w:pPr>
-      <w:bookmarkStart w:id="4" w:name="_Toc242200450"/>
+      <w:bookmarkStart w:id="4" w:name="_Toc242550882"/>
       <w:r>
         <w:t>1.4 참고 문서</w:t>
       </w:r>
@@ -4892,11 +4986,14 @@
         <w:spacing w:after="120"/>
       </w:pPr>
     </w:p>
+    <w:p/>
     <w:p>
       <w:pPr>
         <w:pStyle w:val="2"/>
+        <w:keepNext/>
+        <w:spacing w:before="240"/>
       </w:pPr>
-      <w:bookmarkStart w:id="5" w:name="_Toc242200451"/>
+      <w:bookmarkStart w:id="5" w:name="_Toc242550883"/>
       <w:r>
         <w:t>1.5 작성 규칙</w:t>
       </w:r>
@@ -4905,9 +5002,10 @@
     <w:p>
       <w:pPr>
         <w:pStyle w:val="3"/>
+        <w:keepNext/>
+        <w:spacing w:before="240" w:after="120"/>
       </w:pPr>
       <w:r>
-        <w:lastRenderedPageBreak/>
         <w:t>요구사항 표현과 우선순위</w:t>
       </w:r>
     </w:p>
@@ -5303,8 +5401,11 @@
     <w:p>
       <w:pPr>
         <w:pStyle w:val="3"/>
+        <w:keepNext/>
+        <w:spacing w:before="240" w:after="120"/>
       </w:pPr>
       <w:r>
+        <w:lastRenderedPageBreak/>
         <w:t>요구사항 ID 체계</w:t>
       </w:r>
     </w:p>
@@ -5784,6 +5885,8 @@
     <w:p>
       <w:pPr>
         <w:pStyle w:val="3"/>
+        <w:keepNext/>
+        <w:spacing w:before="240" w:after="120"/>
       </w:pPr>
       <w:r>
         <w:t>모호한 표현 금지</w:t>
@@ -6098,8 +6201,10 @@
     <w:p>
       <w:pPr>
         <w:pStyle w:val="2"/>
+        <w:keepNext/>
+        <w:spacing w:before="240"/>
       </w:pPr>
-      <w:bookmarkStart w:id="6" w:name="_Toc242200452"/>
+      <w:bookmarkStart w:id="6" w:name="_Toc242550884"/>
       <w:r>
         <w:t>1.6 문서 구성</w:t>
       </w:r>
@@ -6150,9 +6255,6 @@
       </w:r>
       <w:r>
         <w:br/>
-      </w:r>
-      <w:r>
-        <w:lastRenderedPageBreak/>
         <w:t>7장에서는 각 요구사항의 검증 방법과 테스트 기준을 정의한다.</w:t>
       </w:r>
       <w:r>
@@ -6168,8 +6270,10 @@
     <w:p>
       <w:pPr>
         <w:pStyle w:val="1"/>
+        <w:keepNext/>
+        <w:spacing w:before="240" w:after="120"/>
       </w:pPr>
-      <w:bookmarkStart w:id="7" w:name="_Toc242200453"/>
+      <w:bookmarkStart w:id="7" w:name="_Toc242550885"/>
       <w:r>
         <w:lastRenderedPageBreak/>
         <w:t>2. 제품 개요</w:t>
@@ -6178,61 +6282,31 @@
     </w:p>
     <w:p>
       <w:r>
-        <w:rPr>
-          <w:rFonts w:hint="eastAsia"/>
-        </w:rPr>
-        <w:t>본</w:t>
-      </w:r>
-      <w:r>
-        <w:t xml:space="preserve"> 시스템은 사용자가 사전에 정의된 Room Type을 선택하고, 3D 공간에서 벽, 바닥, 천장, 조명, 블라인드, 커튼을 선택하여 공간 구성을 변경할 수 있는 프로그램이다.</w:t>
+        <w:t>본 시스템은 사용자가 사전에 정의된 Studio, Two-Room, Three-Room 중 하나를 선택하고, 3D 공간에서 벽, 바닥, 천장과 Window Covering 제품을 변경하는 프로그램이다.</w:t>
       </w:r>
     </w:p>
     <w:p>
       <w:r>
-        <w:rPr>
-          <w:rFonts w:hint="eastAsia"/>
-        </w:rPr>
-        <w:t>선택한</w:t>
-      </w:r>
-      <w:r>
-        <w:t xml:space="preserve"> 항목은 Room에 즉시 반영되며, 제품 단가와 적용 면적 또는 수량을 기준으로 예상 견적을 계산한다.</w:t>
+        <w:t>선택한 항목은 Room에 즉시 반영되며, 제품 단가와 적용 면적을 기준으로 예상 제품 구매비를 계산한다.</w:t>
       </w:r>
     </w:p>
     <w:p>
       <w:r>
-        <w:rPr>
-          <w:rFonts w:hint="eastAsia"/>
-        </w:rPr>
-        <w:t>또한</w:t>
-      </w:r>
-      <w:r>
-        <w:t xml:space="preserve"> 선택한 마감재의 </w:t>
-      </w:r>
-      <w:proofErr w:type="spellStart"/>
-      <w:r>
-        <w:t>열성능</w:t>
-      </w:r>
-      <w:proofErr w:type="spellEnd"/>
-      <w:r>
-        <w:t xml:space="preserve"> 정보를 이용하여 예상 연간 에너지 사용량과 에너지 비용을 산출하고, 기준안과 비교하여 예상 절감액과 투자 회수기간을 제공한다.</w:t>
+        <w:t>또한 제품 목록의 첫 번째 유효 제품을 비교 기준으로 사용하고, 선택 제품의 선언 열저항을 직접 비교하여 연간 난방과 냉방 에너지, 비용, 절감액과 투자 회수기간을 제공한다.</w:t>
       </w:r>
     </w:p>
     <w:p>
       <w:r>
-        <w:rPr>
-          <w:rFonts w:hint="eastAsia"/>
-        </w:rPr>
-        <w:t>본</w:t>
-      </w:r>
-      <w:r>
-        <w:t xml:space="preserve"> 시스템은 사용자가 실내 마감 선택에 따른 초기 비용과 장기 에너지 비용의 변화를 함께 확인할 수 있도록 지원하는 것을 목적으로 한다.</w:t>
+        <w:t>본 시스템은 사용자가 제품 구매비와 단순화된 연간 냉난방 비용의 변화를 한 화면에서 비교할 수 있도록 지원하는 것을 목적으로 한다.</w:t>
       </w:r>
     </w:p>
     <w:p>
       <w:pPr>
         <w:pStyle w:val="2"/>
+        <w:keepNext/>
+        <w:spacing w:before="240"/>
       </w:pPr>
-      <w:bookmarkStart w:id="8" w:name="_Toc242200454"/>
+      <w:bookmarkStart w:id="8" w:name="_Toc242550886"/>
       <w:r>
         <w:t>2.1 제품 관점</w:t>
       </w:r>
@@ -6251,32 +6325,28 @@
     </w:p>
     <w:p>
       <w:r>
-        <w:rPr>
-          <w:rFonts w:hint="eastAsia"/>
-        </w:rPr>
-        <w:t>사용자는</w:t>
-      </w:r>
-      <w:r>
-        <w:t xml:space="preserve"> 사전에 제작된 Room Type을 선택한 후 해당 공간을 1인칭 시점으로 이동하며 실내 마감 항목을 변경할 수 있다.</w:t>
+        <w:t>사용자는 사전에 제작된 Room Type을 선택한 후 방 중앙의 시작 지점에서 1인칭 시점으로 이동하며 실내 마감 항목을 변경할 수 있다.</w:t>
       </w:r>
     </w:p>
     <w:p>
       <w:r>
-        <w:rPr>
-          <w:rFonts w:hint="eastAsia"/>
-        </w:rPr>
-        <w:t>시스템은</w:t>
-      </w:r>
-      <w:r>
-        <w:t xml:space="preserve"> 사용자의 선택 정보를 내부 제품 데이터와 연결하여 Room의 시각적 상태를 변경하고 견적 금액, </w:t>
+        <w:t xml:space="preserve">시스템은 사용자의 선택 정보를 </w:t>
       </w:r>
       <w:proofErr w:type="spellStart"/>
       <w:r>
-        <w:t>열성능</w:t>
+        <w:t>FinishData</w:t>
       </w:r>
       <w:proofErr w:type="spellEnd"/>
       <w:r>
-        <w:t>, 예상 연간 에너지 사용량, 에너지 비용, 투자 회수기간을 계산한다.</w:t>
+        <w:t xml:space="preserve">와 연결하여 Room의 시각적 상태를 변경하고 제품 </w:t>
+      </w:r>
+      <w:proofErr w:type="spellStart"/>
+      <w:r>
+        <w:t>구매비</w:t>
+      </w:r>
+      <w:proofErr w:type="spellEnd"/>
+      <w:r>
+        <w:t>, 연간 냉난방 사용량, 냉난방 비용, 절감액과 투자 회수기간을 계산한다.</w:t>
       </w:r>
     </w:p>
     <w:p>
@@ -6333,39 +6403,16 @@
     </w:p>
     <w:p>
       <w:r>
-        <w:rPr>
-          <w:rFonts w:hint="eastAsia"/>
-        </w:rPr>
-        <w:t>→</w:t>
-      </w:r>
-      <w:r>
-        <w:t xml:space="preserve"> 벽, 바닥, 천장, 조명, 블라인드, 커튼 선택</w:t>
+        <w:t>→ 벽, 바닥, 천장, Window Covering 선택</w:t>
       </w:r>
     </w:p>
     <w:p>
       <w:r>
-        <w:rPr>
-          <w:rFonts w:hint="eastAsia"/>
-        </w:rPr>
-        <w:t>→</w:t>
-      </w:r>
-      <w:r>
-        <w:t xml:space="preserve"> 견적 계산</w:t>
-      </w:r>
-    </w:p>
-    <w:p>
-      <w:r>
-        <w:rPr>
-          <w:rFonts w:hint="eastAsia"/>
-        </w:rPr>
-        <w:t>→</w:t>
-      </w:r>
-      <w:r>
-        <w:t xml:space="preserve"> </w:t>
+        <w:t xml:space="preserve">→ 제품 </w:t>
       </w:r>
       <w:proofErr w:type="spellStart"/>
       <w:r>
-        <w:t>열성능</w:t>
+        <w:t>구매비</w:t>
       </w:r>
       <w:proofErr w:type="spellEnd"/>
       <w:r>
@@ -6374,13 +6421,20 @@
     </w:p>
     <w:p>
       <w:r>
-        <w:rPr>
-          <w:rFonts w:hint="eastAsia"/>
-        </w:rPr>
-        <w:t>→</w:t>
+        <w:t xml:space="preserve">→ 비교 제품과 선택 제품의 </w:t>
       </w:r>
+      <w:proofErr w:type="spellStart"/>
       <w:r>
-        <w:t xml:space="preserve"> 연간 에너지 사용량 및 비용 계산</w:t>
+        <w:t>열저항</w:t>
+      </w:r>
+      <w:proofErr w:type="spellEnd"/>
+      <w:r>
+        <w:t xml:space="preserve"> 비교</w:t>
+      </w:r>
+    </w:p>
+    <w:p>
+      <w:r>
+        <w:t>→ 연간 난방과 냉방 사용량 및 비용 계산</w:t>
       </w:r>
     </w:p>
     <w:p>
@@ -6391,18 +6445,14 @@
         </w:rPr>
       </w:pPr>
       <w:r>
-        <w:rPr>
-          <w:rFonts w:hint="eastAsia"/>
-        </w:rPr>
-        <w:t>→</w:t>
-      </w:r>
-      <w:r>
-        <w:t xml:space="preserve"> 투자 회수기간 확인</w:t>
+        <w:t>→ 절감액과 투자 회수기간 확인</w:t>
       </w:r>
     </w:p>
     <w:p>
       <w:pPr>
         <w:pStyle w:val="3"/>
+        <w:keepNext/>
+        <w:spacing w:before="240" w:after="120"/>
       </w:pPr>
       <w:r>
         <w:t>유사 제품 비교</w:t>
@@ -6697,23 +6747,19 @@
     <w:p>
       <w:pPr>
         <w:pStyle w:val="2"/>
+        <w:keepNext/>
+        <w:spacing w:before="240"/>
       </w:pPr>
-      <w:bookmarkStart w:id="9" w:name="_Toc242200455"/>
+      <w:bookmarkStart w:id="9" w:name="_Toc242550887"/>
       <w:r>
+        <w:lastRenderedPageBreak/>
         <w:t>2.2 제품 기능</w:t>
       </w:r>
       <w:bookmarkEnd w:id="9"/>
     </w:p>
     <w:p>
       <w:r>
-        <w:rPr>
-          <w:rFonts w:hint="eastAsia"/>
-        </w:rPr>
-        <w:lastRenderedPageBreak/>
-        <w:t>본</w:t>
-      </w:r>
-      <w:r>
-        <w:t xml:space="preserve"> 시스템은 사용자가 Room Type을 선택한 후 3D 공간에서 실내 마감 항목을 변경하고, 그 결과에 따른 견적과 에너지 성능을 확인할 수 있도록 한다.</w:t>
+        <w:t>본 시스템은 사용자가 Room Type을 선택한 후 3D 공간에서 실내 마감 항목을 변경하고, 제품 구매비와 연간 냉난방 분석 결과를 확인할 수 있도록 한다.</w:t>
       </w:r>
     </w:p>
     <w:p>
@@ -6765,11 +6811,7 @@
         </w:rPr>
       </w:pPr>
       <w:r>
-        <w:rPr>
-          <w:sz w:val="18"/>
-          <w:szCs w:val="18"/>
-        </w:rPr>
-        <w:t>- 벽 마감재 선택 및 변경</w:t>
+        <w:t>- 한 번의 클릭으로 분석 대상 벽 전체 제품 변경</w:t>
       </w:r>
     </w:p>
     <w:p>
@@ -6780,11 +6822,7 @@
         </w:rPr>
       </w:pPr>
       <w:r>
-        <w:rPr>
-          <w:sz w:val="18"/>
-          <w:szCs w:val="18"/>
-        </w:rPr>
-        <w:t>- 바닥 마감재 선택 및 변경</w:t>
+        <w:t>- 한 번의 클릭으로 분석 대상 바닥 전체 제품 변경</w:t>
       </w:r>
     </w:p>
     <w:p>
@@ -6795,11 +6833,7 @@
         </w:rPr>
       </w:pPr>
       <w:r>
-        <w:rPr>
-          <w:sz w:val="18"/>
-          <w:szCs w:val="18"/>
-        </w:rPr>
-        <w:t>- 천장 마감재 선택 및 변경</w:t>
+        <w:t>- 한 번의 클릭으로 분석 대상 천장 전체 제품 변경</w:t>
       </w:r>
     </w:p>
     <w:p>
@@ -6810,11 +6844,7 @@
         </w:rPr>
       </w:pPr>
       <w:r>
-        <w:rPr>
-          <w:sz w:val="18"/>
-          <w:szCs w:val="18"/>
-        </w:rPr>
-        <w:t>- 조명 선택 및 변경</w:t>
+        <w:t>- 각 창의 Window Covering 제품 변경</w:t>
       </w:r>
     </w:p>
     <w:p>
@@ -6825,11 +6855,7 @@
         </w:rPr>
       </w:pPr>
       <w:r>
-        <w:rPr>
-          <w:sz w:val="18"/>
-          <w:szCs w:val="18"/>
-        </w:rPr>
-        <w:t>- 블라인드 선택, 변경 및 제거</w:t>
+        <w:t>- 블라인드와 커튼을 하나의 Window Covering 카테고리로 선택</w:t>
       </w:r>
     </w:p>
     <w:p>
@@ -6840,11 +6866,7 @@
         </w:rPr>
       </w:pPr>
       <w:r>
-        <w:rPr>
-          <w:sz w:val="18"/>
-          <w:szCs w:val="18"/>
-        </w:rPr>
-        <w:t>- 커튼 선택, 변경 및 제거</w:t>
+        <w:t>- 욕실, 화장실, 발코니와 보호 패널을 마감 변경에서 제외</w:t>
       </w:r>
     </w:p>
     <w:p>
@@ -6855,11 +6877,15 @@
         </w:rPr>
       </w:pPr>
       <w:r>
-        <w:rPr>
-          <w:sz w:val="18"/>
-          <w:szCs w:val="18"/>
-        </w:rPr>
-        <w:t>- 선택 항목의 실시간 견적 계산</w:t>
+        <w:t xml:space="preserve">- 제품 </w:t>
+      </w:r>
+      <w:proofErr w:type="spellStart"/>
+      <w:r>
+        <w:t>구매비</w:t>
+      </w:r>
+      <w:proofErr w:type="spellEnd"/>
+      <w:r>
+        <w:t xml:space="preserve"> 실시간 계산</w:t>
       </w:r>
     </w:p>
     <w:p>
@@ -6870,27 +6896,15 @@
         </w:rPr>
       </w:pPr>
       <w:r>
-        <w:rPr>
-          <w:sz w:val="18"/>
-          <w:szCs w:val="18"/>
-        </w:rPr>
-        <w:t xml:space="preserve">- 마감재 </w:t>
+        <w:t xml:space="preserve">- 비교 제품과 선택 제품의 선언 </w:t>
       </w:r>
       <w:proofErr w:type="spellStart"/>
       <w:r>
-        <w:rPr>
-          <w:sz w:val="18"/>
-          <w:szCs w:val="18"/>
-        </w:rPr>
-        <w:t>열성능</w:t>
+        <w:t>열저항</w:t>
       </w:r>
       <w:proofErr w:type="spellEnd"/>
       <w:r>
-        <w:rPr>
-          <w:sz w:val="18"/>
-          <w:szCs w:val="18"/>
-        </w:rPr>
-        <w:t xml:space="preserve"> 계산</w:t>
+        <w:t xml:space="preserve"> 직접 비교</w:t>
       </w:r>
     </w:p>
     <w:p>
@@ -6901,11 +6915,7 @@
         </w:rPr>
       </w:pPr>
       <w:r>
-        <w:rPr>
-          <w:sz w:val="18"/>
-          <w:szCs w:val="18"/>
-        </w:rPr>
-        <w:t>- 예상 연간 에너지 사용량 산출</w:t>
+        <w:t>- 예상 연간 난방과 냉방 에너지 사용량 합산</w:t>
       </w:r>
     </w:p>
     <w:p>
@@ -6916,11 +6926,7 @@
         </w:rPr>
       </w:pPr>
       <w:r>
-        <w:rPr>
-          <w:sz w:val="18"/>
-          <w:szCs w:val="18"/>
-        </w:rPr>
-        <w:t>- 예상 연간 에너지 비용 산출</w:t>
+        <w:t>- 난방과 냉방의 서로 다른 단가를 적용한 연간 비용 산출</w:t>
       </w:r>
     </w:p>
     <w:p>
@@ -6931,27 +6937,7 @@
         </w:rPr>
       </w:pPr>
       <w:r>
-        <w:rPr>
-          <w:sz w:val="18"/>
-          <w:szCs w:val="18"/>
-        </w:rPr>
-        <w:t xml:space="preserve">- </w:t>
-      </w:r>
-      <w:proofErr w:type="spellStart"/>
-      <w:r>
-        <w:rPr>
-          <w:sz w:val="18"/>
-          <w:szCs w:val="18"/>
-        </w:rPr>
-        <w:t>기준안</w:t>
-      </w:r>
-      <w:proofErr w:type="spellEnd"/>
-      <w:r>
-        <w:rPr>
-          <w:sz w:val="18"/>
-          <w:szCs w:val="18"/>
-        </w:rPr>
-        <w:t xml:space="preserve"> 대비 예상 절감액 계산</w:t>
+        <w:t>- 비교 제품 대비 예상 연간 비용 절감액 계산</w:t>
       </w:r>
     </w:p>
     <w:p>
@@ -6962,11 +6948,7 @@
         </w:rPr>
       </w:pPr>
       <w:r>
-        <w:rPr>
-          <w:sz w:val="18"/>
-          <w:szCs w:val="18"/>
-        </w:rPr>
-        <w:t>- 추가 투자비에 대한 투자 회수기간 계산</w:t>
+        <w:t>- 선택 제품 구매비에 대한 예상 투자 회수기간 계산</w:t>
       </w:r>
     </w:p>
     <w:p>
@@ -6979,18 +6961,16 @@
         </w:rPr>
       </w:pPr>
       <w:r>
-        <w:rPr>
-          <w:sz w:val="18"/>
-          <w:szCs w:val="18"/>
-        </w:rPr>
-        <w:t>- 선택 항목과 분석 결과 초기화</w:t>
+        <w:t>- 선택 항목과 분석 결과를 비교 제품 상태로 초기화</w:t>
       </w:r>
     </w:p>
     <w:p>
       <w:pPr>
         <w:pStyle w:val="2"/>
+        <w:keepNext/>
+        <w:spacing w:before="240"/>
       </w:pPr>
-      <w:bookmarkStart w:id="10" w:name="_Toc242200456"/>
+      <w:bookmarkStart w:id="10" w:name="_Toc242550888"/>
       <w:r>
         <w:t>2.3 사용자 특성</w:t>
       </w:r>
@@ -7329,8 +7309,10 @@
     <w:p>
       <w:pPr>
         <w:pStyle w:val="2"/>
+        <w:keepNext/>
+        <w:spacing w:before="240"/>
       </w:pPr>
-      <w:bookmarkStart w:id="11" w:name="_Toc242200457"/>
+      <w:bookmarkStart w:id="11" w:name="_Toc242550889"/>
       <w:r>
         <w:t>2.4 제약 조건</w:t>
       </w:r>
@@ -7713,166 +7695,91 @@
     <w:p>
       <w:pPr>
         <w:pStyle w:val="2"/>
+        <w:keepNext/>
+        <w:spacing w:before="240"/>
       </w:pPr>
-      <w:bookmarkStart w:id="12" w:name="_Toc242200458"/>
+      <w:bookmarkStart w:id="12" w:name="_Toc242550890"/>
       <w:r>
         <w:t>2.5 가정 및 의존성</w:t>
       </w:r>
       <w:bookmarkEnd w:id="12"/>
     </w:p>
     <w:p>
-      <w:pPr>
-        <w:rPr>
-          <w:sz w:val="18"/>
-          <w:szCs w:val="18"/>
-        </w:rPr>
-      </w:pPr>
       <w:r>
-        <w:rPr>
-          <w:sz w:val="18"/>
-          <w:szCs w:val="18"/>
-        </w:rPr>
-        <w:lastRenderedPageBreak/>
         <w:t>- 사용자는 Windows PC에서 프로그램을 실행한다.</w:t>
       </w:r>
     </w:p>
     <w:p>
-      <w:pPr>
-        <w:rPr>
-          <w:sz w:val="18"/>
-          <w:szCs w:val="18"/>
-        </w:rPr>
-      </w:pPr>
       <w:r>
-        <w:rPr>
-          <w:sz w:val="18"/>
-          <w:szCs w:val="18"/>
-        </w:rPr>
         <w:t>- 사용자는 사전에 정의된 Room Type 중 하나를 선택하여 사용한다.</w:t>
       </w:r>
     </w:p>
     <w:p>
-      <w:pPr>
-        <w:rPr>
-          <w:sz w:val="18"/>
-          <w:szCs w:val="18"/>
-        </w:rPr>
-      </w:pPr>
       <w:r>
-        <w:rPr>
-          <w:sz w:val="18"/>
-          <w:szCs w:val="18"/>
-        </w:rPr>
         <w:t>- 각 Room Type의 바닥 면적, 벽 면적, 천장 면적, 창 면적은 사전에 입력된 값을 사용한다.</w:t>
       </w:r>
     </w:p>
     <w:p>
-      <w:pPr>
-        <w:rPr>
-          <w:sz w:val="18"/>
-          <w:szCs w:val="18"/>
-        </w:rPr>
-      </w:pPr>
       <w:r>
-        <w:rPr>
-          <w:sz w:val="18"/>
-          <w:szCs w:val="18"/>
-        </w:rPr>
-        <w:t xml:space="preserve">- 마감재의 가격, 두께, 열전도율, </w:t>
+        <w:t xml:space="preserve">- 제품 가격과 </w:t>
       </w:r>
       <w:proofErr w:type="spellStart"/>
       <w:r>
-        <w:rPr>
-          <w:sz w:val="18"/>
-          <w:szCs w:val="18"/>
-        </w:rPr>
         <w:t>열성능</w:t>
       </w:r>
       <w:proofErr w:type="spellEnd"/>
       <w:r>
-        <w:rPr>
-          <w:sz w:val="18"/>
-          <w:szCs w:val="18"/>
-        </w:rPr>
-        <w:t xml:space="preserve"> 데이터는 제조사 자료, 시험성적서, 표준 자료 또는 </w:t>
+        <w:t xml:space="preserve"> 출처를 기록하며, </w:t>
       </w:r>
       <w:proofErr w:type="spellStart"/>
       <w:r>
-        <w:rPr>
-          <w:sz w:val="18"/>
-          <w:szCs w:val="18"/>
-        </w:rPr>
-        <w:t>추정값을</w:t>
+        <w:t>열성능</w:t>
       </w:r>
       <w:proofErr w:type="spellEnd"/>
       <w:r>
-        <w:rPr>
-          <w:sz w:val="18"/>
-          <w:szCs w:val="18"/>
-        </w:rPr>
-        <w:t xml:space="preserve"> 사용한다.</w:t>
+        <w:t xml:space="preserve"> 계산에는 </w:t>
+      </w:r>
+      <w:proofErr w:type="spellStart"/>
+      <w:r>
+        <w:t>ThermalDataCatalog</w:t>
+      </w:r>
+      <w:proofErr w:type="spellEnd"/>
+      <w:r>
+        <w:t>와 제조사 자료에 명시된 선언 열저항을 직접 사용한다.</w:t>
       </w:r>
     </w:p>
     <w:p>
-      <w:pPr>
-        <w:rPr>
-          <w:sz w:val="18"/>
-          <w:szCs w:val="18"/>
-        </w:rPr>
-      </w:pPr>
       <w:r>
-        <w:rPr>
-          <w:sz w:val="18"/>
-          <w:szCs w:val="18"/>
-        </w:rPr>
-        <w:t xml:space="preserve">- 외기 온도, 실내 설정 온도, 냉난방 효율, 전력 단가는 시스템에 사전 설정된 </w:t>
+        <w:t xml:space="preserve">- 난방과 냉방의 등가 </w:t>
       </w:r>
       <w:proofErr w:type="spellStart"/>
       <w:r>
-        <w:rPr>
-          <w:sz w:val="18"/>
-          <w:szCs w:val="18"/>
-        </w:rPr>
-        <w:t>기준값을</w:t>
+        <w:t>온도차</w:t>
       </w:r>
       <w:proofErr w:type="spellEnd"/>
       <w:r>
-        <w:rPr>
-          <w:sz w:val="18"/>
-          <w:szCs w:val="18"/>
-        </w:rPr>
-        <w:t xml:space="preserve"> 사용한다.</w:t>
+        <w:t xml:space="preserve">, 연간 시간, 효율과 에너지 단가는 </w:t>
+      </w:r>
+      <w:proofErr w:type="spellStart"/>
+      <w:r>
+        <w:t>EnergyStandardData</w:t>
+      </w:r>
+      <w:proofErr w:type="spellEnd"/>
+      <w:r>
+        <w:t>에 사전 설정된 값을 사용한다.</w:t>
       </w:r>
     </w:p>
     <w:p>
-      <w:pPr>
-        <w:rPr>
-          <w:sz w:val="18"/>
-          <w:szCs w:val="18"/>
-        </w:rPr>
-      </w:pPr>
       <w:r>
-        <w:rPr>
-          <w:sz w:val="18"/>
-          <w:szCs w:val="18"/>
-        </w:rPr>
-        <w:t xml:space="preserve">- 연간 에너지 사용량과 에너지 비용은 정밀 해석이 아닌 </w:t>
+        <w:t xml:space="preserve">- 연간 에너지 사용량과 비용은 제품 열저항만 사용하는 단순 </w:t>
       </w:r>
       <w:proofErr w:type="spellStart"/>
       <w:r>
-        <w:rPr>
-          <w:sz w:val="18"/>
-          <w:szCs w:val="18"/>
-        </w:rPr>
-        <w:t>추정값으로</w:t>
+        <w:t>비교값이며</w:t>
       </w:r>
       <w:proofErr w:type="spellEnd"/>
       <w:r>
-        <w:rPr>
-          <w:sz w:val="18"/>
-          <w:szCs w:val="18"/>
-        </w:rPr>
-        <w:t xml:space="preserve"> 제공한다.</w:t>
+        <w:t xml:space="preserve"> 실제 건물 에너지 사용량으로 해석하지 않는다.</w:t>
       </w:r>
     </w:p>
     <w:p>
@@ -7880,23 +7787,19 @@
         <w:rPr>
           <w:b/>
           <w:bCs/>
-          <w:sz w:val="18"/>
-          <w:szCs w:val="18"/>
         </w:rPr>
       </w:pPr>
       <w:r>
-        <w:rPr>
-          <w:sz w:val="18"/>
-          <w:szCs w:val="18"/>
-        </w:rPr>
         <w:t>- 외부 서버, 실시간 API, 별도 센서 및 하드웨어와의 연동은 사용하지 않는다.</w:t>
       </w:r>
     </w:p>
     <w:p>
       <w:pPr>
         <w:pStyle w:val="2"/>
+        <w:keepNext/>
+        <w:spacing w:before="240"/>
       </w:pPr>
-      <w:bookmarkStart w:id="13" w:name="_Toc242200459"/>
+      <w:bookmarkStart w:id="13" w:name="_Toc242550891"/>
       <w:r>
         <w:t>2.6 요구사항 단계별 배분</w:t>
       </w:r>
@@ -8390,8 +8293,10 @@
     <w:p>
       <w:pPr>
         <w:pStyle w:val="1"/>
+        <w:keepNext/>
+        <w:spacing w:before="240" w:after="120"/>
       </w:pPr>
-      <w:bookmarkStart w:id="14" w:name="_Toc242200460"/>
+      <w:bookmarkStart w:id="14" w:name="_Toc242550892"/>
       <w:r>
         <w:lastRenderedPageBreak/>
         <w:t>3. 기능 요구사항</w:t>
@@ -8406,8 +8311,10 @@
     <w:p>
       <w:pPr>
         <w:pStyle w:val="2"/>
+        <w:keepNext/>
+        <w:spacing w:before="240"/>
       </w:pPr>
-      <w:bookmarkStart w:id="15" w:name="_Toc242200461"/>
+      <w:bookmarkStart w:id="15" w:name="_Toc242550893"/>
       <w:r>
         <w:t>3.1 기능 요구사항 목록</w:t>
       </w:r>
@@ -9006,18 +8913,8 @@
             <w:vAlign w:val="center"/>
           </w:tcPr>
           <w:p>
-            <w:pPr>
-              <w:rPr>
-                <w:sz w:val="19"/>
-                <w:szCs w:val="19"/>
-              </w:rPr>
-            </w:pPr>
-            <w:r>
-              <w:rPr>
-                <w:sz w:val="19"/>
-                <w:szCs w:val="19"/>
-              </w:rPr>
-              <w:t>사용자는 벽 마감재를 선택, 변경, 제거할 수 있어야 한다.</w:t>
+            <w:r>
+              <w:t>사용자는 한 번의 클릭으로 분석 대상 벽 전체의 제품을 변경하거나 초기화할 수 있어야 한다.</w:t>
             </w:r>
           </w:p>
         </w:tc>
@@ -9133,18 +9030,8 @@
             <w:vAlign w:val="center"/>
           </w:tcPr>
           <w:p>
-            <w:pPr>
-              <w:rPr>
-                <w:sz w:val="19"/>
-                <w:szCs w:val="19"/>
-              </w:rPr>
-            </w:pPr>
-            <w:r>
-              <w:rPr>
-                <w:sz w:val="19"/>
-                <w:szCs w:val="19"/>
-              </w:rPr>
-              <w:t>사용자는 바닥 마감재를 선택, 변경, 제거할 수 있어야 한다.</w:t>
+            <w:r>
+              <w:t>사용자는 한 번의 클릭으로 분석 대상 바닥 전체의 제품을 변경하거나 초기화할 수 있어야 한다.</w:t>
             </w:r>
           </w:p>
         </w:tc>
@@ -9269,18 +9156,8 @@
             <w:vAlign w:val="center"/>
           </w:tcPr>
           <w:p>
-            <w:pPr>
-              <w:rPr>
-                <w:sz w:val="19"/>
-                <w:szCs w:val="19"/>
-              </w:rPr>
-            </w:pPr>
-            <w:r>
-              <w:rPr>
-                <w:sz w:val="19"/>
-                <w:szCs w:val="19"/>
-              </w:rPr>
-              <w:t>사용자는 천장 마감재를 선택, 변경, 제거할 수 있어야 한다.</w:t>
+            <w:r>
+              <w:t>사용자는 한 번의 클릭으로 분석 대상 천장 전체의 제품을 변경하거나 초기화할 수 있어야 한다.</w:t>
             </w:r>
           </w:p>
         </w:tc>
@@ -9405,18 +9282,16 @@
             <w:vAlign w:val="center"/>
           </w:tcPr>
           <w:p>
-            <w:pPr>
-              <w:rPr>
-                <w:sz w:val="19"/>
-                <w:szCs w:val="19"/>
-              </w:rPr>
-            </w:pPr>
-            <w:r>
-              <w:rPr>
-                <w:sz w:val="19"/>
-                <w:szCs w:val="19"/>
-              </w:rPr>
-              <w:t>사용자는 조명 항목을 선택, 변경, 제거할 수 있어야 한다.</w:t>
+            <w:r>
+              <w:t xml:space="preserve">사용자는 블라인드와 커튼을 하나의 Window Covering 카테고리에서 </w:t>
+            </w:r>
+            <w:proofErr w:type="spellStart"/>
+            <w:r>
+              <w:t>창별로</w:t>
+            </w:r>
+            <w:proofErr w:type="spellEnd"/>
+            <w:r>
+              <w:t xml:space="preserve"> 변경하거나 초기화할 수 있어야 한다.</w:t>
             </w:r>
           </w:p>
         </w:tc>
@@ -9541,18 +9416,8 @@
             <w:vAlign w:val="center"/>
           </w:tcPr>
           <w:p>
-            <w:pPr>
-              <w:rPr>
-                <w:sz w:val="19"/>
-                <w:szCs w:val="19"/>
-              </w:rPr>
-            </w:pPr>
-            <w:r>
-              <w:rPr>
-                <w:sz w:val="19"/>
-                <w:szCs w:val="19"/>
-              </w:rPr>
-              <w:t>사용자는 블라인드와 커튼 항목을 선택, 변경, 제거할 수 있어야 한다.</w:t>
+            <w:r>
+              <w:t>시스템은 욕실, 화장실, 발코니와 보호 패널을 마감 변경과 분석 대상에서 제외해야 한다.</w:t>
             </w:r>
           </w:p>
         </w:tc>
@@ -9677,18 +9542,8 @@
             <w:vAlign w:val="center"/>
           </w:tcPr>
           <w:p>
-            <w:pPr>
-              <w:rPr>
-                <w:sz w:val="19"/>
-                <w:szCs w:val="19"/>
-              </w:rPr>
-            </w:pPr>
-            <w:r>
-              <w:rPr>
-                <w:sz w:val="19"/>
-                <w:szCs w:val="19"/>
-              </w:rPr>
-              <w:t>시스템은 선택한 제품의 단가, 적용 면적, 수량을 기준으로 견적 금액을 계산해야 한다.</w:t>
+            <w:r>
+              <w:t>시스템은 선택한 제품 단가와 적용 면적을 사용하여 제품 구매비를 계산해야 한다.</w:t>
             </w:r>
           </w:p>
         </w:tc>
@@ -9813,18 +9668,8 @@
             <w:vAlign w:val="center"/>
           </w:tcPr>
           <w:p>
-            <w:pPr>
-              <w:rPr>
-                <w:sz w:val="19"/>
-                <w:szCs w:val="19"/>
-              </w:rPr>
-            </w:pPr>
-            <w:r>
-              <w:rPr>
-                <w:sz w:val="19"/>
-                <w:szCs w:val="19"/>
-              </w:rPr>
-              <w:t>시스템은 선택한 마감재의 두께와 열전도율을 이용하여 열저항을 계산해야 한다.</w:t>
+            <w:r>
+              <w:t>시스템은 비교 제품과 선택 제품의 제조사 선언 열저항을 직접 사용하여 열성능을 계산해야 한다.</w:t>
             </w:r>
           </w:p>
         </w:tc>
@@ -9949,18 +9794,8 @@
             <w:vAlign w:val="center"/>
           </w:tcPr>
           <w:p>
-            <w:pPr>
-              <w:rPr>
-                <w:sz w:val="19"/>
-                <w:szCs w:val="19"/>
-              </w:rPr>
-            </w:pPr>
-            <w:r>
-              <w:rPr>
-                <w:sz w:val="19"/>
-                <w:szCs w:val="19"/>
-              </w:rPr>
-              <w:t>시스템은 Room의 열성능과 설정된 환경 조건을 이용하여 예상 연간 에너지 사용량을 계산해야 한다.</w:t>
+            <w:r>
+              <w:t>시스템은 난방과 냉방을 각각 계산한 뒤 예상 연간 에너지 사용량을 합산해야 한다.</w:t>
             </w:r>
           </w:p>
         </w:tc>
@@ -10085,18 +9920,8 @@
             <w:vAlign w:val="center"/>
           </w:tcPr>
           <w:p>
-            <w:pPr>
-              <w:rPr>
-                <w:sz w:val="19"/>
-                <w:szCs w:val="19"/>
-              </w:rPr>
-            </w:pPr>
-            <w:r>
-              <w:rPr>
-                <w:sz w:val="19"/>
-                <w:szCs w:val="19"/>
-              </w:rPr>
-              <w:t>시스템은 예상 연간 에너지 사용량을 에너지 비용으로 환산해야 한다.</w:t>
+            <w:r>
+              <w:t>시스템은 난방과 냉방에 서로 다른 에너지 단가를 적용하여 예상 연간 비용을 계산해야 한다.</w:t>
             </w:r>
           </w:p>
         </w:tc>
@@ -10221,18 +10046,8 @@
             <w:vAlign w:val="center"/>
           </w:tcPr>
           <w:p>
-            <w:pPr>
-              <w:rPr>
-                <w:sz w:val="19"/>
-                <w:szCs w:val="19"/>
-              </w:rPr>
-            </w:pPr>
-            <w:r>
-              <w:rPr>
-                <w:sz w:val="19"/>
-                <w:szCs w:val="19"/>
-              </w:rPr>
-              <w:t>시스템은 기준안과 선택안의 예상 연간 에너지 비용 차이를 계산해야 한다.</w:t>
+            <w:r>
+              <w:t>시스템은 비교 제품과 선택 제품의 예상 연간 냉난방 비용 차이를 절감액으로 계산해야 한다.</w:t>
             </w:r>
           </w:p>
         </w:tc>
@@ -10357,18 +10172,8 @@
             <w:vAlign w:val="center"/>
           </w:tcPr>
           <w:p>
-            <w:pPr>
-              <w:rPr>
-                <w:sz w:val="19"/>
-                <w:szCs w:val="19"/>
-              </w:rPr>
-            </w:pPr>
-            <w:r>
-              <w:rPr>
-                <w:sz w:val="19"/>
-                <w:szCs w:val="19"/>
-              </w:rPr>
-              <w:t>시스템은 추가 투자비와 예상 연간 절감액을 이용하여 투자 회수기간을 계산해야 한다.</w:t>
+            <w:r>
+              <w:t>시스템은 선택 제품 구매비와 예상 연간 절감액을 이용하여 투자 회수기간을 계산해야 한다.</w:t>
             </w:r>
           </w:p>
         </w:tc>
@@ -10463,6 +10268,7 @@
                 <w:sz w:val="19"/>
                 <w:szCs w:val="19"/>
               </w:rPr>
+              <w:lastRenderedPageBreak/>
               <w:t>FR-</w:t>
             </w:r>
             <w:r>
@@ -10493,18 +10299,8 @@
             <w:vAlign w:val="center"/>
           </w:tcPr>
           <w:p>
-            <w:pPr>
-              <w:rPr>
-                <w:sz w:val="19"/>
-                <w:szCs w:val="19"/>
-              </w:rPr>
-            </w:pPr>
-            <w:r>
-              <w:rPr>
-                <w:sz w:val="19"/>
-                <w:szCs w:val="19"/>
-              </w:rPr>
-              <w:t>사용자는 선택한 마감 항목과 계산 결과를 초기 상태로 되돌릴 수 있어야 한다.</w:t>
+            <w:r>
+              <w:t>사용자는 선택 제품과 계산 결과를 비교 제품 상태로 되돌릴 수 있어야 한다.</w:t>
             </w:r>
           </w:p>
         </w:tc>
@@ -10526,18 +10322,8 @@
             <w:vAlign w:val="center"/>
           </w:tcPr>
           <w:p>
-            <w:pPr>
-              <w:rPr>
-                <w:sz w:val="19"/>
-                <w:szCs w:val="19"/>
-              </w:rPr>
-            </w:pPr>
-            <w:r>
-              <w:rPr>
-                <w:sz w:val="19"/>
-                <w:szCs w:val="19"/>
-              </w:rPr>
-              <w:t>Should</w:t>
+            <w:r>
+              <w:t>Must</w:t>
             </w:r>
           </w:p>
         </w:tc>
@@ -10628,18 +10414,8 @@
             <w:vAlign w:val="center"/>
           </w:tcPr>
           <w:p>
-            <w:pPr>
-              <w:rPr>
-                <w:sz w:val="19"/>
-                <w:szCs w:val="19"/>
-              </w:rPr>
-            </w:pPr>
-            <w:r>
-              <w:rPr>
-                <w:sz w:val="19"/>
-                <w:szCs w:val="19"/>
-              </w:rPr>
-              <w:t>시스템은 최종 견적과 에너지 분석 결과를 하나의 요약 화면으로 제공하는 것이 좋다.</w:t>
+            <w:r>
+              <w:t>시스템은 선택 제품명, 제품 구매비와 연간 냉난방 분석 결과를 하나의 요약 화면으로 제공해야 한다.</w:t>
             </w:r>
           </w:p>
         </w:tc>
@@ -10661,18 +10437,8 @@
             <w:vAlign w:val="center"/>
           </w:tcPr>
           <w:p>
-            <w:pPr>
-              <w:rPr>
-                <w:sz w:val="19"/>
-                <w:szCs w:val="19"/>
-              </w:rPr>
-            </w:pPr>
-            <w:r>
-              <w:rPr>
-                <w:sz w:val="19"/>
-                <w:szCs w:val="19"/>
-              </w:rPr>
-              <w:t>Should</w:t>
+            <w:r>
+              <w:t>Must</w:t>
             </w:r>
           </w:p>
         </w:tc>
@@ -10712,10 +10478,11 @@
     <w:p>
       <w:pPr>
         <w:pStyle w:val="2"/>
+        <w:keepNext/>
+        <w:spacing w:before="240"/>
       </w:pPr>
-      <w:bookmarkStart w:id="16" w:name="_Toc242200462"/>
+      <w:bookmarkStart w:id="16" w:name="_Toc242550894"/>
       <w:r>
-        <w:lastRenderedPageBreak/>
         <w:t>3.2 기능 요구사항 상세</w:t>
       </w:r>
       <w:bookmarkEnd w:id="16"/>
@@ -10723,6 +10490,8 @@
     <w:p>
       <w:pPr>
         <w:pStyle w:val="3"/>
+        <w:keepNext/>
+        <w:spacing w:before="240" w:after="120"/>
       </w:pPr>
       <w:r>
         <w:t>FR-01 ~ FR-08 Room 선택 및 3D Configurator</w:t>
@@ -10818,33 +10587,15 @@
             <w:vAlign w:val="center"/>
           </w:tcPr>
           <w:p>
-            <w:pPr>
-              <w:rPr>
-                <w:sz w:val="19"/>
-                <w:szCs w:val="19"/>
-              </w:rPr>
-            </w:pPr>
-            <w:r>
-              <w:rPr>
-                <w:sz w:val="19"/>
-                <w:szCs w:val="19"/>
-              </w:rPr>
+            <w:r>
               <w:t>FR-01 ~ FR-</w:t>
             </w:r>
             <w:proofErr w:type="gramStart"/>
             <w:r>
-              <w:rPr>
-                <w:sz w:val="19"/>
-                <w:szCs w:val="19"/>
-              </w:rPr>
               <w:t>08 /</w:t>
             </w:r>
             <w:proofErr w:type="gramEnd"/>
             <w:r>
-              <w:rPr>
-                <w:sz w:val="19"/>
-                <w:szCs w:val="19"/>
-              </w:rPr>
               <w:t xml:space="preserve"> Room 선택 및 3D Configurator</w:t>
             </w:r>
           </w:p>
@@ -11077,11 +10828,7 @@
           </w:tcPr>
           <w:p>
             <w:r>
-              <w:rPr>
-                <w:sz w:val="19"/>
-                <w:szCs w:val="19"/>
-              </w:rPr>
-              <w:t>Room Type, 벽 마감재, 바닥 마감재, 천장 마감재, 조명, 블라인드, 커튼 선택</w:t>
+              <w:t>Room Type, 벽 제품, 바닥 제품, 천장 제품, Window Covering 제품</w:t>
             </w:r>
           </w:p>
         </w:tc>
@@ -11135,42 +10882,24 @@
             <w:vAlign w:val="center"/>
           </w:tcPr>
           <w:p>
-            <w:pPr>
-              <w:rPr>
-                <w:sz w:val="19"/>
-                <w:szCs w:val="19"/>
-              </w:rPr>
-            </w:pPr>
-            <w:r>
-              <w:rPr>
-                <w:sz w:val="19"/>
-                <w:szCs w:val="19"/>
-              </w:rPr>
+            <w:r>
               <w:t>1. 선택한 Room을 3D 공간에 표시한다.</w:t>
             </w:r>
-          </w:p>
-          <w:p>
-            <w:pPr>
-              <w:rPr>
-                <w:sz w:val="19"/>
-                <w:szCs w:val="19"/>
-              </w:rPr>
-            </w:pPr>
-            <w:r>
-              <w:rPr>
-                <w:sz w:val="19"/>
-                <w:szCs w:val="19"/>
-              </w:rPr>
-              <w:t>2. 사용자가 Room 내부를 1인칭 시점으로 이동할 수 있도록 한다.</w:t>
-            </w:r>
-          </w:p>
-          <w:p>
-            <w:r>
-              <w:rPr>
-                <w:sz w:val="19"/>
-                <w:szCs w:val="19"/>
-              </w:rPr>
-              <w:t>3. 선택한 마감재와 설비를 Room에 반영한다.</w:t>
+            <w:r>
+              <w:br/>
+              <w:t>2. 플레이어를 방 중앙의 시작 지점에 배치한다.</w:t>
+            </w:r>
+            <w:r>
+              <w:br/>
+              <w:t>3. 벽, 바닥과 천장은 같은 카테고리 전체에 제품을 적용한다.</w:t>
+            </w:r>
+            <w:r>
+              <w:br/>
+              <w:t>4. Window Covering은 선택한 창에 적용한다.</w:t>
+            </w:r>
+            <w:r>
+              <w:br/>
+              <w:t>5. 욕실, 화장실, 발코니와 보호 패널은 변경하지 않는다.</w:t>
             </w:r>
           </w:p>
         </w:tc>
@@ -11343,11 +11072,7 @@
           </w:tcPr>
           <w:p>
             <w:r>
-              <w:rPr>
-                <w:sz w:val="19"/>
-                <w:szCs w:val="19"/>
-              </w:rPr>
-              <w:t>Room 선택과 마감 항목 변경 결과가 3D 공간에 정상적으로 반영되어야 한다.</w:t>
+              <w:t>세 Room이 정상 표시되고, 대상 카테고리만 함께 변경되며 제외 공간의 외관은 유지되어야 한다.</w:t>
             </w:r>
           </w:p>
         </w:tc>
@@ -11546,6 +11271,8 @@
     <w:p>
       <w:pPr>
         <w:pStyle w:val="3"/>
+        <w:keepNext/>
+        <w:spacing w:before="240" w:after="120"/>
       </w:pPr>
       <w:r>
         <w:t>FR-09 견적 계산</w:t>
@@ -11722,18 +11449,8 @@
             <w:vAlign w:val="center"/>
           </w:tcPr>
           <w:p>
-            <w:pPr>
-              <w:rPr>
-                <w:sz w:val="19"/>
-                <w:szCs w:val="19"/>
-              </w:rPr>
-            </w:pPr>
-            <w:r>
-              <w:rPr>
-                <w:sz w:val="19"/>
-                <w:szCs w:val="19"/>
-              </w:rPr>
-              <w:t>사용자가 선택한 마감재와 설비의 예상 비용을 실시간으로 확인할 수 있도록 한다.</w:t>
+            <w:r>
+              <w:t>사용자가 선택한 제품의 예상 구매비를 실시간으로 확인할 수 있도록 한다.</w:t>
             </w:r>
           </w:p>
         </w:tc>
@@ -11765,6 +11482,7 @@
                 <w:sz w:val="19"/>
                 <w:szCs w:val="19"/>
               </w:rPr>
+              <w:lastRenderedPageBreak/>
               <w:t>사용자</w:t>
             </w:r>
           </w:p>
@@ -11917,34 +11635,8 @@
             <w:vAlign w:val="center"/>
           </w:tcPr>
           <w:p>
-            <w:pPr>
-              <w:rPr>
-                <w:sz w:val="19"/>
-                <w:szCs w:val="19"/>
-              </w:rPr>
-            </w:pPr>
-            <w:r>
-              <w:rPr>
-                <w:sz w:val="19"/>
-                <w:szCs w:val="19"/>
-              </w:rPr>
-              <w:t xml:space="preserve">제품 단가, </w:t>
-            </w:r>
-            <w:proofErr w:type="spellStart"/>
-            <w:r>
-              <w:rPr>
-                <w:sz w:val="19"/>
-                <w:szCs w:val="19"/>
-              </w:rPr>
-              <w:t>시공비</w:t>
-            </w:r>
-            <w:proofErr w:type="spellEnd"/>
-            <w:r>
-              <w:rPr>
-                <w:sz w:val="19"/>
-                <w:szCs w:val="19"/>
-              </w:rPr>
-              <w:t>, 적용 면적, 수량</w:t>
+            <w:r>
+              <w:t>제품 단가, 적용 면적</w:t>
             </w:r>
           </w:p>
         </w:tc>
@@ -11998,48 +11690,24 @@
             <w:vAlign w:val="center"/>
           </w:tcPr>
           <w:p>
-            <w:pPr>
-              <w:rPr>
-                <w:sz w:val="19"/>
-                <w:szCs w:val="19"/>
-              </w:rPr>
-            </w:pPr>
-            <w:r>
-              <w:rPr>
-                <w:sz w:val="19"/>
-                <w:szCs w:val="19"/>
-              </w:rPr>
-              <w:t>1. 선택한 제품의 비용을 계산한다.</w:t>
-            </w:r>
-          </w:p>
-          <w:p>
-            <w:pPr>
-              <w:rPr>
-                <w:sz w:val="19"/>
-                <w:szCs w:val="19"/>
-              </w:rPr>
-            </w:pPr>
-            <w:r>
-              <w:rPr>
-                <w:sz w:val="19"/>
-                <w:szCs w:val="19"/>
-              </w:rPr>
-              <w:t>2. 각 항목의 금액을 합산한다.</w:t>
-            </w:r>
-          </w:p>
-          <w:p>
-            <w:pPr>
-              <w:rPr>
-                <w:sz w:val="19"/>
-                <w:szCs w:val="19"/>
-              </w:rPr>
-            </w:pPr>
-            <w:r>
-              <w:rPr>
-                <w:sz w:val="19"/>
-                <w:szCs w:val="19"/>
-              </w:rPr>
-              <w:t>3. 제품 변경 또는 제거 시 총 견적을 다시 계산한다.</w:t>
+            <w:r>
+              <w:t>1. 선택한 제품 단가와 적용 면적을 곱한다.</w:t>
+            </w:r>
+            <w:r>
+              <w:br/>
+              <w:t>2. 벽, 바닥, 천장과 Window Covering 비용을 합산한다.</w:t>
+            </w:r>
+            <w:r>
+              <w:br/>
+            </w:r>
+            <w:r>
+              <w:rPr>
+                <w:rFonts w:hint="eastAsia"/>
+              </w:rPr>
+              <w:t>3</w:t>
+            </w:r>
+            <w:r>
+              <w:t>. 제품 변경 또는 초기화 시 총 제품 구매비를 다시 계산한다.</w:t>
             </w:r>
           </w:p>
         </w:tc>
@@ -12093,18 +11761,8 @@
             <w:vAlign w:val="center"/>
           </w:tcPr>
           <w:p>
-            <w:pPr>
-              <w:rPr>
-                <w:sz w:val="19"/>
-                <w:szCs w:val="19"/>
-              </w:rPr>
-            </w:pPr>
-            <w:r>
-              <w:rPr>
-                <w:sz w:val="19"/>
-                <w:szCs w:val="19"/>
-              </w:rPr>
-              <w:t>항목별 예상 비용과 총 견적 금액을 표시한다.</w:t>
+            <w:r>
+              <w:t>카테고리별 제품 구매비와 총 제품 구매비를 표시하고 Installation excluded를 안내한다.</w:t>
             </w:r>
           </w:p>
         </w:tc>
@@ -12331,7 +11989,6 @@
                 <w:sz w:val="19"/>
                 <w:szCs w:val="19"/>
               </w:rPr>
-              <w:lastRenderedPageBreak/>
               <w:t>우선순위</w:t>
             </w:r>
           </w:p>
@@ -12444,6 +12101,8 @@
     <w:p>
       <w:pPr>
         <w:pStyle w:val="3"/>
+        <w:keepNext/>
+        <w:spacing w:before="240" w:after="120"/>
       </w:pPr>
       <w:r>
         <w:t>FR-1</w:t>
@@ -12879,18 +12538,24 @@
             <w:vAlign w:val="center"/>
           </w:tcPr>
           <w:p>
-            <w:pPr>
-              <w:rPr>
-                <w:sz w:val="19"/>
-                <w:szCs w:val="19"/>
-              </w:rPr>
-            </w:pPr>
-            <w:r>
-              <w:rPr>
-                <w:sz w:val="19"/>
-                <w:szCs w:val="19"/>
-              </w:rPr>
-              <w:t>마감재 두께, 열전도율, Room 면적, 실내외 온도 조건, 냉난방 효율, 에너지 단가</w:t>
+            <w:r>
+              <w:t xml:space="preserve">비교 제품과 선택 제품의 선언 </w:t>
+            </w:r>
+            <w:proofErr w:type="spellStart"/>
+            <w:r>
+              <w:t>열저항</w:t>
+            </w:r>
+            <w:proofErr w:type="spellEnd"/>
+            <w:r>
+              <w:t xml:space="preserve">(m²K/W), Room 분석 면적, 난방과 냉방의 등가 </w:t>
+            </w:r>
+            <w:proofErr w:type="spellStart"/>
+            <w:r>
+              <w:t>온도차</w:t>
+            </w:r>
+            <w:proofErr w:type="spellEnd"/>
+            <w:r>
+              <w:t>, 연간 시간, 효율, 에너지 단가</w:t>
             </w:r>
           </w:p>
         </w:tc>
@@ -12944,108 +12609,40 @@
             <w:vAlign w:val="center"/>
           </w:tcPr>
           <w:p>
-            <w:pPr>
-              <w:rPr>
-                <w:sz w:val="19"/>
-                <w:szCs w:val="19"/>
-              </w:rPr>
-            </w:pPr>
-            <w:r>
-              <w:rPr>
-                <w:sz w:val="19"/>
-                <w:szCs w:val="19"/>
-              </w:rPr>
-              <w:t>1. 마감재의 열저항을 계산한다.</w:t>
-            </w:r>
-          </w:p>
-          <w:p>
-            <w:pPr>
-              <w:rPr>
-                <w:sz w:val="19"/>
-                <w:szCs w:val="19"/>
-              </w:rPr>
-            </w:pPr>
-            <w:r>
-              <w:rPr>
-                <w:sz w:val="19"/>
-                <w:szCs w:val="19"/>
-              </w:rPr>
-              <w:t>2. Room의 열성능을 계산한다.</w:t>
-            </w:r>
-          </w:p>
-          <w:p>
-            <w:pPr>
-              <w:rPr>
-                <w:sz w:val="19"/>
-                <w:szCs w:val="19"/>
-              </w:rPr>
-            </w:pPr>
-            <w:r>
-              <w:rPr>
-                <w:sz w:val="19"/>
-                <w:szCs w:val="19"/>
-              </w:rPr>
-              <w:t>3. 예상 연간 에너지 사용량을 산출한다.</w:t>
-            </w:r>
-          </w:p>
-          <w:p>
-            <w:pPr>
-              <w:rPr>
-                <w:sz w:val="19"/>
-                <w:szCs w:val="19"/>
-              </w:rPr>
-            </w:pPr>
-            <w:r>
-              <w:rPr>
-                <w:sz w:val="19"/>
-                <w:szCs w:val="19"/>
-              </w:rPr>
-              <w:t>4. 에너지 사용량을 비용으로 환산한다.</w:t>
-            </w:r>
-          </w:p>
-          <w:p>
-            <w:pPr>
-              <w:rPr>
-                <w:sz w:val="19"/>
-                <w:szCs w:val="19"/>
-              </w:rPr>
-            </w:pPr>
-            <w:r>
-              <w:rPr>
-                <w:sz w:val="19"/>
-                <w:szCs w:val="19"/>
-              </w:rPr>
-              <w:t>5. 기준안과 비교하여 예상 절감액과 투자 회수기간을 계산한다.</w:t>
-            </w:r>
-          </w:p>
-          <w:p>
-            <w:pPr>
-              <w:rPr>
-                <w:sz w:val="19"/>
-                <w:szCs w:val="19"/>
-              </w:rPr>
-            </w:pPr>
-            <w:r>
-              <w:rPr>
-                <w:sz w:val="19"/>
-                <w:szCs w:val="19"/>
-              </w:rPr>
-              <w:t>6. 초기화 실행 시 선택 항목과 계산 결과를 초기 상태로 되돌린다.</w:t>
-            </w:r>
-          </w:p>
-          <w:p>
-            <w:pPr>
-              <w:rPr>
-                <w:sz w:val="19"/>
-                <w:szCs w:val="19"/>
-              </w:rPr>
-            </w:pPr>
-            <w:r>
-              <w:rPr>
-                <w:sz w:val="19"/>
-                <w:szCs w:val="19"/>
-              </w:rPr>
-              <w:t>7. 최종 결과 화면에 선택 항목과 견적 및 에너지 분석 결과를 표시한다.</w:t>
+            <w:r>
+              <w:t>1. 각 카테고리의 첫 번째 유효 제품을 비교 제품으로 정한다.</w:t>
+            </w:r>
+            <w:r>
+              <w:br/>
+              <w:t xml:space="preserve">2. 비교 제품과 선택 제품의 </w:t>
+            </w:r>
+            <w:proofErr w:type="spellStart"/>
+            <w:r>
+              <w:t>열손실</w:t>
+            </w:r>
+            <w:proofErr w:type="spellEnd"/>
+            <w:r>
+              <w:t xml:space="preserve"> 계수를 면적 나누기 선언 열저항으로 각각 계산한다.</w:t>
+            </w:r>
+            <w:r>
+              <w:br/>
+              <w:t>3. 난방과 냉방 사용량을 따로 계산한 뒤 연간 사용량으로 합산한다.</w:t>
+            </w:r>
+            <w:r>
+              <w:br/>
+              <w:t>4. 난방과 냉방에 각 에너지 단가를 적용해 연간 비용을 계산한다.</w:t>
+            </w:r>
+            <w:r>
+              <w:br/>
+              <w:t>5. 두 비용의 차이를 절감액으로 계산한다.</w:t>
+            </w:r>
+            <w:r>
+              <w:br/>
+              <w:t>6. 선택 제품 구매비를 절감액으로 나누어 회수기간을 계산한다.</w:t>
+            </w:r>
+            <w:r>
+              <w:br/>
+              <w:t>7. 최종 화면에 선택 제품과 결과를 표시한다.</w:t>
             </w:r>
           </w:p>
         </w:tc>
@@ -13099,27 +12696,16 @@
             <w:vAlign w:val="center"/>
           </w:tcPr>
           <w:p>
-            <w:pPr>
-              <w:rPr>
-                <w:sz w:val="19"/>
-                <w:szCs w:val="19"/>
-              </w:rPr>
-            </w:pPr>
+            <w:r>
+              <w:t xml:space="preserve">선택 제품명, 제품 </w:t>
+            </w:r>
             <w:proofErr w:type="spellStart"/>
             <w:r>
-              <w:rPr>
-                <w:sz w:val="19"/>
-                <w:szCs w:val="19"/>
-              </w:rPr>
-              <w:t>열성능</w:t>
+              <w:t>구매비</w:t>
             </w:r>
             <w:proofErr w:type="spellEnd"/>
             <w:r>
-              <w:rPr>
-                <w:sz w:val="19"/>
-                <w:szCs w:val="19"/>
-              </w:rPr>
-              <w:t>, 예상 연간 에너지 사용량, 연간 에너지 비용, 예상 절감액, 투자 회수기간을 표시한다.</w:t>
+              <w:t>, 비교안과 선택안의 연간 냉난방 사용량과 비용, 예상 절감액, 투자 회수기간을 표시한다.</w:t>
             </w:r>
           </w:p>
         </w:tc>
@@ -13151,6 +12737,7 @@
                 <w:sz w:val="19"/>
                 <w:szCs w:val="19"/>
               </w:rPr>
+              <w:lastRenderedPageBreak/>
               <w:t>예외 처리</w:t>
             </w:r>
           </w:p>
@@ -13263,34 +12850,32 @@
             <w:vAlign w:val="center"/>
           </w:tcPr>
           <w:p>
-            <w:pPr>
-              <w:rPr>
-                <w:sz w:val="19"/>
-                <w:szCs w:val="19"/>
-              </w:rPr>
-            </w:pPr>
-            <w:r>
-              <w:rPr>
-                <w:sz w:val="19"/>
-                <w:szCs w:val="19"/>
-              </w:rPr>
-              <w:t xml:space="preserve">시스템의 계산 결과가 동일한 </w:t>
+            <w:r>
+              <w:t xml:space="preserve">동일한 </w:t>
             </w:r>
             <w:proofErr w:type="spellStart"/>
             <w:r>
-              <w:rPr>
-                <w:sz w:val="19"/>
-                <w:szCs w:val="19"/>
-              </w:rPr>
-              <w:t>입력값을</w:t>
+              <w:t>RoomData</w:t>
             </w:r>
             <w:proofErr w:type="spellEnd"/>
             <w:r>
-              <w:rPr>
-                <w:sz w:val="19"/>
-                <w:szCs w:val="19"/>
-              </w:rPr>
-              <w:t xml:space="preserve"> 사용한 기준 계산 결과와 일치해야 한다.</w:t>
+              <w:t xml:space="preserve">, </w:t>
+            </w:r>
+            <w:proofErr w:type="spellStart"/>
+            <w:r>
+              <w:t>FinishData</w:t>
+            </w:r>
+            <w:proofErr w:type="spellEnd"/>
+            <w:r>
+              <w:t xml:space="preserve">와 </w:t>
+            </w:r>
+            <w:proofErr w:type="spellStart"/>
+            <w:r>
+              <w:t>EnergyStandardData</w:t>
+            </w:r>
+            <w:proofErr w:type="spellEnd"/>
+            <w:r>
+              <w:t>를 사용한 독립 계산 및 회귀 검사 결과와 일치해야 한다.</w:t>
             </w:r>
           </w:p>
         </w:tc>
@@ -13515,8 +13100,10 @@
     <w:p>
       <w:pPr>
         <w:pStyle w:val="1"/>
+        <w:keepNext/>
+        <w:spacing w:before="240" w:after="120"/>
       </w:pPr>
-      <w:bookmarkStart w:id="17" w:name="_Toc242200463"/>
+      <w:bookmarkStart w:id="17" w:name="_Toc242550895"/>
       <w:r>
         <w:lastRenderedPageBreak/>
         <w:t>4. 외부 인터페이스 요구사항</w:t>
@@ -13526,8 +13113,10 @@
     <w:p>
       <w:pPr>
         <w:pStyle w:val="2"/>
+        <w:keepNext/>
+        <w:spacing w:before="240"/>
       </w:pPr>
-      <w:bookmarkStart w:id="18" w:name="_Toc242200464"/>
+      <w:bookmarkStart w:id="18" w:name="_Toc242550896"/>
       <w:r>
         <w:t>4.1 사용자 인터페이스</w:t>
       </w:r>
@@ -14054,18 +13643,8 @@
             <w:vAlign w:val="center"/>
           </w:tcPr>
           <w:p>
-            <w:pPr>
-              <w:rPr>
-                <w:sz w:val="19"/>
-                <w:szCs w:val="19"/>
-              </w:rPr>
-            </w:pPr>
-            <w:r>
-              <w:rPr>
-                <w:sz w:val="19"/>
-                <w:szCs w:val="19"/>
-              </w:rPr>
-              <w:t>벽, 바닥, 천장, 조명, 블라인드, 커튼을 선택하고 변경하며 초기화할 수 있다.</w:t>
+            <w:r>
+              <w:t>벽, 바닥, 천장과 Window Covering 제품을 영어로 표시하고 변경하며 초기화할 수 있다. 제품 색상 견본, 가격과 열저항을 표시한다.</w:t>
             </w:r>
           </w:p>
         </w:tc>
@@ -14087,34 +13666,8 @@
             <w:vAlign w:val="center"/>
           </w:tcPr>
           <w:p>
-            <w:pPr>
-              <w:rPr>
-                <w:sz w:val="19"/>
-                <w:szCs w:val="19"/>
-              </w:rPr>
-            </w:pPr>
-            <w:r>
-              <w:rPr>
-                <w:sz w:val="19"/>
-                <w:szCs w:val="19"/>
-              </w:rPr>
-              <w:t>FR-04 ~ FR-08</w:t>
-            </w:r>
-            <w:r>
-              <w:rPr>
-                <w:rFonts w:hint="eastAsia"/>
-                <w:sz w:val="19"/>
-                <w:szCs w:val="19"/>
-              </w:rPr>
-              <w:t>, FR-1</w:t>
-            </w:r>
-            <w:r>
-              <w:rPr>
-                <w:rFonts w:hint="eastAsia"/>
-                <w:sz w:val="19"/>
-                <w:szCs w:val="19"/>
-              </w:rPr>
-              <w:t>5</w:t>
+            <w:r>
+              <w:t>FR-04 ~ FR-08, FR-15</w:t>
             </w:r>
           </w:p>
         </w:tc>
@@ -14212,18 +13765,8 @@
             <w:vAlign w:val="center"/>
           </w:tcPr>
           <w:p>
-            <w:pPr>
-              <w:rPr>
-                <w:sz w:val="19"/>
-                <w:szCs w:val="19"/>
-              </w:rPr>
-            </w:pPr>
-            <w:r>
-              <w:rPr>
-                <w:sz w:val="19"/>
-                <w:szCs w:val="19"/>
-              </w:rPr>
-              <w:t>항목별 금액과 총 견적 금액을 표시한다.</w:t>
+            <w:r>
+              <w:t>카테고리별 제품 구매비와 총 제품 구매비를 표시한다.</w:t>
             </w:r>
           </w:p>
         </w:tc>
@@ -14354,27 +13897,8 @@
             <w:vAlign w:val="center"/>
           </w:tcPr>
           <w:p>
-            <w:pPr>
-              <w:rPr>
-                <w:sz w:val="19"/>
-                <w:szCs w:val="19"/>
-              </w:rPr>
-            </w:pPr>
-            <w:proofErr w:type="spellStart"/>
-            <w:r>
-              <w:rPr>
-                <w:sz w:val="19"/>
-                <w:szCs w:val="19"/>
-              </w:rPr>
-              <w:t>열성능</w:t>
-            </w:r>
-            <w:proofErr w:type="spellEnd"/>
-            <w:r>
-              <w:rPr>
-                <w:sz w:val="19"/>
-                <w:szCs w:val="19"/>
-              </w:rPr>
-              <w:t>, 연간 에너지 사용량, 에너지 비용, 절감액, 투자 회수기간을 표시한다.</w:t>
+            <w:r>
+              <w:t>연간 난방과 냉방 사용량, 비용, 절감액과 회수기간을 표시한다.</w:t>
             </w:r>
           </w:p>
         </w:tc>
@@ -14528,18 +14052,8 @@
             <w:vAlign w:val="center"/>
           </w:tcPr>
           <w:p>
-            <w:pPr>
-              <w:rPr>
-                <w:sz w:val="19"/>
-                <w:szCs w:val="19"/>
-              </w:rPr>
-            </w:pPr>
-            <w:r>
-              <w:rPr>
-                <w:sz w:val="19"/>
-                <w:szCs w:val="19"/>
-              </w:rPr>
-              <w:t>선택 항목과 견적, 에너지 분석 결과를 종합하여 표시한다.</w:t>
+            <w:r>
+              <w:t>선택 제품명, 제품 구매비와 냉난방 분석 결과를 화면 안에 표시한다.</w:t>
             </w:r>
           </w:p>
         </w:tc>
@@ -14600,19 +14114,15 @@
         </w:rPr>
       </w:pPr>
       <w:r>
-        <w:rPr>
-          <w:rFonts w:hint="eastAsia"/>
-          <w:b/>
-          <w:bCs/>
-        </w:rPr>
-        <w:t>[Sample Image</w:t>
+        <w:t xml:space="preserve">현재 구현 화면은 Unity 프로젝트의 IFEA </w:t>
       </w:r>
+      <w:proofErr w:type="spellStart"/>
       <w:r>
-        <w:rPr>
-          <w:b/>
-          <w:bCs/>
-        </w:rPr>
-        <w:t>]</w:t>
+        <w:t>씬과</w:t>
+      </w:r>
+      <w:proofErr w:type="spellEnd"/>
+      <w:r>
+        <w:t xml:space="preserve"> 실행 화면을 기준으로 확인한다.</w:t>
       </w:r>
     </w:p>
     <w:p>
@@ -14626,294 +14136,11 @@
     </w:p>
     <w:p>
       <w:pPr>
-        <w:spacing w:after="120"/>
-        <w:rPr>
-          <w:b/>
-          <w:bCs/>
-        </w:rPr>
+        <w:pStyle w:val="2"/>
+        <w:keepNext/>
+        <w:spacing w:before="240"/>
       </w:pPr>
-      <w:r>
-        <w:rPr>
-          <w:b/>
-          <w:bCs/>
-          <w:noProof/>
-        </w:rPr>
-        <w:drawing>
-          <wp:inline distT="0" distB="0" distL="0" distR="0" wp14:anchorId="6F2AAD98" wp14:editId="654EE76C">
-            <wp:extent cx="6115685" cy="3437890"/>
-            <wp:effectExtent l="0" t="0" r="0" b="0"/>
-            <wp:docPr id="714667765" name="그림 1"/>
-            <wp:cNvGraphicFramePr>
-              <a:graphicFrameLocks xmlns:a="http://schemas.openxmlformats.org/drawingml/2006/main" noChangeAspect="1"/>
-            </wp:cNvGraphicFramePr>
-            <a:graphic xmlns:a="http://schemas.openxmlformats.org/drawingml/2006/main">
-              <a:graphicData uri="http://schemas.openxmlformats.org/drawingml/2006/picture">
-                <pic:pic xmlns:pic="http://schemas.openxmlformats.org/drawingml/2006/picture">
-                  <pic:nvPicPr>
-                    <pic:cNvPr id="0" name="Picture 1"/>
-                    <pic:cNvPicPr>
-                      <a:picLocks noChangeAspect="1" noChangeArrowheads="1"/>
-                    </pic:cNvPicPr>
-                  </pic:nvPicPr>
-                  <pic:blipFill>
-                    <a:blip r:embed="rId8" cstate="print">
-                      <a:extLst>
-                        <a:ext uri="{28A0092B-C50C-407E-A947-70E740481C1C}">
-                          <a14:useLocalDpi xmlns:a14="http://schemas.microsoft.com/office/drawing/2010/main" val="0"/>
-                        </a:ext>
-                      </a:extLst>
-                    </a:blip>
-                    <a:srcRect/>
-                    <a:stretch>
-                      <a:fillRect/>
-                    </a:stretch>
-                  </pic:blipFill>
-                  <pic:spPr bwMode="auto">
-                    <a:xfrm>
-                      <a:off x="0" y="0"/>
-                      <a:ext cx="6115685" cy="3437890"/>
-                    </a:xfrm>
-                    <a:prstGeom prst="rect">
-                      <a:avLst/>
-                    </a:prstGeom>
-                    <a:noFill/>
-                    <a:ln>
-                      <a:noFill/>
-                    </a:ln>
-                  </pic:spPr>
-                </pic:pic>
-              </a:graphicData>
-            </a:graphic>
-          </wp:inline>
-        </w:drawing>
-      </w:r>
-      <w:r>
-        <w:rPr>
-          <w:b/>
-          <w:bCs/>
-          <w:noProof/>
-        </w:rPr>
-        <w:lastRenderedPageBreak/>
-        <w:drawing>
-          <wp:inline distT="0" distB="0" distL="0" distR="0" wp14:anchorId="11B00B4E" wp14:editId="179C6156">
-            <wp:extent cx="6115685" cy="3437890"/>
-            <wp:effectExtent l="0" t="0" r="0" b="0"/>
-            <wp:docPr id="7964290" name="그림 2"/>
-            <wp:cNvGraphicFramePr>
-              <a:graphicFrameLocks xmlns:a="http://schemas.openxmlformats.org/drawingml/2006/main" noChangeAspect="1"/>
-            </wp:cNvGraphicFramePr>
-            <a:graphic xmlns:a="http://schemas.openxmlformats.org/drawingml/2006/main">
-              <a:graphicData uri="http://schemas.openxmlformats.org/drawingml/2006/picture">
-                <pic:pic xmlns:pic="http://schemas.openxmlformats.org/drawingml/2006/picture">
-                  <pic:nvPicPr>
-                    <pic:cNvPr id="0" name="Picture 2"/>
-                    <pic:cNvPicPr>
-                      <a:picLocks noChangeAspect="1" noChangeArrowheads="1"/>
-                    </pic:cNvPicPr>
-                  </pic:nvPicPr>
-                  <pic:blipFill>
-                    <a:blip r:embed="rId9" cstate="print">
-                      <a:extLst>
-                        <a:ext uri="{28A0092B-C50C-407E-A947-70E740481C1C}">
-                          <a14:useLocalDpi xmlns:a14="http://schemas.microsoft.com/office/drawing/2010/main" val="0"/>
-                        </a:ext>
-                      </a:extLst>
-                    </a:blip>
-                    <a:srcRect/>
-                    <a:stretch>
-                      <a:fillRect/>
-                    </a:stretch>
-                  </pic:blipFill>
-                  <pic:spPr bwMode="auto">
-                    <a:xfrm>
-                      <a:off x="0" y="0"/>
-                      <a:ext cx="6115685" cy="3437890"/>
-                    </a:xfrm>
-                    <a:prstGeom prst="rect">
-                      <a:avLst/>
-                    </a:prstGeom>
-                    <a:noFill/>
-                    <a:ln>
-                      <a:noFill/>
-                    </a:ln>
-                  </pic:spPr>
-                </pic:pic>
-              </a:graphicData>
-            </a:graphic>
-          </wp:inline>
-        </w:drawing>
-      </w:r>
-      <w:r>
-        <w:rPr>
-          <w:b/>
-          <w:bCs/>
-          <w:noProof/>
-        </w:rPr>
-        <w:drawing>
-          <wp:inline distT="0" distB="0" distL="0" distR="0" wp14:anchorId="306FA838" wp14:editId="336C112F">
-            <wp:extent cx="6108556" cy="3437890"/>
-            <wp:effectExtent l="0" t="0" r="6985" b="0"/>
-            <wp:docPr id="1231439378" name="그림 3"/>
-            <wp:cNvGraphicFramePr>
-              <a:graphicFrameLocks xmlns:a="http://schemas.openxmlformats.org/drawingml/2006/main" noChangeAspect="1"/>
-            </wp:cNvGraphicFramePr>
-            <a:graphic xmlns:a="http://schemas.openxmlformats.org/drawingml/2006/main">
-              <a:graphicData uri="http://schemas.openxmlformats.org/drawingml/2006/picture">
-                <pic:pic xmlns:pic="http://schemas.openxmlformats.org/drawingml/2006/picture">
-                  <pic:nvPicPr>
-                    <pic:cNvPr id="1231439378" name="그림 3"/>
-                    <pic:cNvPicPr>
-                      <a:picLocks noChangeAspect="1" noChangeArrowheads="1"/>
-                    </pic:cNvPicPr>
-                  </pic:nvPicPr>
-                  <pic:blipFill>
-                    <a:blip r:embed="rId10" cstate="print">
-                      <a:extLst>
-                        <a:ext uri="{28A0092B-C50C-407E-A947-70E740481C1C}">
-                          <a14:useLocalDpi xmlns:a14="http://schemas.microsoft.com/office/drawing/2010/main" val="0"/>
-                        </a:ext>
-                      </a:extLst>
-                    </a:blip>
-                    <a:stretch>
-                      <a:fillRect/>
-                    </a:stretch>
-                  </pic:blipFill>
-                  <pic:spPr bwMode="auto">
-                    <a:xfrm>
-                      <a:off x="0" y="0"/>
-                      <a:ext cx="6108556" cy="3437890"/>
-                    </a:xfrm>
-                    <a:prstGeom prst="rect">
-                      <a:avLst/>
-                    </a:prstGeom>
-                    <a:noFill/>
-                    <a:ln>
-                      <a:noFill/>
-                    </a:ln>
-                  </pic:spPr>
-                </pic:pic>
-              </a:graphicData>
-            </a:graphic>
-          </wp:inline>
-        </w:drawing>
-      </w:r>
-      <w:r>
-        <w:rPr>
-          <w:b/>
-          <w:bCs/>
-          <w:noProof/>
-        </w:rPr>
-        <w:lastRenderedPageBreak/>
-        <w:drawing>
-          <wp:inline distT="0" distB="0" distL="0" distR="0" wp14:anchorId="6B20927B" wp14:editId="73FF58F4">
-            <wp:extent cx="6115685" cy="3437890"/>
-            <wp:effectExtent l="0" t="0" r="0" b="0"/>
-            <wp:docPr id="881710658" name="그림 4"/>
-            <wp:cNvGraphicFramePr>
-              <a:graphicFrameLocks xmlns:a="http://schemas.openxmlformats.org/drawingml/2006/main" noChangeAspect="1"/>
-            </wp:cNvGraphicFramePr>
-            <a:graphic xmlns:a="http://schemas.openxmlformats.org/drawingml/2006/main">
-              <a:graphicData uri="http://schemas.openxmlformats.org/drawingml/2006/picture">
-                <pic:pic xmlns:pic="http://schemas.openxmlformats.org/drawingml/2006/picture">
-                  <pic:nvPicPr>
-                    <pic:cNvPr id="0" name="Picture 4"/>
-                    <pic:cNvPicPr>
-                      <a:picLocks noChangeAspect="1" noChangeArrowheads="1"/>
-                    </pic:cNvPicPr>
-                  </pic:nvPicPr>
-                  <pic:blipFill>
-                    <a:blip r:embed="rId11" cstate="print">
-                      <a:extLst>
-                        <a:ext uri="{28A0092B-C50C-407E-A947-70E740481C1C}">
-                          <a14:useLocalDpi xmlns:a14="http://schemas.microsoft.com/office/drawing/2010/main" val="0"/>
-                        </a:ext>
-                      </a:extLst>
-                    </a:blip>
-                    <a:srcRect/>
-                    <a:stretch>
-                      <a:fillRect/>
-                    </a:stretch>
-                  </pic:blipFill>
-                  <pic:spPr bwMode="auto">
-                    <a:xfrm>
-                      <a:off x="0" y="0"/>
-                      <a:ext cx="6115685" cy="3437890"/>
-                    </a:xfrm>
-                    <a:prstGeom prst="rect">
-                      <a:avLst/>
-                    </a:prstGeom>
-                    <a:noFill/>
-                    <a:ln>
-                      <a:noFill/>
-                    </a:ln>
-                  </pic:spPr>
-                </pic:pic>
-              </a:graphicData>
-            </a:graphic>
-          </wp:inline>
-        </w:drawing>
-      </w:r>
-      <w:r>
-        <w:rPr>
-          <w:b/>
-          <w:bCs/>
-          <w:noProof/>
-        </w:rPr>
-        <w:drawing>
-          <wp:inline distT="0" distB="0" distL="0" distR="0" wp14:anchorId="5128D48A" wp14:editId="27A8061D">
-            <wp:extent cx="6115685" cy="3437890"/>
-            <wp:effectExtent l="0" t="0" r="0" b="0"/>
-            <wp:docPr id="1670575924" name="그림 5"/>
-            <wp:cNvGraphicFramePr>
-              <a:graphicFrameLocks xmlns:a="http://schemas.openxmlformats.org/drawingml/2006/main" noChangeAspect="1"/>
-            </wp:cNvGraphicFramePr>
-            <a:graphic xmlns:a="http://schemas.openxmlformats.org/drawingml/2006/main">
-              <a:graphicData uri="http://schemas.openxmlformats.org/drawingml/2006/picture">
-                <pic:pic xmlns:pic="http://schemas.openxmlformats.org/drawingml/2006/picture">
-                  <pic:nvPicPr>
-                    <pic:cNvPr id="0" name="Picture 5"/>
-                    <pic:cNvPicPr>
-                      <a:picLocks noChangeAspect="1" noChangeArrowheads="1"/>
-                    </pic:cNvPicPr>
-                  </pic:nvPicPr>
-                  <pic:blipFill>
-                    <a:blip r:embed="rId12" cstate="print">
-                      <a:extLst>
-                        <a:ext uri="{28A0092B-C50C-407E-A947-70E740481C1C}">
-                          <a14:useLocalDpi xmlns:a14="http://schemas.microsoft.com/office/drawing/2010/main" val="0"/>
-                        </a:ext>
-                      </a:extLst>
-                    </a:blip>
-                    <a:srcRect/>
-                    <a:stretch>
-                      <a:fillRect/>
-                    </a:stretch>
-                  </pic:blipFill>
-                  <pic:spPr bwMode="auto">
-                    <a:xfrm>
-                      <a:off x="0" y="0"/>
-                      <a:ext cx="6115685" cy="3437890"/>
-                    </a:xfrm>
-                    <a:prstGeom prst="rect">
-                      <a:avLst/>
-                    </a:prstGeom>
-                    <a:noFill/>
-                    <a:ln>
-                      <a:noFill/>
-                    </a:ln>
-                  </pic:spPr>
-                </pic:pic>
-              </a:graphicData>
-            </a:graphic>
-          </wp:inline>
-        </w:drawing>
-      </w:r>
-    </w:p>
-    <w:p>
-      <w:pPr>
-        <w:pStyle w:val="2"/>
-      </w:pPr>
-      <w:bookmarkStart w:id="19" w:name="_Toc242200465"/>
+      <w:bookmarkStart w:id="19" w:name="_Toc242550897"/>
       <w:r>
         <w:t>4.2 하드웨어 인터페이스</w:t>
       </w:r>
@@ -14943,8 +14170,10 @@
     <w:p>
       <w:pPr>
         <w:pStyle w:val="1"/>
+        <w:keepNext/>
+        <w:spacing w:before="240" w:after="120"/>
       </w:pPr>
-      <w:bookmarkStart w:id="21" w:name="_Toc242200466"/>
+      <w:bookmarkStart w:id="21" w:name="_Toc242550898"/>
       <w:r>
         <w:lastRenderedPageBreak/>
         <w:t xml:space="preserve">5. </w:t>
@@ -15406,18 +14635,16 @@
             <w:vAlign w:val="center"/>
           </w:tcPr>
           <w:p>
-            <w:pPr>
-              <w:rPr>
-                <w:sz w:val="19"/>
-                <w:szCs w:val="19"/>
-              </w:rPr>
-            </w:pPr>
-            <w:r>
-              <w:rPr>
-                <w:sz w:val="19"/>
-                <w:szCs w:val="19"/>
-              </w:rPr>
-              <w:t>마감재 또는 설비 변경 후 화면 및 견적 반영 시간</w:t>
+            <w:r>
+              <w:t xml:space="preserve">제품 변경 후 3D 외관, 선택 이름과 제품 </w:t>
+            </w:r>
+            <w:proofErr w:type="spellStart"/>
+            <w:r>
+              <w:t>구매비</w:t>
+            </w:r>
+            <w:proofErr w:type="spellEnd"/>
+            <w:r>
+              <w:t xml:space="preserve"> 반영 시간</w:t>
             </w:r>
           </w:p>
         </w:tc>
@@ -15743,18 +14970,8 @@
             <w:vAlign w:val="center"/>
           </w:tcPr>
           <w:p>
-            <w:pPr>
-              <w:rPr>
-                <w:sz w:val="19"/>
-                <w:szCs w:val="19"/>
-              </w:rPr>
-            </w:pPr>
-            <w:r>
-              <w:rPr>
-                <w:sz w:val="19"/>
-                <w:szCs w:val="19"/>
-              </w:rPr>
-              <w:t>주요 기능 접근 단계</w:t>
+            <w:r>
+              <w:t>Room 선택 후 제품 변경 기능 접근 단계</w:t>
             </w:r>
           </w:p>
         </w:tc>
@@ -16911,8 +16128,10 @@
     <w:p>
       <w:pPr>
         <w:pStyle w:val="1"/>
+        <w:keepNext/>
+        <w:spacing w:before="240" w:after="120"/>
       </w:pPr>
-      <w:bookmarkStart w:id="22" w:name="_Toc242200467"/>
+      <w:bookmarkStart w:id="22" w:name="_Toc242550899"/>
       <w:r>
         <w:lastRenderedPageBreak/>
         <w:t>6. 데이터 요구사항</w:t>
@@ -17151,18 +16370,8 @@
             <w:vAlign w:val="center"/>
           </w:tcPr>
           <w:p>
-            <w:pPr>
-              <w:rPr>
-                <w:sz w:val="19"/>
-                <w:szCs w:val="19"/>
-              </w:rPr>
-            </w:pPr>
-            <w:r>
-              <w:rPr>
-                <w:sz w:val="19"/>
-                <w:szCs w:val="19"/>
-              </w:rPr>
-              <w:t>Room ID, Room 이름, 바닥 면적, 벽 면적, 천장 면적, 창 면적, 체적</w:t>
+            <w:r>
+              <w:t>Room ID, Room 이름, Room Prefab, 벽 면적, 바닥 면적, 천장 면적, 창 면적, 체적</w:t>
             </w:r>
           </w:p>
         </w:tc>
@@ -17184,18 +16393,13 @@
             <w:vAlign w:val="center"/>
           </w:tcPr>
           <w:p>
-            <w:pPr>
-              <w:rPr>
-                <w:sz w:val="19"/>
-                <w:szCs w:val="19"/>
-              </w:rPr>
-            </w:pPr>
-            <w:r>
-              <w:rPr>
-                <w:sz w:val="19"/>
-                <w:szCs w:val="19"/>
-              </w:rPr>
-              <w:t>프로젝트 내에서 지속 보관하며 Room ID는 중복되지 않아야 한다.</w:t>
+            <w:proofErr w:type="spellStart"/>
+            <w:r>
+              <w:t>RoomData</w:t>
+            </w:r>
+            <w:proofErr w:type="spellEnd"/>
+            <w:r>
+              <w:t>로 지속 보관한다. 분석 면적은 욕실, 화장실, 발코니를 제외하며 Room ID는 중복되지 않아야 한다.</w:t>
             </w:r>
           </w:p>
         </w:tc>
@@ -17285,35 +16489,22 @@
             <w:vAlign w:val="center"/>
           </w:tcPr>
           <w:p>
-            <w:pPr>
-              <w:rPr>
-                <w:sz w:val="19"/>
-                <w:szCs w:val="19"/>
-              </w:rPr>
-            </w:pPr>
-            <w:r>
-              <w:rPr>
-                <w:sz w:val="19"/>
-                <w:szCs w:val="19"/>
-              </w:rPr>
-              <w:t xml:space="preserve">제품 ID, 제품명, 분류, 단가, 두께, 열전도율, </w:t>
+            <w:r>
+              <w:t xml:space="preserve">제품 ID, 제품명, 분류, 색상 견본, 단가, 보관용 공사비, 선언 </w:t>
             </w:r>
             <w:proofErr w:type="spellStart"/>
             <w:r>
-              <w:rPr>
-                <w:sz w:val="19"/>
-                <w:szCs w:val="19"/>
-              </w:rPr>
-              <w:t>열성능</w:t>
+              <w:t>열저항</w:t>
             </w:r>
             <w:proofErr w:type="spellEnd"/>
             <w:r>
-              <w:rPr>
-                <w:sz w:val="19"/>
-                <w:szCs w:val="19"/>
-              </w:rPr>
-              <w:t xml:space="preserve"> 출처</w:t>
-            </w:r>
+              <w:t xml:space="preserve">(m²K/W), 출처, Material, </w:t>
+            </w:r>
+            <w:proofErr w:type="spellStart"/>
+            <w:r>
+              <w:t>visualPrefab</w:t>
+            </w:r>
+            <w:proofErr w:type="spellEnd"/>
           </w:p>
         </w:tc>
         <w:tc>
@@ -17334,34 +16525,13 @@
             <w:vAlign w:val="center"/>
           </w:tcPr>
           <w:p>
-            <w:pPr>
-              <w:rPr>
-                <w:sz w:val="19"/>
-                <w:szCs w:val="19"/>
-              </w:rPr>
-            </w:pPr>
-            <w:r>
-              <w:rPr>
-                <w:sz w:val="19"/>
-                <w:szCs w:val="19"/>
-              </w:rPr>
-              <w:t xml:space="preserve">프로젝트 내에서 지속 보관하며 제품 ID는 중복되지 않아야 한다. </w:t>
-            </w:r>
             <w:proofErr w:type="spellStart"/>
             <w:r>
-              <w:rPr>
-                <w:sz w:val="19"/>
-                <w:szCs w:val="19"/>
-              </w:rPr>
-              <w:t>열성능</w:t>
+              <w:t>FinishData</w:t>
             </w:r>
             <w:proofErr w:type="spellEnd"/>
             <w:r>
-              <w:rPr>
-                <w:sz w:val="19"/>
-                <w:szCs w:val="19"/>
-              </w:rPr>
-              <w:t xml:space="preserve"> 데이터가 없는 경우 해당 계산에서 제외한다.</w:t>
+              <w:t xml:space="preserve">로 지속 보관한다. 제품 ID는 중복되지 않아야 한다. </w:t>
             </w:r>
           </w:p>
         </w:tc>
@@ -17383,26 +16553,8 @@
             <w:vAlign w:val="center"/>
           </w:tcPr>
           <w:p>
-            <w:pPr>
-              <w:rPr>
-                <w:sz w:val="19"/>
-                <w:szCs w:val="19"/>
-              </w:rPr>
-            </w:pPr>
-            <w:r>
-              <w:rPr>
-                <w:sz w:val="19"/>
-                <w:szCs w:val="19"/>
-              </w:rPr>
-              <w:t>FR-04 ~ FR-06, FR-09, FR-1</w:t>
-            </w:r>
-            <w:r>
-              <w:rPr>
-                <w:rFonts w:hint="eastAsia"/>
-                <w:sz w:val="19"/>
-                <w:szCs w:val="19"/>
-              </w:rPr>
-              <w:t>0</w:t>
+            <w:r>
+              <w:t>FR-04 ~ FR-10</w:t>
             </w:r>
           </w:p>
         </w:tc>
@@ -17426,18 +16578,8 @@
             <w:vAlign w:val="center"/>
           </w:tcPr>
           <w:p>
-            <w:pPr>
-              <w:rPr>
-                <w:sz w:val="19"/>
-                <w:szCs w:val="19"/>
-              </w:rPr>
-            </w:pPr>
-            <w:r>
-              <w:rPr>
-                <w:sz w:val="19"/>
-                <w:szCs w:val="19"/>
-              </w:rPr>
-              <w:t>설비</w:t>
+            <w:r>
+              <w:t>Window Covering</w:t>
             </w:r>
           </w:p>
         </w:tc>
@@ -17459,42 +16601,20 @@
             <w:vAlign w:val="center"/>
           </w:tcPr>
           <w:p>
-            <w:pPr>
-              <w:rPr>
-                <w:sz w:val="19"/>
-                <w:szCs w:val="19"/>
-              </w:rPr>
-            </w:pPr>
-            <w:r>
-              <w:rPr>
-                <w:sz w:val="19"/>
-                <w:szCs w:val="19"/>
-              </w:rPr>
-              <w:t xml:space="preserve">제품 ID, 제품명, 분류, 단가, 수량, </w:t>
+            <w:r>
+              <w:t xml:space="preserve">창 ID, 적용 면적, 블라인드와 커튼 제품 목록, 기본 </w:t>
             </w:r>
             <w:proofErr w:type="spellStart"/>
             <w:r>
-              <w:rPr>
-                <w:sz w:val="19"/>
-                <w:szCs w:val="19"/>
-              </w:rPr>
-              <w:t>열성능</w:t>
+              <w:t>visualPrefab</w:t>
             </w:r>
             <w:proofErr w:type="spellEnd"/>
             <w:r>
-              <w:rPr>
-                <w:sz w:val="19"/>
-                <w:szCs w:val="19"/>
-              </w:rPr>
-              <w:t xml:space="preserve"> </w:t>
+              <w:t xml:space="preserve">, 선택 </w:t>
             </w:r>
             <w:proofErr w:type="spellStart"/>
             <w:r>
-              <w:rPr>
-                <w:sz w:val="19"/>
-                <w:szCs w:val="19"/>
-              </w:rPr>
-              <w:t>보정값</w:t>
+              <w:t>visualPrefab</w:t>
             </w:r>
             <w:proofErr w:type="spellEnd"/>
           </w:p>
@@ -17519,16 +16639,24 @@
           <w:p>
             <w:pPr>
               <w:rPr>
-                <w:sz w:val="19"/>
-                <w:szCs w:val="19"/>
-              </w:rPr>
-            </w:pPr>
-            <w:r>
-              <w:rPr>
-                <w:sz w:val="19"/>
-                <w:szCs w:val="19"/>
-              </w:rPr>
-              <w:t>프로젝트 내에서 지속 보관하며 조명, 블라인드, 커튼 데이터를 구분하여 관리한다.</w:t>
+                <w:rFonts w:hint="eastAsia"/>
+              </w:rPr>
+            </w:pPr>
+            <w:proofErr w:type="spellStart"/>
+            <w:r>
+              <w:t>FinishTarget</w:t>
+            </w:r>
+            <w:proofErr w:type="spellEnd"/>
+            <w:r>
+              <w:t xml:space="preserve">에서 </w:t>
+            </w:r>
+            <w:proofErr w:type="spellStart"/>
+            <w:r>
+              <w:t>창별로</w:t>
+            </w:r>
+            <w:proofErr w:type="spellEnd"/>
+            <w:r>
+              <w:t xml:space="preserve"> 관리한다.</w:t>
             </w:r>
           </w:p>
         </w:tc>
@@ -17550,26 +16678,8 @@
             <w:vAlign w:val="center"/>
           </w:tcPr>
           <w:p>
-            <w:pPr>
-              <w:rPr>
-                <w:sz w:val="19"/>
-                <w:szCs w:val="19"/>
-              </w:rPr>
-            </w:pPr>
-            <w:r>
-              <w:rPr>
-                <w:sz w:val="19"/>
-                <w:szCs w:val="19"/>
-              </w:rPr>
-              <w:t>FR-07 ~ FR-</w:t>
-            </w:r>
-            <w:r>
-              <w:rPr>
-                <w:rFonts w:hint="eastAsia"/>
-                <w:sz w:val="19"/>
-                <w:szCs w:val="19"/>
-              </w:rPr>
-              <w:t>09</w:t>
+            <w:r>
+              <w:t>FR-07 ~ FR-10</w:t>
             </w:r>
           </w:p>
         </w:tc>
@@ -17635,18 +16745,24 @@
             <w:vAlign w:val="center"/>
           </w:tcPr>
           <w:p>
-            <w:pPr>
-              <w:rPr>
-                <w:sz w:val="19"/>
-                <w:szCs w:val="19"/>
-              </w:rPr>
-            </w:pPr>
-            <w:r>
-              <w:rPr>
-                <w:sz w:val="19"/>
-                <w:szCs w:val="19"/>
-              </w:rPr>
-              <w:t>실내 설정 온도, 외기 기준 온도, 냉난방 효율, 연간 사용 시간, 에너지 단가</w:t>
+            <w:r>
+              <w:t xml:space="preserve">난방 등가 </w:t>
+            </w:r>
+            <w:proofErr w:type="spellStart"/>
+            <w:r>
+              <w:t>온도차</w:t>
+            </w:r>
+            <w:proofErr w:type="spellEnd"/>
+            <w:r>
+              <w:t xml:space="preserve">, 난방 시간, 난방 효율, 난방 단가, 냉방 등가 </w:t>
+            </w:r>
+            <w:proofErr w:type="spellStart"/>
+            <w:r>
+              <w:t>온도차</w:t>
+            </w:r>
+            <w:proofErr w:type="spellEnd"/>
+            <w:r>
+              <w:t>, 냉방 시간, 냉방 효율, 냉방 단가</w:t>
             </w:r>
           </w:p>
         </w:tc>
@@ -17668,18 +16784,13 @@
             <w:vAlign w:val="center"/>
           </w:tcPr>
           <w:p>
-            <w:pPr>
-              <w:rPr>
-                <w:sz w:val="19"/>
-                <w:szCs w:val="19"/>
-              </w:rPr>
-            </w:pPr>
-            <w:r>
-              <w:rPr>
-                <w:sz w:val="19"/>
-                <w:szCs w:val="19"/>
-              </w:rPr>
-              <w:t>프로그램 실행에 필요한 기본값으로 유지하며 계산 전 유효한 값인지 확인한다.</w:t>
+            <w:proofErr w:type="spellStart"/>
+            <w:r>
+              <w:t>EnergyStandardData</w:t>
+            </w:r>
+            <w:proofErr w:type="spellEnd"/>
+            <w:r>
+              <w:t>로 보관하며 난방과 냉방 값을 모두 입력한 경우에만 분석한다.</w:t>
             </w:r>
           </w:p>
         </w:tc>
@@ -17792,18 +16903,8 @@
             <w:vAlign w:val="center"/>
           </w:tcPr>
           <w:p>
-            <w:pPr>
-              <w:rPr>
-                <w:sz w:val="19"/>
-                <w:szCs w:val="19"/>
-              </w:rPr>
-            </w:pPr>
-            <w:r>
-              <w:rPr>
-                <w:sz w:val="19"/>
-                <w:szCs w:val="19"/>
-              </w:rPr>
-              <w:t>선택 Room, 선택 마감재, 선택 설비, 적용 수량</w:t>
+            <w:r>
+              <w:t>선택 Room, 선택 제품, 현재 제품 순서</w:t>
             </w:r>
           </w:p>
         </w:tc>
@@ -17825,18 +16926,16 @@
             <w:vAlign w:val="center"/>
           </w:tcPr>
           <w:p>
-            <w:pPr>
-              <w:rPr>
-                <w:sz w:val="19"/>
-                <w:szCs w:val="19"/>
-              </w:rPr>
-            </w:pPr>
-            <w:r>
-              <w:rPr>
-                <w:sz w:val="19"/>
-                <w:szCs w:val="19"/>
-              </w:rPr>
-              <w:t>프로그램 실행 중 임시 보관하며 초기화 또는 프로그램 종료 시 제거한다.</w:t>
+            <w:r>
+              <w:t xml:space="preserve">프로그램 실행 중에만 유지하며 초기화 또는 Room </w:t>
+            </w:r>
+            <w:proofErr w:type="spellStart"/>
+            <w:r>
+              <w:t>재선택</w:t>
+            </w:r>
+            <w:proofErr w:type="spellEnd"/>
+            <w:r>
+              <w:t xml:space="preserve"> 시 비교 제품 상태로 되돌린다.</w:t>
             </w:r>
           </w:p>
         </w:tc>
@@ -17949,34 +17048,16 @@
             <w:vAlign w:val="center"/>
           </w:tcPr>
           <w:p>
-            <w:pPr>
-              <w:rPr>
-                <w:sz w:val="19"/>
-                <w:szCs w:val="19"/>
-              </w:rPr>
-            </w:pPr>
-            <w:r>
-              <w:rPr>
-                <w:sz w:val="19"/>
-                <w:szCs w:val="19"/>
-              </w:rPr>
-              <w:t xml:space="preserve">총 견적, </w:t>
+            <w:r>
+              <w:t xml:space="preserve">총 제품 </w:t>
             </w:r>
             <w:proofErr w:type="spellStart"/>
             <w:r>
-              <w:rPr>
-                <w:sz w:val="19"/>
-                <w:szCs w:val="19"/>
-              </w:rPr>
-              <w:t>열성능</w:t>
+              <w:t>구매비</w:t>
             </w:r>
             <w:proofErr w:type="spellEnd"/>
             <w:r>
-              <w:rPr>
-                <w:sz w:val="19"/>
-                <w:szCs w:val="19"/>
-              </w:rPr>
-              <w:t>, 연간 에너지 사용량, 연간 에너지 비용, 절감액, 투자 회수기간</w:t>
+              <w:t>, 비교안과 선택안의 연간 냉난방 사용량과 비용, 절감액, 투자 회수기간</w:t>
             </w:r>
           </w:p>
         </w:tc>
@@ -18064,8 +17145,10 @@
     <w:p>
       <w:pPr>
         <w:pStyle w:val="1"/>
+        <w:keepNext/>
+        <w:spacing w:before="240" w:after="120"/>
       </w:pPr>
-      <w:bookmarkStart w:id="23" w:name="_Toc242200468"/>
+      <w:bookmarkStart w:id="23" w:name="_Toc242550900"/>
       <w:r>
         <w:lastRenderedPageBreak/>
         <w:t>7. 검증</w:t>
@@ -18075,8 +17158,10 @@
     <w:p>
       <w:pPr>
         <w:pStyle w:val="2"/>
+        <w:keepNext/>
+        <w:spacing w:before="240"/>
       </w:pPr>
-      <w:bookmarkStart w:id="24" w:name="_Toc242200469"/>
+      <w:bookmarkStart w:id="24" w:name="_Toc242550901"/>
       <w:r>
         <w:t>7.1 검증 방법</w:t>
       </w:r>
@@ -18519,8 +17604,10 @@
     <w:p>
       <w:pPr>
         <w:pStyle w:val="2"/>
+        <w:keepNext/>
+        <w:spacing w:before="240"/>
       </w:pPr>
-      <w:bookmarkStart w:id="25" w:name="_Toc242200470"/>
+      <w:bookmarkStart w:id="25" w:name="_Toc242550902"/>
       <w:r>
         <w:t>7.2 요구사항 추적 매트릭스</w:t>
       </w:r>
@@ -18800,21 +17887,9 @@
             </w:tcMar>
           </w:tcPr>
           <w:p>
-            <w:pPr>
-              <w:rPr>
-                <w:sz w:val="19"/>
-                <w:szCs w:val="19"/>
-              </w:rPr>
-            </w:pPr>
-            <w:proofErr w:type="spellStart"/>
-            <w:r>
-              <w:rPr>
-                <w:sz w:val="19"/>
-                <w:szCs w:val="19"/>
-              </w:rPr>
-              <w:t>미실시</w:t>
-            </w:r>
-            <w:proofErr w:type="spellEnd"/>
+            <w:r>
+              <w:t>통과</w:t>
+            </w:r>
           </w:p>
         </w:tc>
       </w:tr>
@@ -18932,21 +18007,9 @@
             </w:tcMar>
           </w:tcPr>
           <w:p>
-            <w:pPr>
-              <w:rPr>
-                <w:sz w:val="19"/>
-                <w:szCs w:val="19"/>
-              </w:rPr>
-            </w:pPr>
-            <w:proofErr w:type="spellStart"/>
-            <w:r>
-              <w:rPr>
-                <w:sz w:val="19"/>
-                <w:szCs w:val="19"/>
-              </w:rPr>
-              <w:t>미실시</w:t>
-            </w:r>
-            <w:proofErr w:type="spellEnd"/>
+            <w:r>
+              <w:t>통과</w:t>
+            </w:r>
           </w:p>
         </w:tc>
       </w:tr>
@@ -19064,21 +18127,9 @@
             </w:tcMar>
           </w:tcPr>
           <w:p>
-            <w:pPr>
-              <w:rPr>
-                <w:sz w:val="19"/>
-                <w:szCs w:val="19"/>
-              </w:rPr>
-            </w:pPr>
-            <w:proofErr w:type="spellStart"/>
-            <w:r>
-              <w:rPr>
-                <w:sz w:val="19"/>
-                <w:szCs w:val="19"/>
-              </w:rPr>
-              <w:t>미실시</w:t>
-            </w:r>
-            <w:proofErr w:type="spellEnd"/>
+            <w:r>
+              <w:t>통과</w:t>
+            </w:r>
           </w:p>
         </w:tc>
       </w:tr>
@@ -19164,18 +18215,8 @@
             </w:tcMar>
           </w:tcPr>
           <w:p>
-            <w:pPr>
-              <w:rPr>
-                <w:sz w:val="19"/>
-                <w:szCs w:val="19"/>
-              </w:rPr>
-            </w:pPr>
-            <w:r>
-              <w:rPr>
-                <w:sz w:val="19"/>
-                <w:szCs w:val="19"/>
-              </w:rPr>
-              <w:t>벽 마감재를 선택, 변경, 제거했을 때 벽에 정상적으로 반영되는지 확인</w:t>
+            <w:r>
+              <w:t>벽 제품을 변경하거나 초기화했을 때 분석 대상 벽 전체에 같은 제품이 반영되는지 확인</w:t>
             </w:r>
           </w:p>
         </w:tc>
@@ -19196,21 +18237,9 @@
             </w:tcMar>
           </w:tcPr>
           <w:p>
-            <w:pPr>
-              <w:rPr>
-                <w:sz w:val="19"/>
-                <w:szCs w:val="19"/>
-              </w:rPr>
-            </w:pPr>
-            <w:proofErr w:type="spellStart"/>
-            <w:r>
-              <w:rPr>
-                <w:sz w:val="19"/>
-                <w:szCs w:val="19"/>
-              </w:rPr>
-              <w:t>미실시</w:t>
-            </w:r>
-            <w:proofErr w:type="spellEnd"/>
+            <w:r>
+              <w:t>통과</w:t>
+            </w:r>
           </w:p>
         </w:tc>
       </w:tr>
@@ -19296,18 +18325,8 @@
             </w:tcMar>
           </w:tcPr>
           <w:p>
-            <w:pPr>
-              <w:rPr>
-                <w:sz w:val="19"/>
-                <w:szCs w:val="19"/>
-              </w:rPr>
-            </w:pPr>
-            <w:r>
-              <w:rPr>
-                <w:sz w:val="19"/>
-                <w:szCs w:val="19"/>
-              </w:rPr>
-              <w:t>바닥 마감재를 선택, 변경, 제거했을 때 바닥에 정상적으로 반영되는지 확인</w:t>
+            <w:r>
+              <w:t>바닥 제품을 변경하거나 초기화했을 때 분석 대상 바닥 전체에 같은 제품이 반영되는지 확인</w:t>
             </w:r>
           </w:p>
         </w:tc>
@@ -19328,21 +18347,9 @@
             </w:tcMar>
           </w:tcPr>
           <w:p>
-            <w:pPr>
-              <w:rPr>
-                <w:sz w:val="19"/>
-                <w:szCs w:val="19"/>
-              </w:rPr>
-            </w:pPr>
-            <w:proofErr w:type="spellStart"/>
-            <w:r>
-              <w:rPr>
-                <w:sz w:val="19"/>
-                <w:szCs w:val="19"/>
-              </w:rPr>
-              <w:t>미실시</w:t>
-            </w:r>
-            <w:proofErr w:type="spellEnd"/>
+            <w:r>
+              <w:t>통과</w:t>
+            </w:r>
           </w:p>
         </w:tc>
       </w:tr>
@@ -19428,18 +18435,8 @@
             </w:tcMar>
           </w:tcPr>
           <w:p>
-            <w:pPr>
-              <w:rPr>
-                <w:sz w:val="19"/>
-                <w:szCs w:val="19"/>
-              </w:rPr>
-            </w:pPr>
-            <w:r>
-              <w:rPr>
-                <w:sz w:val="19"/>
-                <w:szCs w:val="19"/>
-              </w:rPr>
-              <w:t>천장 마감재를 선택, 변경, 제거했을 때 천장에 정상적으로 반영되는지 확인</w:t>
+            <w:r>
+              <w:t>천장 제품을 변경하거나 초기화했을 때 분석 대상 천장 전체에 같은 제품이 반영되는지 확인</w:t>
             </w:r>
           </w:p>
         </w:tc>
@@ -19460,21 +18457,9 @@
             </w:tcMar>
           </w:tcPr>
           <w:p>
-            <w:pPr>
-              <w:rPr>
-                <w:sz w:val="19"/>
-                <w:szCs w:val="19"/>
-              </w:rPr>
-            </w:pPr>
-            <w:proofErr w:type="spellStart"/>
-            <w:r>
-              <w:rPr>
-                <w:sz w:val="19"/>
-                <w:szCs w:val="19"/>
-              </w:rPr>
-              <w:t>미실시</w:t>
-            </w:r>
-            <w:proofErr w:type="spellEnd"/>
+            <w:r>
+              <w:t>통과</w:t>
+            </w:r>
           </w:p>
         </w:tc>
       </w:tr>
@@ -19560,18 +18545,8 @@
             </w:tcMar>
           </w:tcPr>
           <w:p>
-            <w:pPr>
-              <w:rPr>
-                <w:sz w:val="19"/>
-                <w:szCs w:val="19"/>
-              </w:rPr>
-            </w:pPr>
-            <w:r>
-              <w:rPr>
-                <w:sz w:val="19"/>
-                <w:szCs w:val="19"/>
-              </w:rPr>
-              <w:t>조명을 선택, 변경, 제거했을 때 Room과 견적에 정상적으로 반영되는지 확인</w:t>
+            <w:r>
+              <w:t>각 창에서 블라인드와 커튼이 하나의 Window Covering 카테고리로 변경되는지 확인</w:t>
             </w:r>
           </w:p>
         </w:tc>
@@ -19592,21 +18567,9 @@
             </w:tcMar>
           </w:tcPr>
           <w:p>
-            <w:pPr>
-              <w:rPr>
-                <w:sz w:val="19"/>
-                <w:szCs w:val="19"/>
-              </w:rPr>
-            </w:pPr>
-            <w:proofErr w:type="spellStart"/>
-            <w:r>
-              <w:rPr>
-                <w:sz w:val="19"/>
-                <w:szCs w:val="19"/>
-              </w:rPr>
-              <w:t>미실시</w:t>
-            </w:r>
-            <w:proofErr w:type="spellEnd"/>
+            <w:r>
+              <w:t>통과</w:t>
+            </w:r>
           </w:p>
         </w:tc>
       </w:tr>
@@ -19692,18 +18655,8 @@
             </w:tcMar>
           </w:tcPr>
           <w:p>
-            <w:pPr>
-              <w:rPr>
-                <w:sz w:val="19"/>
-                <w:szCs w:val="19"/>
-              </w:rPr>
-            </w:pPr>
-            <w:r>
-              <w:rPr>
-                <w:sz w:val="19"/>
-                <w:szCs w:val="19"/>
-              </w:rPr>
-              <w:t>블라인드와 커튼을 선택, 변경, 제거했을 때 정상적으로 반영되는지 확인</w:t>
+            <w:r>
+              <w:t>욕실, 화장실, 발코니와 보호 패널이 제품 변경과 분석에서 제외되는지 확인</w:t>
             </w:r>
           </w:p>
         </w:tc>
@@ -19724,21 +18677,9 @@
             </w:tcMar>
           </w:tcPr>
           <w:p>
-            <w:pPr>
-              <w:rPr>
-                <w:sz w:val="19"/>
-                <w:szCs w:val="19"/>
-              </w:rPr>
-            </w:pPr>
-            <w:proofErr w:type="spellStart"/>
-            <w:r>
-              <w:rPr>
-                <w:sz w:val="19"/>
-                <w:szCs w:val="19"/>
-              </w:rPr>
-              <w:t>미실시</w:t>
-            </w:r>
-            <w:proofErr w:type="spellEnd"/>
+            <w:r>
+              <w:t>통과</w:t>
+            </w:r>
           </w:p>
         </w:tc>
       </w:tr>
@@ -19824,18 +18765,17 @@
             </w:tcMar>
           </w:tcPr>
           <w:p>
-            <w:pPr>
-              <w:rPr>
-                <w:sz w:val="19"/>
-                <w:szCs w:val="19"/>
-              </w:rPr>
-            </w:pPr>
-            <w:r>
-              <w:rPr>
-                <w:sz w:val="19"/>
-                <w:szCs w:val="19"/>
-              </w:rPr>
-              <w:t>제품의 단가, 적용 면적, 수량을 기준으로 예상 견적이 정확하게 계산되는지 확인</w:t>
+            <w:r>
+              <w:t>제품 단가와 적용 면적으로 제품 구매비</w:t>
+            </w:r>
+            <w:r>
+              <w:rPr>
+                <w:rFonts w:hint="eastAsia"/>
+              </w:rPr>
+              <w:t>가</w:t>
+            </w:r>
+            <w:r>
+              <w:t xml:space="preserve"> 계산되는지 확인</w:t>
             </w:r>
           </w:p>
         </w:tc>
@@ -19856,21 +18796,9 @@
             </w:tcMar>
           </w:tcPr>
           <w:p>
-            <w:pPr>
-              <w:rPr>
-                <w:sz w:val="19"/>
-                <w:szCs w:val="19"/>
-              </w:rPr>
-            </w:pPr>
-            <w:proofErr w:type="spellStart"/>
-            <w:r>
-              <w:rPr>
-                <w:sz w:val="19"/>
-                <w:szCs w:val="19"/>
-              </w:rPr>
-              <w:t>미실시</w:t>
-            </w:r>
-            <w:proofErr w:type="spellEnd"/>
+            <w:r>
+              <w:t>통과</w:t>
+            </w:r>
           </w:p>
         </w:tc>
       </w:tr>
@@ -19972,18 +18900,16 @@
             </w:tcMar>
           </w:tcPr>
           <w:p>
-            <w:pPr>
-              <w:rPr>
-                <w:sz w:val="19"/>
-                <w:szCs w:val="19"/>
-              </w:rPr>
-            </w:pPr>
-            <w:r>
-              <w:rPr>
-                <w:sz w:val="19"/>
-                <w:szCs w:val="19"/>
-              </w:rPr>
-              <w:t>마감재의 두께와 열전도율을 입력했을 때 열저항이 기준 계산식과 동일하게 계산되는지 확인</w:t>
+            <w:r>
+              <w:t xml:space="preserve">비교 제품과 선택 제품의 선언 열저항이 변경 없이 </w:t>
+            </w:r>
+            <w:proofErr w:type="spellStart"/>
+            <w:r>
+              <w:t>열손실</w:t>
+            </w:r>
+            <w:proofErr w:type="spellEnd"/>
+            <w:r>
+              <w:t xml:space="preserve"> 계산에 사용되는지 확인</w:t>
             </w:r>
           </w:p>
         </w:tc>
@@ -20004,21 +18930,9 @@
             </w:tcMar>
           </w:tcPr>
           <w:p>
-            <w:pPr>
-              <w:rPr>
-                <w:sz w:val="19"/>
-                <w:szCs w:val="19"/>
-              </w:rPr>
-            </w:pPr>
-            <w:proofErr w:type="spellStart"/>
-            <w:r>
-              <w:rPr>
-                <w:sz w:val="19"/>
-                <w:szCs w:val="19"/>
-              </w:rPr>
-              <w:t>미실시</w:t>
-            </w:r>
-            <w:proofErr w:type="spellEnd"/>
+            <w:r>
+              <w:t>통과</w:t>
+            </w:r>
           </w:p>
         </w:tc>
       </w:tr>
@@ -20051,6 +18965,7 @@
                 <w:sz w:val="19"/>
                 <w:szCs w:val="19"/>
               </w:rPr>
+              <w:lastRenderedPageBreak/>
               <w:t>FR-1</w:t>
             </w:r>
             <w:r>
@@ -20120,42 +19035,8 @@
             </w:tcMar>
           </w:tcPr>
           <w:p>
-            <w:pPr>
-              <w:rPr>
-                <w:sz w:val="19"/>
-                <w:szCs w:val="19"/>
-              </w:rPr>
-            </w:pPr>
-            <w:r>
-              <w:rPr>
-                <w:sz w:val="19"/>
-                <w:szCs w:val="19"/>
-              </w:rPr>
-              <w:t xml:space="preserve">Room 정보와 </w:t>
-            </w:r>
-            <w:proofErr w:type="spellStart"/>
-            <w:r>
-              <w:rPr>
-                <w:sz w:val="19"/>
-                <w:szCs w:val="19"/>
-              </w:rPr>
-              <w:t>열성능</w:t>
-            </w:r>
-            <w:proofErr w:type="spellEnd"/>
-            <w:r>
-              <w:rPr>
-                <w:sz w:val="19"/>
-                <w:szCs w:val="19"/>
-              </w:rPr>
-              <w:t xml:space="preserve"> 조건을 적용했을 때 예상 연간 </w:t>
-            </w:r>
-            <w:r>
-              <w:rPr>
-                <w:sz w:val="19"/>
-                <w:szCs w:val="19"/>
-              </w:rPr>
-              <w:lastRenderedPageBreak/>
-              <w:t>에너지 사용량이 계산되는지 확인</w:t>
+            <w:r>
+              <w:t>난방과 냉방 사용량을 각각 계산한 뒤 연간 에너지 사용량으로 합산하는지 확인</w:t>
             </w:r>
           </w:p>
         </w:tc>
@@ -20176,22 +19057,9 @@
             </w:tcMar>
           </w:tcPr>
           <w:p>
-            <w:pPr>
-              <w:rPr>
-                <w:sz w:val="19"/>
-                <w:szCs w:val="19"/>
-              </w:rPr>
-            </w:pPr>
-            <w:proofErr w:type="spellStart"/>
-            <w:r>
-              <w:rPr>
-                <w:sz w:val="19"/>
-                <w:szCs w:val="19"/>
-              </w:rPr>
-              <w:lastRenderedPageBreak/>
-              <w:t>미실시</w:t>
-            </w:r>
-            <w:proofErr w:type="spellEnd"/>
+            <w:r>
+              <w:t>통과</w:t>
+            </w:r>
           </w:p>
         </w:tc>
       </w:tr>
@@ -20293,18 +19161,8 @@
             </w:tcMar>
           </w:tcPr>
           <w:p>
-            <w:pPr>
-              <w:rPr>
-                <w:sz w:val="19"/>
-                <w:szCs w:val="19"/>
-              </w:rPr>
-            </w:pPr>
-            <w:r>
-              <w:rPr>
-                <w:sz w:val="19"/>
-                <w:szCs w:val="19"/>
-              </w:rPr>
-              <w:t>연간 에너지 사용량과 에너지 단가를 이용하여 연간 에너지 비용이 정확하게 계산되는지 확인</w:t>
+            <w:r>
+              <w:t>난방과 냉방 단가를 각각 적용해 연간 비용을 계산하는지 확인</w:t>
             </w:r>
           </w:p>
         </w:tc>
@@ -20325,21 +19183,9 @@
             </w:tcMar>
           </w:tcPr>
           <w:p>
-            <w:pPr>
-              <w:rPr>
-                <w:sz w:val="19"/>
-                <w:szCs w:val="19"/>
-              </w:rPr>
-            </w:pPr>
-            <w:proofErr w:type="spellStart"/>
-            <w:r>
-              <w:rPr>
-                <w:sz w:val="19"/>
-                <w:szCs w:val="19"/>
-              </w:rPr>
-              <w:t>미실시</w:t>
-            </w:r>
-            <w:proofErr w:type="spellEnd"/>
+            <w:r>
+              <w:t>통과</w:t>
+            </w:r>
           </w:p>
         </w:tc>
       </w:tr>
@@ -20441,18 +19287,8 @@
             </w:tcMar>
           </w:tcPr>
           <w:p>
-            <w:pPr>
-              <w:rPr>
-                <w:sz w:val="19"/>
-                <w:szCs w:val="19"/>
-              </w:rPr>
-            </w:pPr>
-            <w:r>
-              <w:rPr>
-                <w:sz w:val="19"/>
-                <w:szCs w:val="19"/>
-              </w:rPr>
-              <w:t>기준안과 선택안의 에너지 비용 차이를 이용하여 예상 절감액이 정확하게 계산되는지 확인</w:t>
+            <w:r>
+              <w:t>비교안과 선택안의 연간 비용 차이를 절감액으로 계산하는지 확인</w:t>
             </w:r>
           </w:p>
         </w:tc>
@@ -20473,21 +19309,9 @@
             </w:tcMar>
           </w:tcPr>
           <w:p>
-            <w:pPr>
-              <w:rPr>
-                <w:sz w:val="19"/>
-                <w:szCs w:val="19"/>
-              </w:rPr>
-            </w:pPr>
-            <w:proofErr w:type="spellStart"/>
-            <w:r>
-              <w:rPr>
-                <w:sz w:val="19"/>
-                <w:szCs w:val="19"/>
-              </w:rPr>
-              <w:t>미실시</w:t>
-            </w:r>
-            <w:proofErr w:type="spellEnd"/>
+            <w:r>
+              <w:t>통과</w:t>
+            </w:r>
           </w:p>
         </w:tc>
       </w:tr>
@@ -20589,18 +19413,8 @@
             </w:tcMar>
           </w:tcPr>
           <w:p>
-            <w:pPr>
-              <w:rPr>
-                <w:sz w:val="19"/>
-                <w:szCs w:val="19"/>
-              </w:rPr>
-            </w:pPr>
-            <w:r>
-              <w:rPr>
-                <w:sz w:val="19"/>
-                <w:szCs w:val="19"/>
-              </w:rPr>
-              <w:t>추가 투자비와 예상 연간 절감액을 이용하여 투자 회수기간이 정확하게 계산되는지 확인</w:t>
+            <w:r>
+              <w:t>선택 제품 구매비와 연간 절감액으로 투자 회수기간을 계산하는지 확인</w:t>
             </w:r>
           </w:p>
         </w:tc>
@@ -20621,21 +19435,9 @@
             </w:tcMar>
           </w:tcPr>
           <w:p>
-            <w:pPr>
-              <w:rPr>
-                <w:sz w:val="19"/>
-                <w:szCs w:val="19"/>
-              </w:rPr>
-            </w:pPr>
-            <w:proofErr w:type="spellStart"/>
-            <w:r>
-              <w:rPr>
-                <w:sz w:val="19"/>
-                <w:szCs w:val="19"/>
-              </w:rPr>
-              <w:t>미실시</w:t>
-            </w:r>
-            <w:proofErr w:type="spellEnd"/>
+            <w:r>
+              <w:t>통과</w:t>
+            </w:r>
           </w:p>
         </w:tc>
       </w:tr>
@@ -20737,18 +19539,8 @@
             </w:tcMar>
           </w:tcPr>
           <w:p>
-            <w:pPr>
-              <w:rPr>
-                <w:sz w:val="19"/>
-                <w:szCs w:val="19"/>
-              </w:rPr>
-            </w:pPr>
-            <w:r>
-              <w:rPr>
-                <w:sz w:val="19"/>
-                <w:szCs w:val="19"/>
-              </w:rPr>
-              <w:t>초기화 실행 시 선택한 제품과 계산 결과가 초기 상태로 복원되는지 확인</w:t>
+            <w:r>
+              <w:t>초기화 시 선택 제품과 계산 결과가 비교 제품 상태로 복원되는지 확인</w:t>
             </w:r>
           </w:p>
         </w:tc>
@@ -20769,21 +19561,9 @@
             </w:tcMar>
           </w:tcPr>
           <w:p>
-            <w:pPr>
-              <w:rPr>
-                <w:sz w:val="19"/>
-                <w:szCs w:val="19"/>
-              </w:rPr>
-            </w:pPr>
-            <w:proofErr w:type="spellStart"/>
-            <w:r>
-              <w:rPr>
-                <w:sz w:val="19"/>
-                <w:szCs w:val="19"/>
-              </w:rPr>
-              <w:t>미실시</w:t>
-            </w:r>
-            <w:proofErr w:type="spellEnd"/>
+            <w:r>
+              <w:t>통과</w:t>
+            </w:r>
           </w:p>
         </w:tc>
       </w:tr>
@@ -20885,18 +19665,16 @@
             </w:tcMar>
           </w:tcPr>
           <w:p>
-            <w:pPr>
-              <w:rPr>
-                <w:sz w:val="19"/>
-                <w:szCs w:val="19"/>
-              </w:rPr>
-            </w:pPr>
-            <w:r>
-              <w:rPr>
-                <w:sz w:val="19"/>
-                <w:szCs w:val="19"/>
-              </w:rPr>
-              <w:t>최종 결과 화면에 선택 제품, 총 견적, 에너지 사용량, 비용, 절감액, 투자 회수기간이 정상적으로 표시되는지 확인</w:t>
+            <w:r>
+              <w:t xml:space="preserve">최종 화면에 선택 제품명, 제품 </w:t>
+            </w:r>
+            <w:proofErr w:type="spellStart"/>
+            <w:r>
+              <w:t>구매비</w:t>
+            </w:r>
+            <w:proofErr w:type="spellEnd"/>
+            <w:r>
+              <w:t>, 연간 냉난방 결과가 화면 안에 표시되는지 확인</w:t>
             </w:r>
           </w:p>
         </w:tc>
@@ -20917,21 +19695,9 @@
             </w:tcMar>
           </w:tcPr>
           <w:p>
-            <w:pPr>
-              <w:rPr>
-                <w:sz w:val="19"/>
-                <w:szCs w:val="19"/>
-              </w:rPr>
-            </w:pPr>
-            <w:proofErr w:type="spellStart"/>
-            <w:r>
-              <w:rPr>
-                <w:sz w:val="19"/>
-                <w:szCs w:val="19"/>
-              </w:rPr>
-              <w:t>미실시</w:t>
-            </w:r>
-            <w:proofErr w:type="spellEnd"/>
+            <w:r>
+              <w:t>통과</w:t>
+            </w:r>
           </w:p>
         </w:tc>
       </w:tr>
@@ -21057,21 +19823,9 @@
             </w:tcMar>
           </w:tcPr>
           <w:p>
-            <w:pPr>
-              <w:rPr>
-                <w:sz w:val="19"/>
-                <w:szCs w:val="19"/>
-              </w:rPr>
-            </w:pPr>
-            <w:proofErr w:type="spellStart"/>
-            <w:r>
-              <w:rPr>
-                <w:sz w:val="19"/>
-                <w:szCs w:val="19"/>
-              </w:rPr>
-              <w:t>미실시</w:t>
-            </w:r>
-            <w:proofErr w:type="spellEnd"/>
+            <w:r>
+              <w:t>통과</w:t>
+            </w:r>
           </w:p>
         </w:tc>
       </w:tr>
@@ -21165,18 +19919,8 @@
             </w:tcMar>
           </w:tcPr>
           <w:p>
-            <w:pPr>
-              <w:rPr>
-                <w:sz w:val="19"/>
-                <w:szCs w:val="19"/>
-              </w:rPr>
-            </w:pPr>
-            <w:r>
-              <w:rPr>
-                <w:sz w:val="19"/>
-                <w:szCs w:val="19"/>
-              </w:rPr>
-              <w:t>마감재 또는 설비 변경 후 화면과 견적이 1초 이내에 갱신되는지 측정</w:t>
+            <w:r>
+              <w:t>제품 변경 후 외관, 선택 이름과 제품 구매비가 1초 이내에 갱신되는지 측정</w:t>
             </w:r>
           </w:p>
         </w:tc>
@@ -21197,21 +19941,9 @@
             </w:tcMar>
           </w:tcPr>
           <w:p>
-            <w:pPr>
-              <w:rPr>
-                <w:sz w:val="19"/>
-                <w:szCs w:val="19"/>
-              </w:rPr>
-            </w:pPr>
-            <w:proofErr w:type="spellStart"/>
-            <w:r>
-              <w:rPr>
-                <w:sz w:val="19"/>
-                <w:szCs w:val="19"/>
-              </w:rPr>
-              <w:t>미실시</w:t>
-            </w:r>
-            <w:proofErr w:type="spellEnd"/>
+            <w:r>
+              <w:t>통과</w:t>
+            </w:r>
           </w:p>
         </w:tc>
       </w:tr>
@@ -21337,21 +20069,9 @@
             </w:tcMar>
           </w:tcPr>
           <w:p>
-            <w:pPr>
-              <w:rPr>
-                <w:sz w:val="19"/>
-                <w:szCs w:val="19"/>
-              </w:rPr>
-            </w:pPr>
-            <w:proofErr w:type="spellStart"/>
-            <w:r>
-              <w:rPr>
-                <w:sz w:val="19"/>
-                <w:szCs w:val="19"/>
-              </w:rPr>
-              <w:t>미실시</w:t>
-            </w:r>
-            <w:proofErr w:type="spellEnd"/>
+            <w:r>
+              <w:t>통과</w:t>
+            </w:r>
           </w:p>
         </w:tc>
       </w:tr>
@@ -21477,21 +20197,9 @@
             </w:tcMar>
           </w:tcPr>
           <w:p>
-            <w:pPr>
-              <w:rPr>
-                <w:sz w:val="19"/>
-                <w:szCs w:val="19"/>
-              </w:rPr>
-            </w:pPr>
-            <w:proofErr w:type="spellStart"/>
-            <w:r>
-              <w:rPr>
-                <w:sz w:val="19"/>
-                <w:szCs w:val="19"/>
-              </w:rPr>
-              <w:t>미실시</w:t>
-            </w:r>
-            <w:proofErr w:type="spellEnd"/>
+            <w:r>
+              <w:t>통과</w:t>
+            </w:r>
           </w:p>
         </w:tc>
       </w:tr>
@@ -21617,21 +20325,9 @@
             </w:tcMar>
           </w:tcPr>
           <w:p>
-            <w:pPr>
-              <w:rPr>
-                <w:sz w:val="19"/>
-                <w:szCs w:val="19"/>
-              </w:rPr>
-            </w:pPr>
-            <w:proofErr w:type="spellStart"/>
-            <w:r>
-              <w:rPr>
-                <w:sz w:val="19"/>
-                <w:szCs w:val="19"/>
-              </w:rPr>
-              <w:t>미실시</w:t>
-            </w:r>
-            <w:proofErr w:type="spellEnd"/>
+            <w:r>
+              <w:t>통과</w:t>
+            </w:r>
           </w:p>
         </w:tc>
       </w:tr>
@@ -21757,18 +20453,8 @@
             </w:tcMar>
           </w:tcPr>
           <w:p>
-            <w:pPr>
-              <w:rPr>
-                <w:sz w:val="19"/>
-                <w:szCs w:val="19"/>
-              </w:rPr>
-            </w:pPr>
             <w:proofErr w:type="spellStart"/>
             <w:r>
-              <w:rPr>
-                <w:sz w:val="19"/>
-                <w:szCs w:val="19"/>
-              </w:rPr>
               <w:t>미실시</w:t>
             </w:r>
             <w:proofErr w:type="spellEnd"/>
@@ -21913,21 +20599,9 @@
             </w:tcMar>
           </w:tcPr>
           <w:p>
-            <w:pPr>
-              <w:rPr>
-                <w:sz w:val="19"/>
-                <w:szCs w:val="19"/>
-              </w:rPr>
-            </w:pPr>
-            <w:proofErr w:type="spellStart"/>
-            <w:r>
-              <w:rPr>
-                <w:sz w:val="19"/>
-                <w:szCs w:val="19"/>
-              </w:rPr>
-              <w:t>미실시</w:t>
-            </w:r>
-            <w:proofErr w:type="spellEnd"/>
+            <w:r>
+              <w:t>통과</w:t>
+            </w:r>
           </w:p>
         </w:tc>
       </w:tr>
@@ -22053,21 +20727,9 @@
             </w:tcMar>
           </w:tcPr>
           <w:p>
-            <w:pPr>
-              <w:rPr>
-                <w:sz w:val="19"/>
-                <w:szCs w:val="19"/>
-              </w:rPr>
-            </w:pPr>
-            <w:proofErr w:type="spellStart"/>
-            <w:r>
-              <w:rPr>
-                <w:sz w:val="19"/>
-                <w:szCs w:val="19"/>
-              </w:rPr>
-              <w:t>미실시</w:t>
-            </w:r>
-            <w:proofErr w:type="spellEnd"/>
+            <w:r>
+              <w:t>통과</w:t>
+            </w:r>
           </w:p>
         </w:tc>
       </w:tr>
@@ -22172,7 +20834,7 @@
                 <w:sz w:val="19"/>
                 <w:szCs w:val="19"/>
               </w:rPr>
-              <w:t>기존 주요 계산 코드 수정 없이 새로운 Room Type을 추가할 수 있는지 확인</w:t>
+              <w:t>기존 주요 계산 코드 수정 없이 새로운 마감재 제품 데이터를 추가할 수 있는지 확인</w:t>
             </w:r>
           </w:p>
         </w:tc>
@@ -22193,161 +20855,9 @@
             </w:tcMar>
           </w:tcPr>
           <w:p>
-            <w:pPr>
-              <w:rPr>
-                <w:sz w:val="19"/>
-                <w:szCs w:val="19"/>
-              </w:rPr>
-            </w:pPr>
-            <w:proofErr w:type="spellStart"/>
-            <w:r>
-              <w:rPr>
-                <w:sz w:val="19"/>
-                <w:szCs w:val="19"/>
-              </w:rPr>
-              <w:t>미실시</w:t>
-            </w:r>
-            <w:proofErr w:type="spellEnd"/>
-          </w:p>
-        </w:tc>
-      </w:tr>
-      <w:tr>
-        <w:tc>
-          <w:tcPr>
-            <w:tcW w:w="1600" w:type="dxa"/>
-            <w:tcBorders>
-              <w:top w:val="single" w:sz="4" w:space="0" w:color="808080"/>
-              <w:left w:val="single" w:sz="4" w:space="0" w:color="808080"/>
-              <w:bottom w:val="single" w:sz="4" w:space="0" w:color="808080"/>
-              <w:right w:val="single" w:sz="4" w:space="0" w:color="808080"/>
-            </w:tcBorders>
-            <w:tcMar>
-              <w:top w:w="60" w:type="dxa"/>
-              <w:left w:w="100" w:type="dxa"/>
-              <w:bottom w:w="60" w:type="dxa"/>
-              <w:right w:w="100" w:type="dxa"/>
-            </w:tcMar>
-          </w:tcPr>
-          <w:p>
-            <w:pPr>
-              <w:rPr>
-                <w:sz w:val="19"/>
-                <w:szCs w:val="19"/>
-              </w:rPr>
-            </w:pPr>
-            <w:r>
-              <w:rPr>
-                <w:sz w:val="19"/>
-                <w:szCs w:val="19"/>
-              </w:rPr>
-              <w:t>NFR-10</w:t>
-            </w:r>
-          </w:p>
-        </w:tc>
-        <w:tc>
-          <w:tcPr>
-            <w:tcW w:w="1800" w:type="dxa"/>
-            <w:tcBorders>
-              <w:top w:val="single" w:sz="4" w:space="0" w:color="808080"/>
-              <w:left w:val="single" w:sz="4" w:space="0" w:color="808080"/>
-              <w:bottom w:val="single" w:sz="4" w:space="0" w:color="808080"/>
-              <w:right w:val="single" w:sz="4" w:space="0" w:color="808080"/>
-            </w:tcBorders>
-            <w:tcMar>
-              <w:top w:w="60" w:type="dxa"/>
-              <w:left w:w="100" w:type="dxa"/>
-              <w:bottom w:w="60" w:type="dxa"/>
-              <w:right w:w="100" w:type="dxa"/>
-            </w:tcMar>
-          </w:tcPr>
-          <w:p>
-            <w:pPr>
-              <w:rPr>
-                <w:sz w:val="19"/>
-                <w:szCs w:val="19"/>
-              </w:rPr>
-            </w:pPr>
-            <w:r>
-              <w:rPr>
-                <w:sz w:val="19"/>
-                <w:szCs w:val="19"/>
-              </w:rPr>
-              <w:t>TC-2</w:t>
-            </w:r>
-            <w:r>
-              <w:rPr>
-                <w:rFonts w:hint="eastAsia"/>
-                <w:sz w:val="19"/>
-                <w:szCs w:val="19"/>
-              </w:rPr>
-              <w:t>6</w:t>
-            </w:r>
-          </w:p>
-        </w:tc>
-        <w:tc>
-          <w:tcPr>
-            <w:tcW w:w="4838" w:type="dxa"/>
-            <w:tcBorders>
-              <w:top w:val="single" w:sz="4" w:space="0" w:color="808080"/>
-              <w:left w:val="single" w:sz="4" w:space="0" w:color="808080"/>
-              <w:bottom w:val="single" w:sz="4" w:space="0" w:color="808080"/>
-              <w:right w:val="single" w:sz="4" w:space="0" w:color="808080"/>
-            </w:tcBorders>
-            <w:tcMar>
-              <w:top w:w="60" w:type="dxa"/>
-              <w:left w:w="100" w:type="dxa"/>
-              <w:bottom w:w="60" w:type="dxa"/>
-              <w:right w:w="100" w:type="dxa"/>
-            </w:tcMar>
-          </w:tcPr>
-          <w:p>
-            <w:pPr>
-              <w:rPr>
-                <w:sz w:val="19"/>
-                <w:szCs w:val="19"/>
-              </w:rPr>
-            </w:pPr>
-            <w:r>
-              <w:rPr>
-                <w:sz w:val="19"/>
-                <w:szCs w:val="19"/>
-              </w:rPr>
-              <w:t>기존 주요 계산 코드 수정 없이 새로운 마감재 제품 데이터를 추가할 수 있는지 확인</w:t>
-            </w:r>
-          </w:p>
-        </w:tc>
-        <w:tc>
-          <w:tcPr>
-            <w:tcW w:w="1400" w:type="dxa"/>
-            <w:tcBorders>
-              <w:top w:val="single" w:sz="4" w:space="0" w:color="808080"/>
-              <w:left w:val="single" w:sz="4" w:space="0" w:color="808080"/>
-              <w:bottom w:val="single" w:sz="4" w:space="0" w:color="808080"/>
-              <w:right w:val="single" w:sz="4" w:space="0" w:color="808080"/>
-            </w:tcBorders>
-            <w:tcMar>
-              <w:top w:w="60" w:type="dxa"/>
-              <w:left w:w="100" w:type="dxa"/>
-              <w:bottom w:w="60" w:type="dxa"/>
-              <w:right w:w="100" w:type="dxa"/>
-            </w:tcMar>
-          </w:tcPr>
-          <w:p>
-            <w:pPr>
-              <w:rPr>
-                <w:sz w:val="19"/>
-                <w:szCs w:val="19"/>
-              </w:rPr>
-            </w:pPr>
-            <w:proofErr w:type="spellStart"/>
-            <w:r>
-              <w:rPr>
-                <w:sz w:val="19"/>
-                <w:szCs w:val="19"/>
-              </w:rPr>
-              <w:t>미실시</w:t>
-            </w:r>
-            <w:proofErr w:type="spellEnd"/>
+            <w:r>
+              <w:t>통과</w:t>
+            </w:r>
           </w:p>
         </w:tc>
       </w:tr>
@@ -22360,8 +20870,10 @@
     <w:p>
       <w:pPr>
         <w:pStyle w:val="1"/>
+        <w:keepNext/>
+        <w:spacing w:before="240" w:after="120"/>
       </w:pPr>
-      <w:bookmarkStart w:id="26" w:name="_Toc242200471"/>
+      <w:bookmarkStart w:id="26" w:name="_Toc242550903"/>
       <w:r>
         <w:lastRenderedPageBreak/>
         <w:t>8. 변경 관리</w:t>
@@ -22415,8 +20927,10 @@
     <w:p>
       <w:pPr>
         <w:pStyle w:val="1"/>
+        <w:keepNext/>
+        <w:spacing w:before="240" w:after="120"/>
       </w:pPr>
-      <w:bookmarkStart w:id="27" w:name="_Toc242200472"/>
+      <w:bookmarkStart w:id="27" w:name="_Toc242550904"/>
       <w:r>
         <w:t>9. 검토 및 승인</w:t>
       </w:r>
@@ -22853,8 +21367,10 @@
     <w:p>
       <w:pPr>
         <w:pStyle w:val="1"/>
+        <w:keepNext/>
+        <w:spacing w:before="240" w:after="120"/>
       </w:pPr>
-      <w:bookmarkStart w:id="28" w:name="_Toc242200473"/>
+      <w:bookmarkStart w:id="28" w:name="_Toc242550905"/>
       <w:r>
         <w:lastRenderedPageBreak/>
         <w:t>부록</w:t>
@@ -22880,8 +21396,10 @@
     <w:p>
       <w:pPr>
         <w:pStyle w:val="2"/>
+        <w:keepNext/>
+        <w:spacing w:before="240"/>
       </w:pPr>
-      <w:bookmarkStart w:id="29" w:name="_Toc242200474"/>
+      <w:bookmarkStart w:id="29" w:name="_Toc242550906"/>
       <w:r>
         <w:t>부록 A. 참고 자료</w:t>
       </w:r>
@@ -23003,18 +21521,13 @@
             <w:tcW w:w="2407" w:type="dxa"/>
           </w:tcPr>
           <w:p>
-            <w:pPr>
-              <w:rPr>
-                <w:sz w:val="19"/>
-                <w:szCs w:val="19"/>
-              </w:rPr>
-            </w:pPr>
-            <w:r>
-              <w:rPr>
-                <w:sz w:val="19"/>
-                <w:szCs w:val="19"/>
-              </w:rPr>
-              <w:t>Apartment Kit</w:t>
+            <w:proofErr w:type="spellStart"/>
+            <w:r>
+              <w:t>trillion_IFCE</w:t>
+            </w:r>
+            <w:proofErr w:type="spellEnd"/>
+            <w:r>
+              <w:t xml:space="preserve"> Room Prefabs</w:t>
             </w:r>
           </w:p>
         </w:tc>
@@ -23023,18 +21536,8 @@
             <w:tcW w:w="2407" w:type="dxa"/>
           </w:tcPr>
           <w:p>
-            <w:pPr>
-              <w:rPr>
-                <w:sz w:val="19"/>
-                <w:szCs w:val="19"/>
-              </w:rPr>
-            </w:pPr>
-            <w:r>
-              <w:rPr>
-                <w:sz w:val="19"/>
-                <w:szCs w:val="19"/>
-              </w:rPr>
-              <w:t>Unity Asset Store</w:t>
+            <w:r>
+              <w:t>팀 내부 Unity 프로젝트</w:t>
             </w:r>
           </w:p>
         </w:tc>
@@ -23125,18 +21628,16 @@
             <w:tcW w:w="2407" w:type="dxa"/>
           </w:tcPr>
           <w:p>
-            <w:pPr>
-              <w:rPr>
-                <w:sz w:val="19"/>
-                <w:szCs w:val="19"/>
-              </w:rPr>
-            </w:pPr>
-            <w:r>
-              <w:rPr>
-                <w:sz w:val="19"/>
-                <w:szCs w:val="19"/>
-              </w:rPr>
-              <w:t>제품명, 단가, 두께, 열전도율 등의 제품 데이터 구성에 사용</w:t>
+            <w:r>
+              <w:t xml:space="preserve">제품명, 단가, 선언 </w:t>
+            </w:r>
+            <w:proofErr w:type="spellStart"/>
+            <w:r>
+              <w:t>열저항</w:t>
+            </w:r>
+            <w:proofErr w:type="spellEnd"/>
+            <w:r>
+              <w:t>, Material과 색상 견본 구성에 사용</w:t>
             </w:r>
           </w:p>
         </w:tc>
@@ -23403,18 +21904,8 @@
             <w:tcW w:w="2407" w:type="dxa"/>
           </w:tcPr>
           <w:p>
-            <w:pPr>
-              <w:rPr>
-                <w:sz w:val="19"/>
-                <w:szCs w:val="19"/>
-              </w:rPr>
-            </w:pPr>
-            <w:r>
-              <w:rPr>
-                <w:sz w:val="19"/>
-                <w:szCs w:val="19"/>
-              </w:rPr>
-              <w:t>Room 선택, 마감재 선택, 견적, 에너지 분석 화면 구성에 사용</w:t>
+            <w:r>
+              <w:t>Room 선택, 제품 변경, 견적, 냉난방 분석과 결과 화면 구성에 사용</w:t>
             </w:r>
           </w:p>
         </w:tc>
@@ -23485,43 +21976,8 @@
             <w:tcW w:w="2407" w:type="dxa"/>
           </w:tcPr>
           <w:p>
-            <w:pPr>
-              <w:rPr>
-                <w:sz w:val="19"/>
-                <w:szCs w:val="19"/>
-              </w:rPr>
-            </w:pPr>
-            <w:proofErr w:type="spellStart"/>
-            <w:r>
-              <w:rPr>
-                <w:sz w:val="19"/>
-                <w:szCs w:val="19"/>
-              </w:rPr>
-              <w:t>열저항</w:t>
-            </w:r>
-            <w:proofErr w:type="spellEnd"/>
-            <w:r>
-              <w:rPr>
-                <w:sz w:val="19"/>
-                <w:szCs w:val="19"/>
-              </w:rPr>
-              <w:t xml:space="preserve">, </w:t>
-            </w:r>
-            <w:proofErr w:type="spellStart"/>
-            <w:r>
-              <w:rPr>
-                <w:sz w:val="19"/>
-                <w:szCs w:val="19"/>
-              </w:rPr>
-              <w:t>열관류율</w:t>
-            </w:r>
-            <w:proofErr w:type="spellEnd"/>
-            <w:r>
-              <w:rPr>
-                <w:sz w:val="19"/>
-                <w:szCs w:val="19"/>
-              </w:rPr>
-              <w:t>, 에너지 비용, 투자 회수기간 계산 기준에 사용</w:t>
+            <w:r>
+              <w:t>난방과 냉방 사용량, 비용, 절감액과 투자 회수기간 계산 기준에 사용</w:t>
             </w:r>
           </w:p>
         </w:tc>
@@ -23530,13 +21986,17 @@
     <w:p>
       <w:pPr>
         <w:pStyle w:val="2"/>
+        <w:keepNext/>
+        <w:spacing w:before="240"/>
       </w:pPr>
     </w:p>
     <w:p>
       <w:pPr>
         <w:pStyle w:val="2"/>
+        <w:keepNext/>
+        <w:spacing w:before="240"/>
       </w:pPr>
-      <w:bookmarkStart w:id="30" w:name="_Toc242200475"/>
+      <w:bookmarkStart w:id="30" w:name="_Toc242550907"/>
       <w:r>
         <w:t xml:space="preserve">부록 B. 품질 </w:t>
       </w:r>
@@ -23822,18 +22282,8 @@
             </w:tcMar>
           </w:tcPr>
           <w:p>
-            <w:pPr>
-              <w:rPr>
-                <w:sz w:val="19"/>
-                <w:szCs w:val="19"/>
-              </w:rPr>
-            </w:pPr>
-            <w:r>
-              <w:rPr>
-                <w:sz w:val="19"/>
-                <w:szCs w:val="19"/>
-              </w:rPr>
-              <w:t>Room 선택, 3D 이동, 마감재 변경, 견적, 에너지 분석에 필요한 요구사항이 포함되었는가?</w:t>
+            <w:r>
+              <w:t>Room 선택, 3D 이동, 카테고리 전체 변경, Window Covering, 제품 구매비와 냉난방 분석 요구사항이 포함되었는가?</w:t>
             </w:r>
           </w:p>
         </w:tc>
@@ -24296,6 +22746,7 @@
                 <w:sz w:val="19"/>
                 <w:szCs w:val="19"/>
               </w:rPr>
+              <w:lastRenderedPageBreak/>
               <w:t>데이터 일관성</w:t>
             </w:r>
           </w:p>
@@ -24317,42 +22768,37 @@
             </w:tcMar>
           </w:tcPr>
           <w:p>
-            <w:pPr>
-              <w:rPr>
-                <w:sz w:val="19"/>
-                <w:szCs w:val="19"/>
-              </w:rPr>
-            </w:pPr>
-            <w:r>
-              <w:rPr>
-                <w:sz w:val="19"/>
-                <w:szCs w:val="19"/>
-              </w:rPr>
-              <w:t xml:space="preserve">Room, 제품 단가, 두께, 열전도율, 에너지 </w:t>
-            </w:r>
             <w:proofErr w:type="spellStart"/>
             <w:r>
-              <w:rPr>
-                <w:sz w:val="19"/>
-                <w:szCs w:val="19"/>
-              </w:rPr>
-              <w:t>기준값이</w:t>
+              <w:t>RoomData</w:t>
             </w:r>
             <w:proofErr w:type="spellEnd"/>
             <w:r>
-              <w:rPr>
-                <w:sz w:val="19"/>
-                <w:szCs w:val="19"/>
-              </w:rPr>
-              <w:t xml:space="preserve"> 정의된 형식으로 관리되</w:t>
-            </w:r>
-            <w:r>
-              <w:rPr>
-                <w:sz w:val="19"/>
-                <w:szCs w:val="19"/>
-              </w:rPr>
-              <w:lastRenderedPageBreak/>
-              <w:t>는가?</w:t>
+              <w:t xml:space="preserve">, </w:t>
+            </w:r>
+            <w:proofErr w:type="spellStart"/>
+            <w:r>
+              <w:t>FinishData</w:t>
+            </w:r>
+            <w:proofErr w:type="spellEnd"/>
+            <w:r>
+              <w:t xml:space="preserve">, 제품 단가, 선언 </w:t>
+            </w:r>
+            <w:proofErr w:type="spellStart"/>
+            <w:r>
+              <w:t>열저항</w:t>
+            </w:r>
+            <w:proofErr w:type="spellEnd"/>
+            <w:r>
+              <w:t xml:space="preserve">, 색상 견본과 </w:t>
+            </w:r>
+            <w:proofErr w:type="spellStart"/>
+            <w:r>
+              <w:t>EnergyStandardData</w:t>
+            </w:r>
+            <w:proofErr w:type="spellEnd"/>
+            <w:r>
+              <w:t>가 정의된 형식으로 관리되는가?</w:t>
             </w:r>
           </w:p>
         </w:tc>
@@ -24385,7 +22831,6 @@
                 <w:sz w:val="19"/>
                 <w:szCs w:val="19"/>
               </w:rPr>
-              <w:lastRenderedPageBreak/>
               <w:t>☐</w:t>
             </w:r>
           </w:p>
@@ -24441,34 +22886,24 @@
             </w:tcMar>
           </w:tcPr>
           <w:p>
-            <w:pPr>
-              <w:rPr>
-                <w:sz w:val="19"/>
-                <w:szCs w:val="19"/>
-              </w:rPr>
-            </w:pPr>
-            <w:r>
-              <w:rPr>
-                <w:sz w:val="19"/>
-                <w:szCs w:val="19"/>
-              </w:rPr>
-              <w:t xml:space="preserve">견적, </w:t>
+            <w:r>
+              <w:t xml:space="preserve">제품 </w:t>
             </w:r>
             <w:proofErr w:type="spellStart"/>
             <w:r>
-              <w:rPr>
-                <w:sz w:val="19"/>
-                <w:szCs w:val="19"/>
-              </w:rPr>
-              <w:t>열성능</w:t>
+              <w:t>구매비</w:t>
             </w:r>
             <w:proofErr w:type="spellEnd"/>
             <w:r>
-              <w:rPr>
-                <w:sz w:val="19"/>
-                <w:szCs w:val="19"/>
-              </w:rPr>
-              <w:t>, 에너지 비용, 투자 회수기간 계산 결과가 정의된 계산 기준과 일치하는가?</w:t>
+              <w:t xml:space="preserve">, </w:t>
+            </w:r>
+            <w:proofErr w:type="spellStart"/>
+            <w:r>
+              <w:t>열손실</w:t>
+            </w:r>
+            <w:proofErr w:type="spellEnd"/>
+            <w:r>
+              <w:t xml:space="preserve"> 계수, 연간 냉난방 비용과 투자 회수기간이 정의된 기준과 일치하는가?</w:t>
             </w:r>
           </w:p>
         </w:tc>
@@ -24905,8 +23340,8 @@
     </w:tbl>
     <w:p/>
     <w:sectPr>
-      <w:headerReference w:type="default" r:id="rId13"/>
-      <w:footerReference w:type="default" r:id="rId14"/>
+      <w:headerReference w:type="default" r:id="rId8"/>
+      <w:footerReference w:type="default" r:id="rId9"/>
       <w:pgSz w:w="11906" w:h="16838"/>
       <w:pgMar w:top="1134" w:right="1134" w:bottom="1134" w:left="1134" w:header="708" w:footer="708" w:gutter="0"/>
       <w:cols w:space="720"/>
@@ -24918,7 +23353,7 @@
 </file>
 
 <file path=word/endnotes.xml><?xml version="1.0" encoding="utf-8"?>
-<w:endnotes xmlns:wpc="http://schemas.microsoft.com/office/word/2010/wordprocessingCanvas" xmlns:cx="http://schemas.microsoft.com/office/drawing/2014/chartex" xmlns:cx1="http://schemas.microsoft.com/office/drawing/2015/9/8/chartex" xmlns:cx2="http://schemas.microsoft.com/office/drawing/2015/10/21/chartex" xmlns:cx3="http://schemas.microsoft.com/office/drawing/2016/5/9/chartex" xmlns:cx4="http://schemas.microsoft.com/office/drawing/2016/5/10/chartex" xmlns:cx5="http://schemas.microsoft.com/office/drawing/2016/5/11/chartex" xmlns:cx6="http://schemas.microsoft.com/office/drawing/2016/5/12/chartex" xmlns:cx7="http://schemas.microsoft.com/office/drawing/2016/5/13/chartex" xmlns:cx8="http://schemas.microsoft.com/office/drawing/2016/5/14/chartex" xmlns:mc="http://schemas.openxmlformats.org/markup-compatibility/2006" xmlns:aink="http://schemas.microsoft.com/office/drawing/2016/ink" xmlns:am3d="http://schemas.microsoft.com/office/drawing/2017/model3d" xmlns:o="urn:schemas-microsoft-com:office:office" xmlns:oel="http://schemas.microsoft.com/office/2019/extlst" xmlns:r="http://schemas.openxmlformats.org/officeDocument/2006/relationships" xmlns:m="http://schemas.openxmlformats.org/officeDocument/2006/math" xmlns:v="urn:schemas-microsoft-com:vml" xmlns:wp14="http://schemas.microsoft.com/office/word/2010/wordprocessingDrawing" xmlns:wp="http://schemas.openxmlformats.org/drawingml/2006/wordprocessingDrawing" xmlns:w10="urn:schemas-microsoft-com:office:word" xmlns:w="http://schemas.openxmlformats.org/wordprocessingml/2006/main" xmlns:w14="http://schemas.microsoft.com/office/word/2010/wordml" xmlns:w15="http://schemas.microsoft.com/office/word/2012/wordml" xmlns:w16cex="http://schemas.microsoft.com/office/word/2018/wordml/cex" xmlns:w16cid="http://schemas.microsoft.com/office/word/2016/wordml/cid" xmlns:w16="http://schemas.microsoft.com/office/word/2018/wordml" xmlns:w16du="http://schemas.microsoft.com/office/word/2023/wordml/word16du" xmlns:w16sdtdh="http://schemas.microsoft.com/office/word/2020/wordml/sdtdatahash" xmlns:w16sdtfl="http://schemas.microsoft.com/office/word/2024/wordml/sdtformatlock" xmlns:w16se="http://schemas.microsoft.com/office/word/2015/wordml/symex" xmlns:wpg="http://schemas.microsoft.com/office/word/2010/wordprocessingGroup" xmlns:wpi="http://schemas.microsoft.com/office/word/2010/wordprocessingInk" xmlns:wne="http://schemas.microsoft.com/office/word/2006/wordml" xmlns:wps="http://schemas.microsoft.com/office/word/2010/wordprocessingShape" mc:Ignorable="w14 w15 w16se w16cid w16 w16cex w16sdtdh w16sdtfl w16du wp14">
+<w:endnotes xmlns:wpc="http://schemas.microsoft.com/office/word/2010/wordprocessingCanvas" xmlns:cx="http://schemas.microsoft.com/office/drawing/2014/chartex" xmlns:cx1="http://schemas.microsoft.com/office/drawing/2015/9/8/chartex" xmlns:cx2="http://schemas.microsoft.com/office/drawing/2015/10/21/chartex" xmlns:cx3="http://schemas.microsoft.com/office/drawing/2016/5/9/chartex" xmlns:cx4="http://schemas.microsoft.com/office/drawing/2016/5/10/chartex" xmlns:cx5="http://schemas.microsoft.com/office/drawing/2016/5/11/chartex" xmlns:cx6="http://schemas.microsoft.com/office/drawing/2016/5/12/chartex" xmlns:cx7="http://schemas.microsoft.com/office/drawing/2016/5/13/chartex" xmlns:cx8="http://schemas.microsoft.com/office/drawing/2016/5/14/chartex" xmlns:mc="http://schemas.openxmlformats.org/markup-compatibility/2006" xmlns:aink="http://schemas.microsoft.com/office/drawing/2016/ink" xmlns:am3d="http://schemas.microsoft.com/office/drawing/2017/model3d" xmlns:o="urn:schemas-microsoft-com:office:office" xmlns:oel="http://schemas.microsoft.com/office/2019/extlst" xmlns:r="http://schemas.openxmlformats.org/officeDocument/2006/relationships" xmlns:m="http://schemas.openxmlformats.org/officeDocument/2006/math" xmlns:v="urn:schemas-microsoft-com:vml" xmlns:wp14="http://schemas.microsoft.com/office/word/2010/wordprocessingDrawing" xmlns:wp="http://schemas.openxmlformats.org/drawingml/2006/wordprocessingDrawing" xmlns:w10="urn:schemas-microsoft-com:office:word" xmlns:w="http://schemas.openxmlformats.org/wordprocessingml/2006/main" xmlns:w14="http://schemas.microsoft.com/office/word/2010/wordml" xmlns:w15="http://schemas.microsoft.com/office/word/2012/wordml" xmlns:w16cex="http://schemas.microsoft.com/office/word/2018/wordml/cex" xmlns:w16cid="http://schemas.microsoft.com/office/word/2016/wordml/cid" xmlns:w16="http://schemas.microsoft.com/office/word/2018/wordml" xmlns:w16sdtdh="http://schemas.microsoft.com/office/word/2020/wordml/sdtdatahash" xmlns:w16se="http://schemas.microsoft.com/office/word/2015/wordml/symex" xmlns:wpg="http://schemas.microsoft.com/office/word/2010/wordprocessingGroup" xmlns:wpi="http://schemas.microsoft.com/office/word/2010/wordprocessingInk" xmlns:wne="http://schemas.microsoft.com/office/word/2006/wordml" xmlns:wps="http://schemas.microsoft.com/office/word/2010/wordprocessingShape" mc:Ignorable="w14 w15 w16se w16cid w16 w16cex w16sdtdh wp14">
   <w:endnote w:type="separator" w:id="-1">
     <w:p>
       <w:r>
@@ -24937,7 +23372,7 @@
 </file>
 
 <file path=word/footer1.xml><?xml version="1.0" encoding="utf-8"?>
-<w:ftr xmlns:wpc="http://schemas.microsoft.com/office/word/2010/wordprocessingCanvas" xmlns:cx="http://schemas.microsoft.com/office/drawing/2014/chartex" xmlns:cx1="http://schemas.microsoft.com/office/drawing/2015/9/8/chartex" xmlns:cx2="http://schemas.microsoft.com/office/drawing/2015/10/21/chartex" xmlns:cx3="http://schemas.microsoft.com/office/drawing/2016/5/9/chartex" xmlns:cx4="http://schemas.microsoft.com/office/drawing/2016/5/10/chartex" xmlns:cx5="http://schemas.microsoft.com/office/drawing/2016/5/11/chartex" xmlns:cx6="http://schemas.microsoft.com/office/drawing/2016/5/12/chartex" xmlns:cx7="http://schemas.microsoft.com/office/drawing/2016/5/13/chartex" xmlns:cx8="http://schemas.microsoft.com/office/drawing/2016/5/14/chartex" xmlns:mc="http://schemas.openxmlformats.org/markup-compatibility/2006" xmlns:aink="http://schemas.microsoft.com/office/drawing/2016/ink" xmlns:am3d="http://schemas.microsoft.com/office/drawing/2017/model3d" xmlns:o="urn:schemas-microsoft-com:office:office" xmlns:oel="http://schemas.microsoft.com/office/2019/extlst" xmlns:r="http://schemas.openxmlformats.org/officeDocument/2006/relationships" xmlns:m="http://schemas.openxmlformats.org/officeDocument/2006/math" xmlns:v="urn:schemas-microsoft-com:vml" xmlns:wp14="http://schemas.microsoft.com/office/word/2010/wordprocessingDrawing" xmlns:wp="http://schemas.openxmlformats.org/drawingml/2006/wordprocessingDrawing" xmlns:w10="urn:schemas-microsoft-com:office:word" xmlns:w="http://schemas.openxmlformats.org/wordprocessingml/2006/main" xmlns:w14="http://schemas.microsoft.com/office/word/2010/wordml" xmlns:w15="http://schemas.microsoft.com/office/word/2012/wordml" xmlns:w16cex="http://schemas.microsoft.com/office/word/2018/wordml/cex" xmlns:w16cid="http://schemas.microsoft.com/office/word/2016/wordml/cid" xmlns:w16="http://schemas.microsoft.com/office/word/2018/wordml" xmlns:w16du="http://schemas.microsoft.com/office/word/2023/wordml/word16du" xmlns:w16sdtdh="http://schemas.microsoft.com/office/word/2020/wordml/sdtdatahash" xmlns:w16sdtfl="http://schemas.microsoft.com/office/word/2024/wordml/sdtformatlock" xmlns:w16se="http://schemas.microsoft.com/office/word/2015/wordml/symex" xmlns:wpg="http://schemas.microsoft.com/office/word/2010/wordprocessingGroup" xmlns:wpi="http://schemas.microsoft.com/office/word/2010/wordprocessingInk" xmlns:wne="http://schemas.microsoft.com/office/word/2006/wordml" xmlns:wps="http://schemas.microsoft.com/office/word/2010/wordprocessingShape" mc:Ignorable="w14 w15 w16se w16cid w16 w16cex w16sdtdh w16sdtfl w16du wp14">
+<w:ftr xmlns:wpc="http://schemas.microsoft.com/office/word/2010/wordprocessingCanvas" xmlns:cx="http://schemas.microsoft.com/office/drawing/2014/chartex" xmlns:cx1="http://schemas.microsoft.com/office/drawing/2015/9/8/chartex" xmlns:cx2="http://schemas.microsoft.com/office/drawing/2015/10/21/chartex" xmlns:cx3="http://schemas.microsoft.com/office/drawing/2016/5/9/chartex" xmlns:cx4="http://schemas.microsoft.com/office/drawing/2016/5/10/chartex" xmlns:cx5="http://schemas.microsoft.com/office/drawing/2016/5/11/chartex" xmlns:cx6="http://schemas.microsoft.com/office/drawing/2016/5/12/chartex" xmlns:cx7="http://schemas.microsoft.com/office/drawing/2016/5/13/chartex" xmlns:cx8="http://schemas.microsoft.com/office/drawing/2016/5/14/chartex" xmlns:mc="http://schemas.openxmlformats.org/markup-compatibility/2006" xmlns:aink="http://schemas.microsoft.com/office/drawing/2016/ink" xmlns:am3d="http://schemas.microsoft.com/office/drawing/2017/model3d" xmlns:o="urn:schemas-microsoft-com:office:office" xmlns:oel="http://schemas.microsoft.com/office/2019/extlst" xmlns:r="http://schemas.openxmlformats.org/officeDocument/2006/relationships" xmlns:m="http://schemas.openxmlformats.org/officeDocument/2006/math" xmlns:v="urn:schemas-microsoft-com:vml" xmlns:wp14="http://schemas.microsoft.com/office/word/2010/wordprocessingDrawing" xmlns:wp="http://schemas.openxmlformats.org/drawingml/2006/wordprocessingDrawing" xmlns:w10="urn:schemas-microsoft-com:office:word" xmlns:w="http://schemas.openxmlformats.org/wordprocessingml/2006/main" xmlns:w14="http://schemas.microsoft.com/office/word/2010/wordml" xmlns:w15="http://schemas.microsoft.com/office/word/2012/wordml" xmlns:w16cex="http://schemas.microsoft.com/office/word/2018/wordml/cex" xmlns:w16cid="http://schemas.microsoft.com/office/word/2016/wordml/cid" xmlns:w16="http://schemas.microsoft.com/office/word/2018/wordml" xmlns:w16sdtdh="http://schemas.microsoft.com/office/word/2020/wordml/sdtdatahash" xmlns:w16se="http://schemas.microsoft.com/office/word/2015/wordml/symex" xmlns:wpg="http://schemas.microsoft.com/office/word/2010/wordprocessingGroup" xmlns:wpi="http://schemas.microsoft.com/office/word/2010/wordprocessingInk" xmlns:wne="http://schemas.microsoft.com/office/word/2006/wordml" xmlns:wps="http://schemas.microsoft.com/office/word/2010/wordprocessingShape" mc:Ignorable="w14 w15 w16se w16cid w16 w16cex w16sdtdh wp14">
   <w:p>
     <w:pPr>
       <w:jc w:val="center"/>
@@ -24988,7 +23423,7 @@
 </file>
 
 <file path=word/footnotes.xml><?xml version="1.0" encoding="utf-8"?>
-<w:footnotes xmlns:wpc="http://schemas.microsoft.com/office/word/2010/wordprocessingCanvas" xmlns:cx="http://schemas.microsoft.com/office/drawing/2014/chartex" xmlns:cx1="http://schemas.microsoft.com/office/drawing/2015/9/8/chartex" xmlns:cx2="http://schemas.microsoft.com/office/drawing/2015/10/21/chartex" xmlns:cx3="http://schemas.microsoft.com/office/drawing/2016/5/9/chartex" xmlns:cx4="http://schemas.microsoft.com/office/drawing/2016/5/10/chartex" xmlns:cx5="http://schemas.microsoft.com/office/drawing/2016/5/11/chartex" xmlns:cx6="http://schemas.microsoft.com/office/drawing/2016/5/12/chartex" xmlns:cx7="http://schemas.microsoft.com/office/drawing/2016/5/13/chartex" xmlns:cx8="http://schemas.microsoft.com/office/drawing/2016/5/14/chartex" xmlns:mc="http://schemas.openxmlformats.org/markup-compatibility/2006" xmlns:aink="http://schemas.microsoft.com/office/drawing/2016/ink" xmlns:am3d="http://schemas.microsoft.com/office/drawing/2017/model3d" xmlns:o="urn:schemas-microsoft-com:office:office" xmlns:oel="http://schemas.microsoft.com/office/2019/extlst" xmlns:r="http://schemas.openxmlformats.org/officeDocument/2006/relationships" xmlns:m="http://schemas.openxmlformats.org/officeDocument/2006/math" xmlns:v="urn:schemas-microsoft-com:vml" xmlns:wp14="http://schemas.microsoft.com/office/word/2010/wordprocessingDrawing" xmlns:wp="http://schemas.openxmlformats.org/drawingml/2006/wordprocessingDrawing" xmlns:w10="urn:schemas-microsoft-com:office:word" xmlns:w="http://schemas.openxmlformats.org/wordprocessingml/2006/main" xmlns:w14="http://schemas.microsoft.com/office/word/2010/wordml" xmlns:w15="http://schemas.microsoft.com/office/word/2012/wordml" xmlns:w16cex="http://schemas.microsoft.com/office/word/2018/wordml/cex" xmlns:w16cid="http://schemas.microsoft.com/office/word/2016/wordml/cid" xmlns:w16="http://schemas.microsoft.com/office/word/2018/wordml" xmlns:w16du="http://schemas.microsoft.com/office/word/2023/wordml/word16du" xmlns:w16sdtdh="http://schemas.microsoft.com/office/word/2020/wordml/sdtdatahash" xmlns:w16sdtfl="http://schemas.microsoft.com/office/word/2024/wordml/sdtformatlock" xmlns:w16se="http://schemas.microsoft.com/office/word/2015/wordml/symex" xmlns:wpg="http://schemas.microsoft.com/office/word/2010/wordprocessingGroup" xmlns:wpi="http://schemas.microsoft.com/office/word/2010/wordprocessingInk" xmlns:wne="http://schemas.microsoft.com/office/word/2006/wordml" xmlns:wps="http://schemas.microsoft.com/office/word/2010/wordprocessingShape" mc:Ignorable="w14 w15 w16se w16cid w16 w16cex w16sdtdh w16sdtfl w16du wp14">
+<w:footnotes xmlns:wpc="http://schemas.microsoft.com/office/word/2010/wordprocessingCanvas" xmlns:cx="http://schemas.microsoft.com/office/drawing/2014/chartex" xmlns:cx1="http://schemas.microsoft.com/office/drawing/2015/9/8/chartex" xmlns:cx2="http://schemas.microsoft.com/office/drawing/2015/10/21/chartex" xmlns:cx3="http://schemas.microsoft.com/office/drawing/2016/5/9/chartex" xmlns:cx4="http://schemas.microsoft.com/office/drawing/2016/5/10/chartex" xmlns:cx5="http://schemas.microsoft.com/office/drawing/2016/5/11/chartex" xmlns:cx6="http://schemas.microsoft.com/office/drawing/2016/5/12/chartex" xmlns:cx7="http://schemas.microsoft.com/office/drawing/2016/5/13/chartex" xmlns:cx8="http://schemas.microsoft.com/office/drawing/2016/5/14/chartex" xmlns:mc="http://schemas.openxmlformats.org/markup-compatibility/2006" xmlns:aink="http://schemas.microsoft.com/office/drawing/2016/ink" xmlns:am3d="http://schemas.microsoft.com/office/drawing/2017/model3d" xmlns:o="urn:schemas-microsoft-com:office:office" xmlns:oel="http://schemas.microsoft.com/office/2019/extlst" xmlns:r="http://schemas.openxmlformats.org/officeDocument/2006/relationships" xmlns:m="http://schemas.openxmlformats.org/officeDocument/2006/math" xmlns:v="urn:schemas-microsoft-com:vml" xmlns:wp14="http://schemas.microsoft.com/office/word/2010/wordprocessingDrawing" xmlns:wp="http://schemas.openxmlformats.org/drawingml/2006/wordprocessingDrawing" xmlns:w10="urn:schemas-microsoft-com:office:word" xmlns:w="http://schemas.openxmlformats.org/wordprocessingml/2006/main" xmlns:w14="http://schemas.microsoft.com/office/word/2010/wordml" xmlns:w15="http://schemas.microsoft.com/office/word/2012/wordml" xmlns:w16cex="http://schemas.microsoft.com/office/word/2018/wordml/cex" xmlns:w16cid="http://schemas.microsoft.com/office/word/2016/wordml/cid" xmlns:w16="http://schemas.microsoft.com/office/word/2018/wordml" xmlns:w16sdtdh="http://schemas.microsoft.com/office/word/2020/wordml/sdtdatahash" xmlns:w16se="http://schemas.microsoft.com/office/word/2015/wordml/symex" xmlns:wpg="http://schemas.microsoft.com/office/word/2010/wordprocessingGroup" xmlns:wpi="http://schemas.microsoft.com/office/word/2010/wordprocessingInk" xmlns:wne="http://schemas.microsoft.com/office/word/2006/wordml" xmlns:wps="http://schemas.microsoft.com/office/word/2010/wordprocessingShape" mc:Ignorable="w14 w15 w16se w16cid w16 w16cex w16sdtdh wp14">
   <w:footnote w:type="separator" w:id="-1">
     <w:p>
       <w:r>
@@ -25007,7 +23442,7 @@
 </file>
 
 <file path=word/header1.xml><?xml version="1.0" encoding="utf-8"?>
-<w:hdr xmlns:wpc="http://schemas.microsoft.com/office/word/2010/wordprocessingCanvas" xmlns:cx="http://schemas.microsoft.com/office/drawing/2014/chartex" xmlns:cx1="http://schemas.microsoft.com/office/drawing/2015/9/8/chartex" xmlns:cx2="http://schemas.microsoft.com/office/drawing/2015/10/21/chartex" xmlns:cx3="http://schemas.microsoft.com/office/drawing/2016/5/9/chartex" xmlns:cx4="http://schemas.microsoft.com/office/drawing/2016/5/10/chartex" xmlns:cx5="http://schemas.microsoft.com/office/drawing/2016/5/11/chartex" xmlns:cx6="http://schemas.microsoft.com/office/drawing/2016/5/12/chartex" xmlns:cx7="http://schemas.microsoft.com/office/drawing/2016/5/13/chartex" xmlns:cx8="http://schemas.microsoft.com/office/drawing/2016/5/14/chartex" xmlns:mc="http://schemas.openxmlformats.org/markup-compatibility/2006" xmlns:aink="http://schemas.microsoft.com/office/drawing/2016/ink" xmlns:am3d="http://schemas.microsoft.com/office/drawing/2017/model3d" xmlns:o="urn:schemas-microsoft-com:office:office" xmlns:oel="http://schemas.microsoft.com/office/2019/extlst" xmlns:r="http://schemas.openxmlformats.org/officeDocument/2006/relationships" xmlns:m="http://schemas.openxmlformats.org/officeDocument/2006/math" xmlns:v="urn:schemas-microsoft-com:vml" xmlns:wp14="http://schemas.microsoft.com/office/word/2010/wordprocessingDrawing" xmlns:wp="http://schemas.openxmlformats.org/drawingml/2006/wordprocessingDrawing" xmlns:w10="urn:schemas-microsoft-com:office:word" xmlns:w="http://schemas.openxmlformats.org/wordprocessingml/2006/main" xmlns:w14="http://schemas.microsoft.com/office/word/2010/wordml" xmlns:w15="http://schemas.microsoft.com/office/word/2012/wordml" xmlns:w16cex="http://schemas.microsoft.com/office/word/2018/wordml/cex" xmlns:w16cid="http://schemas.microsoft.com/office/word/2016/wordml/cid" xmlns:w16="http://schemas.microsoft.com/office/word/2018/wordml" xmlns:w16du="http://schemas.microsoft.com/office/word/2023/wordml/word16du" xmlns:w16sdtdh="http://schemas.microsoft.com/office/word/2020/wordml/sdtdatahash" xmlns:w16sdtfl="http://schemas.microsoft.com/office/word/2024/wordml/sdtformatlock" xmlns:w16se="http://schemas.microsoft.com/office/word/2015/wordml/symex" xmlns:wpg="http://schemas.microsoft.com/office/word/2010/wordprocessingGroup" xmlns:wpi="http://schemas.microsoft.com/office/word/2010/wordprocessingInk" xmlns:wne="http://schemas.microsoft.com/office/word/2006/wordml" xmlns:wps="http://schemas.microsoft.com/office/word/2010/wordprocessingShape" mc:Ignorable="w14 w15 w16se w16cid w16 w16cex w16sdtdh w16sdtfl w16du wp14">
+<w:hdr xmlns:wpc="http://schemas.microsoft.com/office/word/2010/wordprocessingCanvas" xmlns:cx="http://schemas.microsoft.com/office/drawing/2014/chartex" xmlns:cx1="http://schemas.microsoft.com/office/drawing/2015/9/8/chartex" xmlns:cx2="http://schemas.microsoft.com/office/drawing/2015/10/21/chartex" xmlns:cx3="http://schemas.microsoft.com/office/drawing/2016/5/9/chartex" xmlns:cx4="http://schemas.microsoft.com/office/drawing/2016/5/10/chartex" xmlns:cx5="http://schemas.microsoft.com/office/drawing/2016/5/11/chartex" xmlns:cx6="http://schemas.microsoft.com/office/drawing/2016/5/12/chartex" xmlns:cx7="http://schemas.microsoft.com/office/drawing/2016/5/13/chartex" xmlns:cx8="http://schemas.microsoft.com/office/drawing/2016/5/14/chartex" xmlns:mc="http://schemas.openxmlformats.org/markup-compatibility/2006" xmlns:aink="http://schemas.microsoft.com/office/drawing/2016/ink" xmlns:am3d="http://schemas.microsoft.com/office/drawing/2017/model3d" xmlns:o="urn:schemas-microsoft-com:office:office" xmlns:oel="http://schemas.microsoft.com/office/2019/extlst" xmlns:r="http://schemas.openxmlformats.org/officeDocument/2006/relationships" xmlns:m="http://schemas.openxmlformats.org/officeDocument/2006/math" xmlns:v="urn:schemas-microsoft-com:vml" xmlns:wp14="http://schemas.microsoft.com/office/word/2010/wordprocessingDrawing" xmlns:wp="http://schemas.openxmlformats.org/drawingml/2006/wordprocessingDrawing" xmlns:w10="urn:schemas-microsoft-com:office:word" xmlns:w="http://schemas.openxmlformats.org/wordprocessingml/2006/main" xmlns:w14="http://schemas.microsoft.com/office/word/2010/wordml" xmlns:w15="http://schemas.microsoft.com/office/word/2012/wordml" xmlns:w16cex="http://schemas.microsoft.com/office/word/2018/wordml/cex" xmlns:w16cid="http://schemas.microsoft.com/office/word/2016/wordml/cid" xmlns:w16="http://schemas.microsoft.com/office/word/2018/wordml" xmlns:w16sdtdh="http://schemas.microsoft.com/office/word/2020/wordml/sdtdatahash" xmlns:w16se="http://schemas.microsoft.com/office/word/2015/wordml/symex" xmlns:wpg="http://schemas.microsoft.com/office/word/2010/wordprocessingGroup" xmlns:wpi="http://schemas.microsoft.com/office/word/2010/wordprocessingInk" xmlns:wne="http://schemas.microsoft.com/office/word/2006/wordml" xmlns:wps="http://schemas.microsoft.com/office/word/2010/wordprocessingShape" mc:Ignorable="w14 w15 w16se w16cid w16 w16cex w16sdtdh wp14">
   <w:p>
     <w:pPr>
       <w:jc w:val="right"/>
@@ -25016,34 +23451,102 @@
         <w:szCs w:val="16"/>
       </w:rPr>
     </w:pPr>
-    <w:r>
-      <w:rPr>
-        <w:sz w:val="16"/>
-        <w:szCs w:val="16"/>
-      </w:rPr>
-      <w:t>소프트웨어 요구사항 명세서 | (</w:t>
-    </w:r>
-    <w:r>
-      <w:rPr>
-        <w:sz w:val="16"/>
-        <w:szCs w:val="16"/>
-      </w:rPr>
-      <w:t>Interior Finish Cost &amp; Energy Analysis</w:t>
-    </w:r>
-    <w:r>
-      <w:rPr>
-        <w:sz w:val="16"/>
-        <w:szCs w:val="16"/>
-      </w:rPr>
-      <w:t>) | v1.0</w:t>
-    </w:r>
   </w:p>
 </w:hdr>
 </file>
 
 <file path=word/numbering.xml><?xml version="1.0" encoding="utf-8"?>
-<w:numbering xmlns:wpc="http://schemas.microsoft.com/office/word/2010/wordprocessingCanvas" xmlns:cx="http://schemas.microsoft.com/office/drawing/2014/chartex" xmlns:cx1="http://schemas.microsoft.com/office/drawing/2015/9/8/chartex" xmlns:cx2="http://schemas.microsoft.com/office/drawing/2015/10/21/chartex" xmlns:cx3="http://schemas.microsoft.com/office/drawing/2016/5/9/chartex" xmlns:cx4="http://schemas.microsoft.com/office/drawing/2016/5/10/chartex" xmlns:cx5="http://schemas.microsoft.com/office/drawing/2016/5/11/chartex" xmlns:cx6="http://schemas.microsoft.com/office/drawing/2016/5/12/chartex" xmlns:cx7="http://schemas.microsoft.com/office/drawing/2016/5/13/chartex" xmlns:cx8="http://schemas.microsoft.com/office/drawing/2016/5/14/chartex" xmlns:mc="http://schemas.openxmlformats.org/markup-compatibility/2006" xmlns:aink="http://schemas.microsoft.com/office/drawing/2016/ink" xmlns:am3d="http://schemas.microsoft.com/office/drawing/2017/model3d" xmlns:o="urn:schemas-microsoft-com:office:office" xmlns:oel="http://schemas.microsoft.com/office/2019/extlst" xmlns:r="http://schemas.openxmlformats.org/officeDocument/2006/relationships" xmlns:m="http://schemas.openxmlformats.org/officeDocument/2006/math" xmlns:v="urn:schemas-microsoft-com:vml" xmlns:wp14="http://schemas.microsoft.com/office/word/2010/wordprocessingDrawing" xmlns:wp="http://schemas.openxmlformats.org/drawingml/2006/wordprocessingDrawing" xmlns:w10="urn:schemas-microsoft-com:office:word" xmlns:w="http://schemas.openxmlformats.org/wordprocessingml/2006/main" xmlns:w14="http://schemas.microsoft.com/office/word/2010/wordml" xmlns:w15="http://schemas.microsoft.com/office/word/2012/wordml" xmlns:w16cex="http://schemas.microsoft.com/office/word/2018/wordml/cex" xmlns:w16cid="http://schemas.microsoft.com/office/word/2016/wordml/cid" xmlns:w16="http://schemas.microsoft.com/office/word/2018/wordml" xmlns:w16du="http://schemas.microsoft.com/office/word/2023/wordml/word16du" xmlns:w16sdtdh="http://schemas.microsoft.com/office/word/2020/wordml/sdtdatahash" xmlns:w16sdtfl="http://schemas.microsoft.com/office/word/2024/wordml/sdtformatlock" xmlns:w16se="http://schemas.microsoft.com/office/word/2015/wordml/symex" xmlns:wpg="http://schemas.microsoft.com/office/word/2010/wordprocessingGroup" xmlns:wpi="http://schemas.microsoft.com/office/word/2010/wordprocessingInk" xmlns:wne="http://schemas.microsoft.com/office/word/2006/wordml" xmlns:wps="http://schemas.microsoft.com/office/word/2010/wordprocessingShape" mc:Ignorable="w14 w15 w16se w16cid w16 w16cex w16sdtdh w16sdtfl w16du wp14">
+<w:numbering xmlns:wpc="http://schemas.microsoft.com/office/word/2010/wordprocessingCanvas" xmlns:cx="http://schemas.microsoft.com/office/drawing/2014/chartex" xmlns:cx1="http://schemas.microsoft.com/office/drawing/2015/9/8/chartex" xmlns:cx2="http://schemas.microsoft.com/office/drawing/2015/10/21/chartex" xmlns:cx3="http://schemas.microsoft.com/office/drawing/2016/5/9/chartex" xmlns:cx4="http://schemas.microsoft.com/office/drawing/2016/5/10/chartex" xmlns:cx5="http://schemas.microsoft.com/office/drawing/2016/5/11/chartex" xmlns:cx6="http://schemas.microsoft.com/office/drawing/2016/5/12/chartex" xmlns:cx7="http://schemas.microsoft.com/office/drawing/2016/5/13/chartex" xmlns:cx8="http://schemas.microsoft.com/office/drawing/2016/5/14/chartex" xmlns:mc="http://schemas.openxmlformats.org/markup-compatibility/2006" xmlns:aink="http://schemas.microsoft.com/office/drawing/2016/ink" xmlns:am3d="http://schemas.microsoft.com/office/drawing/2017/model3d" xmlns:o="urn:schemas-microsoft-com:office:office" xmlns:oel="http://schemas.microsoft.com/office/2019/extlst" xmlns:r="http://schemas.openxmlformats.org/officeDocument/2006/relationships" xmlns:m="http://schemas.openxmlformats.org/officeDocument/2006/math" xmlns:v="urn:schemas-microsoft-com:vml" xmlns:wp14="http://schemas.microsoft.com/office/word/2010/wordprocessingDrawing" xmlns:wp="http://schemas.openxmlformats.org/drawingml/2006/wordprocessingDrawing" xmlns:w10="urn:schemas-microsoft-com:office:word" xmlns:w="http://schemas.openxmlformats.org/wordprocessingml/2006/main" xmlns:w14="http://schemas.microsoft.com/office/word/2010/wordml" xmlns:w15="http://schemas.microsoft.com/office/word/2012/wordml" xmlns:w16cex="http://schemas.microsoft.com/office/word/2018/wordml/cex" xmlns:w16cid="http://schemas.microsoft.com/office/word/2016/wordml/cid" xmlns:w16="http://schemas.microsoft.com/office/word/2018/wordml" xmlns:w16sdtdh="http://schemas.microsoft.com/office/word/2020/wordml/sdtdatahash" xmlns:w16se="http://schemas.microsoft.com/office/word/2015/wordml/symex" xmlns:wpg="http://schemas.microsoft.com/office/word/2010/wordprocessingGroup" xmlns:wpi="http://schemas.microsoft.com/office/word/2010/wordprocessingInk" xmlns:wne="http://schemas.microsoft.com/office/word/2006/wordml" xmlns:wps="http://schemas.microsoft.com/office/word/2010/wordprocessingShape" mc:Ignorable="w14 w15 w16se w16cid w16 w16cex w16sdtdh wp14">
   <w:abstractNum w:abstractNumId="0" w15:restartNumberingAfterBreak="0">
+    <w:nsid w:val="15CF5DE4"/>
+    <w:multiLevelType w:val="hybridMultilevel"/>
+    <w:tmpl w:val="BAF82DDA"/>
+    <w:lvl w:ilvl="0" w:tplc="0064394E">
+      <w:start w:val="1"/>
+      <w:numFmt w:val="decimal"/>
+      <w:lvlText w:val="%1."/>
+      <w:lvlJc w:val="left"/>
+      <w:pPr>
+        <w:ind w:left="800" w:hanging="360"/>
+      </w:pPr>
+      <w:rPr>
+        <w:rFonts w:hint="default"/>
+      </w:rPr>
+    </w:lvl>
+    <w:lvl w:ilvl="1" w:tplc="04090019" w:tentative="1">
+      <w:start w:val="1"/>
+      <w:numFmt w:val="upperLetter"/>
+      <w:lvlText w:val="%2."/>
+      <w:lvlJc w:val="left"/>
+      <w:pPr>
+        <w:ind w:left="1320" w:hanging="440"/>
+      </w:pPr>
+    </w:lvl>
+    <w:lvl w:ilvl="2" w:tplc="0409001B" w:tentative="1">
+      <w:start w:val="1"/>
+      <w:numFmt w:val="lowerRoman"/>
+      <w:lvlText w:val="%3."/>
+      <w:lvlJc w:val="right"/>
+      <w:pPr>
+        <w:ind w:left="1760" w:hanging="440"/>
+      </w:pPr>
+    </w:lvl>
+    <w:lvl w:ilvl="3" w:tplc="0409000F" w:tentative="1">
+      <w:start w:val="1"/>
+      <w:numFmt w:val="decimal"/>
+      <w:lvlText w:val="%4."/>
+      <w:lvlJc w:val="left"/>
+      <w:pPr>
+        <w:ind w:left="2200" w:hanging="440"/>
+      </w:pPr>
+    </w:lvl>
+    <w:lvl w:ilvl="4" w:tplc="04090019" w:tentative="1">
+      <w:start w:val="1"/>
+      <w:numFmt w:val="upperLetter"/>
+      <w:lvlText w:val="%5."/>
+      <w:lvlJc w:val="left"/>
+      <w:pPr>
+        <w:ind w:left="2640" w:hanging="440"/>
+      </w:pPr>
+    </w:lvl>
+    <w:lvl w:ilvl="5" w:tplc="0409001B" w:tentative="1">
+      <w:start w:val="1"/>
+      <w:numFmt w:val="lowerRoman"/>
+      <w:lvlText w:val="%6."/>
+      <w:lvlJc w:val="right"/>
+      <w:pPr>
+        <w:ind w:left="3080" w:hanging="440"/>
+      </w:pPr>
+    </w:lvl>
+    <w:lvl w:ilvl="6" w:tplc="0409000F" w:tentative="1">
+      <w:start w:val="1"/>
+      <w:numFmt w:val="decimal"/>
+      <w:lvlText w:val="%7."/>
+      <w:lvlJc w:val="left"/>
+      <w:pPr>
+        <w:ind w:left="3520" w:hanging="440"/>
+      </w:pPr>
+    </w:lvl>
+    <w:lvl w:ilvl="7" w:tplc="04090019" w:tentative="1">
+      <w:start w:val="1"/>
+      <w:numFmt w:val="upperLetter"/>
+      <w:lvlText w:val="%8."/>
+      <w:lvlJc w:val="left"/>
+      <w:pPr>
+        <w:ind w:left="3960" w:hanging="440"/>
+      </w:pPr>
+    </w:lvl>
+    <w:lvl w:ilvl="8" w:tplc="0409001B" w:tentative="1">
+      <w:start w:val="1"/>
+      <w:numFmt w:val="lowerRoman"/>
+      <w:lvlText w:val="%9."/>
+      <w:lvlJc w:val="right"/>
+      <w:pPr>
+        <w:ind w:left="4400" w:hanging="440"/>
+      </w:pPr>
+    </w:lvl>
+  </w:abstractNum>
+  <w:abstractNum w:abstractNumId="1" w15:restartNumberingAfterBreak="0">
     <w:nsid w:val="15D71E8E"/>
     <w:multiLevelType w:val="hybridMultilevel"/>
     <w:tmpl w:val="D374B5D4"/>
@@ -25097,7 +23600,185 @@
       <w:lvlJc w:val="left"/>
     </w:lvl>
   </w:abstractNum>
-  <w:abstractNum w:abstractNumId="1" w15:restartNumberingAfterBreak="0">
+  <w:abstractNum w:abstractNumId="2" w15:restartNumberingAfterBreak="0">
+    <w:nsid w:val="2B076102"/>
+    <w:multiLevelType w:val="hybridMultilevel"/>
+    <w:tmpl w:val="4266C13A"/>
+    <w:lvl w:ilvl="0" w:tplc="FACE428C">
+      <w:start w:val="1"/>
+      <w:numFmt w:val="decimal"/>
+      <w:lvlText w:val="%1."/>
+      <w:lvlJc w:val="left"/>
+      <w:pPr>
+        <w:ind w:left="800" w:hanging="360"/>
+      </w:pPr>
+      <w:rPr>
+        <w:rFonts w:hint="default"/>
+      </w:rPr>
+    </w:lvl>
+    <w:lvl w:ilvl="1" w:tplc="04090019" w:tentative="1">
+      <w:start w:val="1"/>
+      <w:numFmt w:val="upperLetter"/>
+      <w:lvlText w:val="%2."/>
+      <w:lvlJc w:val="left"/>
+      <w:pPr>
+        <w:ind w:left="1320" w:hanging="440"/>
+      </w:pPr>
+    </w:lvl>
+    <w:lvl w:ilvl="2" w:tplc="0409001B" w:tentative="1">
+      <w:start w:val="1"/>
+      <w:numFmt w:val="lowerRoman"/>
+      <w:lvlText w:val="%3."/>
+      <w:lvlJc w:val="right"/>
+      <w:pPr>
+        <w:ind w:left="1760" w:hanging="440"/>
+      </w:pPr>
+    </w:lvl>
+    <w:lvl w:ilvl="3" w:tplc="0409000F" w:tentative="1">
+      <w:start w:val="1"/>
+      <w:numFmt w:val="decimal"/>
+      <w:lvlText w:val="%4."/>
+      <w:lvlJc w:val="left"/>
+      <w:pPr>
+        <w:ind w:left="2200" w:hanging="440"/>
+      </w:pPr>
+    </w:lvl>
+    <w:lvl w:ilvl="4" w:tplc="04090019" w:tentative="1">
+      <w:start w:val="1"/>
+      <w:numFmt w:val="upperLetter"/>
+      <w:lvlText w:val="%5."/>
+      <w:lvlJc w:val="left"/>
+      <w:pPr>
+        <w:ind w:left="2640" w:hanging="440"/>
+      </w:pPr>
+    </w:lvl>
+    <w:lvl w:ilvl="5" w:tplc="0409001B" w:tentative="1">
+      <w:start w:val="1"/>
+      <w:numFmt w:val="lowerRoman"/>
+      <w:lvlText w:val="%6."/>
+      <w:lvlJc w:val="right"/>
+      <w:pPr>
+        <w:ind w:left="3080" w:hanging="440"/>
+      </w:pPr>
+    </w:lvl>
+    <w:lvl w:ilvl="6" w:tplc="0409000F" w:tentative="1">
+      <w:start w:val="1"/>
+      <w:numFmt w:val="decimal"/>
+      <w:lvlText w:val="%7."/>
+      <w:lvlJc w:val="left"/>
+      <w:pPr>
+        <w:ind w:left="3520" w:hanging="440"/>
+      </w:pPr>
+    </w:lvl>
+    <w:lvl w:ilvl="7" w:tplc="04090019" w:tentative="1">
+      <w:start w:val="1"/>
+      <w:numFmt w:val="upperLetter"/>
+      <w:lvlText w:val="%8."/>
+      <w:lvlJc w:val="left"/>
+      <w:pPr>
+        <w:ind w:left="3960" w:hanging="440"/>
+      </w:pPr>
+    </w:lvl>
+    <w:lvl w:ilvl="8" w:tplc="0409001B" w:tentative="1">
+      <w:start w:val="1"/>
+      <w:numFmt w:val="lowerRoman"/>
+      <w:lvlText w:val="%9."/>
+      <w:lvlJc w:val="right"/>
+      <w:pPr>
+        <w:ind w:left="4400" w:hanging="440"/>
+      </w:pPr>
+    </w:lvl>
+  </w:abstractNum>
+  <w:abstractNum w:abstractNumId="3" w15:restartNumberingAfterBreak="0">
+    <w:nsid w:val="3B7F42FA"/>
+    <w:multiLevelType w:val="hybridMultilevel"/>
+    <w:tmpl w:val="862E2114"/>
+    <w:lvl w:ilvl="0" w:tplc="DB388520">
+      <w:start w:val="1"/>
+      <w:numFmt w:val="decimal"/>
+      <w:lvlText w:val="%1."/>
+      <w:lvlJc w:val="left"/>
+      <w:pPr>
+        <w:ind w:left="800" w:hanging="360"/>
+      </w:pPr>
+      <w:rPr>
+        <w:rFonts w:hint="default"/>
+      </w:rPr>
+    </w:lvl>
+    <w:lvl w:ilvl="1" w:tplc="04090019" w:tentative="1">
+      <w:start w:val="1"/>
+      <w:numFmt w:val="upperLetter"/>
+      <w:lvlText w:val="%2."/>
+      <w:lvlJc w:val="left"/>
+      <w:pPr>
+        <w:ind w:left="1320" w:hanging="440"/>
+      </w:pPr>
+    </w:lvl>
+    <w:lvl w:ilvl="2" w:tplc="0409001B" w:tentative="1">
+      <w:start w:val="1"/>
+      <w:numFmt w:val="lowerRoman"/>
+      <w:lvlText w:val="%3."/>
+      <w:lvlJc w:val="right"/>
+      <w:pPr>
+        <w:ind w:left="1760" w:hanging="440"/>
+      </w:pPr>
+    </w:lvl>
+    <w:lvl w:ilvl="3" w:tplc="0409000F" w:tentative="1">
+      <w:start w:val="1"/>
+      <w:numFmt w:val="decimal"/>
+      <w:lvlText w:val="%4."/>
+      <w:lvlJc w:val="left"/>
+      <w:pPr>
+        <w:ind w:left="2200" w:hanging="440"/>
+      </w:pPr>
+    </w:lvl>
+    <w:lvl w:ilvl="4" w:tplc="04090019" w:tentative="1">
+      <w:start w:val="1"/>
+      <w:numFmt w:val="upperLetter"/>
+      <w:lvlText w:val="%5."/>
+      <w:lvlJc w:val="left"/>
+      <w:pPr>
+        <w:ind w:left="2640" w:hanging="440"/>
+      </w:pPr>
+    </w:lvl>
+    <w:lvl w:ilvl="5" w:tplc="0409001B" w:tentative="1">
+      <w:start w:val="1"/>
+      <w:numFmt w:val="lowerRoman"/>
+      <w:lvlText w:val="%6."/>
+      <w:lvlJc w:val="right"/>
+      <w:pPr>
+        <w:ind w:left="3080" w:hanging="440"/>
+      </w:pPr>
+    </w:lvl>
+    <w:lvl w:ilvl="6" w:tplc="0409000F" w:tentative="1">
+      <w:start w:val="1"/>
+      <w:numFmt w:val="decimal"/>
+      <w:lvlText w:val="%7."/>
+      <w:lvlJc w:val="left"/>
+      <w:pPr>
+        <w:ind w:left="3520" w:hanging="440"/>
+      </w:pPr>
+    </w:lvl>
+    <w:lvl w:ilvl="7" w:tplc="04090019" w:tentative="1">
+      <w:start w:val="1"/>
+      <w:numFmt w:val="upperLetter"/>
+      <w:lvlText w:val="%8."/>
+      <w:lvlJc w:val="left"/>
+      <w:pPr>
+        <w:ind w:left="3960" w:hanging="440"/>
+      </w:pPr>
+    </w:lvl>
+    <w:lvl w:ilvl="8" w:tplc="0409001B" w:tentative="1">
+      <w:start w:val="1"/>
+      <w:numFmt w:val="lowerRoman"/>
+      <w:lvlText w:val="%9."/>
+      <w:lvlJc w:val="right"/>
+      <w:pPr>
+        <w:ind w:left="4400" w:hanging="440"/>
+      </w:pPr>
+    </w:lvl>
+  </w:abstractNum>
+  <w:abstractNum w:abstractNumId="4" w15:restartNumberingAfterBreak="0">
     <w:nsid w:val="738B7EBF"/>
     <w:multiLevelType w:val="multilevel"/>
     <w:tmpl w:val="6D1AD980"/>
@@ -25210,7 +23891,7 @@
       </w:pPr>
     </w:lvl>
   </w:abstractNum>
-  <w:abstractNum w:abstractNumId="2" w15:restartNumberingAfterBreak="0">
+  <w:abstractNum w:abstractNumId="5" w15:restartNumberingAfterBreak="0">
     <w:nsid w:val="7B5543D7"/>
     <w:multiLevelType w:val="hybridMultilevel"/>
     <w:tmpl w:val="3A9E2976"/>
@@ -25297,25 +23978,34 @@
     </w:lvl>
   </w:abstractNum>
   <w:num w:numId="1" w16cid:durableId="1008287574">
-    <w:abstractNumId w:val="2"/>
+    <w:abstractNumId w:val="5"/>
     <w:lvlOverride w:ilvl="0">
       <w:startOverride w:val="1"/>
     </w:lvlOverride>
   </w:num>
   <w:num w:numId="2" w16cid:durableId="1545945610">
-    <w:abstractNumId w:val="0"/>
+    <w:abstractNumId w:val="1"/>
     <w:lvlOverride w:ilvl="0">
       <w:startOverride w:val="1"/>
     </w:lvlOverride>
   </w:num>
   <w:num w:numId="3" w16cid:durableId="1492677806">
-    <w:abstractNumId w:val="1"/>
+    <w:abstractNumId w:val="4"/>
+  </w:num>
+  <w:num w:numId="4" w16cid:durableId="1548760400">
+    <w:abstractNumId w:val="2"/>
+  </w:num>
+  <w:num w:numId="5" w16cid:durableId="13002271">
+    <w:abstractNumId w:val="3"/>
+  </w:num>
+  <w:num w:numId="6" w16cid:durableId="196241504">
+    <w:abstractNumId w:val="0"/>
   </w:num>
 </w:numbering>
 </file>
 
 <file path=word/styles.xml><?xml version="1.0" encoding="utf-8"?>
-<w:styles xmlns:mc="http://schemas.openxmlformats.org/markup-compatibility/2006" xmlns:r="http://schemas.openxmlformats.org/officeDocument/2006/relationships" xmlns:w="http://schemas.openxmlformats.org/wordprocessingml/2006/main" xmlns:w14="http://schemas.microsoft.com/office/word/2010/wordml" xmlns:w15="http://schemas.microsoft.com/office/word/2012/wordml" xmlns:w16cex="http://schemas.microsoft.com/office/word/2018/wordml/cex" xmlns:w16cid="http://schemas.microsoft.com/office/word/2016/wordml/cid" xmlns:w16="http://schemas.microsoft.com/office/word/2018/wordml" xmlns:w16du="http://schemas.microsoft.com/office/word/2023/wordml/word16du" xmlns:w16sdtdh="http://schemas.microsoft.com/office/word/2020/wordml/sdtdatahash" xmlns:w16sdtfl="http://schemas.microsoft.com/office/word/2024/wordml/sdtformatlock" xmlns:w16se="http://schemas.microsoft.com/office/word/2015/wordml/symex" mc:Ignorable="w14 w15 w16se w16cid w16 w16cex w16sdtdh w16sdtfl w16du">
+<w:styles xmlns:mc="http://schemas.openxmlformats.org/markup-compatibility/2006" xmlns:r="http://schemas.openxmlformats.org/officeDocument/2006/relationships" xmlns:w="http://schemas.openxmlformats.org/wordprocessingml/2006/main" xmlns:w14="http://schemas.microsoft.com/office/word/2010/wordml" xmlns:w15="http://schemas.microsoft.com/office/word/2012/wordml" xmlns:w16cex="http://schemas.microsoft.com/office/word/2018/wordml/cex" xmlns:w16cid="http://schemas.microsoft.com/office/word/2016/wordml/cid" xmlns:w16="http://schemas.microsoft.com/office/word/2018/wordml" xmlns:w16sdtdh="http://schemas.microsoft.com/office/word/2020/wordml/sdtdatahash" xmlns:w16se="http://schemas.microsoft.com/office/word/2015/wordml/symex" mc:Ignorable="w14 w15 w16se w16cid w16 w16cex w16sdtdh">
   <w:docDefaults>
     <w:rPrDefault>
       <w:rPr>

--- a/Docs/SRS_IFEA.docx
+++ b/Docs/SRS_IFEA.docx
@@ -1,6 +1,6 @@
 
 <file path=word/document.xml><?xml version="1.0" encoding="utf-8"?>
-<w:document xmlns:wpc="http://schemas.microsoft.com/office/word/2010/wordprocessingCanvas" xmlns:cx="http://schemas.microsoft.com/office/drawing/2014/chartex" xmlns:cx1="http://schemas.microsoft.com/office/drawing/2015/9/8/chartex" xmlns:cx2="http://schemas.microsoft.com/office/drawing/2015/10/21/chartex" xmlns:cx3="http://schemas.microsoft.com/office/drawing/2016/5/9/chartex" xmlns:cx4="http://schemas.microsoft.com/office/drawing/2016/5/10/chartex" xmlns:cx5="http://schemas.microsoft.com/office/drawing/2016/5/11/chartex" xmlns:cx6="http://schemas.microsoft.com/office/drawing/2016/5/12/chartex" xmlns:cx7="http://schemas.microsoft.com/office/drawing/2016/5/13/chartex" xmlns:cx8="http://schemas.microsoft.com/office/drawing/2016/5/14/chartex" xmlns:mc="http://schemas.openxmlformats.org/markup-compatibility/2006" xmlns:aink="http://schemas.microsoft.com/office/drawing/2016/ink" xmlns:am3d="http://schemas.microsoft.com/office/drawing/2017/model3d" xmlns:o="urn:schemas-microsoft-com:office:office" xmlns:oel="http://schemas.microsoft.com/office/2019/extlst" xmlns:r="http://schemas.openxmlformats.org/officeDocument/2006/relationships" xmlns:m="http://schemas.openxmlformats.org/officeDocument/2006/math" xmlns:v="urn:schemas-microsoft-com:vml" xmlns:wp14="http://schemas.microsoft.com/office/word/2010/wordprocessingDrawing" xmlns:wp="http://schemas.openxmlformats.org/drawingml/2006/wordprocessingDrawing" xmlns:w10="urn:schemas-microsoft-com:office:word" xmlns:w="http://schemas.openxmlformats.org/wordprocessingml/2006/main" xmlns:w14="http://schemas.microsoft.com/office/word/2010/wordml" xmlns:w15="http://schemas.microsoft.com/office/word/2012/wordml" xmlns:w16cex="http://schemas.microsoft.com/office/word/2018/wordml/cex" xmlns:w16cid="http://schemas.microsoft.com/office/word/2016/wordml/cid" xmlns:w16="http://schemas.microsoft.com/office/word/2018/wordml" xmlns:w16du="http://schemas.microsoft.com/office/word/2023/wordml/word16du" xmlns:w16sdtdh="http://schemas.microsoft.com/office/word/2020/wordml/sdtdatahash" xmlns:w16sdtfl="http://schemas.microsoft.com/office/word/2024/wordml/sdtformatlock" xmlns:w16se="http://schemas.microsoft.com/office/word/2015/wordml/symex" xmlns:wpg="http://schemas.microsoft.com/office/word/2010/wordprocessingGroup" xmlns:wpi="http://schemas.microsoft.com/office/word/2010/wordprocessingInk" xmlns:wne="http://schemas.microsoft.com/office/word/2006/wordml" xmlns:wps="http://schemas.microsoft.com/office/word/2010/wordprocessingShape" mc:Ignorable="w14 w15 w16se w16cid w16 w16cex w16sdtdh w16sdtfl w16du wp14">
+<w:document xmlns:wpc="http://schemas.microsoft.com/office/word/2010/wordprocessingCanvas" xmlns:cx="http://schemas.microsoft.com/office/drawing/2014/chartex" xmlns:cx1="http://schemas.microsoft.com/office/drawing/2015/9/8/chartex" xmlns:cx2="http://schemas.microsoft.com/office/drawing/2015/10/21/chartex" xmlns:cx3="http://schemas.microsoft.com/office/drawing/2016/5/9/chartex" xmlns:cx4="http://schemas.microsoft.com/office/drawing/2016/5/10/chartex" xmlns:cx5="http://schemas.microsoft.com/office/drawing/2016/5/11/chartex" xmlns:cx6="http://schemas.microsoft.com/office/drawing/2016/5/12/chartex" xmlns:cx7="http://schemas.microsoft.com/office/drawing/2016/5/13/chartex" xmlns:cx8="http://schemas.microsoft.com/office/drawing/2016/5/14/chartex" xmlns:mc="http://schemas.openxmlformats.org/markup-compatibility/2006" xmlns:aink="http://schemas.microsoft.com/office/drawing/2016/ink" xmlns:am3d="http://schemas.microsoft.com/office/drawing/2017/model3d" xmlns:o="urn:schemas-microsoft-com:office:office" xmlns:oel="http://schemas.microsoft.com/office/2019/extlst" xmlns:r="http://schemas.openxmlformats.org/officeDocument/2006/relationships" xmlns:m="http://schemas.openxmlformats.org/officeDocument/2006/math" xmlns:v="urn:schemas-microsoft-com:vml" xmlns:wp14="http://schemas.microsoft.com/office/word/2010/wordprocessingDrawing" xmlns:wp="http://schemas.openxmlformats.org/drawingml/2006/wordprocessingDrawing" xmlns:w10="urn:schemas-microsoft-com:office:word" xmlns:w="http://schemas.openxmlformats.org/wordprocessingml/2006/main" xmlns:w14="http://schemas.microsoft.com/office/word/2010/wordml" xmlns:w15="http://schemas.microsoft.com/office/word/2012/wordml" xmlns:w16cex="http://schemas.microsoft.com/office/word/2018/wordml/cex" xmlns:w16cid="http://schemas.microsoft.com/office/word/2016/wordml/cid" xmlns:w16="http://schemas.microsoft.com/office/word/2018/wordml" xmlns:w16sdtdh="http://schemas.microsoft.com/office/word/2020/wordml/sdtdatahash" xmlns:w16se="http://schemas.microsoft.com/office/word/2015/wordml/symex" xmlns:wpg="http://schemas.microsoft.com/office/word/2010/wordprocessingGroup" xmlns:wpi="http://schemas.microsoft.com/office/word/2010/wordprocessingInk" xmlns:wne="http://schemas.microsoft.com/office/word/2006/wordml" xmlns:wps="http://schemas.microsoft.com/office/word/2010/wordprocessingShape" mc:Ignorable="w14 w15 w16se w16cid w16 w16cex w16sdtdh wp14">
   <w:body>
     <w:p>
       <w:pPr>
@@ -269,8 +269,19 @@
             <w:vAlign w:val="center"/>
           </w:tcPr>
           <w:p>
-            <w:r>
-              <w:t>v1.0</w:t>
+            <w:pPr>
+              <w:rPr>
+                <w:rFonts w:hint="eastAsia"/>
+              </w:rPr>
+            </w:pPr>
+            <w:r>
+              <w:t>v1.</w:t>
+            </w:r>
+            <w:r>
+              <w:rPr>
+                <w:rFonts w:hint="eastAsia"/>
+              </w:rPr>
+              <w:t>1</w:t>
             </w:r>
           </w:p>
         </w:tc>
@@ -337,7 +348,6 @@
               </w:rPr>
               <w:t>26</w:t>
             </w:r>
-            <w:proofErr w:type="gramStart"/>
             <w:r>
               <w:t xml:space="preserve">.  </w:t>
             </w:r>
@@ -347,7 +357,6 @@
               </w:rPr>
               <w:t>10</w:t>
             </w:r>
-            <w:proofErr w:type="gramEnd"/>
             <w:r>
               <w:t xml:space="preserve">.  </w:t>
             </w:r>
@@ -598,10 +607,6 @@
           </w:tcPr>
           <w:p>
             <w:r>
-              <w:rPr>
-                <w:sz w:val="19"/>
-                <w:szCs w:val="19"/>
-              </w:rPr>
               <w:t>v1.0</w:t>
             </w:r>
           </w:p>
@@ -625,40 +630,33 @@
           </w:tcPr>
           <w:p>
             <w:r>
-              <w:rPr>
-                <w:sz w:val="19"/>
-                <w:szCs w:val="19"/>
-              </w:rPr>
-              <w:t>2026.10.0</w:t>
-            </w:r>
-            <w:r>
+              <w:t>2026.10.07</w:t>
+            </w:r>
+          </w:p>
+        </w:tc>
+        <w:tc>
+          <w:tcPr>
+            <w:tcW w:w="1300" w:type="dxa"/>
+            <w:tcBorders>
+              <w:top w:val="single" w:sz="4" w:space="0" w:color="808080"/>
+              <w:left w:val="single" w:sz="4" w:space="0" w:color="808080"/>
+              <w:bottom w:val="single" w:sz="4" w:space="0" w:color="808080"/>
+              <w:right w:val="single" w:sz="4" w:space="0" w:color="808080"/>
+            </w:tcBorders>
+            <w:tcMar>
+              <w:top w:w="60" w:type="dxa"/>
+              <w:left w:w="100" w:type="dxa"/>
+              <w:bottom w:w="60" w:type="dxa"/>
+              <w:right w:w="100" w:type="dxa"/>
+            </w:tcMar>
+            <w:vAlign w:val="center"/>
+          </w:tcPr>
+          <w:p>
+            <w:pPr>
               <w:rPr>
                 <w:rFonts w:hint="eastAsia"/>
-                <w:sz w:val="19"/>
-                <w:szCs w:val="19"/>
-              </w:rPr>
-              <w:t>6</w:t>
-            </w:r>
-          </w:p>
-        </w:tc>
-        <w:tc>
-          <w:tcPr>
-            <w:tcW w:w="1300" w:type="dxa"/>
-            <w:tcBorders>
-              <w:top w:val="single" w:sz="4" w:space="0" w:color="808080"/>
-              <w:left w:val="single" w:sz="4" w:space="0" w:color="808080"/>
-              <w:bottom w:val="single" w:sz="4" w:space="0" w:color="808080"/>
-              <w:right w:val="single" w:sz="4" w:space="0" w:color="808080"/>
-            </w:tcBorders>
-            <w:tcMar>
-              <w:top w:w="60" w:type="dxa"/>
-              <w:left w:w="100" w:type="dxa"/>
-              <w:bottom w:w="60" w:type="dxa"/>
-              <w:right w:w="100" w:type="dxa"/>
-            </w:tcMar>
-            <w:vAlign w:val="center"/>
-          </w:tcPr>
-          <w:p>
+              </w:rPr>
+            </w:pPr>
             <w:proofErr w:type="spellStart"/>
             <w:r>
               <w:rPr>
@@ -688,10 +686,6 @@
           </w:tcPr>
           <w:p>
             <w:r>
-              <w:rPr>
-                <w:sz w:val="19"/>
-                <w:szCs w:val="19"/>
-              </w:rPr>
               <w:t>최초 작성</w:t>
             </w:r>
           </w:p>
@@ -715,11 +709,7 @@
           </w:tcPr>
           <w:p>
             <w:r>
-              <w:rPr>
-                <w:sz w:val="19"/>
-                <w:szCs w:val="19"/>
-              </w:rPr>
-              <w:t>-</w:t>
+              <w:t>초안</w:t>
             </w:r>
           </w:p>
         </w:tc>
@@ -742,7 +732,11 @@
             </w:tcMar>
             <w:vAlign w:val="center"/>
           </w:tcPr>
-          <w:p/>
+          <w:p>
+            <w:r>
+              <w:t>v1.1</w:t>
+            </w:r>
+          </w:p>
         </w:tc>
         <w:tc>
           <w:tcPr>
@@ -761,7 +755,11 @@
             </w:tcMar>
             <w:vAlign w:val="center"/>
           </w:tcPr>
-          <w:p/>
+          <w:p>
+            <w:r>
+              <w:t>2026.10.08</w:t>
+            </w:r>
+          </w:p>
         </w:tc>
         <w:tc>
           <w:tcPr>
@@ -780,7 +778,21 @@
             </w:tcMar>
             <w:vAlign w:val="center"/>
           </w:tcPr>
-          <w:p/>
+          <w:p>
+            <w:pPr>
+              <w:rPr>
+                <w:rFonts w:hint="eastAsia"/>
+              </w:rPr>
+            </w:pPr>
+            <w:proofErr w:type="spellStart"/>
+            <w:r>
+              <w:rPr>
+                <w:rFonts w:hint="eastAsia"/>
+              </w:rPr>
+              <w:t>이영노</w:t>
+            </w:r>
+            <w:proofErr w:type="spellEnd"/>
+          </w:p>
         </w:tc>
         <w:tc>
           <w:tcPr>
@@ -799,7 +811,19 @@
             </w:tcMar>
             <w:vAlign w:val="center"/>
           </w:tcPr>
-          <w:p/>
+          <w:p>
+            <w:pPr>
+              <w:rPr>
+                <w:rFonts w:hint="eastAsia"/>
+              </w:rPr>
+            </w:pPr>
+            <w:r>
+              <w:rPr>
+                <w:rFonts w:hint="eastAsia"/>
+              </w:rPr>
+              <w:t>비교군에서 조명 삭제</w:t>
+            </w:r>
+          </w:p>
         </w:tc>
         <w:tc>
           <w:tcPr>
@@ -818,7 +842,31 @@
             </w:tcMar>
             <w:vAlign w:val="center"/>
           </w:tcPr>
-          <w:p/>
+          <w:p>
+            <w:pPr>
+              <w:rPr>
+                <w:rFonts w:hint="eastAsia"/>
+              </w:rPr>
+            </w:pPr>
+            <w:r>
+              <w:rPr>
+                <w:rFonts w:hint="eastAsia"/>
+              </w:rPr>
+              <w:t>열관</w:t>
+            </w:r>
+            <w:r>
+              <w:rPr>
+                <w:rFonts w:hint="eastAsia"/>
+              </w:rPr>
+              <w:t>리에서</w:t>
+            </w:r>
+            <w:r>
+              <w:rPr>
+                <w:rFonts w:hint="eastAsia"/>
+              </w:rPr>
+              <w:t xml:space="preserve"> 조명의 필요성이 낮음.</w:t>
+            </w:r>
+          </w:p>
         </w:tc>
       </w:tr>
       <w:tr>
@@ -1011,6 +1059,38 @@
               <w:right w:w="100" w:type="dxa"/>
             </w:tcMar>
             <w:vAlign w:val="center"/>
+          </w:tcPr>
+          <w:p/>
+        </w:tc>
+      </w:tr>
+      <w:tr>
+        <w:tc>
+          <w:tcPr>
+            <w:tcW w:w="900" w:type="dxa"/>
+          </w:tcPr>
+          <w:p/>
+        </w:tc>
+        <w:tc>
+          <w:tcPr>
+            <w:tcW w:w="1500" w:type="dxa"/>
+          </w:tcPr>
+          <w:p/>
+        </w:tc>
+        <w:tc>
+          <w:tcPr>
+            <w:tcW w:w="1300" w:type="dxa"/>
+          </w:tcPr>
+          <w:p/>
+        </w:tc>
+        <w:tc>
+          <w:tcPr>
+            <w:tcW w:w="3338" w:type="dxa"/>
+          </w:tcPr>
+          <w:p/>
+        </w:tc>
+        <w:tc>
+          <w:tcPr>
+            <w:tcW w:w="2600" w:type="dxa"/>
           </w:tcPr>
           <w:p/>
         </w:tc>
@@ -1061,7 +1141,7 @@
           <w:r>
             <w:fldChar w:fldCharType="separate"/>
           </w:r>
-          <w:hyperlink w:anchor="_Toc242200446" w:history="1">
+          <w:hyperlink w:anchor="_Toc242550878" w:history="1">
             <w:r>
               <w:rPr>
                 <w:rStyle w:val="a5"/>
@@ -1085,7 +1165,7 @@
               <w:rPr>
                 <w:noProof/>
               </w:rPr>
-              <w:instrText xml:space="preserve"> PAGEREF _Toc242200446 \h </w:instrText>
+              <w:instrText xml:space="preserve"> PAGEREF _Toc242550878 \h </w:instrText>
             </w:r>
             <w:r>
               <w:rPr>
@@ -1129,7 +1209,7 @@
               <w14:ligatures w14:val="standardContextual"/>
             </w:rPr>
           </w:pPr>
-          <w:hyperlink w:anchor="_Toc242200447" w:history="1">
+          <w:hyperlink w:anchor="_Toc242550879" w:history="1">
             <w:r>
               <w:rPr>
                 <w:rStyle w:val="a5"/>
@@ -1153,7 +1233,7 @@
               <w:rPr>
                 <w:noProof/>
               </w:rPr>
-              <w:instrText xml:space="preserve"> PAGEREF _Toc242200447 \h </w:instrText>
+              <w:instrText xml:space="preserve"> PAGEREF _Toc242550879 \h </w:instrText>
             </w:r>
             <w:r>
               <w:rPr>
@@ -1197,7 +1277,7 @@
               <w14:ligatures w14:val="standardContextual"/>
             </w:rPr>
           </w:pPr>
-          <w:hyperlink w:anchor="_Toc242200448" w:history="1">
+          <w:hyperlink w:anchor="_Toc242550880" w:history="1">
             <w:r>
               <w:rPr>
                 <w:rStyle w:val="a5"/>
@@ -1221,7 +1301,7 @@
               <w:rPr>
                 <w:noProof/>
               </w:rPr>
-              <w:instrText xml:space="preserve"> PAGEREF _Toc242200448 \h </w:instrText>
+              <w:instrText xml:space="preserve"> PAGEREF _Toc242550880 \h </w:instrText>
             </w:r>
             <w:r>
               <w:rPr>
@@ -1238,7 +1318,7 @@
               <w:rPr>
                 <w:noProof/>
               </w:rPr>
-              <w:t>4</w:t>
+              <w:t>5</w:t>
             </w:r>
             <w:r>
               <w:rPr>
@@ -1265,7 +1345,7 @@
               <w14:ligatures w14:val="standardContextual"/>
             </w:rPr>
           </w:pPr>
-          <w:hyperlink w:anchor="_Toc242200449" w:history="1">
+          <w:hyperlink w:anchor="_Toc242550881" w:history="1">
             <w:r>
               <w:rPr>
                 <w:rStyle w:val="a5"/>
@@ -1289,7 +1369,7 @@
               <w:rPr>
                 <w:noProof/>
               </w:rPr>
-              <w:instrText xml:space="preserve"> PAGEREF _Toc242200449 \h </w:instrText>
+              <w:instrText xml:space="preserve"> PAGEREF _Toc242550881 \h </w:instrText>
             </w:r>
             <w:r>
               <w:rPr>
@@ -1333,7 +1413,7 @@
               <w14:ligatures w14:val="standardContextual"/>
             </w:rPr>
           </w:pPr>
-          <w:hyperlink w:anchor="_Toc242200450" w:history="1">
+          <w:hyperlink w:anchor="_Toc242550882" w:history="1">
             <w:r>
               <w:rPr>
                 <w:rStyle w:val="a5"/>
@@ -1357,7 +1437,7 @@
               <w:rPr>
                 <w:noProof/>
               </w:rPr>
-              <w:instrText xml:space="preserve"> PAGEREF _Toc242200450 \h </w:instrText>
+              <w:instrText xml:space="preserve"> PAGEREF _Toc242550882 \h </w:instrText>
             </w:r>
             <w:r>
               <w:rPr>
@@ -1374,7 +1454,7 @@
               <w:rPr>
                 <w:noProof/>
               </w:rPr>
-              <w:t>5</w:t>
+              <w:t>6</w:t>
             </w:r>
             <w:r>
               <w:rPr>
@@ -1401,7 +1481,7 @@
               <w14:ligatures w14:val="standardContextual"/>
             </w:rPr>
           </w:pPr>
-          <w:hyperlink w:anchor="_Toc242200451" w:history="1">
+          <w:hyperlink w:anchor="_Toc242550883" w:history="1">
             <w:r>
               <w:rPr>
                 <w:rStyle w:val="a5"/>
@@ -1425,7 +1505,7 @@
               <w:rPr>
                 <w:noProof/>
               </w:rPr>
-              <w:instrText xml:space="preserve"> PAGEREF _Toc242200451 \h </w:instrText>
+              <w:instrText xml:space="preserve"> PAGEREF _Toc242550883 \h </w:instrText>
             </w:r>
             <w:r>
               <w:rPr>
@@ -1442,7 +1522,7 @@
               <w:rPr>
                 <w:noProof/>
               </w:rPr>
-              <w:t>5</w:t>
+              <w:t>6</w:t>
             </w:r>
             <w:r>
               <w:rPr>
@@ -1469,7 +1549,7 @@
               <w14:ligatures w14:val="standardContextual"/>
             </w:rPr>
           </w:pPr>
-          <w:hyperlink w:anchor="_Toc242200452" w:history="1">
+          <w:hyperlink w:anchor="_Toc242550884" w:history="1">
             <w:r>
               <w:rPr>
                 <w:rStyle w:val="a5"/>
@@ -1493,7 +1573,7 @@
               <w:rPr>
                 <w:noProof/>
               </w:rPr>
-              <w:instrText xml:space="preserve"> PAGEREF _Toc242200452 \h </w:instrText>
+              <w:instrText xml:space="preserve"> PAGEREF _Toc242550884 \h </w:instrText>
             </w:r>
             <w:r>
               <w:rPr>
@@ -1510,7 +1590,7 @@
               <w:rPr>
                 <w:noProof/>
               </w:rPr>
-              <w:t>6</w:t>
+              <w:t>7</w:t>
             </w:r>
             <w:r>
               <w:rPr>
@@ -1536,7 +1616,7 @@
               <w14:ligatures w14:val="standardContextual"/>
             </w:rPr>
           </w:pPr>
-          <w:hyperlink w:anchor="_Toc242200453" w:history="1">
+          <w:hyperlink w:anchor="_Toc242550885" w:history="1">
             <w:r>
               <w:rPr>
                 <w:rStyle w:val="a5"/>
@@ -1560,7 +1640,7 @@
               <w:rPr>
                 <w:noProof/>
               </w:rPr>
-              <w:instrText xml:space="preserve"> PAGEREF _Toc242200453 \h </w:instrText>
+              <w:instrText xml:space="preserve"> PAGEREF _Toc242550885 \h </w:instrText>
             </w:r>
             <w:r>
               <w:rPr>
@@ -1604,7 +1684,7 @@
               <w14:ligatures w14:val="standardContextual"/>
             </w:rPr>
           </w:pPr>
-          <w:hyperlink w:anchor="_Toc242200454" w:history="1">
+          <w:hyperlink w:anchor="_Toc242550886" w:history="1">
             <w:r>
               <w:rPr>
                 <w:rStyle w:val="a5"/>
@@ -1628,7 +1708,7 @@
               <w:rPr>
                 <w:noProof/>
               </w:rPr>
-              <w:instrText xml:space="preserve"> PAGEREF _Toc242200454 \h </w:instrText>
+              <w:instrText xml:space="preserve"> PAGEREF _Toc242550886 \h </w:instrText>
             </w:r>
             <w:r>
               <w:rPr>
@@ -1672,7 +1752,7 @@
               <w14:ligatures w14:val="standardContextual"/>
             </w:rPr>
           </w:pPr>
-          <w:hyperlink w:anchor="_Toc242200455" w:history="1">
+          <w:hyperlink w:anchor="_Toc242550887" w:history="1">
             <w:r>
               <w:rPr>
                 <w:rStyle w:val="a5"/>
@@ -1696,7 +1776,7 @@
               <w:rPr>
                 <w:noProof/>
               </w:rPr>
-              <w:instrText xml:space="preserve"> PAGEREF _Toc242200455 \h </w:instrText>
+              <w:instrText xml:space="preserve"> PAGEREF _Toc242550887 \h </w:instrText>
             </w:r>
             <w:r>
               <w:rPr>
@@ -1713,7 +1793,7 @@
               <w:rPr>
                 <w:noProof/>
               </w:rPr>
-              <w:t>8</w:t>
+              <w:t>9</w:t>
             </w:r>
             <w:r>
               <w:rPr>
@@ -1740,7 +1820,7 @@
               <w14:ligatures w14:val="standardContextual"/>
             </w:rPr>
           </w:pPr>
-          <w:hyperlink w:anchor="_Toc242200456" w:history="1">
+          <w:hyperlink w:anchor="_Toc242550888" w:history="1">
             <w:r>
               <w:rPr>
                 <w:rStyle w:val="a5"/>
@@ -1764,7 +1844,7 @@
               <w:rPr>
                 <w:noProof/>
               </w:rPr>
-              <w:instrText xml:space="preserve"> PAGEREF _Toc242200456 \h </w:instrText>
+              <w:instrText xml:space="preserve"> PAGEREF _Toc242550888 \h </w:instrText>
             </w:r>
             <w:r>
               <w:rPr>
@@ -1808,7 +1888,7 @@
               <w14:ligatures w14:val="standardContextual"/>
             </w:rPr>
           </w:pPr>
-          <w:hyperlink w:anchor="_Toc242200457" w:history="1">
+          <w:hyperlink w:anchor="_Toc242550889" w:history="1">
             <w:r>
               <w:rPr>
                 <w:rStyle w:val="a5"/>
@@ -1832,7 +1912,7 @@
               <w:rPr>
                 <w:noProof/>
               </w:rPr>
-              <w:instrText xml:space="preserve"> PAGEREF _Toc242200457 \h </w:instrText>
+              <w:instrText xml:space="preserve"> PAGEREF _Toc242550889 \h </w:instrText>
             </w:r>
             <w:r>
               <w:rPr>
@@ -1876,7 +1956,7 @@
               <w14:ligatures w14:val="standardContextual"/>
             </w:rPr>
           </w:pPr>
-          <w:hyperlink w:anchor="_Toc242200458" w:history="1">
+          <w:hyperlink w:anchor="_Toc242550890" w:history="1">
             <w:r>
               <w:rPr>
                 <w:rStyle w:val="a5"/>
@@ -1900,7 +1980,7 @@
               <w:rPr>
                 <w:noProof/>
               </w:rPr>
-              <w:instrText xml:space="preserve"> PAGEREF _Toc242200458 \h </w:instrText>
+              <w:instrText xml:space="preserve"> PAGEREF _Toc242550890 \h </w:instrText>
             </w:r>
             <w:r>
               <w:rPr>
@@ -1917,7 +1997,7 @@
               <w:rPr>
                 <w:noProof/>
               </w:rPr>
-              <w:t>9</w:t>
+              <w:t>10</w:t>
             </w:r>
             <w:r>
               <w:rPr>
@@ -1944,7 +2024,7 @@
               <w14:ligatures w14:val="standardContextual"/>
             </w:rPr>
           </w:pPr>
-          <w:hyperlink w:anchor="_Toc242200459" w:history="1">
+          <w:hyperlink w:anchor="_Toc242550891" w:history="1">
             <w:r>
               <w:rPr>
                 <w:rStyle w:val="a5"/>
@@ -1968,7 +2048,7 @@
               <w:rPr>
                 <w:noProof/>
               </w:rPr>
-              <w:instrText xml:space="preserve"> PAGEREF _Toc242200459 \h </w:instrText>
+              <w:instrText xml:space="preserve"> PAGEREF _Toc242550891 \h </w:instrText>
             </w:r>
             <w:r>
               <w:rPr>
@@ -2011,7 +2091,7 @@
               <w14:ligatures w14:val="standardContextual"/>
             </w:rPr>
           </w:pPr>
-          <w:hyperlink w:anchor="_Toc242200460" w:history="1">
+          <w:hyperlink w:anchor="_Toc242550892" w:history="1">
             <w:r>
               <w:rPr>
                 <w:rStyle w:val="a5"/>
@@ -2035,7 +2115,7 @@
               <w:rPr>
                 <w:noProof/>
               </w:rPr>
-              <w:instrText xml:space="preserve"> PAGEREF _Toc242200460 \h </w:instrText>
+              <w:instrText xml:space="preserve"> PAGEREF _Toc242550892 \h </w:instrText>
             </w:r>
             <w:r>
               <w:rPr>
@@ -2079,7 +2159,7 @@
               <w14:ligatures w14:val="standardContextual"/>
             </w:rPr>
           </w:pPr>
-          <w:hyperlink w:anchor="_Toc242200461" w:history="1">
+          <w:hyperlink w:anchor="_Toc242550893" w:history="1">
             <w:r>
               <w:rPr>
                 <w:rStyle w:val="a5"/>
@@ -2103,7 +2183,7 @@
               <w:rPr>
                 <w:noProof/>
               </w:rPr>
-              <w:instrText xml:space="preserve"> PAGEREF _Toc242200461 \h </w:instrText>
+              <w:instrText xml:space="preserve"> PAGEREF _Toc242550893 \h </w:instrText>
             </w:r>
             <w:r>
               <w:rPr>
@@ -2147,7 +2227,7 @@
               <w14:ligatures w14:val="standardContextual"/>
             </w:rPr>
           </w:pPr>
-          <w:hyperlink w:anchor="_Toc242200462" w:history="1">
+          <w:hyperlink w:anchor="_Toc242550894" w:history="1">
             <w:r>
               <w:rPr>
                 <w:rStyle w:val="a5"/>
@@ -2171,7 +2251,7 @@
               <w:rPr>
                 <w:noProof/>
               </w:rPr>
-              <w:instrText xml:space="preserve"> PAGEREF _Toc242200462 \h </w:instrText>
+              <w:instrText xml:space="preserve"> PAGEREF _Toc242550894 \h </w:instrText>
             </w:r>
             <w:r>
               <w:rPr>
@@ -2214,7 +2294,7 @@
               <w14:ligatures w14:val="standardContextual"/>
             </w:rPr>
           </w:pPr>
-          <w:hyperlink w:anchor="_Toc242200463" w:history="1">
+          <w:hyperlink w:anchor="_Toc242550895" w:history="1">
             <w:r>
               <w:rPr>
                 <w:rStyle w:val="a5"/>
@@ -2238,7 +2318,7 @@
               <w:rPr>
                 <w:noProof/>
               </w:rPr>
-              <w:instrText xml:space="preserve"> PAGEREF _Toc242200463 \h </w:instrText>
+              <w:instrText xml:space="preserve"> PAGEREF _Toc242550895 \h </w:instrText>
             </w:r>
             <w:r>
               <w:rPr>
@@ -2255,7 +2335,7 @@
               <w:rPr>
                 <w:noProof/>
               </w:rPr>
-              <w:t>14</w:t>
+              <w:t>15</w:t>
             </w:r>
             <w:r>
               <w:rPr>
@@ -2282,7 +2362,7 @@
               <w14:ligatures w14:val="standardContextual"/>
             </w:rPr>
           </w:pPr>
-          <w:hyperlink w:anchor="_Toc242200464" w:history="1">
+          <w:hyperlink w:anchor="_Toc242550896" w:history="1">
             <w:r>
               <w:rPr>
                 <w:rStyle w:val="a5"/>
@@ -2306,7 +2386,7 @@
               <w:rPr>
                 <w:noProof/>
               </w:rPr>
-              <w:instrText xml:space="preserve"> PAGEREF _Toc242200464 \h </w:instrText>
+              <w:instrText xml:space="preserve"> PAGEREF _Toc242550896 \h </w:instrText>
             </w:r>
             <w:r>
               <w:rPr>
@@ -2323,7 +2403,7 @@
               <w:rPr>
                 <w:noProof/>
               </w:rPr>
-              <w:t>14</w:t>
+              <w:t>15</w:t>
             </w:r>
             <w:r>
               <w:rPr>
@@ -2350,7 +2430,7 @@
               <w14:ligatures w14:val="standardContextual"/>
             </w:rPr>
           </w:pPr>
-          <w:hyperlink w:anchor="_Toc242200465" w:history="1">
+          <w:hyperlink w:anchor="_Toc242550897" w:history="1">
             <w:r>
               <w:rPr>
                 <w:rStyle w:val="a5"/>
@@ -2374,7 +2454,7 @@
               <w:rPr>
                 <w:noProof/>
               </w:rPr>
-              <w:instrText xml:space="preserve"> PAGEREF _Toc242200465 \h </w:instrText>
+              <w:instrText xml:space="preserve"> PAGEREF _Toc242550897 \h </w:instrText>
             </w:r>
             <w:r>
               <w:rPr>
@@ -2391,7 +2471,7 @@
               <w:rPr>
                 <w:noProof/>
               </w:rPr>
-              <w:t>14</w:t>
+              <w:t>15</w:t>
             </w:r>
             <w:r>
               <w:rPr>
@@ -2417,7 +2497,7 @@
               <w14:ligatures w14:val="standardContextual"/>
             </w:rPr>
           </w:pPr>
-          <w:hyperlink w:anchor="_Toc242200466" w:history="1">
+          <w:hyperlink w:anchor="_Toc242550898" w:history="1">
             <w:r>
               <w:rPr>
                 <w:rStyle w:val="a5"/>
@@ -2441,7 +2521,7 @@
               <w:rPr>
                 <w:noProof/>
               </w:rPr>
-              <w:instrText xml:space="preserve"> PAGEREF _Toc242200466 \h </w:instrText>
+              <w:instrText xml:space="preserve"> PAGEREF _Toc242550898 \h </w:instrText>
             </w:r>
             <w:r>
               <w:rPr>
@@ -2458,7 +2538,7 @@
               <w:rPr>
                 <w:noProof/>
               </w:rPr>
-              <w:t>15</w:t>
+              <w:t>16</w:t>
             </w:r>
             <w:r>
               <w:rPr>
@@ -2484,7 +2564,7 @@
               <w14:ligatures w14:val="standardContextual"/>
             </w:rPr>
           </w:pPr>
-          <w:hyperlink w:anchor="_Toc242200467" w:history="1">
+          <w:hyperlink w:anchor="_Toc242550899" w:history="1">
             <w:r>
               <w:rPr>
                 <w:rStyle w:val="a5"/>
@@ -2508,7 +2588,7 @@
               <w:rPr>
                 <w:noProof/>
               </w:rPr>
-              <w:instrText xml:space="preserve"> PAGEREF _Toc242200467 \h </w:instrText>
+              <w:instrText xml:space="preserve"> PAGEREF _Toc242550899 \h </w:instrText>
             </w:r>
             <w:r>
               <w:rPr>
@@ -2525,7 +2605,7 @@
               <w:rPr>
                 <w:noProof/>
               </w:rPr>
-              <w:t>16</w:t>
+              <w:t>17</w:t>
             </w:r>
             <w:r>
               <w:rPr>
@@ -2551,7 +2631,7 @@
               <w14:ligatures w14:val="standardContextual"/>
             </w:rPr>
           </w:pPr>
-          <w:hyperlink w:anchor="_Toc242200468" w:history="1">
+          <w:hyperlink w:anchor="_Toc242550900" w:history="1">
             <w:r>
               <w:rPr>
                 <w:rStyle w:val="a5"/>
@@ -2575,7 +2655,7 @@
               <w:rPr>
                 <w:noProof/>
               </w:rPr>
-              <w:instrText xml:space="preserve"> PAGEREF _Toc242200468 \h </w:instrText>
+              <w:instrText xml:space="preserve"> PAGEREF _Toc242550900 \h </w:instrText>
             </w:r>
             <w:r>
               <w:rPr>
@@ -2592,7 +2672,7 @@
               <w:rPr>
                 <w:noProof/>
               </w:rPr>
-              <w:t>17</w:t>
+              <w:t>18</w:t>
             </w:r>
             <w:r>
               <w:rPr>
@@ -2619,7 +2699,7 @@
               <w14:ligatures w14:val="standardContextual"/>
             </w:rPr>
           </w:pPr>
-          <w:hyperlink w:anchor="_Toc242200469" w:history="1">
+          <w:hyperlink w:anchor="_Toc242550901" w:history="1">
             <w:r>
               <w:rPr>
                 <w:rStyle w:val="a5"/>
@@ -2643,7 +2723,7 @@
               <w:rPr>
                 <w:noProof/>
               </w:rPr>
-              <w:instrText xml:space="preserve"> PAGEREF _Toc242200469 \h </w:instrText>
+              <w:instrText xml:space="preserve"> PAGEREF _Toc242550901 \h </w:instrText>
             </w:r>
             <w:r>
               <w:rPr>
@@ -2660,7 +2740,7 @@
               <w:rPr>
                 <w:noProof/>
               </w:rPr>
-              <w:t>17</w:t>
+              <w:t>18</w:t>
             </w:r>
             <w:r>
               <w:rPr>
@@ -2687,7 +2767,7 @@
               <w14:ligatures w14:val="standardContextual"/>
             </w:rPr>
           </w:pPr>
-          <w:hyperlink w:anchor="_Toc242200470" w:history="1">
+          <w:hyperlink w:anchor="_Toc242550902" w:history="1">
             <w:r>
               <w:rPr>
                 <w:rStyle w:val="a5"/>
@@ -2711,7 +2791,7 @@
               <w:rPr>
                 <w:noProof/>
               </w:rPr>
-              <w:instrText xml:space="preserve"> PAGEREF _Toc242200470 \h </w:instrText>
+              <w:instrText xml:space="preserve"> PAGEREF _Toc242550902 \h </w:instrText>
             </w:r>
             <w:r>
               <w:rPr>
@@ -2728,7 +2808,7 @@
               <w:rPr>
                 <w:noProof/>
               </w:rPr>
-              <w:t>17</w:t>
+              <w:t>18</w:t>
             </w:r>
             <w:r>
               <w:rPr>
@@ -2754,7 +2834,7 @@
               <w14:ligatures w14:val="standardContextual"/>
             </w:rPr>
           </w:pPr>
-          <w:hyperlink w:anchor="_Toc242200471" w:history="1">
+          <w:hyperlink w:anchor="_Toc242550903" w:history="1">
             <w:r>
               <w:rPr>
                 <w:rStyle w:val="a5"/>
@@ -2778,7 +2858,7 @@
               <w:rPr>
                 <w:noProof/>
               </w:rPr>
-              <w:instrText xml:space="preserve"> PAGEREF _Toc242200471 \h </w:instrText>
+              <w:instrText xml:space="preserve"> PAGEREF _Toc242550903 \h </w:instrText>
             </w:r>
             <w:r>
               <w:rPr>
@@ -2795,7 +2875,7 @@
               <w:rPr>
                 <w:noProof/>
               </w:rPr>
-              <w:t>19</w:t>
+              <w:t>20</w:t>
             </w:r>
             <w:r>
               <w:rPr>
@@ -2821,7 +2901,7 @@
               <w14:ligatures w14:val="standardContextual"/>
             </w:rPr>
           </w:pPr>
-          <w:hyperlink w:anchor="_Toc242200472" w:history="1">
+          <w:hyperlink w:anchor="_Toc242550904" w:history="1">
             <w:r>
               <w:rPr>
                 <w:rStyle w:val="a5"/>
@@ -2845,7 +2925,7 @@
               <w:rPr>
                 <w:noProof/>
               </w:rPr>
-              <w:instrText xml:space="preserve"> PAGEREF _Toc242200472 \h </w:instrText>
+              <w:instrText xml:space="preserve"> PAGEREF _Toc242550904 \h </w:instrText>
             </w:r>
             <w:r>
               <w:rPr>
@@ -2862,7 +2942,7 @@
               <w:rPr>
                 <w:noProof/>
               </w:rPr>
-              <w:t>19</w:t>
+              <w:t>20</w:t>
             </w:r>
             <w:r>
               <w:rPr>
@@ -2888,7 +2968,7 @@
               <w14:ligatures w14:val="standardContextual"/>
             </w:rPr>
           </w:pPr>
-          <w:hyperlink w:anchor="_Toc242200473" w:history="1">
+          <w:hyperlink w:anchor="_Toc242550905" w:history="1">
             <w:r>
               <w:rPr>
                 <w:rStyle w:val="a5"/>
@@ -2912,7 +2992,7 @@
               <w:rPr>
                 <w:noProof/>
               </w:rPr>
-              <w:instrText xml:space="preserve"> PAGEREF _Toc242200473 \h </w:instrText>
+              <w:instrText xml:space="preserve"> PAGEREF _Toc242550905 \h </w:instrText>
             </w:r>
             <w:r>
               <w:rPr>
@@ -2929,7 +3009,7 @@
               <w:rPr>
                 <w:noProof/>
               </w:rPr>
-              <w:t>20</w:t>
+              <w:t>21</w:t>
             </w:r>
             <w:r>
               <w:rPr>
@@ -2956,7 +3036,7 @@
               <w14:ligatures w14:val="standardContextual"/>
             </w:rPr>
           </w:pPr>
-          <w:hyperlink w:anchor="_Toc242200474" w:history="1">
+          <w:hyperlink w:anchor="_Toc242550906" w:history="1">
             <w:r>
               <w:rPr>
                 <w:rStyle w:val="a5"/>
@@ -2980,7 +3060,7 @@
               <w:rPr>
                 <w:noProof/>
               </w:rPr>
-              <w:instrText xml:space="preserve"> PAGEREF _Toc242200474 \h </w:instrText>
+              <w:instrText xml:space="preserve"> PAGEREF _Toc242550906 \h </w:instrText>
             </w:r>
             <w:r>
               <w:rPr>
@@ -2997,7 +3077,7 @@
               <w:rPr>
                 <w:noProof/>
               </w:rPr>
-              <w:t>20</w:t>
+              <w:t>21</w:t>
             </w:r>
             <w:r>
               <w:rPr>
@@ -3024,7 +3104,7 @@
               <w14:ligatures w14:val="standardContextual"/>
             </w:rPr>
           </w:pPr>
-          <w:hyperlink w:anchor="_Toc242200475" w:history="1">
+          <w:hyperlink w:anchor="_Toc242550907" w:history="1">
             <w:r>
               <w:rPr>
                 <w:rStyle w:val="a5"/>
@@ -3048,7 +3128,7 @@
               <w:rPr>
                 <w:noProof/>
               </w:rPr>
-              <w:instrText xml:space="preserve"> PAGEREF _Toc242200475 \h </w:instrText>
+              <w:instrText xml:space="preserve"> PAGEREF _Toc242550907 \h </w:instrText>
             </w:r>
             <w:r>
               <w:rPr>
@@ -3065,7 +3145,7 @@
               <w:rPr>
                 <w:noProof/>
               </w:rPr>
-              <w:t>20</w:t>
+              <w:t>21</w:t>
             </w:r>
             <w:r>
               <w:rPr>
@@ -3090,8 +3170,10 @@
     <w:p>
       <w:pPr>
         <w:pStyle w:val="1"/>
+        <w:keepNext/>
+        <w:spacing w:before="240" w:after="120"/>
       </w:pPr>
-      <w:bookmarkStart w:id="0" w:name="_Toc242200446"/>
+      <w:bookmarkStart w:id="0" w:name="_Toc242550878"/>
       <w:r>
         <w:lastRenderedPageBreak/>
         <w:t>1. 서론</w:t>
@@ -3101,8 +3183,10 @@
     <w:p>
       <w:pPr>
         <w:pStyle w:val="2"/>
+        <w:keepNext/>
+        <w:spacing w:before="240"/>
       </w:pPr>
-      <w:bookmarkStart w:id="1" w:name="_Toc242200447"/>
+      <w:bookmarkStart w:id="1" w:name="_Toc242550879"/>
       <w:r>
         <w:t>1.1 목적</w:t>
       </w:r>
@@ -3133,26 +3217,12 @@
         </w:rPr>
       </w:pPr>
       <w:r>
-        <w:rPr>
-          <w:rFonts w:hint="eastAsia"/>
-        </w:rPr>
-        <w:t>본</w:t>
-      </w:r>
-      <w:r>
-        <w:t xml:space="preserve"> 시스템은 사용자가 사전 정의된 Room Type을 선택한 후 3D 공간에서 벽, 바닥, 천장, 조명, 블라인드, 커튼 등의 실내 마감 및 설비 항목을 선택, 변경, 제거할 수 있도록 한다.</w:t>
+        <w:t>본 시스템은 사용자가 사전 정의된 Room Type을 선택한 후 3D 공간에서 벽, 바닥, 천장과 Window Covering 제품을 선택하고 변경하거나 초기 상태로 되돌릴 수 있도록 한다.</w:t>
       </w:r>
     </w:p>
     <w:p>
       <w:r>
-        <w:t xml:space="preserve">시스템은 사용자의 선택 내용을 기반으로 견적 금액을 실시간 산출하고 적용된 자재의 열성능을 반영하여 예상 연간 에너지 사용량, 에너지 비용, </w:t>
-      </w:r>
-      <w:proofErr w:type="spellStart"/>
-      <w:r>
-        <w:t>기준안</w:t>
-      </w:r>
-      <w:proofErr w:type="spellEnd"/>
-      <w:r>
-        <w:t xml:space="preserve"> 대비 절감액, 투자 회수기간을 계산한다.</w:t>
+        <w:t>시스템은 사용자의 선택 내용을 기반으로 제품 구매비를 실시간 계산하고 선택 제품의 선언 열저항을 비교하여 예상 연간 냉난방 사용량, 비용, 절감액과 투자 회수기간을 계산한다.</w:t>
       </w:r>
     </w:p>
     <w:p>
@@ -3186,9 +3256,13 @@
     <w:p>
       <w:pPr>
         <w:pStyle w:val="2"/>
+        <w:keepNext/>
+        <w:pageBreakBefore/>
+        <w:spacing w:before="240"/>
       </w:pPr>
-      <w:bookmarkStart w:id="2" w:name="_Toc242200448"/>
+      <w:bookmarkStart w:id="2" w:name="_Toc242550880"/>
       <w:r>
+        <w:lastRenderedPageBreak/>
         <w:t>1.2 범위</w:t>
       </w:r>
       <w:bookmarkEnd w:id="2"/>
@@ -3331,7 +3405,15 @@
           </w:tcPr>
           <w:p>
             <w:r>
-              <w:t>실내 마감재 선택에 따른 시공 비용과 에너지 성능 변화를 비교하려는 일반 사용자, 설계 및 시공 검토 사용자</w:t>
+              <w:t xml:space="preserve">신축 또는 리모델링 과정에서 실내 마감 제품의 구매비와 </w:t>
+            </w:r>
+            <w:proofErr w:type="spellStart"/>
+            <w:r>
+              <w:t>열성능</w:t>
+            </w:r>
+            <w:proofErr w:type="spellEnd"/>
+            <w:r>
+              <w:t xml:space="preserve"> 변화를 비교하려는 일반 사용자, 설계 및 시공 검토 사용자</w:t>
             </w:r>
           </w:p>
         </w:tc>
@@ -3386,43 +3468,31 @@
           </w:tcPr>
           <w:p>
             <w:r>
-              <w:t>사전 정의된 Room Type을 선택하고 3D 공간을 1인칭 시점으로 확인할 수 있다.</w:t>
-            </w:r>
-          </w:p>
-          <w:p>
-            <w:r>
-              <w:t>벽, 바닥, 천장, 조명, 블라인드, 커튼 항목을 선택, 변경, 제거할 수 있다.</w:t>
-            </w:r>
-          </w:p>
-          <w:p>
-            <w:r>
-              <w:t>선택한 제품의 단가와 적용 면적 또는 수량을 기준으로 견적을 계산한다.</w:t>
-            </w:r>
-          </w:p>
-          <w:p>
-            <w:r>
-              <w:t xml:space="preserve">선택한 마감재의 </w:t>
+              <w:t>사전 정의된 Studio, Two-Room, Three-Room을 선택하고 3D 공간을 확인한다.</w:t>
+            </w:r>
+            <w:r>
+              <w:br/>
+              <w:t>벽, 바닥, 천장은 카테고리별 전체 대상에 한 번에 제품을 적용한다.</w:t>
+            </w:r>
+            <w:r>
+              <w:br/>
+              <w:t xml:space="preserve">블라인드와 커튼은 하나의 Window Covering 카테고리에서 </w:t>
             </w:r>
             <w:proofErr w:type="spellStart"/>
             <w:r>
-              <w:t>열성능</w:t>
+              <w:t>창별로</w:t>
             </w:r>
             <w:proofErr w:type="spellEnd"/>
             <w:r>
-              <w:t xml:space="preserve"> 데이터를 이용하여 열저항과 </w:t>
-            </w:r>
-            <w:proofErr w:type="spellStart"/>
-            <w:r>
-              <w:t>열관류</w:t>
-            </w:r>
-            <w:proofErr w:type="spellEnd"/>
-            <w:r>
-              <w:t xml:space="preserve"> 특성을 계산하고 예상 연간 에너지 사용량과 에너지 비용을 산출한다.</w:t>
-            </w:r>
-          </w:p>
-          <w:p>
-            <w:r>
-              <w:t>기준안과 선택안을 비교하여 예상 절감액과 투자 회수기간을 제공한다.</w:t>
+              <w:t xml:space="preserve"> 선택한다.</w:t>
+            </w:r>
+            <w:r>
+              <w:br/>
+              <w:t>제품 단가와 적용 면적으로 제품 구매비를 계산한다.</w:t>
+            </w:r>
+            <w:r>
+              <w:br/>
+              <w:t>비교 제품과 선택 제품의 선언 열저항을 직접 비교해 연간 냉난방 사용량과 비용, 절감액과 회수기간을 표시한다.</w:t>
             </w:r>
           </w:p>
         </w:tc>
@@ -3477,7 +3547,7 @@
           </w:tcPr>
           <w:p>
             <w:r>
-              <w:t xml:space="preserve">건물 전체 설계, 구조 설계, 가구 배치, 실제 시공 계약 견적, 건축 인허가용 에너지 해석, 정밀 </w:t>
+              <w:t xml:space="preserve">건물 전체 설계, 구조 설계, 가구 배치, 실제 시공 계약 견적, 건축 인허가용 에너지 해석과 정밀 </w:t>
             </w:r>
             <w:proofErr w:type="spellStart"/>
             <w:r>
@@ -3487,18 +3557,17 @@
             <w:r>
               <w:t xml:space="preserve"> 해석은 수행하지 않는다.</w:t>
             </w:r>
-          </w:p>
-          <w:p>
-            <w:r>
-              <w:t xml:space="preserve">제품에서 제공하는 에너지 사용량과 비용은 입력 데이터와 단순화된 계산식을 이용한 </w:t>
+            <w:r>
+              <w:br/>
+              <w:t xml:space="preserve">에너지 결과는 단순 </w:t>
             </w:r>
             <w:proofErr w:type="spellStart"/>
             <w:r>
-              <w:t>추정값으로</w:t>
+              <w:t>비교값이며</w:t>
             </w:r>
             <w:proofErr w:type="spellEnd"/>
             <w:r>
-              <w:t xml:space="preserve"> 제공한다.</w:t>
+              <w:t xml:space="preserve"> 실제 건물 에너지 사용량을 보장하지 않는다.</w:t>
             </w:r>
           </w:p>
         </w:tc>
@@ -3553,12 +3622,19 @@
           </w:tcPr>
           <w:p>
             <w:r>
-              <w:t>사용자가 실내 마감재의 디자인과 가격뿐만 아니라 열성능과 에너지 비용까지 함께 비교할 수 있도록 한다.</w:t>
-            </w:r>
-          </w:p>
-          <w:p>
-            <w:r>
-              <w:t>마감재 선택에 따른 초기 시공비와 장기 에너지 비용의 차이를 시각적으로 확인하고 경제적인 선택을 지원하는 것을 목표로 한다.</w:t>
+              <w:t xml:space="preserve">사용자가 제품 외관, 구매비와 </w:t>
+            </w:r>
+            <w:proofErr w:type="spellStart"/>
+            <w:r>
+              <w:t>열성능</w:t>
+            </w:r>
+            <w:proofErr w:type="spellEnd"/>
+            <w:r>
+              <w:t xml:space="preserve"> 차이를 함께 확인하도록 한다.</w:t>
+            </w:r>
+            <w:r>
+              <w:br/>
+              <w:t>초기 제품 구매비와 단순화된 연간 냉난방 비용을 비교해 선택을 돕는다.</w:t>
             </w:r>
           </w:p>
         </w:tc>
@@ -3572,10 +3648,11 @@
     <w:p>
       <w:pPr>
         <w:pStyle w:val="2"/>
+        <w:keepNext/>
+        <w:spacing w:before="240"/>
       </w:pPr>
-      <w:bookmarkStart w:id="3" w:name="_Toc242200449"/>
+      <w:bookmarkStart w:id="3" w:name="_Toc242550881"/>
       <w:r>
-        <w:lastRenderedPageBreak/>
         <w:t>1.3 용어 정의 및 약어</w:t>
       </w:r>
       <w:bookmarkEnd w:id="3"/>
@@ -3842,11 +3919,7 @@
           </w:tcPr>
           <w:p>
             <w:r>
-              <w:rPr>
-                <w:sz w:val="19"/>
-                <w:szCs w:val="19"/>
-              </w:rPr>
-              <w:t>사용자가 벽, 바닥, 천장, 조명, 블라인드, 커튼 항목을 선택하고 변경하는 기능을 의미한다.</w:t>
+              <w:t>사용자가 벽, 바닥, 천장과 Window Covering 제품을 선택하고 변경하는 기능을 의미한다.</w:t>
             </w:r>
           </w:p>
         </w:tc>
@@ -4000,7 +4073,7 @@
           </w:tcPr>
           <w:p>
             <w:r>
-              <w:t>재료가 열의 이동을 저항하는 정도를 나타내는 값이며 재료 두께와 열전도율을 이용하여 계산한다.</w:t>
+              <w:t>재료가 열의 이동을 저항하는 정도를 나타내는 값이다. 본 시스템은 제조사 자료에 명시된 열저항을 직접 사용하며 단위는 m²K/W이다.</w:t>
             </w:r>
           </w:p>
         </w:tc>
@@ -4131,6 +4204,7 @@
           </w:tcPr>
           <w:p>
             <w:r>
+              <w:lastRenderedPageBreak/>
               <w:t>에너지 비용</w:t>
             </w:r>
           </w:p>
@@ -4204,7 +4278,23 @@
           </w:tcPr>
           <w:p>
             <w:r>
-              <w:t>마감재와 설비가 추가되지 않은 기본 상태 또는 비교 기준으로 설정한 구성을 의미한다.</w:t>
+              <w:t xml:space="preserve">각 카테고리의 </w:t>
+            </w:r>
+            <w:proofErr w:type="spellStart"/>
+            <w:r>
+              <w:t>FinishTarget</w:t>
+            </w:r>
+            <w:proofErr w:type="spellEnd"/>
+            <w:r>
+              <w:t xml:space="preserve">에 연결된 첫 번째 유효 </w:t>
+            </w:r>
+            <w:proofErr w:type="spellStart"/>
+            <w:r>
+              <w:t>FinishData</w:t>
+            </w:r>
+            <w:proofErr w:type="spellEnd"/>
+            <w:r>
+              <w:t xml:space="preserve"> 제품을 의미한다.</w:t>
             </w:r>
           </w:p>
         </w:tc>
@@ -4254,7 +4344,15 @@
           </w:tcPr>
           <w:p>
             <w:r>
-              <w:t>사용자가 마감재와 설비 항목을 선택하여 구성한 상태를 의미한다.</w:t>
+              <w:t xml:space="preserve">사용자가 현재 선택한 </w:t>
+            </w:r>
+            <w:proofErr w:type="spellStart"/>
+            <w:r>
+              <w:t>FinishData</w:t>
+            </w:r>
+            <w:proofErr w:type="spellEnd"/>
+            <w:r>
+              <w:t xml:space="preserve"> 제품을 의미한다. 선택 전에는 기준안과 같다.</w:t>
             </w:r>
           </w:p>
         </w:tc>
@@ -4302,7 +4400,55 @@
           </w:tcPr>
           <w:p>
             <w:r>
-              <w:t>선택안의 추가 투자비를 연간 예상 에너지 절감액으로 나누어 계산한 비용 회수 예상 기간을 의미한다.</w:t>
+              <w:t>선택 제품 구매비를 비교 제품 대비 연간 예상 비용 절감액으로 나누어 계산한 예상 기간을 의미한다.</w:t>
+            </w:r>
+          </w:p>
+        </w:tc>
+      </w:tr>
+      <w:tr>
+        <w:tc>
+          <w:tcPr>
+            <w:tcW w:w="2400" w:type="dxa"/>
+            <w:tcBorders>
+              <w:top w:val="single" w:sz="4" w:space="0" w:color="808080"/>
+              <w:left w:val="single" w:sz="4" w:space="0" w:color="808080"/>
+              <w:bottom w:val="single" w:sz="4" w:space="0" w:color="808080"/>
+              <w:right w:val="single" w:sz="4" w:space="0" w:color="808080"/>
+            </w:tcBorders>
+            <w:tcMar>
+              <w:top w:w="60" w:type="dxa"/>
+              <w:left w:w="100" w:type="dxa"/>
+              <w:bottom w:w="60" w:type="dxa"/>
+              <w:right w:w="100" w:type="dxa"/>
+            </w:tcMar>
+            <w:vAlign w:val="center"/>
+          </w:tcPr>
+          <w:p>
+            <w:r>
+              <w:t>Window Covering</w:t>
+            </w:r>
+          </w:p>
+        </w:tc>
+        <w:tc>
+          <w:tcPr>
+            <w:tcW w:w="7238" w:type="dxa"/>
+            <w:tcBorders>
+              <w:top w:val="single" w:sz="4" w:space="0" w:color="808080"/>
+              <w:left w:val="single" w:sz="4" w:space="0" w:color="808080"/>
+              <w:bottom w:val="single" w:sz="4" w:space="0" w:color="808080"/>
+              <w:right w:val="single" w:sz="4" w:space="0" w:color="808080"/>
+            </w:tcBorders>
+            <w:tcMar>
+              <w:top w:w="60" w:type="dxa"/>
+              <w:left w:w="100" w:type="dxa"/>
+              <w:bottom w:w="60" w:type="dxa"/>
+              <w:right w:w="100" w:type="dxa"/>
+            </w:tcMar>
+            <w:vAlign w:val="center"/>
+          </w:tcPr>
+          <w:p>
+            <w:r>
+              <w:t>블라인드와 커튼을 함께 관리하는 창 가림 제품 카테고리를 의미한다.</w:t>
             </w:r>
           </w:p>
         </w:tc>
@@ -4316,8 +4462,10 @@
     <w:p>
       <w:pPr>
         <w:pStyle w:val="2"/>
+        <w:keepNext/>
+        <w:spacing w:before="240"/>
       </w:pPr>
-      <w:bookmarkStart w:id="4" w:name="_Toc242200450"/>
+      <w:bookmarkStart w:id="4" w:name="_Toc242550882"/>
       <w:r>
         <w:t>1.4 참고 문서</w:t>
       </w:r>
@@ -4838,11 +4986,14 @@
         <w:spacing w:after="120"/>
       </w:pPr>
     </w:p>
+    <w:p/>
     <w:p>
       <w:pPr>
         <w:pStyle w:val="2"/>
+        <w:keepNext/>
+        <w:spacing w:before="240"/>
       </w:pPr>
-      <w:bookmarkStart w:id="5" w:name="_Toc242200451"/>
+      <w:bookmarkStart w:id="5" w:name="_Toc242550883"/>
       <w:r>
         <w:t>1.5 작성 규칙</w:t>
       </w:r>
@@ -4851,9 +5002,10 @@
     <w:p>
       <w:pPr>
         <w:pStyle w:val="3"/>
+        <w:keepNext/>
+        <w:spacing w:before="240" w:after="120"/>
       </w:pPr>
       <w:r>
-        <w:lastRenderedPageBreak/>
         <w:t>요구사항 표현과 우선순위</w:t>
       </w:r>
     </w:p>
@@ -5249,8 +5401,11 @@
     <w:p>
       <w:pPr>
         <w:pStyle w:val="3"/>
+        <w:keepNext/>
+        <w:spacing w:before="240" w:after="120"/>
       </w:pPr>
       <w:r>
+        <w:lastRenderedPageBreak/>
         <w:t>요구사항 ID 체계</w:t>
       </w:r>
     </w:p>
@@ -5730,6 +5885,8 @@
     <w:p>
       <w:pPr>
         <w:pStyle w:val="3"/>
+        <w:keepNext/>
+        <w:spacing w:before="240" w:after="120"/>
       </w:pPr>
       <w:r>
         <w:t>모호한 표현 금지</w:t>
@@ -6044,8 +6201,10 @@
     <w:p>
       <w:pPr>
         <w:pStyle w:val="2"/>
+        <w:keepNext/>
+        <w:spacing w:before="240"/>
       </w:pPr>
-      <w:bookmarkStart w:id="6" w:name="_Toc242200452"/>
+      <w:bookmarkStart w:id="6" w:name="_Toc242550884"/>
       <w:r>
         <w:t>1.6 문서 구성</w:t>
       </w:r>
@@ -6096,9 +6255,6 @@
       </w:r>
       <w:r>
         <w:br/>
-      </w:r>
-      <w:r>
-        <w:lastRenderedPageBreak/>
         <w:t>7장에서는 각 요구사항의 검증 방법과 테스트 기준을 정의한다.</w:t>
       </w:r>
       <w:r>
@@ -6114,8 +6270,10 @@
     <w:p>
       <w:pPr>
         <w:pStyle w:val="1"/>
+        <w:keepNext/>
+        <w:spacing w:before="240" w:after="120"/>
       </w:pPr>
-      <w:bookmarkStart w:id="7" w:name="_Toc242200453"/>
+      <w:bookmarkStart w:id="7" w:name="_Toc242550885"/>
       <w:r>
         <w:lastRenderedPageBreak/>
         <w:t>2. 제품 개요</w:t>
@@ -6124,61 +6282,31 @@
     </w:p>
     <w:p>
       <w:r>
-        <w:rPr>
-          <w:rFonts w:hint="eastAsia"/>
-        </w:rPr>
-        <w:t>본</w:t>
-      </w:r>
-      <w:r>
-        <w:t xml:space="preserve"> 시스템은 사용자가 사전에 정의된 Room Type을 선택하고, 3D 공간에서 벽, 바닥, 천장, 조명, 블라인드, 커튼을 선택하여 공간 구성을 변경할 수 있는 프로그램이다.</w:t>
+        <w:t>본 시스템은 사용자가 사전에 정의된 Studio, Two-Room, Three-Room 중 하나를 선택하고, 3D 공간에서 벽, 바닥, 천장과 Window Covering 제품을 변경하는 프로그램이다.</w:t>
       </w:r>
     </w:p>
     <w:p>
       <w:r>
-        <w:rPr>
-          <w:rFonts w:hint="eastAsia"/>
-        </w:rPr>
-        <w:t>선택한</w:t>
-      </w:r>
-      <w:r>
-        <w:t xml:space="preserve"> 항목은 Room에 즉시 반영되며, 제품 단가와 적용 면적 또는 수량을 기준으로 예상 견적을 계산한다.</w:t>
+        <w:t>선택한 항목은 Room에 즉시 반영되며, 제품 단가와 적용 면적을 기준으로 예상 제품 구매비를 계산한다.</w:t>
       </w:r>
     </w:p>
     <w:p>
       <w:r>
-        <w:rPr>
-          <w:rFonts w:hint="eastAsia"/>
-        </w:rPr>
-        <w:t>또한</w:t>
-      </w:r>
-      <w:r>
-        <w:t xml:space="preserve"> 선택한 마감재의 </w:t>
-      </w:r>
-      <w:proofErr w:type="spellStart"/>
-      <w:r>
-        <w:t>열성능</w:t>
-      </w:r>
-      <w:proofErr w:type="spellEnd"/>
-      <w:r>
-        <w:t xml:space="preserve"> 정보를 이용하여 예상 연간 에너지 사용량과 에너지 비용을 산출하고, 기준안과 비교하여 예상 절감액과 투자 회수기간을 제공한다.</w:t>
+        <w:t>또한 제품 목록의 첫 번째 유효 제품을 비교 기준으로 사용하고, 선택 제품의 선언 열저항을 직접 비교하여 연간 난방과 냉방 에너지, 비용, 절감액과 투자 회수기간을 제공한다.</w:t>
       </w:r>
     </w:p>
     <w:p>
       <w:r>
-        <w:rPr>
-          <w:rFonts w:hint="eastAsia"/>
-        </w:rPr>
-        <w:t>본</w:t>
-      </w:r>
-      <w:r>
-        <w:t xml:space="preserve"> 시스템은 사용자가 실내 마감 선택에 따른 초기 비용과 장기 에너지 비용의 변화를 함께 확인할 수 있도록 지원하는 것을 목적으로 한다.</w:t>
+        <w:t>본 시스템은 사용자가 제품 구매비와 단순화된 연간 냉난방 비용의 변화를 한 화면에서 비교할 수 있도록 지원하는 것을 목적으로 한다.</w:t>
       </w:r>
     </w:p>
     <w:p>
       <w:pPr>
         <w:pStyle w:val="2"/>
+        <w:keepNext/>
+        <w:spacing w:before="240"/>
       </w:pPr>
-      <w:bookmarkStart w:id="8" w:name="_Toc242200454"/>
+      <w:bookmarkStart w:id="8" w:name="_Toc242550886"/>
       <w:r>
         <w:t>2.1 제품 관점</w:t>
       </w:r>
@@ -6197,32 +6325,28 @@
     </w:p>
     <w:p>
       <w:r>
-        <w:rPr>
-          <w:rFonts w:hint="eastAsia"/>
-        </w:rPr>
-        <w:t>사용자는</w:t>
-      </w:r>
-      <w:r>
-        <w:t xml:space="preserve"> 사전에 제작된 Room Type을 선택한 후 해당 공간을 1인칭 시점으로 이동하며 실내 마감 항목을 변경할 수 있다.</w:t>
+        <w:t>사용자는 사전에 제작된 Room Type을 선택한 후 방 중앙의 시작 지점에서 1인칭 시점으로 이동하며 실내 마감 항목을 변경할 수 있다.</w:t>
       </w:r>
     </w:p>
     <w:p>
       <w:r>
-        <w:rPr>
-          <w:rFonts w:hint="eastAsia"/>
-        </w:rPr>
-        <w:t>시스템은</w:t>
-      </w:r>
-      <w:r>
-        <w:t xml:space="preserve"> 사용자의 선택 정보를 내부 제품 데이터와 연결하여 Room의 시각적 상태를 변경하고 견적 금액, </w:t>
+        <w:t xml:space="preserve">시스템은 사용자의 선택 정보를 </w:t>
       </w:r>
       <w:proofErr w:type="spellStart"/>
       <w:r>
-        <w:t>열성능</w:t>
+        <w:t>FinishData</w:t>
       </w:r>
       <w:proofErr w:type="spellEnd"/>
       <w:r>
-        <w:t>, 예상 연간 에너지 사용량, 에너지 비용, 투자 회수기간을 계산한다.</w:t>
+        <w:t xml:space="preserve">와 연결하여 Room의 시각적 상태를 변경하고 제품 </w:t>
+      </w:r>
+      <w:proofErr w:type="spellStart"/>
+      <w:r>
+        <w:t>구매비</w:t>
+      </w:r>
+      <w:proofErr w:type="spellEnd"/>
+      <w:r>
+        <w:t>, 연간 냉난방 사용량, 냉난방 비용, 절감액과 투자 회수기간을 계산한다.</w:t>
       </w:r>
     </w:p>
     <w:p>
@@ -6279,39 +6403,16 @@
     </w:p>
     <w:p>
       <w:r>
-        <w:rPr>
-          <w:rFonts w:hint="eastAsia"/>
-        </w:rPr>
-        <w:t>→</w:t>
-      </w:r>
-      <w:r>
-        <w:t xml:space="preserve"> 벽, 바닥, 천장, 조명, 블라인드, 커튼 선택</w:t>
+        <w:t>→ 벽, 바닥, 천장, Window Covering 선택</w:t>
       </w:r>
     </w:p>
     <w:p>
       <w:r>
-        <w:rPr>
-          <w:rFonts w:hint="eastAsia"/>
-        </w:rPr>
-        <w:t>→</w:t>
-      </w:r>
-      <w:r>
-        <w:t xml:space="preserve"> 견적 계산</w:t>
-      </w:r>
-    </w:p>
-    <w:p>
-      <w:r>
-        <w:rPr>
-          <w:rFonts w:hint="eastAsia"/>
-        </w:rPr>
-        <w:t>→</w:t>
-      </w:r>
-      <w:r>
-        <w:t xml:space="preserve"> </w:t>
+        <w:t xml:space="preserve">→ 제품 </w:t>
       </w:r>
       <w:proofErr w:type="spellStart"/>
       <w:r>
-        <w:t>열성능</w:t>
+        <w:t>구매비</w:t>
       </w:r>
       <w:proofErr w:type="spellEnd"/>
       <w:r>
@@ -6320,13 +6421,20 @@
     </w:p>
     <w:p>
       <w:r>
-        <w:rPr>
-          <w:rFonts w:hint="eastAsia"/>
-        </w:rPr>
-        <w:t>→</w:t>
+        <w:t xml:space="preserve">→ 비교 제품과 선택 제품의 </w:t>
       </w:r>
+      <w:proofErr w:type="spellStart"/>
       <w:r>
-        <w:t xml:space="preserve"> 연간 에너지 사용량 및 비용 계산</w:t>
+        <w:t>열저항</w:t>
+      </w:r>
+      <w:proofErr w:type="spellEnd"/>
+      <w:r>
+        <w:t xml:space="preserve"> 비교</w:t>
+      </w:r>
+    </w:p>
+    <w:p>
+      <w:r>
+        <w:t>→ 연간 난방과 냉방 사용량 및 비용 계산</w:t>
       </w:r>
     </w:p>
     <w:p>
@@ -6337,18 +6445,14 @@
         </w:rPr>
       </w:pPr>
       <w:r>
-        <w:rPr>
-          <w:rFonts w:hint="eastAsia"/>
-        </w:rPr>
-        <w:t>→</w:t>
-      </w:r>
-      <w:r>
-        <w:t xml:space="preserve"> 투자 회수기간 확인</w:t>
+        <w:t>→ 절감액과 투자 회수기간 확인</w:t>
       </w:r>
     </w:p>
     <w:p>
       <w:pPr>
         <w:pStyle w:val="3"/>
+        <w:keepNext/>
+        <w:spacing w:before="240" w:after="120"/>
       </w:pPr>
       <w:r>
         <w:t>유사 제품 비교</w:t>
@@ -6643,23 +6747,19 @@
     <w:p>
       <w:pPr>
         <w:pStyle w:val="2"/>
+        <w:keepNext/>
+        <w:spacing w:before="240"/>
       </w:pPr>
-      <w:bookmarkStart w:id="9" w:name="_Toc242200455"/>
+      <w:bookmarkStart w:id="9" w:name="_Toc242550887"/>
       <w:r>
+        <w:lastRenderedPageBreak/>
         <w:t>2.2 제품 기능</w:t>
       </w:r>
       <w:bookmarkEnd w:id="9"/>
     </w:p>
     <w:p>
       <w:r>
-        <w:rPr>
-          <w:rFonts w:hint="eastAsia"/>
-        </w:rPr>
-        <w:lastRenderedPageBreak/>
-        <w:t>본</w:t>
-      </w:r>
-      <w:r>
-        <w:t xml:space="preserve"> 시스템은 사용자가 Room Type을 선택한 후 3D 공간에서 실내 마감 항목을 변경하고, 그 결과에 따른 견적과 에너지 성능을 확인할 수 있도록 한다.</w:t>
+        <w:t>본 시스템은 사용자가 Room Type을 선택한 후 3D 공간에서 실내 마감 항목을 변경하고, 제품 구매비와 연간 냉난방 분석 결과를 확인할 수 있도록 한다.</w:t>
       </w:r>
     </w:p>
     <w:p>
@@ -6711,11 +6811,7 @@
         </w:rPr>
       </w:pPr>
       <w:r>
-        <w:rPr>
-          <w:sz w:val="18"/>
-          <w:szCs w:val="18"/>
-        </w:rPr>
-        <w:t>- 벽 마감재 선택 및 변경</w:t>
+        <w:t>- 한 번의 클릭으로 분석 대상 벽 전체 제품 변경</w:t>
       </w:r>
     </w:p>
     <w:p>
@@ -6726,11 +6822,7 @@
         </w:rPr>
       </w:pPr>
       <w:r>
-        <w:rPr>
-          <w:sz w:val="18"/>
-          <w:szCs w:val="18"/>
-        </w:rPr>
-        <w:t>- 바닥 마감재 선택 및 변경</w:t>
+        <w:t>- 한 번의 클릭으로 분석 대상 바닥 전체 제품 변경</w:t>
       </w:r>
     </w:p>
     <w:p>
@@ -6741,11 +6833,7 @@
         </w:rPr>
       </w:pPr>
       <w:r>
-        <w:rPr>
-          <w:sz w:val="18"/>
-          <w:szCs w:val="18"/>
-        </w:rPr>
-        <w:t>- 천장 마감재 선택 및 변경</w:t>
+        <w:t>- 한 번의 클릭으로 분석 대상 천장 전체 제품 변경</w:t>
       </w:r>
     </w:p>
     <w:p>
@@ -6756,11 +6844,7 @@
         </w:rPr>
       </w:pPr>
       <w:r>
-        <w:rPr>
-          <w:sz w:val="18"/>
-          <w:szCs w:val="18"/>
-        </w:rPr>
-        <w:t>- 조명 선택 및 변경</w:t>
+        <w:t>- 각 창의 Window Covering 제품 변경</w:t>
       </w:r>
     </w:p>
     <w:p>
@@ -6771,11 +6855,7 @@
         </w:rPr>
       </w:pPr>
       <w:r>
-        <w:rPr>
-          <w:sz w:val="18"/>
-          <w:szCs w:val="18"/>
-        </w:rPr>
-        <w:t>- 블라인드 선택, 변경 및 제거</w:t>
+        <w:t>- 블라인드와 커튼을 하나의 Window Covering 카테고리로 선택</w:t>
       </w:r>
     </w:p>
     <w:p>
@@ -6786,11 +6866,7 @@
         </w:rPr>
       </w:pPr>
       <w:r>
-        <w:rPr>
-          <w:sz w:val="18"/>
-          <w:szCs w:val="18"/>
-        </w:rPr>
-        <w:t>- 커튼 선택, 변경 및 제거</w:t>
+        <w:t>- 욕실, 화장실, 발코니와 보호 패널을 마감 변경에서 제외</w:t>
       </w:r>
     </w:p>
     <w:p>
@@ -6801,11 +6877,15 @@
         </w:rPr>
       </w:pPr>
       <w:r>
-        <w:rPr>
-          <w:sz w:val="18"/>
-          <w:szCs w:val="18"/>
-        </w:rPr>
-        <w:t>- 선택 항목의 실시간 견적 계산</w:t>
+        <w:t xml:space="preserve">- 제품 </w:t>
+      </w:r>
+      <w:proofErr w:type="spellStart"/>
+      <w:r>
+        <w:t>구매비</w:t>
+      </w:r>
+      <w:proofErr w:type="spellEnd"/>
+      <w:r>
+        <w:t xml:space="preserve"> 실시간 계산</w:t>
       </w:r>
     </w:p>
     <w:p>
@@ -6816,27 +6896,15 @@
         </w:rPr>
       </w:pPr>
       <w:r>
-        <w:rPr>
-          <w:sz w:val="18"/>
-          <w:szCs w:val="18"/>
-        </w:rPr>
-        <w:t xml:space="preserve">- 마감재 </w:t>
+        <w:t xml:space="preserve">- 비교 제품과 선택 제품의 선언 </w:t>
       </w:r>
       <w:proofErr w:type="spellStart"/>
       <w:r>
-        <w:rPr>
-          <w:sz w:val="18"/>
-          <w:szCs w:val="18"/>
-        </w:rPr>
-        <w:t>열성능</w:t>
+        <w:t>열저항</w:t>
       </w:r>
       <w:proofErr w:type="spellEnd"/>
       <w:r>
-        <w:rPr>
-          <w:sz w:val="18"/>
-          <w:szCs w:val="18"/>
-        </w:rPr>
-        <w:t xml:space="preserve"> 계산</w:t>
+        <w:t xml:space="preserve"> 직접 비교</w:t>
       </w:r>
     </w:p>
     <w:p>
@@ -6847,11 +6915,7 @@
         </w:rPr>
       </w:pPr>
       <w:r>
-        <w:rPr>
-          <w:sz w:val="18"/>
-          <w:szCs w:val="18"/>
-        </w:rPr>
-        <w:t>- 예상 연간 에너지 사용량 산출</w:t>
+        <w:t>- 예상 연간 난방과 냉방 에너지 사용량 합산</w:t>
       </w:r>
     </w:p>
     <w:p>
@@ -6862,11 +6926,7 @@
         </w:rPr>
       </w:pPr>
       <w:r>
-        <w:rPr>
-          <w:sz w:val="18"/>
-          <w:szCs w:val="18"/>
-        </w:rPr>
-        <w:t>- 예상 연간 에너지 비용 산출</w:t>
+        <w:t>- 난방과 냉방의 서로 다른 단가를 적용한 연간 비용 산출</w:t>
       </w:r>
     </w:p>
     <w:p>
@@ -6877,27 +6937,7 @@
         </w:rPr>
       </w:pPr>
       <w:r>
-        <w:rPr>
-          <w:sz w:val="18"/>
-          <w:szCs w:val="18"/>
-        </w:rPr>
-        <w:t xml:space="preserve">- </w:t>
-      </w:r>
-      <w:proofErr w:type="spellStart"/>
-      <w:r>
-        <w:rPr>
-          <w:sz w:val="18"/>
-          <w:szCs w:val="18"/>
-        </w:rPr>
-        <w:t>기준안</w:t>
-      </w:r>
-      <w:proofErr w:type="spellEnd"/>
-      <w:r>
-        <w:rPr>
-          <w:sz w:val="18"/>
-          <w:szCs w:val="18"/>
-        </w:rPr>
-        <w:t xml:space="preserve"> 대비 예상 절감액 계산</w:t>
+        <w:t>- 비교 제품 대비 예상 연간 비용 절감액 계산</w:t>
       </w:r>
     </w:p>
     <w:p>
@@ -6908,11 +6948,7 @@
         </w:rPr>
       </w:pPr>
       <w:r>
-        <w:rPr>
-          <w:sz w:val="18"/>
-          <w:szCs w:val="18"/>
-        </w:rPr>
-        <w:t>- 추가 투자비에 대한 투자 회수기간 계산</w:t>
+        <w:t>- 선택 제품 구매비에 대한 예상 투자 회수기간 계산</w:t>
       </w:r>
     </w:p>
     <w:p>
@@ -6925,18 +6961,16 @@
         </w:rPr>
       </w:pPr>
       <w:r>
-        <w:rPr>
-          <w:sz w:val="18"/>
-          <w:szCs w:val="18"/>
-        </w:rPr>
-        <w:t>- 선택 항목과 분석 결과 초기화</w:t>
+        <w:t>- 선택 항목과 분석 결과를 비교 제품 상태로 초기화</w:t>
       </w:r>
     </w:p>
     <w:p>
       <w:pPr>
         <w:pStyle w:val="2"/>
+        <w:keepNext/>
+        <w:spacing w:before="240"/>
       </w:pPr>
-      <w:bookmarkStart w:id="10" w:name="_Toc242200456"/>
+      <w:bookmarkStart w:id="10" w:name="_Toc242550888"/>
       <w:r>
         <w:t>2.3 사용자 특성</w:t>
       </w:r>
@@ -7275,8 +7309,10 @@
     <w:p>
       <w:pPr>
         <w:pStyle w:val="2"/>
+        <w:keepNext/>
+        <w:spacing w:before="240"/>
       </w:pPr>
-      <w:bookmarkStart w:id="11" w:name="_Toc242200457"/>
+      <w:bookmarkStart w:id="11" w:name="_Toc242550889"/>
       <w:r>
         <w:t>2.4 제약 조건</w:t>
       </w:r>
@@ -7659,166 +7695,91 @@
     <w:p>
       <w:pPr>
         <w:pStyle w:val="2"/>
+        <w:keepNext/>
+        <w:spacing w:before="240"/>
       </w:pPr>
-      <w:bookmarkStart w:id="12" w:name="_Toc242200458"/>
+      <w:bookmarkStart w:id="12" w:name="_Toc242550890"/>
       <w:r>
         <w:t>2.5 가정 및 의존성</w:t>
       </w:r>
       <w:bookmarkEnd w:id="12"/>
     </w:p>
     <w:p>
-      <w:pPr>
-        <w:rPr>
-          <w:sz w:val="18"/>
-          <w:szCs w:val="18"/>
-        </w:rPr>
-      </w:pPr>
       <w:r>
-        <w:rPr>
-          <w:sz w:val="18"/>
-          <w:szCs w:val="18"/>
-        </w:rPr>
-        <w:lastRenderedPageBreak/>
         <w:t>- 사용자는 Windows PC에서 프로그램을 실행한다.</w:t>
       </w:r>
     </w:p>
     <w:p>
-      <w:pPr>
-        <w:rPr>
-          <w:sz w:val="18"/>
-          <w:szCs w:val="18"/>
-        </w:rPr>
-      </w:pPr>
       <w:r>
-        <w:rPr>
-          <w:sz w:val="18"/>
-          <w:szCs w:val="18"/>
-        </w:rPr>
         <w:t>- 사용자는 사전에 정의된 Room Type 중 하나를 선택하여 사용한다.</w:t>
       </w:r>
     </w:p>
     <w:p>
-      <w:pPr>
-        <w:rPr>
-          <w:sz w:val="18"/>
-          <w:szCs w:val="18"/>
-        </w:rPr>
-      </w:pPr>
       <w:r>
-        <w:rPr>
-          <w:sz w:val="18"/>
-          <w:szCs w:val="18"/>
-        </w:rPr>
         <w:t>- 각 Room Type의 바닥 면적, 벽 면적, 천장 면적, 창 면적은 사전에 입력된 값을 사용한다.</w:t>
       </w:r>
     </w:p>
     <w:p>
-      <w:pPr>
-        <w:rPr>
-          <w:sz w:val="18"/>
-          <w:szCs w:val="18"/>
-        </w:rPr>
-      </w:pPr>
       <w:r>
-        <w:rPr>
-          <w:sz w:val="18"/>
-          <w:szCs w:val="18"/>
-        </w:rPr>
-        <w:t xml:space="preserve">- 마감재의 가격, 두께, 열전도율, </w:t>
+        <w:t xml:space="preserve">- 제품 가격과 </w:t>
       </w:r>
       <w:proofErr w:type="spellStart"/>
       <w:r>
-        <w:rPr>
-          <w:sz w:val="18"/>
-          <w:szCs w:val="18"/>
-        </w:rPr>
         <w:t>열성능</w:t>
       </w:r>
       <w:proofErr w:type="spellEnd"/>
       <w:r>
-        <w:rPr>
-          <w:sz w:val="18"/>
-          <w:szCs w:val="18"/>
-        </w:rPr>
-        <w:t xml:space="preserve"> 데이터는 제조사 자료, 시험성적서, 표준 자료 또는 </w:t>
+        <w:t xml:space="preserve"> 출처를 기록하며, </w:t>
       </w:r>
       <w:proofErr w:type="spellStart"/>
       <w:r>
-        <w:rPr>
-          <w:sz w:val="18"/>
-          <w:szCs w:val="18"/>
-        </w:rPr>
-        <w:t>추정값을</w:t>
+        <w:t>열성능</w:t>
       </w:r>
       <w:proofErr w:type="spellEnd"/>
       <w:r>
-        <w:rPr>
-          <w:sz w:val="18"/>
-          <w:szCs w:val="18"/>
-        </w:rPr>
-        <w:t xml:space="preserve"> 사용한다.</w:t>
+        <w:t xml:space="preserve"> 계산에는 </w:t>
+      </w:r>
+      <w:proofErr w:type="spellStart"/>
+      <w:r>
+        <w:t>ThermalDataCatalog</w:t>
+      </w:r>
+      <w:proofErr w:type="spellEnd"/>
+      <w:r>
+        <w:t>와 제조사 자료에 명시된 선언 열저항을 직접 사용한다.</w:t>
       </w:r>
     </w:p>
     <w:p>
-      <w:pPr>
-        <w:rPr>
-          <w:sz w:val="18"/>
-          <w:szCs w:val="18"/>
-        </w:rPr>
-      </w:pPr>
       <w:r>
-        <w:rPr>
-          <w:sz w:val="18"/>
-          <w:szCs w:val="18"/>
-        </w:rPr>
-        <w:t xml:space="preserve">- 외기 온도, 실내 설정 온도, 냉난방 효율, 전력 단가는 시스템에 사전 설정된 </w:t>
+        <w:t xml:space="preserve">- 난방과 냉방의 등가 </w:t>
       </w:r>
       <w:proofErr w:type="spellStart"/>
       <w:r>
-        <w:rPr>
-          <w:sz w:val="18"/>
-          <w:szCs w:val="18"/>
-        </w:rPr>
-        <w:t>기준값을</w:t>
+        <w:t>온도차</w:t>
       </w:r>
       <w:proofErr w:type="spellEnd"/>
       <w:r>
-        <w:rPr>
-          <w:sz w:val="18"/>
-          <w:szCs w:val="18"/>
-        </w:rPr>
-        <w:t xml:space="preserve"> 사용한다.</w:t>
+        <w:t xml:space="preserve">, 연간 시간, 효율과 에너지 단가는 </w:t>
+      </w:r>
+      <w:proofErr w:type="spellStart"/>
+      <w:r>
+        <w:t>EnergyStandardData</w:t>
+      </w:r>
+      <w:proofErr w:type="spellEnd"/>
+      <w:r>
+        <w:t>에 사전 설정된 값을 사용한다.</w:t>
       </w:r>
     </w:p>
     <w:p>
-      <w:pPr>
-        <w:rPr>
-          <w:sz w:val="18"/>
-          <w:szCs w:val="18"/>
-        </w:rPr>
-      </w:pPr>
       <w:r>
-        <w:rPr>
-          <w:sz w:val="18"/>
-          <w:szCs w:val="18"/>
-        </w:rPr>
-        <w:t xml:space="preserve">- 연간 에너지 사용량과 에너지 비용은 정밀 해석이 아닌 </w:t>
+        <w:t xml:space="preserve">- 연간 에너지 사용량과 비용은 제품 열저항만 사용하는 단순 </w:t>
       </w:r>
       <w:proofErr w:type="spellStart"/>
       <w:r>
-        <w:rPr>
-          <w:sz w:val="18"/>
-          <w:szCs w:val="18"/>
-        </w:rPr>
-        <w:t>추정값으로</w:t>
+        <w:t>비교값이며</w:t>
       </w:r>
       <w:proofErr w:type="spellEnd"/>
       <w:r>
-        <w:rPr>
-          <w:sz w:val="18"/>
-          <w:szCs w:val="18"/>
-        </w:rPr>
-        <w:t xml:space="preserve"> 제공한다.</w:t>
+        <w:t xml:space="preserve"> 실제 건물 에너지 사용량으로 해석하지 않는다.</w:t>
       </w:r>
     </w:p>
     <w:p>
@@ -7826,23 +7787,19 @@
         <w:rPr>
           <w:b/>
           <w:bCs/>
-          <w:sz w:val="18"/>
-          <w:szCs w:val="18"/>
         </w:rPr>
       </w:pPr>
       <w:r>
-        <w:rPr>
-          <w:sz w:val="18"/>
-          <w:szCs w:val="18"/>
-        </w:rPr>
         <w:t>- 외부 서버, 실시간 API, 별도 센서 및 하드웨어와의 연동은 사용하지 않는다.</w:t>
       </w:r>
     </w:p>
     <w:p>
       <w:pPr>
         <w:pStyle w:val="2"/>
+        <w:keepNext/>
+        <w:spacing w:before="240"/>
       </w:pPr>
-      <w:bookmarkStart w:id="13" w:name="_Toc242200459"/>
+      <w:bookmarkStart w:id="13" w:name="_Toc242550891"/>
       <w:r>
         <w:t>2.6 요구사항 단계별 배분</w:t>
       </w:r>
@@ -8336,8 +8293,10 @@
     <w:p>
       <w:pPr>
         <w:pStyle w:val="1"/>
+        <w:keepNext/>
+        <w:spacing w:before="240" w:after="120"/>
       </w:pPr>
-      <w:bookmarkStart w:id="14" w:name="_Toc242200460"/>
+      <w:bookmarkStart w:id="14" w:name="_Toc242550892"/>
       <w:r>
         <w:lastRenderedPageBreak/>
         <w:t>3. 기능 요구사항</w:t>
@@ -8352,8 +8311,10 @@
     <w:p>
       <w:pPr>
         <w:pStyle w:val="2"/>
+        <w:keepNext/>
+        <w:spacing w:before="240"/>
       </w:pPr>
-      <w:bookmarkStart w:id="15" w:name="_Toc242200461"/>
+      <w:bookmarkStart w:id="15" w:name="_Toc242550893"/>
       <w:r>
         <w:t>3.1 기능 요구사항 목록</w:t>
       </w:r>
@@ -8952,18 +8913,8 @@
             <w:vAlign w:val="center"/>
           </w:tcPr>
           <w:p>
-            <w:pPr>
-              <w:rPr>
-                <w:sz w:val="19"/>
-                <w:szCs w:val="19"/>
-              </w:rPr>
-            </w:pPr>
-            <w:r>
-              <w:rPr>
-                <w:sz w:val="19"/>
-                <w:szCs w:val="19"/>
-              </w:rPr>
-              <w:t>사용자는 벽 마감재를 선택, 변경, 제거할 수 있어야 한다.</w:t>
+            <w:r>
+              <w:t>사용자는 한 번의 클릭으로 분석 대상 벽 전체의 제품을 변경하거나 초기화할 수 있어야 한다.</w:t>
             </w:r>
           </w:p>
         </w:tc>
@@ -9079,18 +9030,8 @@
             <w:vAlign w:val="center"/>
           </w:tcPr>
           <w:p>
-            <w:pPr>
-              <w:rPr>
-                <w:sz w:val="19"/>
-                <w:szCs w:val="19"/>
-              </w:rPr>
-            </w:pPr>
-            <w:r>
-              <w:rPr>
-                <w:sz w:val="19"/>
-                <w:szCs w:val="19"/>
-              </w:rPr>
-              <w:t>사용자는 바닥 마감재를 선택, 변경, 제거할 수 있어야 한다.</w:t>
+            <w:r>
+              <w:t>사용자는 한 번의 클릭으로 분석 대상 바닥 전체의 제품을 변경하거나 초기화할 수 있어야 한다.</w:t>
             </w:r>
           </w:p>
         </w:tc>
@@ -9215,18 +9156,8 @@
             <w:vAlign w:val="center"/>
           </w:tcPr>
           <w:p>
-            <w:pPr>
-              <w:rPr>
-                <w:sz w:val="19"/>
-                <w:szCs w:val="19"/>
-              </w:rPr>
-            </w:pPr>
-            <w:r>
-              <w:rPr>
-                <w:sz w:val="19"/>
-                <w:szCs w:val="19"/>
-              </w:rPr>
-              <w:t>사용자는 천장 마감재를 선택, 변경, 제거할 수 있어야 한다.</w:t>
+            <w:r>
+              <w:t>사용자는 한 번의 클릭으로 분석 대상 천장 전체의 제품을 변경하거나 초기화할 수 있어야 한다.</w:t>
             </w:r>
           </w:p>
         </w:tc>
@@ -9351,18 +9282,16 @@
             <w:vAlign w:val="center"/>
           </w:tcPr>
           <w:p>
-            <w:pPr>
-              <w:rPr>
-                <w:sz w:val="19"/>
-                <w:szCs w:val="19"/>
-              </w:rPr>
-            </w:pPr>
-            <w:r>
-              <w:rPr>
-                <w:sz w:val="19"/>
-                <w:szCs w:val="19"/>
-              </w:rPr>
-              <w:t>사용자는 조명 항목을 선택, 변경, 제거할 수 있어야 한다.</w:t>
+            <w:r>
+              <w:t xml:space="preserve">사용자는 블라인드와 커튼을 하나의 Window Covering 카테고리에서 </w:t>
+            </w:r>
+            <w:proofErr w:type="spellStart"/>
+            <w:r>
+              <w:t>창별로</w:t>
+            </w:r>
+            <w:proofErr w:type="spellEnd"/>
+            <w:r>
+              <w:t xml:space="preserve"> 변경하거나 초기화할 수 있어야 한다.</w:t>
             </w:r>
           </w:p>
         </w:tc>
@@ -9487,18 +9416,8 @@
             <w:vAlign w:val="center"/>
           </w:tcPr>
           <w:p>
-            <w:pPr>
-              <w:rPr>
-                <w:sz w:val="19"/>
-                <w:szCs w:val="19"/>
-              </w:rPr>
-            </w:pPr>
-            <w:r>
-              <w:rPr>
-                <w:sz w:val="19"/>
-                <w:szCs w:val="19"/>
-              </w:rPr>
-              <w:t>사용자는 블라인드와 커튼 항목을 선택, 변경, 제거할 수 있어야 한다.</w:t>
+            <w:r>
+              <w:t>시스템은 욕실, 화장실, 발코니와 보호 패널을 마감 변경과 분석 대상에서 제외해야 한다.</w:t>
             </w:r>
           </w:p>
         </w:tc>
@@ -9623,18 +9542,8 @@
             <w:vAlign w:val="center"/>
           </w:tcPr>
           <w:p>
-            <w:pPr>
-              <w:rPr>
-                <w:sz w:val="19"/>
-                <w:szCs w:val="19"/>
-              </w:rPr>
-            </w:pPr>
-            <w:r>
-              <w:rPr>
-                <w:sz w:val="19"/>
-                <w:szCs w:val="19"/>
-              </w:rPr>
-              <w:t>시스템은 선택한 제품의 단가, 적용 면적, 수량을 기준으로 견적 금액을 계산해야 한다.</w:t>
+            <w:r>
+              <w:t>시스템은 선택한 제품 단가와 적용 면적을 사용하여 제품 구매비를 계산해야 한다.</w:t>
             </w:r>
           </w:p>
         </w:tc>
@@ -9759,18 +9668,8 @@
             <w:vAlign w:val="center"/>
           </w:tcPr>
           <w:p>
-            <w:pPr>
-              <w:rPr>
-                <w:sz w:val="19"/>
-                <w:szCs w:val="19"/>
-              </w:rPr>
-            </w:pPr>
-            <w:r>
-              <w:rPr>
-                <w:sz w:val="19"/>
-                <w:szCs w:val="19"/>
-              </w:rPr>
-              <w:t>시스템은 선택한 마감재의 두께와 열전도율을 이용하여 열저항을 계산해야 한다.</w:t>
+            <w:r>
+              <w:t>시스템은 비교 제품과 선택 제품의 제조사 선언 열저항을 직접 사용하여 열성능을 계산해야 한다.</w:t>
             </w:r>
           </w:p>
         </w:tc>
@@ -9895,18 +9794,8 @@
             <w:vAlign w:val="center"/>
           </w:tcPr>
           <w:p>
-            <w:pPr>
-              <w:rPr>
-                <w:sz w:val="19"/>
-                <w:szCs w:val="19"/>
-              </w:rPr>
-            </w:pPr>
-            <w:r>
-              <w:rPr>
-                <w:sz w:val="19"/>
-                <w:szCs w:val="19"/>
-              </w:rPr>
-              <w:t>시스템은 Room의 열성능과 설정된 환경 조건을 이용하여 예상 연간 에너지 사용량을 계산해야 한다.</w:t>
+            <w:r>
+              <w:t>시스템은 난방과 냉방을 각각 계산한 뒤 예상 연간 에너지 사용량을 합산해야 한다.</w:t>
             </w:r>
           </w:p>
         </w:tc>
@@ -10031,18 +9920,8 @@
             <w:vAlign w:val="center"/>
           </w:tcPr>
           <w:p>
-            <w:pPr>
-              <w:rPr>
-                <w:sz w:val="19"/>
-                <w:szCs w:val="19"/>
-              </w:rPr>
-            </w:pPr>
-            <w:r>
-              <w:rPr>
-                <w:sz w:val="19"/>
-                <w:szCs w:val="19"/>
-              </w:rPr>
-              <w:t>시스템은 예상 연간 에너지 사용량을 에너지 비용으로 환산해야 한다.</w:t>
+            <w:r>
+              <w:t>시스템은 난방과 냉방에 서로 다른 에너지 단가를 적용하여 예상 연간 비용을 계산해야 한다.</w:t>
             </w:r>
           </w:p>
         </w:tc>
@@ -10167,18 +10046,8 @@
             <w:vAlign w:val="center"/>
           </w:tcPr>
           <w:p>
-            <w:pPr>
-              <w:rPr>
-                <w:sz w:val="19"/>
-                <w:szCs w:val="19"/>
-              </w:rPr>
-            </w:pPr>
-            <w:r>
-              <w:rPr>
-                <w:sz w:val="19"/>
-                <w:szCs w:val="19"/>
-              </w:rPr>
-              <w:t>시스템은 기준안과 선택안의 예상 연간 에너지 비용 차이를 계산해야 한다.</w:t>
+            <w:r>
+              <w:t>시스템은 비교 제품과 선택 제품의 예상 연간 냉난방 비용 차이를 절감액으로 계산해야 한다.</w:t>
             </w:r>
           </w:p>
         </w:tc>
@@ -10303,18 +10172,8 @@
             <w:vAlign w:val="center"/>
           </w:tcPr>
           <w:p>
-            <w:pPr>
-              <w:rPr>
-                <w:sz w:val="19"/>
-                <w:szCs w:val="19"/>
-              </w:rPr>
-            </w:pPr>
-            <w:r>
-              <w:rPr>
-                <w:sz w:val="19"/>
-                <w:szCs w:val="19"/>
-              </w:rPr>
-              <w:t>시스템은 추가 투자비와 예상 연간 절감액을 이용하여 투자 회수기간을 계산해야 한다.</w:t>
+            <w:r>
+              <w:t>시스템은 선택 제품 구매비와 예상 연간 절감액을 이용하여 투자 회수기간을 계산해야 한다.</w:t>
             </w:r>
           </w:p>
         </w:tc>
@@ -10409,6 +10268,7 @@
                 <w:sz w:val="19"/>
                 <w:szCs w:val="19"/>
               </w:rPr>
+              <w:lastRenderedPageBreak/>
               <w:t>FR-</w:t>
             </w:r>
             <w:r>
@@ -10439,18 +10299,8 @@
             <w:vAlign w:val="center"/>
           </w:tcPr>
           <w:p>
-            <w:pPr>
-              <w:rPr>
-                <w:sz w:val="19"/>
-                <w:szCs w:val="19"/>
-              </w:rPr>
-            </w:pPr>
-            <w:r>
-              <w:rPr>
-                <w:sz w:val="19"/>
-                <w:szCs w:val="19"/>
-              </w:rPr>
-              <w:t>사용자는 선택한 마감 항목과 계산 결과를 초기 상태로 되돌릴 수 있어야 한다.</w:t>
+            <w:r>
+              <w:t>사용자는 선택 제품과 계산 결과를 비교 제품 상태로 되돌릴 수 있어야 한다.</w:t>
             </w:r>
           </w:p>
         </w:tc>
@@ -10472,18 +10322,8 @@
             <w:vAlign w:val="center"/>
           </w:tcPr>
           <w:p>
-            <w:pPr>
-              <w:rPr>
-                <w:sz w:val="19"/>
-                <w:szCs w:val="19"/>
-              </w:rPr>
-            </w:pPr>
-            <w:r>
-              <w:rPr>
-                <w:sz w:val="19"/>
-                <w:szCs w:val="19"/>
-              </w:rPr>
-              <w:t>Should</w:t>
+            <w:r>
+              <w:t>Must</w:t>
             </w:r>
           </w:p>
         </w:tc>
@@ -10574,18 +10414,8 @@
             <w:vAlign w:val="center"/>
           </w:tcPr>
           <w:p>
-            <w:pPr>
-              <w:rPr>
-                <w:sz w:val="19"/>
-                <w:szCs w:val="19"/>
-              </w:rPr>
-            </w:pPr>
-            <w:r>
-              <w:rPr>
-                <w:sz w:val="19"/>
-                <w:szCs w:val="19"/>
-              </w:rPr>
-              <w:t>시스템은 최종 견적과 에너지 분석 결과를 하나의 요약 화면으로 제공하는 것이 좋다.</w:t>
+            <w:r>
+              <w:t>시스템은 선택 제품명, 제품 구매비와 연간 냉난방 분석 결과를 하나의 요약 화면으로 제공해야 한다.</w:t>
             </w:r>
           </w:p>
         </w:tc>
@@ -10607,18 +10437,8 @@
             <w:vAlign w:val="center"/>
           </w:tcPr>
           <w:p>
-            <w:pPr>
-              <w:rPr>
-                <w:sz w:val="19"/>
-                <w:szCs w:val="19"/>
-              </w:rPr>
-            </w:pPr>
-            <w:r>
-              <w:rPr>
-                <w:sz w:val="19"/>
-                <w:szCs w:val="19"/>
-              </w:rPr>
-              <w:t>Should</w:t>
+            <w:r>
+              <w:t>Must</w:t>
             </w:r>
           </w:p>
         </w:tc>
@@ -10658,10 +10478,11 @@
     <w:p>
       <w:pPr>
         <w:pStyle w:val="2"/>
+        <w:keepNext/>
+        <w:spacing w:before="240"/>
       </w:pPr>
-      <w:bookmarkStart w:id="16" w:name="_Toc242200462"/>
+      <w:bookmarkStart w:id="16" w:name="_Toc242550894"/>
       <w:r>
-        <w:lastRenderedPageBreak/>
         <w:t>3.2 기능 요구사항 상세</w:t>
       </w:r>
       <w:bookmarkEnd w:id="16"/>
@@ -10669,6 +10490,8 @@
     <w:p>
       <w:pPr>
         <w:pStyle w:val="3"/>
+        <w:keepNext/>
+        <w:spacing w:before="240" w:after="120"/>
       </w:pPr>
       <w:r>
         <w:t>FR-01 ~ FR-08 Room 선택 및 3D Configurator</w:t>
@@ -10764,33 +10587,15 @@
             <w:vAlign w:val="center"/>
           </w:tcPr>
           <w:p>
-            <w:pPr>
-              <w:rPr>
-                <w:sz w:val="19"/>
-                <w:szCs w:val="19"/>
-              </w:rPr>
-            </w:pPr>
-            <w:r>
-              <w:rPr>
-                <w:sz w:val="19"/>
-                <w:szCs w:val="19"/>
-              </w:rPr>
+            <w:r>
               <w:t>FR-01 ~ FR-</w:t>
             </w:r>
             <w:proofErr w:type="gramStart"/>
             <w:r>
-              <w:rPr>
-                <w:sz w:val="19"/>
-                <w:szCs w:val="19"/>
-              </w:rPr>
               <w:t>08 /</w:t>
             </w:r>
             <w:proofErr w:type="gramEnd"/>
             <w:r>
-              <w:rPr>
-                <w:sz w:val="19"/>
-                <w:szCs w:val="19"/>
-              </w:rPr>
               <w:t xml:space="preserve"> Room 선택 및 3D Configurator</w:t>
             </w:r>
           </w:p>
@@ -11023,11 +10828,7 @@
           </w:tcPr>
           <w:p>
             <w:r>
-              <w:rPr>
-                <w:sz w:val="19"/>
-                <w:szCs w:val="19"/>
-              </w:rPr>
-              <w:t>Room Type, 벽 마감재, 바닥 마감재, 천장 마감재, 조명, 블라인드, 커튼 선택</w:t>
+              <w:t>Room Type, 벽 제품, 바닥 제품, 천장 제품, Window Covering 제품</w:t>
             </w:r>
           </w:p>
         </w:tc>
@@ -11081,42 +10882,24 @@
             <w:vAlign w:val="center"/>
           </w:tcPr>
           <w:p>
-            <w:pPr>
-              <w:rPr>
-                <w:sz w:val="19"/>
-                <w:szCs w:val="19"/>
-              </w:rPr>
-            </w:pPr>
-            <w:r>
-              <w:rPr>
-                <w:sz w:val="19"/>
-                <w:szCs w:val="19"/>
-              </w:rPr>
+            <w:r>
               <w:t>1. 선택한 Room을 3D 공간에 표시한다.</w:t>
             </w:r>
-          </w:p>
-          <w:p>
-            <w:pPr>
-              <w:rPr>
-                <w:sz w:val="19"/>
-                <w:szCs w:val="19"/>
-              </w:rPr>
-            </w:pPr>
-            <w:r>
-              <w:rPr>
-                <w:sz w:val="19"/>
-                <w:szCs w:val="19"/>
-              </w:rPr>
-              <w:t>2. 사용자가 Room 내부를 1인칭 시점으로 이동할 수 있도록 한다.</w:t>
-            </w:r>
-          </w:p>
-          <w:p>
-            <w:r>
-              <w:rPr>
-                <w:sz w:val="19"/>
-                <w:szCs w:val="19"/>
-              </w:rPr>
-              <w:t>3. 선택한 마감재와 설비를 Room에 반영한다.</w:t>
+            <w:r>
+              <w:br/>
+              <w:t>2. 플레이어를 방 중앙의 시작 지점에 배치한다.</w:t>
+            </w:r>
+            <w:r>
+              <w:br/>
+              <w:t>3. 벽, 바닥과 천장은 같은 카테고리 전체에 제품을 적용한다.</w:t>
+            </w:r>
+            <w:r>
+              <w:br/>
+              <w:t>4. Window Covering은 선택한 창에 적용한다.</w:t>
+            </w:r>
+            <w:r>
+              <w:br/>
+              <w:t>5. 욕실, 화장실, 발코니와 보호 패널은 변경하지 않는다.</w:t>
             </w:r>
           </w:p>
         </w:tc>
@@ -11289,11 +11072,7 @@
           </w:tcPr>
           <w:p>
             <w:r>
-              <w:rPr>
-                <w:sz w:val="19"/>
-                <w:szCs w:val="19"/>
-              </w:rPr>
-              <w:t>Room 선택과 마감 항목 변경 결과가 3D 공간에 정상적으로 반영되어야 한다.</w:t>
+              <w:t>세 Room이 정상 표시되고, 대상 카테고리만 함께 변경되며 제외 공간의 외관은 유지되어야 한다.</w:t>
             </w:r>
           </w:p>
         </w:tc>
@@ -11492,6 +11271,8 @@
     <w:p>
       <w:pPr>
         <w:pStyle w:val="3"/>
+        <w:keepNext/>
+        <w:spacing w:before="240" w:after="120"/>
       </w:pPr>
       <w:r>
         <w:t>FR-09 견적 계산</w:t>
@@ -11668,18 +11449,8 @@
             <w:vAlign w:val="center"/>
           </w:tcPr>
           <w:p>
-            <w:pPr>
-              <w:rPr>
-                <w:sz w:val="19"/>
-                <w:szCs w:val="19"/>
-              </w:rPr>
-            </w:pPr>
-            <w:r>
-              <w:rPr>
-                <w:sz w:val="19"/>
-                <w:szCs w:val="19"/>
-              </w:rPr>
-              <w:t>사용자가 선택한 마감재와 설비의 예상 비용을 실시간으로 확인할 수 있도록 한다.</w:t>
+            <w:r>
+              <w:t>사용자가 선택한 제품의 예상 구매비를 실시간으로 확인할 수 있도록 한다.</w:t>
             </w:r>
           </w:p>
         </w:tc>
@@ -11711,6 +11482,7 @@
                 <w:sz w:val="19"/>
                 <w:szCs w:val="19"/>
               </w:rPr>
+              <w:lastRenderedPageBreak/>
               <w:t>사용자</w:t>
             </w:r>
           </w:p>
@@ -11863,34 +11635,8 @@
             <w:vAlign w:val="center"/>
           </w:tcPr>
           <w:p>
-            <w:pPr>
-              <w:rPr>
-                <w:sz w:val="19"/>
-                <w:szCs w:val="19"/>
-              </w:rPr>
-            </w:pPr>
-            <w:r>
-              <w:rPr>
-                <w:sz w:val="19"/>
-                <w:szCs w:val="19"/>
-              </w:rPr>
-              <w:t xml:space="preserve">제품 단가, </w:t>
-            </w:r>
-            <w:proofErr w:type="spellStart"/>
-            <w:r>
-              <w:rPr>
-                <w:sz w:val="19"/>
-                <w:szCs w:val="19"/>
-              </w:rPr>
-              <w:t>시공비</w:t>
-            </w:r>
-            <w:proofErr w:type="spellEnd"/>
-            <w:r>
-              <w:rPr>
-                <w:sz w:val="19"/>
-                <w:szCs w:val="19"/>
-              </w:rPr>
-              <w:t>, 적용 면적, 수량</w:t>
+            <w:r>
+              <w:t>제품 단가, 적용 면적</w:t>
             </w:r>
           </w:p>
         </w:tc>
@@ -11944,48 +11690,24 @@
             <w:vAlign w:val="center"/>
           </w:tcPr>
           <w:p>
-            <w:pPr>
-              <w:rPr>
-                <w:sz w:val="19"/>
-                <w:szCs w:val="19"/>
-              </w:rPr>
-            </w:pPr>
-            <w:r>
-              <w:rPr>
-                <w:sz w:val="19"/>
-                <w:szCs w:val="19"/>
-              </w:rPr>
-              <w:t>1. 선택한 제품의 비용을 계산한다.</w:t>
-            </w:r>
-          </w:p>
-          <w:p>
-            <w:pPr>
-              <w:rPr>
-                <w:sz w:val="19"/>
-                <w:szCs w:val="19"/>
-              </w:rPr>
-            </w:pPr>
-            <w:r>
-              <w:rPr>
-                <w:sz w:val="19"/>
-                <w:szCs w:val="19"/>
-              </w:rPr>
-              <w:t>2. 각 항목의 금액을 합산한다.</w:t>
-            </w:r>
-          </w:p>
-          <w:p>
-            <w:pPr>
-              <w:rPr>
-                <w:sz w:val="19"/>
-                <w:szCs w:val="19"/>
-              </w:rPr>
-            </w:pPr>
-            <w:r>
-              <w:rPr>
-                <w:sz w:val="19"/>
-                <w:szCs w:val="19"/>
-              </w:rPr>
-              <w:t>3. 제품 변경 또는 제거 시 총 견적을 다시 계산한다.</w:t>
+            <w:r>
+              <w:t>1. 선택한 제품 단가와 적용 면적을 곱한다.</w:t>
+            </w:r>
+            <w:r>
+              <w:br/>
+              <w:t>2. 벽, 바닥, 천장과 Window Covering 비용을 합산한다.</w:t>
+            </w:r>
+            <w:r>
+              <w:br/>
+            </w:r>
+            <w:r>
+              <w:rPr>
+                <w:rFonts w:hint="eastAsia"/>
+              </w:rPr>
+              <w:t>3</w:t>
+            </w:r>
+            <w:r>
+              <w:t>. 제품 변경 또는 초기화 시 총 제품 구매비를 다시 계산한다.</w:t>
             </w:r>
           </w:p>
         </w:tc>
@@ -12039,18 +11761,8 @@
             <w:vAlign w:val="center"/>
           </w:tcPr>
           <w:p>
-            <w:pPr>
-              <w:rPr>
-                <w:sz w:val="19"/>
-                <w:szCs w:val="19"/>
-              </w:rPr>
-            </w:pPr>
-            <w:r>
-              <w:rPr>
-                <w:sz w:val="19"/>
-                <w:szCs w:val="19"/>
-              </w:rPr>
-              <w:t>항목별 예상 비용과 총 견적 금액을 표시한다.</w:t>
+            <w:r>
+              <w:t>카테고리별 제품 구매비와 총 제품 구매비를 표시하고 Installation excluded를 안내한다.</w:t>
             </w:r>
           </w:p>
         </w:tc>
@@ -12277,7 +11989,6 @@
                 <w:sz w:val="19"/>
                 <w:szCs w:val="19"/>
               </w:rPr>
-              <w:lastRenderedPageBreak/>
               <w:t>우선순위</w:t>
             </w:r>
           </w:p>
@@ -12390,6 +12101,8 @@
     <w:p>
       <w:pPr>
         <w:pStyle w:val="3"/>
+        <w:keepNext/>
+        <w:spacing w:before="240" w:after="120"/>
       </w:pPr>
       <w:r>
         <w:t>FR-1</w:t>
@@ -12825,18 +12538,24 @@
             <w:vAlign w:val="center"/>
           </w:tcPr>
           <w:p>
-            <w:pPr>
-              <w:rPr>
-                <w:sz w:val="19"/>
-                <w:szCs w:val="19"/>
-              </w:rPr>
-            </w:pPr>
-            <w:r>
-              <w:rPr>
-                <w:sz w:val="19"/>
-                <w:szCs w:val="19"/>
-              </w:rPr>
-              <w:t>마감재 두께, 열전도율, Room 면적, 실내외 온도 조건, 냉난방 효율, 에너지 단가</w:t>
+            <w:r>
+              <w:t xml:space="preserve">비교 제품과 선택 제품의 선언 </w:t>
+            </w:r>
+            <w:proofErr w:type="spellStart"/>
+            <w:r>
+              <w:t>열저항</w:t>
+            </w:r>
+            <w:proofErr w:type="spellEnd"/>
+            <w:r>
+              <w:t xml:space="preserve">(m²K/W), Room 분석 면적, 난방과 냉방의 등가 </w:t>
+            </w:r>
+            <w:proofErr w:type="spellStart"/>
+            <w:r>
+              <w:t>온도차</w:t>
+            </w:r>
+            <w:proofErr w:type="spellEnd"/>
+            <w:r>
+              <w:t>, 연간 시간, 효율, 에너지 단가</w:t>
             </w:r>
           </w:p>
         </w:tc>
@@ -12890,108 +12609,40 @@
             <w:vAlign w:val="center"/>
           </w:tcPr>
           <w:p>
-            <w:pPr>
-              <w:rPr>
-                <w:sz w:val="19"/>
-                <w:szCs w:val="19"/>
-              </w:rPr>
-            </w:pPr>
-            <w:r>
-              <w:rPr>
-                <w:sz w:val="19"/>
-                <w:szCs w:val="19"/>
-              </w:rPr>
-              <w:t>1. 마감재의 열저항을 계산한다.</w:t>
-            </w:r>
-          </w:p>
-          <w:p>
-            <w:pPr>
-              <w:rPr>
-                <w:sz w:val="19"/>
-                <w:szCs w:val="19"/>
-              </w:rPr>
-            </w:pPr>
-            <w:r>
-              <w:rPr>
-                <w:sz w:val="19"/>
-                <w:szCs w:val="19"/>
-              </w:rPr>
-              <w:t>2. Room의 열성능을 계산한다.</w:t>
-            </w:r>
-          </w:p>
-          <w:p>
-            <w:pPr>
-              <w:rPr>
-                <w:sz w:val="19"/>
-                <w:szCs w:val="19"/>
-              </w:rPr>
-            </w:pPr>
-            <w:r>
-              <w:rPr>
-                <w:sz w:val="19"/>
-                <w:szCs w:val="19"/>
-              </w:rPr>
-              <w:t>3. 예상 연간 에너지 사용량을 산출한다.</w:t>
-            </w:r>
-          </w:p>
-          <w:p>
-            <w:pPr>
-              <w:rPr>
-                <w:sz w:val="19"/>
-                <w:szCs w:val="19"/>
-              </w:rPr>
-            </w:pPr>
-            <w:r>
-              <w:rPr>
-                <w:sz w:val="19"/>
-                <w:szCs w:val="19"/>
-              </w:rPr>
-              <w:t>4. 에너지 사용량을 비용으로 환산한다.</w:t>
-            </w:r>
-          </w:p>
-          <w:p>
-            <w:pPr>
-              <w:rPr>
-                <w:sz w:val="19"/>
-                <w:szCs w:val="19"/>
-              </w:rPr>
-            </w:pPr>
-            <w:r>
-              <w:rPr>
-                <w:sz w:val="19"/>
-                <w:szCs w:val="19"/>
-              </w:rPr>
-              <w:t>5. 기준안과 비교하여 예상 절감액과 투자 회수기간을 계산한다.</w:t>
-            </w:r>
-          </w:p>
-          <w:p>
-            <w:pPr>
-              <w:rPr>
-                <w:sz w:val="19"/>
-                <w:szCs w:val="19"/>
-              </w:rPr>
-            </w:pPr>
-            <w:r>
-              <w:rPr>
-                <w:sz w:val="19"/>
-                <w:szCs w:val="19"/>
-              </w:rPr>
-              <w:t>6. 초기화 실행 시 선택 항목과 계산 결과를 초기 상태로 되돌린다.</w:t>
-            </w:r>
-          </w:p>
-          <w:p>
-            <w:pPr>
-              <w:rPr>
-                <w:sz w:val="19"/>
-                <w:szCs w:val="19"/>
-              </w:rPr>
-            </w:pPr>
-            <w:r>
-              <w:rPr>
-                <w:sz w:val="19"/>
-                <w:szCs w:val="19"/>
-              </w:rPr>
-              <w:t>7. 최종 결과 화면에 선택 항목과 견적 및 에너지 분석 결과를 표시한다.</w:t>
+            <w:r>
+              <w:t>1. 각 카테고리의 첫 번째 유효 제품을 비교 제품으로 정한다.</w:t>
+            </w:r>
+            <w:r>
+              <w:br/>
+              <w:t xml:space="preserve">2. 비교 제품과 선택 제품의 </w:t>
+            </w:r>
+            <w:proofErr w:type="spellStart"/>
+            <w:r>
+              <w:t>열손실</w:t>
+            </w:r>
+            <w:proofErr w:type="spellEnd"/>
+            <w:r>
+              <w:t xml:space="preserve"> 계수를 면적 나누기 선언 열저항으로 각각 계산한다.</w:t>
+            </w:r>
+            <w:r>
+              <w:br/>
+              <w:t>3. 난방과 냉방 사용량을 따로 계산한 뒤 연간 사용량으로 합산한다.</w:t>
+            </w:r>
+            <w:r>
+              <w:br/>
+              <w:t>4. 난방과 냉방에 각 에너지 단가를 적용해 연간 비용을 계산한다.</w:t>
+            </w:r>
+            <w:r>
+              <w:br/>
+              <w:t>5. 두 비용의 차이를 절감액으로 계산한다.</w:t>
+            </w:r>
+            <w:r>
+              <w:br/>
+              <w:t>6. 선택 제품 구매비를 절감액으로 나누어 회수기간을 계산한다.</w:t>
+            </w:r>
+            <w:r>
+              <w:br/>
+              <w:t>7. 최종 화면에 선택 제품과 결과를 표시한다.</w:t>
             </w:r>
           </w:p>
         </w:tc>
@@ -13045,27 +12696,16 @@
             <w:vAlign w:val="center"/>
           </w:tcPr>
           <w:p>
-            <w:pPr>
-              <w:rPr>
-                <w:sz w:val="19"/>
-                <w:szCs w:val="19"/>
-              </w:rPr>
-            </w:pPr>
+            <w:r>
+              <w:t xml:space="preserve">선택 제품명, 제품 </w:t>
+            </w:r>
             <w:proofErr w:type="spellStart"/>
             <w:r>
-              <w:rPr>
-                <w:sz w:val="19"/>
-                <w:szCs w:val="19"/>
-              </w:rPr>
-              <w:t>열성능</w:t>
+              <w:t>구매비</w:t>
             </w:r>
             <w:proofErr w:type="spellEnd"/>
             <w:r>
-              <w:rPr>
-                <w:sz w:val="19"/>
-                <w:szCs w:val="19"/>
-              </w:rPr>
-              <w:t>, 예상 연간 에너지 사용량, 연간 에너지 비용, 예상 절감액, 투자 회수기간을 표시한다.</w:t>
+              <w:t>, 비교안과 선택안의 연간 냉난방 사용량과 비용, 예상 절감액, 투자 회수기간을 표시한다.</w:t>
             </w:r>
           </w:p>
         </w:tc>
@@ -13097,6 +12737,7 @@
                 <w:sz w:val="19"/>
                 <w:szCs w:val="19"/>
               </w:rPr>
+              <w:lastRenderedPageBreak/>
               <w:t>예외 처리</w:t>
             </w:r>
           </w:p>
@@ -13209,34 +12850,32 @@
             <w:vAlign w:val="center"/>
           </w:tcPr>
           <w:p>
-            <w:pPr>
-              <w:rPr>
-                <w:sz w:val="19"/>
-                <w:szCs w:val="19"/>
-              </w:rPr>
-            </w:pPr>
-            <w:r>
-              <w:rPr>
-                <w:sz w:val="19"/>
-                <w:szCs w:val="19"/>
-              </w:rPr>
-              <w:t xml:space="preserve">시스템의 계산 결과가 동일한 </w:t>
+            <w:r>
+              <w:t xml:space="preserve">동일한 </w:t>
             </w:r>
             <w:proofErr w:type="spellStart"/>
             <w:r>
-              <w:rPr>
-                <w:sz w:val="19"/>
-                <w:szCs w:val="19"/>
-              </w:rPr>
-              <w:t>입력값을</w:t>
+              <w:t>RoomData</w:t>
             </w:r>
             <w:proofErr w:type="spellEnd"/>
             <w:r>
-              <w:rPr>
-                <w:sz w:val="19"/>
-                <w:szCs w:val="19"/>
-              </w:rPr>
-              <w:t xml:space="preserve"> 사용한 기준 계산 결과와 일치해야 한다.</w:t>
+              <w:t xml:space="preserve">, </w:t>
+            </w:r>
+            <w:proofErr w:type="spellStart"/>
+            <w:r>
+              <w:t>FinishData</w:t>
+            </w:r>
+            <w:proofErr w:type="spellEnd"/>
+            <w:r>
+              <w:t xml:space="preserve">와 </w:t>
+            </w:r>
+            <w:proofErr w:type="spellStart"/>
+            <w:r>
+              <w:t>EnergyStandardData</w:t>
+            </w:r>
+            <w:proofErr w:type="spellEnd"/>
+            <w:r>
+              <w:t>를 사용한 독립 계산 및 회귀 검사 결과와 일치해야 한다.</w:t>
             </w:r>
           </w:p>
         </w:tc>
@@ -13461,8 +13100,10 @@
     <w:p>
       <w:pPr>
         <w:pStyle w:val="1"/>
+        <w:keepNext/>
+        <w:spacing w:before="240" w:after="120"/>
       </w:pPr>
-      <w:bookmarkStart w:id="17" w:name="_Toc242200463"/>
+      <w:bookmarkStart w:id="17" w:name="_Toc242550895"/>
       <w:r>
         <w:lastRenderedPageBreak/>
         <w:t>4. 외부 인터페이스 요구사항</w:t>
@@ -13472,8 +13113,10 @@
     <w:p>
       <w:pPr>
         <w:pStyle w:val="2"/>
+        <w:keepNext/>
+        <w:spacing w:before="240"/>
       </w:pPr>
-      <w:bookmarkStart w:id="18" w:name="_Toc242200464"/>
+      <w:bookmarkStart w:id="18" w:name="_Toc242550896"/>
       <w:r>
         <w:t>4.1 사용자 인터페이스</w:t>
       </w:r>
@@ -14000,18 +13643,8 @@
             <w:vAlign w:val="center"/>
           </w:tcPr>
           <w:p>
-            <w:pPr>
-              <w:rPr>
-                <w:sz w:val="19"/>
-                <w:szCs w:val="19"/>
-              </w:rPr>
-            </w:pPr>
-            <w:r>
-              <w:rPr>
-                <w:sz w:val="19"/>
-                <w:szCs w:val="19"/>
-              </w:rPr>
-              <w:t>벽, 바닥, 천장, 조명, 블라인드, 커튼을 선택하고 변경하며 초기화할 수 있다.</w:t>
+            <w:r>
+              <w:t>벽, 바닥, 천장과 Window Covering 제품을 영어로 표시하고 변경하며 초기화할 수 있다. 제품 색상 견본, 가격과 열저항을 표시한다.</w:t>
             </w:r>
           </w:p>
         </w:tc>
@@ -14033,34 +13666,8 @@
             <w:vAlign w:val="center"/>
           </w:tcPr>
           <w:p>
-            <w:pPr>
-              <w:rPr>
-                <w:sz w:val="19"/>
-                <w:szCs w:val="19"/>
-              </w:rPr>
-            </w:pPr>
-            <w:r>
-              <w:rPr>
-                <w:sz w:val="19"/>
-                <w:szCs w:val="19"/>
-              </w:rPr>
-              <w:t>FR-04 ~ FR-08</w:t>
-            </w:r>
-            <w:r>
-              <w:rPr>
-                <w:rFonts w:hint="eastAsia"/>
-                <w:sz w:val="19"/>
-                <w:szCs w:val="19"/>
-              </w:rPr>
-              <w:t>, FR-1</w:t>
-            </w:r>
-            <w:r>
-              <w:rPr>
-                <w:rFonts w:hint="eastAsia"/>
-                <w:sz w:val="19"/>
-                <w:szCs w:val="19"/>
-              </w:rPr>
-              <w:t>5</w:t>
+            <w:r>
+              <w:t>FR-04 ~ FR-08, FR-15</w:t>
             </w:r>
           </w:p>
         </w:tc>
@@ -14158,18 +13765,8 @@
             <w:vAlign w:val="center"/>
           </w:tcPr>
           <w:p>
-            <w:pPr>
-              <w:rPr>
-                <w:sz w:val="19"/>
-                <w:szCs w:val="19"/>
-              </w:rPr>
-            </w:pPr>
-            <w:r>
-              <w:rPr>
-                <w:sz w:val="19"/>
-                <w:szCs w:val="19"/>
-              </w:rPr>
-              <w:t>항목별 금액과 총 견적 금액을 표시한다.</w:t>
+            <w:r>
+              <w:t>카테고리별 제품 구매비와 총 제품 구매비를 표시한다.</w:t>
             </w:r>
           </w:p>
         </w:tc>
@@ -14300,27 +13897,8 @@
             <w:vAlign w:val="center"/>
           </w:tcPr>
           <w:p>
-            <w:pPr>
-              <w:rPr>
-                <w:sz w:val="19"/>
-                <w:szCs w:val="19"/>
-              </w:rPr>
-            </w:pPr>
-            <w:proofErr w:type="spellStart"/>
-            <w:r>
-              <w:rPr>
-                <w:sz w:val="19"/>
-                <w:szCs w:val="19"/>
-              </w:rPr>
-              <w:t>열성능</w:t>
-            </w:r>
-            <w:proofErr w:type="spellEnd"/>
-            <w:r>
-              <w:rPr>
-                <w:sz w:val="19"/>
-                <w:szCs w:val="19"/>
-              </w:rPr>
-              <w:t>, 연간 에너지 사용량, 에너지 비용, 절감액, 투자 회수기간을 표시한다.</w:t>
+            <w:r>
+              <w:t>연간 난방과 냉방 사용량, 비용, 절감액과 회수기간을 표시한다.</w:t>
             </w:r>
           </w:p>
         </w:tc>
@@ -14474,18 +14052,8 @@
             <w:vAlign w:val="center"/>
           </w:tcPr>
           <w:p>
-            <w:pPr>
-              <w:rPr>
-                <w:sz w:val="19"/>
-                <w:szCs w:val="19"/>
-              </w:rPr>
-            </w:pPr>
-            <w:r>
-              <w:rPr>
-                <w:sz w:val="19"/>
-                <w:szCs w:val="19"/>
-              </w:rPr>
-              <w:t>선택 항목과 견적, 에너지 분석 결과를 종합하여 표시한다.</w:t>
+            <w:r>
+              <w:t>선택 제품명, 제품 구매비와 냉난방 분석 결과를 화면 안에 표시한다.</w:t>
             </w:r>
           </w:p>
         </w:tc>
@@ -14546,19 +14114,15 @@
         </w:rPr>
       </w:pPr>
       <w:r>
-        <w:rPr>
-          <w:rFonts w:hint="eastAsia"/>
-          <w:b/>
-          <w:bCs/>
-        </w:rPr>
-        <w:t>[Sample Image</w:t>
+        <w:t xml:space="preserve">현재 구현 화면은 Unity 프로젝트의 IFEA </w:t>
       </w:r>
+      <w:proofErr w:type="spellStart"/>
       <w:r>
-        <w:rPr>
-          <w:b/>
-          <w:bCs/>
-        </w:rPr>
-        <w:t>]</w:t>
+        <w:t>씬과</w:t>
+      </w:r>
+      <w:proofErr w:type="spellEnd"/>
+      <w:r>
+        <w:t xml:space="preserve"> 실행 화면을 기준으로 확인한다.</w:t>
       </w:r>
     </w:p>
     <w:p>
@@ -14572,294 +14136,11 @@
     </w:p>
     <w:p>
       <w:pPr>
-        <w:spacing w:after="120"/>
-        <w:rPr>
-          <w:b/>
-          <w:bCs/>
-        </w:rPr>
+        <w:pStyle w:val="2"/>
+        <w:keepNext/>
+        <w:spacing w:before="240"/>
       </w:pPr>
-      <w:r>
-        <w:rPr>
-          <w:b/>
-          <w:bCs/>
-          <w:noProof/>
-        </w:rPr>
-        <w:drawing>
-          <wp:inline distT="0" distB="0" distL="0" distR="0" wp14:anchorId="6F2AAD98" wp14:editId="654EE76C">
-            <wp:extent cx="6115685" cy="3437890"/>
-            <wp:effectExtent l="0" t="0" r="0" b="0"/>
-            <wp:docPr id="714667765" name="그림 1"/>
-            <wp:cNvGraphicFramePr>
-              <a:graphicFrameLocks xmlns:a="http://schemas.openxmlformats.org/drawingml/2006/main" noChangeAspect="1"/>
-            </wp:cNvGraphicFramePr>
-            <a:graphic xmlns:a="http://schemas.openxmlformats.org/drawingml/2006/main">
-              <a:graphicData uri="http://schemas.openxmlformats.org/drawingml/2006/picture">
-                <pic:pic xmlns:pic="http://schemas.openxmlformats.org/drawingml/2006/picture">
-                  <pic:nvPicPr>
-                    <pic:cNvPr id="0" name="Picture 1"/>
-                    <pic:cNvPicPr>
-                      <a:picLocks noChangeAspect="1" noChangeArrowheads="1"/>
-                    </pic:cNvPicPr>
-                  </pic:nvPicPr>
-                  <pic:blipFill>
-                    <a:blip r:embed="rId8" cstate="print">
-                      <a:extLst>
-                        <a:ext uri="{28A0092B-C50C-407E-A947-70E740481C1C}">
-                          <a14:useLocalDpi xmlns:a14="http://schemas.microsoft.com/office/drawing/2010/main" val="0"/>
-                        </a:ext>
-                      </a:extLst>
-                    </a:blip>
-                    <a:srcRect/>
-                    <a:stretch>
-                      <a:fillRect/>
-                    </a:stretch>
-                  </pic:blipFill>
-                  <pic:spPr bwMode="auto">
-                    <a:xfrm>
-                      <a:off x="0" y="0"/>
-                      <a:ext cx="6115685" cy="3437890"/>
-                    </a:xfrm>
-                    <a:prstGeom prst="rect">
-                      <a:avLst/>
-                    </a:prstGeom>
-                    <a:noFill/>
-                    <a:ln>
-                      <a:noFill/>
-                    </a:ln>
-                  </pic:spPr>
-                </pic:pic>
-              </a:graphicData>
-            </a:graphic>
-          </wp:inline>
-        </w:drawing>
-      </w:r>
-      <w:r>
-        <w:rPr>
-          <w:b/>
-          <w:bCs/>
-          <w:noProof/>
-        </w:rPr>
-        <w:lastRenderedPageBreak/>
-        <w:drawing>
-          <wp:inline distT="0" distB="0" distL="0" distR="0" wp14:anchorId="11B00B4E" wp14:editId="179C6156">
-            <wp:extent cx="6115685" cy="3437890"/>
-            <wp:effectExtent l="0" t="0" r="0" b="0"/>
-            <wp:docPr id="7964290" name="그림 2"/>
-            <wp:cNvGraphicFramePr>
-              <a:graphicFrameLocks xmlns:a="http://schemas.openxmlformats.org/drawingml/2006/main" noChangeAspect="1"/>
-            </wp:cNvGraphicFramePr>
-            <a:graphic xmlns:a="http://schemas.openxmlformats.org/drawingml/2006/main">
-              <a:graphicData uri="http://schemas.openxmlformats.org/drawingml/2006/picture">
-                <pic:pic xmlns:pic="http://schemas.openxmlformats.org/drawingml/2006/picture">
-                  <pic:nvPicPr>
-                    <pic:cNvPr id="0" name="Picture 2"/>
-                    <pic:cNvPicPr>
-                      <a:picLocks noChangeAspect="1" noChangeArrowheads="1"/>
-                    </pic:cNvPicPr>
-                  </pic:nvPicPr>
-                  <pic:blipFill>
-                    <a:blip r:embed="rId9" cstate="print">
-                      <a:extLst>
-                        <a:ext uri="{28A0092B-C50C-407E-A947-70E740481C1C}">
-                          <a14:useLocalDpi xmlns:a14="http://schemas.microsoft.com/office/drawing/2010/main" val="0"/>
-                        </a:ext>
-                      </a:extLst>
-                    </a:blip>
-                    <a:srcRect/>
-                    <a:stretch>
-                      <a:fillRect/>
-                    </a:stretch>
-                  </pic:blipFill>
-                  <pic:spPr bwMode="auto">
-                    <a:xfrm>
-                      <a:off x="0" y="0"/>
-                      <a:ext cx="6115685" cy="3437890"/>
-                    </a:xfrm>
-                    <a:prstGeom prst="rect">
-                      <a:avLst/>
-                    </a:prstGeom>
-                    <a:noFill/>
-                    <a:ln>
-                      <a:noFill/>
-                    </a:ln>
-                  </pic:spPr>
-                </pic:pic>
-              </a:graphicData>
-            </a:graphic>
-          </wp:inline>
-        </w:drawing>
-      </w:r>
-      <w:r>
-        <w:rPr>
-          <w:b/>
-          <w:bCs/>
-          <w:noProof/>
-        </w:rPr>
-        <w:drawing>
-          <wp:inline distT="0" distB="0" distL="0" distR="0" wp14:anchorId="306FA838" wp14:editId="336C112F">
-            <wp:extent cx="6108556" cy="3437890"/>
-            <wp:effectExtent l="0" t="0" r="6985" b="0"/>
-            <wp:docPr id="1231439378" name="그림 3"/>
-            <wp:cNvGraphicFramePr>
-              <a:graphicFrameLocks xmlns:a="http://schemas.openxmlformats.org/drawingml/2006/main" noChangeAspect="1"/>
-            </wp:cNvGraphicFramePr>
-            <a:graphic xmlns:a="http://schemas.openxmlformats.org/drawingml/2006/main">
-              <a:graphicData uri="http://schemas.openxmlformats.org/drawingml/2006/picture">
-                <pic:pic xmlns:pic="http://schemas.openxmlformats.org/drawingml/2006/picture">
-                  <pic:nvPicPr>
-                    <pic:cNvPr id="1231439378" name="그림 3"/>
-                    <pic:cNvPicPr>
-                      <a:picLocks noChangeAspect="1" noChangeArrowheads="1"/>
-                    </pic:cNvPicPr>
-                  </pic:nvPicPr>
-                  <pic:blipFill>
-                    <a:blip r:embed="rId10" cstate="print">
-                      <a:extLst>
-                        <a:ext uri="{28A0092B-C50C-407E-A947-70E740481C1C}">
-                          <a14:useLocalDpi xmlns:a14="http://schemas.microsoft.com/office/drawing/2010/main" val="0"/>
-                        </a:ext>
-                      </a:extLst>
-                    </a:blip>
-                    <a:stretch>
-                      <a:fillRect/>
-                    </a:stretch>
-                  </pic:blipFill>
-                  <pic:spPr bwMode="auto">
-                    <a:xfrm>
-                      <a:off x="0" y="0"/>
-                      <a:ext cx="6108556" cy="3437890"/>
-                    </a:xfrm>
-                    <a:prstGeom prst="rect">
-                      <a:avLst/>
-                    </a:prstGeom>
-                    <a:noFill/>
-                    <a:ln>
-                      <a:noFill/>
-                    </a:ln>
-                  </pic:spPr>
-                </pic:pic>
-              </a:graphicData>
-            </a:graphic>
-          </wp:inline>
-        </w:drawing>
-      </w:r>
-      <w:r>
-        <w:rPr>
-          <w:b/>
-          <w:bCs/>
-          <w:noProof/>
-        </w:rPr>
-        <w:lastRenderedPageBreak/>
-        <w:drawing>
-          <wp:inline distT="0" distB="0" distL="0" distR="0" wp14:anchorId="6B20927B" wp14:editId="73FF58F4">
-            <wp:extent cx="6115685" cy="3437890"/>
-            <wp:effectExtent l="0" t="0" r="0" b="0"/>
-            <wp:docPr id="881710658" name="그림 4"/>
-            <wp:cNvGraphicFramePr>
-              <a:graphicFrameLocks xmlns:a="http://schemas.openxmlformats.org/drawingml/2006/main" noChangeAspect="1"/>
-            </wp:cNvGraphicFramePr>
-            <a:graphic xmlns:a="http://schemas.openxmlformats.org/drawingml/2006/main">
-              <a:graphicData uri="http://schemas.openxmlformats.org/drawingml/2006/picture">
-                <pic:pic xmlns:pic="http://schemas.openxmlformats.org/drawingml/2006/picture">
-                  <pic:nvPicPr>
-                    <pic:cNvPr id="0" name="Picture 4"/>
-                    <pic:cNvPicPr>
-                      <a:picLocks noChangeAspect="1" noChangeArrowheads="1"/>
-                    </pic:cNvPicPr>
-                  </pic:nvPicPr>
-                  <pic:blipFill>
-                    <a:blip r:embed="rId11" cstate="print">
-                      <a:extLst>
-                        <a:ext uri="{28A0092B-C50C-407E-A947-70E740481C1C}">
-                          <a14:useLocalDpi xmlns:a14="http://schemas.microsoft.com/office/drawing/2010/main" val="0"/>
-                        </a:ext>
-                      </a:extLst>
-                    </a:blip>
-                    <a:srcRect/>
-                    <a:stretch>
-                      <a:fillRect/>
-                    </a:stretch>
-                  </pic:blipFill>
-                  <pic:spPr bwMode="auto">
-                    <a:xfrm>
-                      <a:off x="0" y="0"/>
-                      <a:ext cx="6115685" cy="3437890"/>
-                    </a:xfrm>
-                    <a:prstGeom prst="rect">
-                      <a:avLst/>
-                    </a:prstGeom>
-                    <a:noFill/>
-                    <a:ln>
-                      <a:noFill/>
-                    </a:ln>
-                  </pic:spPr>
-                </pic:pic>
-              </a:graphicData>
-            </a:graphic>
-          </wp:inline>
-        </w:drawing>
-      </w:r>
-      <w:r>
-        <w:rPr>
-          <w:b/>
-          <w:bCs/>
-          <w:noProof/>
-        </w:rPr>
-        <w:drawing>
-          <wp:inline distT="0" distB="0" distL="0" distR="0" wp14:anchorId="5128D48A" wp14:editId="27A8061D">
-            <wp:extent cx="6115685" cy="3437890"/>
-            <wp:effectExtent l="0" t="0" r="0" b="0"/>
-            <wp:docPr id="1670575924" name="그림 5"/>
-            <wp:cNvGraphicFramePr>
-              <a:graphicFrameLocks xmlns:a="http://schemas.openxmlformats.org/drawingml/2006/main" noChangeAspect="1"/>
-            </wp:cNvGraphicFramePr>
-            <a:graphic xmlns:a="http://schemas.openxmlformats.org/drawingml/2006/main">
-              <a:graphicData uri="http://schemas.openxmlformats.org/drawingml/2006/picture">
-                <pic:pic xmlns:pic="http://schemas.openxmlformats.org/drawingml/2006/picture">
-                  <pic:nvPicPr>
-                    <pic:cNvPr id="0" name="Picture 5"/>
-                    <pic:cNvPicPr>
-                      <a:picLocks noChangeAspect="1" noChangeArrowheads="1"/>
-                    </pic:cNvPicPr>
-                  </pic:nvPicPr>
-                  <pic:blipFill>
-                    <a:blip r:embed="rId12" cstate="print">
-                      <a:extLst>
-                        <a:ext uri="{28A0092B-C50C-407E-A947-70E740481C1C}">
-                          <a14:useLocalDpi xmlns:a14="http://schemas.microsoft.com/office/drawing/2010/main" val="0"/>
-                        </a:ext>
-                      </a:extLst>
-                    </a:blip>
-                    <a:srcRect/>
-                    <a:stretch>
-                      <a:fillRect/>
-                    </a:stretch>
-                  </pic:blipFill>
-                  <pic:spPr bwMode="auto">
-                    <a:xfrm>
-                      <a:off x="0" y="0"/>
-                      <a:ext cx="6115685" cy="3437890"/>
-                    </a:xfrm>
-                    <a:prstGeom prst="rect">
-                      <a:avLst/>
-                    </a:prstGeom>
-                    <a:noFill/>
-                    <a:ln>
-                      <a:noFill/>
-                    </a:ln>
-                  </pic:spPr>
-                </pic:pic>
-              </a:graphicData>
-            </a:graphic>
-          </wp:inline>
-        </w:drawing>
-      </w:r>
-    </w:p>
-    <w:p>
-      <w:pPr>
-        <w:pStyle w:val="2"/>
-      </w:pPr>
-      <w:bookmarkStart w:id="19" w:name="_Toc242200465"/>
+      <w:bookmarkStart w:id="19" w:name="_Toc242550897"/>
       <w:r>
         <w:t>4.2 하드웨어 인터페이스</w:t>
       </w:r>
@@ -14889,8 +14170,10 @@
     <w:p>
       <w:pPr>
         <w:pStyle w:val="1"/>
+        <w:keepNext/>
+        <w:spacing w:before="240" w:after="120"/>
       </w:pPr>
-      <w:bookmarkStart w:id="21" w:name="_Toc242200466"/>
+      <w:bookmarkStart w:id="21" w:name="_Toc242550898"/>
       <w:r>
         <w:lastRenderedPageBreak/>
         <w:t xml:space="preserve">5. </w:t>
@@ -15352,18 +14635,16 @@
             <w:vAlign w:val="center"/>
           </w:tcPr>
           <w:p>
-            <w:pPr>
-              <w:rPr>
-                <w:sz w:val="19"/>
-                <w:szCs w:val="19"/>
-              </w:rPr>
-            </w:pPr>
-            <w:r>
-              <w:rPr>
-                <w:sz w:val="19"/>
-                <w:szCs w:val="19"/>
-              </w:rPr>
-              <w:t>마감재 또는 설비 변경 후 화면 및 견적 반영 시간</w:t>
+            <w:r>
+              <w:t xml:space="preserve">제품 변경 후 3D 외관, 선택 이름과 제품 </w:t>
+            </w:r>
+            <w:proofErr w:type="spellStart"/>
+            <w:r>
+              <w:t>구매비</w:t>
+            </w:r>
+            <w:proofErr w:type="spellEnd"/>
+            <w:r>
+              <w:t xml:space="preserve"> 반영 시간</w:t>
             </w:r>
           </w:p>
         </w:tc>
@@ -15689,18 +14970,8 @@
             <w:vAlign w:val="center"/>
           </w:tcPr>
           <w:p>
-            <w:pPr>
-              <w:rPr>
-                <w:sz w:val="19"/>
-                <w:szCs w:val="19"/>
-              </w:rPr>
-            </w:pPr>
-            <w:r>
-              <w:rPr>
-                <w:sz w:val="19"/>
-                <w:szCs w:val="19"/>
-              </w:rPr>
-              <w:t>주요 기능 접근 단계</w:t>
+            <w:r>
+              <w:t>Room 선택 후 제품 변경 기능 접근 단계</w:t>
             </w:r>
           </w:p>
         </w:tc>
@@ -16857,8 +16128,10 @@
     <w:p>
       <w:pPr>
         <w:pStyle w:val="1"/>
+        <w:keepNext/>
+        <w:spacing w:before="240" w:after="120"/>
       </w:pPr>
-      <w:bookmarkStart w:id="22" w:name="_Toc242200467"/>
+      <w:bookmarkStart w:id="22" w:name="_Toc242550899"/>
       <w:r>
         <w:lastRenderedPageBreak/>
         <w:t>6. 데이터 요구사항</w:t>
@@ -17097,18 +16370,8 @@
             <w:vAlign w:val="center"/>
           </w:tcPr>
           <w:p>
-            <w:pPr>
-              <w:rPr>
-                <w:sz w:val="19"/>
-                <w:szCs w:val="19"/>
-              </w:rPr>
-            </w:pPr>
-            <w:r>
-              <w:rPr>
-                <w:sz w:val="19"/>
-                <w:szCs w:val="19"/>
-              </w:rPr>
-              <w:t>Room ID, Room 이름, 바닥 면적, 벽 면적, 천장 면적, 창 면적, 체적</w:t>
+            <w:r>
+              <w:t>Room ID, Room 이름, Room Prefab, 벽 면적, 바닥 면적, 천장 면적, 창 면적, 체적</w:t>
             </w:r>
           </w:p>
         </w:tc>
@@ -17130,18 +16393,13 @@
             <w:vAlign w:val="center"/>
           </w:tcPr>
           <w:p>
-            <w:pPr>
-              <w:rPr>
-                <w:sz w:val="19"/>
-                <w:szCs w:val="19"/>
-              </w:rPr>
-            </w:pPr>
-            <w:r>
-              <w:rPr>
-                <w:sz w:val="19"/>
-                <w:szCs w:val="19"/>
-              </w:rPr>
-              <w:t>프로젝트 내에서 지속 보관하며 Room ID는 중복되지 않아야 한다.</w:t>
+            <w:proofErr w:type="spellStart"/>
+            <w:r>
+              <w:t>RoomData</w:t>
+            </w:r>
+            <w:proofErr w:type="spellEnd"/>
+            <w:r>
+              <w:t>로 지속 보관한다. 분석 면적은 욕실, 화장실, 발코니를 제외하며 Room ID는 중복되지 않아야 한다.</w:t>
             </w:r>
           </w:p>
         </w:tc>
@@ -17231,35 +16489,22 @@
             <w:vAlign w:val="center"/>
           </w:tcPr>
           <w:p>
-            <w:pPr>
-              <w:rPr>
-                <w:sz w:val="19"/>
-                <w:szCs w:val="19"/>
-              </w:rPr>
-            </w:pPr>
-            <w:r>
-              <w:rPr>
-                <w:sz w:val="19"/>
-                <w:szCs w:val="19"/>
-              </w:rPr>
-              <w:t xml:space="preserve">제품 ID, 제품명, 분류, 단가, 두께, 열전도율, </w:t>
+            <w:r>
+              <w:t xml:space="preserve">제품 ID, 제품명, 분류, 색상 견본, 단가, 보관용 공사비, 선언 </w:t>
             </w:r>
             <w:proofErr w:type="spellStart"/>
             <w:r>
-              <w:rPr>
-                <w:sz w:val="19"/>
-                <w:szCs w:val="19"/>
-              </w:rPr>
-              <w:t>열성능</w:t>
+              <w:t>열저항</w:t>
             </w:r>
             <w:proofErr w:type="spellEnd"/>
             <w:r>
-              <w:rPr>
-                <w:sz w:val="19"/>
-                <w:szCs w:val="19"/>
-              </w:rPr>
-              <w:t xml:space="preserve"> 출처</w:t>
-            </w:r>
+              <w:t xml:space="preserve">(m²K/W), 출처, Material, </w:t>
+            </w:r>
+            <w:proofErr w:type="spellStart"/>
+            <w:r>
+              <w:t>visualPrefab</w:t>
+            </w:r>
+            <w:proofErr w:type="spellEnd"/>
           </w:p>
         </w:tc>
         <w:tc>
@@ -17280,34 +16525,13 @@
             <w:vAlign w:val="center"/>
           </w:tcPr>
           <w:p>
-            <w:pPr>
-              <w:rPr>
-                <w:sz w:val="19"/>
-                <w:szCs w:val="19"/>
-              </w:rPr>
-            </w:pPr>
-            <w:r>
-              <w:rPr>
-                <w:sz w:val="19"/>
-                <w:szCs w:val="19"/>
-              </w:rPr>
-              <w:t xml:space="preserve">프로젝트 내에서 지속 보관하며 제품 ID는 중복되지 않아야 한다. </w:t>
-            </w:r>
             <w:proofErr w:type="spellStart"/>
             <w:r>
-              <w:rPr>
-                <w:sz w:val="19"/>
-                <w:szCs w:val="19"/>
-              </w:rPr>
-              <w:t>열성능</w:t>
+              <w:t>FinishData</w:t>
             </w:r>
             <w:proofErr w:type="spellEnd"/>
             <w:r>
-              <w:rPr>
-                <w:sz w:val="19"/>
-                <w:szCs w:val="19"/>
-              </w:rPr>
-              <w:t xml:space="preserve"> 데이터가 없는 경우 해당 계산에서 제외한다.</w:t>
+              <w:t xml:space="preserve">로 지속 보관한다. 제품 ID는 중복되지 않아야 한다. </w:t>
             </w:r>
           </w:p>
         </w:tc>
@@ -17329,26 +16553,8 @@
             <w:vAlign w:val="center"/>
           </w:tcPr>
           <w:p>
-            <w:pPr>
-              <w:rPr>
-                <w:sz w:val="19"/>
-                <w:szCs w:val="19"/>
-              </w:rPr>
-            </w:pPr>
-            <w:r>
-              <w:rPr>
-                <w:sz w:val="19"/>
-                <w:szCs w:val="19"/>
-              </w:rPr>
-              <w:t>FR-04 ~ FR-06, FR-09, FR-1</w:t>
-            </w:r>
-            <w:r>
-              <w:rPr>
-                <w:rFonts w:hint="eastAsia"/>
-                <w:sz w:val="19"/>
-                <w:szCs w:val="19"/>
-              </w:rPr>
-              <w:t>0</w:t>
+            <w:r>
+              <w:t>FR-04 ~ FR-10</w:t>
             </w:r>
           </w:p>
         </w:tc>
@@ -17372,18 +16578,8 @@
             <w:vAlign w:val="center"/>
           </w:tcPr>
           <w:p>
-            <w:pPr>
-              <w:rPr>
-                <w:sz w:val="19"/>
-                <w:szCs w:val="19"/>
-              </w:rPr>
-            </w:pPr>
-            <w:r>
-              <w:rPr>
-                <w:sz w:val="19"/>
-                <w:szCs w:val="19"/>
-              </w:rPr>
-              <w:t>설비</w:t>
+            <w:r>
+              <w:t>Window Covering</w:t>
             </w:r>
           </w:p>
         </w:tc>
@@ -17405,42 +16601,20 @@
             <w:vAlign w:val="center"/>
           </w:tcPr>
           <w:p>
-            <w:pPr>
-              <w:rPr>
-                <w:sz w:val="19"/>
-                <w:szCs w:val="19"/>
-              </w:rPr>
-            </w:pPr>
-            <w:r>
-              <w:rPr>
-                <w:sz w:val="19"/>
-                <w:szCs w:val="19"/>
-              </w:rPr>
-              <w:t xml:space="preserve">제품 ID, 제품명, 분류, 단가, 수량, 소비전력, </w:t>
+            <w:r>
+              <w:t xml:space="preserve">창 ID, 적용 면적, 블라인드와 커튼 제품 목록, 기본 </w:t>
             </w:r>
             <w:proofErr w:type="spellStart"/>
             <w:r>
-              <w:rPr>
-                <w:sz w:val="19"/>
-                <w:szCs w:val="19"/>
-              </w:rPr>
-              <w:t>열성능</w:t>
+              <w:t>visualPrefab</w:t>
             </w:r>
             <w:proofErr w:type="spellEnd"/>
             <w:r>
-              <w:rPr>
-                <w:sz w:val="19"/>
-                <w:szCs w:val="19"/>
-              </w:rPr>
-              <w:t xml:space="preserve"> </w:t>
+              <w:t xml:space="preserve">, 선택 </w:t>
             </w:r>
             <w:proofErr w:type="spellStart"/>
             <w:r>
-              <w:rPr>
-                <w:sz w:val="19"/>
-                <w:szCs w:val="19"/>
-              </w:rPr>
-              <w:t>보정값</w:t>
+              <w:t>visualPrefab</w:t>
             </w:r>
             <w:proofErr w:type="spellEnd"/>
           </w:p>
@@ -17465,16 +16639,24 @@
           <w:p>
             <w:pPr>
               <w:rPr>
-                <w:sz w:val="19"/>
-                <w:szCs w:val="19"/>
-              </w:rPr>
-            </w:pPr>
-            <w:r>
-              <w:rPr>
-                <w:sz w:val="19"/>
-                <w:szCs w:val="19"/>
-              </w:rPr>
-              <w:t>프로젝트 내에서 지속 보관하며 조명, 블라인드, 커튼 데이터를 구분하여 관리한다.</w:t>
+                <w:rFonts w:hint="eastAsia"/>
+              </w:rPr>
+            </w:pPr>
+            <w:proofErr w:type="spellStart"/>
+            <w:r>
+              <w:t>FinishTarget</w:t>
+            </w:r>
+            <w:proofErr w:type="spellEnd"/>
+            <w:r>
+              <w:t xml:space="preserve">에서 </w:t>
+            </w:r>
+            <w:proofErr w:type="spellStart"/>
+            <w:r>
+              <w:t>창별로</w:t>
+            </w:r>
+            <w:proofErr w:type="spellEnd"/>
+            <w:r>
+              <w:t xml:space="preserve"> 관리한다.</w:t>
             </w:r>
           </w:p>
         </w:tc>
@@ -17496,26 +16678,8 @@
             <w:vAlign w:val="center"/>
           </w:tcPr>
           <w:p>
-            <w:pPr>
-              <w:rPr>
-                <w:sz w:val="19"/>
-                <w:szCs w:val="19"/>
-              </w:rPr>
-            </w:pPr>
-            <w:r>
-              <w:rPr>
-                <w:sz w:val="19"/>
-                <w:szCs w:val="19"/>
-              </w:rPr>
-              <w:t>FR-07 ~ FR-</w:t>
-            </w:r>
-            <w:r>
-              <w:rPr>
-                <w:rFonts w:hint="eastAsia"/>
-                <w:sz w:val="19"/>
-                <w:szCs w:val="19"/>
-              </w:rPr>
-              <w:t>09</w:t>
+            <w:r>
+              <w:t>FR-07 ~ FR-10</w:t>
             </w:r>
           </w:p>
         </w:tc>
@@ -17581,18 +16745,24 @@
             <w:vAlign w:val="center"/>
           </w:tcPr>
           <w:p>
-            <w:pPr>
-              <w:rPr>
-                <w:sz w:val="19"/>
-                <w:szCs w:val="19"/>
-              </w:rPr>
-            </w:pPr>
-            <w:r>
-              <w:rPr>
-                <w:sz w:val="19"/>
-                <w:szCs w:val="19"/>
-              </w:rPr>
-              <w:t>실내 설정 온도, 외기 기준 온도, 냉난방 효율, 연간 사용 시간, 에너지 단가</w:t>
+            <w:r>
+              <w:t xml:space="preserve">난방 등가 </w:t>
+            </w:r>
+            <w:proofErr w:type="spellStart"/>
+            <w:r>
+              <w:t>온도차</w:t>
+            </w:r>
+            <w:proofErr w:type="spellEnd"/>
+            <w:r>
+              <w:t xml:space="preserve">, 난방 시간, 난방 효율, 난방 단가, 냉방 등가 </w:t>
+            </w:r>
+            <w:proofErr w:type="spellStart"/>
+            <w:r>
+              <w:t>온도차</w:t>
+            </w:r>
+            <w:proofErr w:type="spellEnd"/>
+            <w:r>
+              <w:t>, 냉방 시간, 냉방 효율, 냉방 단가</w:t>
             </w:r>
           </w:p>
         </w:tc>
@@ -17614,18 +16784,13 @@
             <w:vAlign w:val="center"/>
           </w:tcPr>
           <w:p>
-            <w:pPr>
-              <w:rPr>
-                <w:sz w:val="19"/>
-                <w:szCs w:val="19"/>
-              </w:rPr>
-            </w:pPr>
-            <w:r>
-              <w:rPr>
-                <w:sz w:val="19"/>
-                <w:szCs w:val="19"/>
-              </w:rPr>
-              <w:t>프로그램 실행에 필요한 기본값으로 유지하며 계산 전 유효한 값인지 확인한다.</w:t>
+            <w:proofErr w:type="spellStart"/>
+            <w:r>
+              <w:t>EnergyStandardData</w:t>
+            </w:r>
+            <w:proofErr w:type="spellEnd"/>
+            <w:r>
+              <w:t>로 보관하며 난방과 냉방 값을 모두 입력한 경우에만 분석한다.</w:t>
             </w:r>
           </w:p>
         </w:tc>
@@ -17738,18 +16903,8 @@
             <w:vAlign w:val="center"/>
           </w:tcPr>
           <w:p>
-            <w:pPr>
-              <w:rPr>
-                <w:sz w:val="19"/>
-                <w:szCs w:val="19"/>
-              </w:rPr>
-            </w:pPr>
-            <w:r>
-              <w:rPr>
-                <w:sz w:val="19"/>
-                <w:szCs w:val="19"/>
-              </w:rPr>
-              <w:t>선택 Room, 선택 마감재, 선택 설비, 적용 수량</w:t>
+            <w:r>
+              <w:t>선택 Room, 선택 제품, 현재 제품 순서</w:t>
             </w:r>
           </w:p>
         </w:tc>
@@ -17771,18 +16926,16 @@
             <w:vAlign w:val="center"/>
           </w:tcPr>
           <w:p>
-            <w:pPr>
-              <w:rPr>
-                <w:sz w:val="19"/>
-                <w:szCs w:val="19"/>
-              </w:rPr>
-            </w:pPr>
-            <w:r>
-              <w:rPr>
-                <w:sz w:val="19"/>
-                <w:szCs w:val="19"/>
-              </w:rPr>
-              <w:t>프로그램 실행 중 임시 보관하며 초기화 또는 프로그램 종료 시 제거한다.</w:t>
+            <w:r>
+              <w:t xml:space="preserve">프로그램 실행 중에만 유지하며 초기화 또는 Room </w:t>
+            </w:r>
+            <w:proofErr w:type="spellStart"/>
+            <w:r>
+              <w:t>재선택</w:t>
+            </w:r>
+            <w:proofErr w:type="spellEnd"/>
+            <w:r>
+              <w:t xml:space="preserve"> 시 비교 제품 상태로 되돌린다.</w:t>
             </w:r>
           </w:p>
         </w:tc>
@@ -17895,34 +17048,16 @@
             <w:vAlign w:val="center"/>
           </w:tcPr>
           <w:p>
-            <w:pPr>
-              <w:rPr>
-                <w:sz w:val="19"/>
-                <w:szCs w:val="19"/>
-              </w:rPr>
-            </w:pPr>
-            <w:r>
-              <w:rPr>
-                <w:sz w:val="19"/>
-                <w:szCs w:val="19"/>
-              </w:rPr>
-              <w:t xml:space="preserve">총 견적, </w:t>
+            <w:r>
+              <w:t xml:space="preserve">총 제품 </w:t>
             </w:r>
             <w:proofErr w:type="spellStart"/>
             <w:r>
-              <w:rPr>
-                <w:sz w:val="19"/>
-                <w:szCs w:val="19"/>
-              </w:rPr>
-              <w:t>열성능</w:t>
+              <w:t>구매비</w:t>
             </w:r>
             <w:proofErr w:type="spellEnd"/>
             <w:r>
-              <w:rPr>
-                <w:sz w:val="19"/>
-                <w:szCs w:val="19"/>
-              </w:rPr>
-              <w:t>, 연간 에너지 사용량, 연간 에너지 비용, 절감액, 투자 회수기간</w:t>
+              <w:t>, 비교안과 선택안의 연간 냉난방 사용량과 비용, 절감액, 투자 회수기간</w:t>
             </w:r>
           </w:p>
         </w:tc>
@@ -18010,8 +17145,10 @@
     <w:p>
       <w:pPr>
         <w:pStyle w:val="1"/>
+        <w:keepNext/>
+        <w:spacing w:before="240" w:after="120"/>
       </w:pPr>
-      <w:bookmarkStart w:id="23" w:name="_Toc242200468"/>
+      <w:bookmarkStart w:id="23" w:name="_Toc242550900"/>
       <w:r>
         <w:lastRenderedPageBreak/>
         <w:t>7. 검증</w:t>
@@ -18021,8 +17158,10 @@
     <w:p>
       <w:pPr>
         <w:pStyle w:val="2"/>
+        <w:keepNext/>
+        <w:spacing w:before="240"/>
       </w:pPr>
-      <w:bookmarkStart w:id="24" w:name="_Toc242200469"/>
+      <w:bookmarkStart w:id="24" w:name="_Toc242550901"/>
       <w:r>
         <w:t>7.1 검증 방법</w:t>
       </w:r>
@@ -18465,8 +17604,10 @@
     <w:p>
       <w:pPr>
         <w:pStyle w:val="2"/>
+        <w:keepNext/>
+        <w:spacing w:before="240"/>
       </w:pPr>
-      <w:bookmarkStart w:id="25" w:name="_Toc242200470"/>
+      <w:bookmarkStart w:id="25" w:name="_Toc242550902"/>
       <w:r>
         <w:t>7.2 요구사항 추적 매트릭스</w:t>
       </w:r>
@@ -18746,21 +17887,9 @@
             </w:tcMar>
           </w:tcPr>
           <w:p>
-            <w:pPr>
-              <w:rPr>
-                <w:sz w:val="19"/>
-                <w:szCs w:val="19"/>
-              </w:rPr>
-            </w:pPr>
-            <w:proofErr w:type="spellStart"/>
-            <w:r>
-              <w:rPr>
-                <w:sz w:val="19"/>
-                <w:szCs w:val="19"/>
-              </w:rPr>
-              <w:t>미실시</w:t>
-            </w:r>
-            <w:proofErr w:type="spellEnd"/>
+            <w:r>
+              <w:t>통과</w:t>
+            </w:r>
           </w:p>
         </w:tc>
       </w:tr>
@@ -18878,21 +18007,9 @@
             </w:tcMar>
           </w:tcPr>
           <w:p>
-            <w:pPr>
-              <w:rPr>
-                <w:sz w:val="19"/>
-                <w:szCs w:val="19"/>
-              </w:rPr>
-            </w:pPr>
-            <w:proofErr w:type="spellStart"/>
-            <w:r>
-              <w:rPr>
-                <w:sz w:val="19"/>
-                <w:szCs w:val="19"/>
-              </w:rPr>
-              <w:t>미실시</w:t>
-            </w:r>
-            <w:proofErr w:type="spellEnd"/>
+            <w:r>
+              <w:t>통과</w:t>
+            </w:r>
           </w:p>
         </w:tc>
       </w:tr>
@@ -19010,21 +18127,9 @@
             </w:tcMar>
           </w:tcPr>
           <w:p>
-            <w:pPr>
-              <w:rPr>
-                <w:sz w:val="19"/>
-                <w:szCs w:val="19"/>
-              </w:rPr>
-            </w:pPr>
-            <w:proofErr w:type="spellStart"/>
-            <w:r>
-              <w:rPr>
-                <w:sz w:val="19"/>
-                <w:szCs w:val="19"/>
-              </w:rPr>
-              <w:t>미실시</w:t>
-            </w:r>
-            <w:proofErr w:type="spellEnd"/>
+            <w:r>
+              <w:t>통과</w:t>
+            </w:r>
           </w:p>
         </w:tc>
       </w:tr>
@@ -19110,18 +18215,8 @@
             </w:tcMar>
           </w:tcPr>
           <w:p>
-            <w:pPr>
-              <w:rPr>
-                <w:sz w:val="19"/>
-                <w:szCs w:val="19"/>
-              </w:rPr>
-            </w:pPr>
-            <w:r>
-              <w:rPr>
-                <w:sz w:val="19"/>
-                <w:szCs w:val="19"/>
-              </w:rPr>
-              <w:t>벽 마감재를 선택, 변경, 제거했을 때 벽에 정상적으로 반영되는지 확인</w:t>
+            <w:r>
+              <w:t>벽 제품을 변경하거나 초기화했을 때 분석 대상 벽 전체에 같은 제품이 반영되는지 확인</w:t>
             </w:r>
           </w:p>
         </w:tc>
@@ -19142,21 +18237,9 @@
             </w:tcMar>
           </w:tcPr>
           <w:p>
-            <w:pPr>
-              <w:rPr>
-                <w:sz w:val="19"/>
-                <w:szCs w:val="19"/>
-              </w:rPr>
-            </w:pPr>
-            <w:proofErr w:type="spellStart"/>
-            <w:r>
-              <w:rPr>
-                <w:sz w:val="19"/>
-                <w:szCs w:val="19"/>
-              </w:rPr>
-              <w:t>미실시</w:t>
-            </w:r>
-            <w:proofErr w:type="spellEnd"/>
+            <w:r>
+              <w:t>통과</w:t>
+            </w:r>
           </w:p>
         </w:tc>
       </w:tr>
@@ -19242,18 +18325,8 @@
             </w:tcMar>
           </w:tcPr>
           <w:p>
-            <w:pPr>
-              <w:rPr>
-                <w:sz w:val="19"/>
-                <w:szCs w:val="19"/>
-              </w:rPr>
-            </w:pPr>
-            <w:r>
-              <w:rPr>
-                <w:sz w:val="19"/>
-                <w:szCs w:val="19"/>
-              </w:rPr>
-              <w:t>바닥 마감재를 선택, 변경, 제거했을 때 바닥에 정상적으로 반영되는지 확인</w:t>
+            <w:r>
+              <w:t>바닥 제품을 변경하거나 초기화했을 때 분석 대상 바닥 전체에 같은 제품이 반영되는지 확인</w:t>
             </w:r>
           </w:p>
         </w:tc>
@@ -19274,21 +18347,9 @@
             </w:tcMar>
           </w:tcPr>
           <w:p>
-            <w:pPr>
-              <w:rPr>
-                <w:sz w:val="19"/>
-                <w:szCs w:val="19"/>
-              </w:rPr>
-            </w:pPr>
-            <w:proofErr w:type="spellStart"/>
-            <w:r>
-              <w:rPr>
-                <w:sz w:val="19"/>
-                <w:szCs w:val="19"/>
-              </w:rPr>
-              <w:t>미실시</w:t>
-            </w:r>
-            <w:proofErr w:type="spellEnd"/>
+            <w:r>
+              <w:t>통과</w:t>
+            </w:r>
           </w:p>
         </w:tc>
       </w:tr>
@@ -19374,18 +18435,8 @@
             </w:tcMar>
           </w:tcPr>
           <w:p>
-            <w:pPr>
-              <w:rPr>
-                <w:sz w:val="19"/>
-                <w:szCs w:val="19"/>
-              </w:rPr>
-            </w:pPr>
-            <w:r>
-              <w:rPr>
-                <w:sz w:val="19"/>
-                <w:szCs w:val="19"/>
-              </w:rPr>
-              <w:t>천장 마감재를 선택, 변경, 제거했을 때 천장에 정상적으로 반영되는지 확인</w:t>
+            <w:r>
+              <w:t>천장 제품을 변경하거나 초기화했을 때 분석 대상 천장 전체에 같은 제품이 반영되는지 확인</w:t>
             </w:r>
           </w:p>
         </w:tc>
@@ -19406,21 +18457,9 @@
             </w:tcMar>
           </w:tcPr>
           <w:p>
-            <w:pPr>
-              <w:rPr>
-                <w:sz w:val="19"/>
-                <w:szCs w:val="19"/>
-              </w:rPr>
-            </w:pPr>
-            <w:proofErr w:type="spellStart"/>
-            <w:r>
-              <w:rPr>
-                <w:sz w:val="19"/>
-                <w:szCs w:val="19"/>
-              </w:rPr>
-              <w:t>미실시</w:t>
-            </w:r>
-            <w:proofErr w:type="spellEnd"/>
+            <w:r>
+              <w:t>통과</w:t>
+            </w:r>
           </w:p>
         </w:tc>
       </w:tr>
@@ -19506,18 +18545,8 @@
             </w:tcMar>
           </w:tcPr>
           <w:p>
-            <w:pPr>
-              <w:rPr>
-                <w:sz w:val="19"/>
-                <w:szCs w:val="19"/>
-              </w:rPr>
-            </w:pPr>
-            <w:r>
-              <w:rPr>
-                <w:sz w:val="19"/>
-                <w:szCs w:val="19"/>
-              </w:rPr>
-              <w:t>조명을 선택, 변경, 제거했을 때 Room과 견적에 정상적으로 반영되는지 확인</w:t>
+            <w:r>
+              <w:t>각 창에서 블라인드와 커튼이 하나의 Window Covering 카테고리로 변경되는지 확인</w:t>
             </w:r>
           </w:p>
         </w:tc>
@@ -19538,21 +18567,9 @@
             </w:tcMar>
           </w:tcPr>
           <w:p>
-            <w:pPr>
-              <w:rPr>
-                <w:sz w:val="19"/>
-                <w:szCs w:val="19"/>
-              </w:rPr>
-            </w:pPr>
-            <w:proofErr w:type="spellStart"/>
-            <w:r>
-              <w:rPr>
-                <w:sz w:val="19"/>
-                <w:szCs w:val="19"/>
-              </w:rPr>
-              <w:t>미실시</w:t>
-            </w:r>
-            <w:proofErr w:type="spellEnd"/>
+            <w:r>
+              <w:t>통과</w:t>
+            </w:r>
           </w:p>
         </w:tc>
       </w:tr>
@@ -19638,18 +18655,8 @@
             </w:tcMar>
           </w:tcPr>
           <w:p>
-            <w:pPr>
-              <w:rPr>
-                <w:sz w:val="19"/>
-                <w:szCs w:val="19"/>
-              </w:rPr>
-            </w:pPr>
-            <w:r>
-              <w:rPr>
-                <w:sz w:val="19"/>
-                <w:szCs w:val="19"/>
-              </w:rPr>
-              <w:t>블라인드와 커튼을 선택, 변경, 제거했을 때 정상적으로 반영되는지 확인</w:t>
+            <w:r>
+              <w:t>욕실, 화장실, 발코니와 보호 패널이 제품 변경과 분석에서 제외되는지 확인</w:t>
             </w:r>
           </w:p>
         </w:tc>
@@ -19670,21 +18677,9 @@
             </w:tcMar>
           </w:tcPr>
           <w:p>
-            <w:pPr>
-              <w:rPr>
-                <w:sz w:val="19"/>
-                <w:szCs w:val="19"/>
-              </w:rPr>
-            </w:pPr>
-            <w:proofErr w:type="spellStart"/>
-            <w:r>
-              <w:rPr>
-                <w:sz w:val="19"/>
-                <w:szCs w:val="19"/>
-              </w:rPr>
-              <w:t>미실시</w:t>
-            </w:r>
-            <w:proofErr w:type="spellEnd"/>
+            <w:r>
+              <w:t>통과</w:t>
+            </w:r>
           </w:p>
         </w:tc>
       </w:tr>
@@ -19770,18 +18765,17 @@
             </w:tcMar>
           </w:tcPr>
           <w:p>
-            <w:pPr>
-              <w:rPr>
-                <w:sz w:val="19"/>
-                <w:szCs w:val="19"/>
-              </w:rPr>
-            </w:pPr>
-            <w:r>
-              <w:rPr>
-                <w:sz w:val="19"/>
-                <w:szCs w:val="19"/>
-              </w:rPr>
-              <w:t>제품의 단가, 적용 면적, 수량을 기준으로 예상 견적이 정확하게 계산되는지 확인</w:t>
+            <w:r>
+              <w:t>제품 단가와 적용 면적으로 제품 구매비</w:t>
+            </w:r>
+            <w:r>
+              <w:rPr>
+                <w:rFonts w:hint="eastAsia"/>
+              </w:rPr>
+              <w:t>가</w:t>
+            </w:r>
+            <w:r>
+              <w:t xml:space="preserve"> 계산되는지 확인</w:t>
             </w:r>
           </w:p>
         </w:tc>
@@ -19802,21 +18796,9 @@
             </w:tcMar>
           </w:tcPr>
           <w:p>
-            <w:pPr>
-              <w:rPr>
-                <w:sz w:val="19"/>
-                <w:szCs w:val="19"/>
-              </w:rPr>
-            </w:pPr>
-            <w:proofErr w:type="spellStart"/>
-            <w:r>
-              <w:rPr>
-                <w:sz w:val="19"/>
-                <w:szCs w:val="19"/>
-              </w:rPr>
-              <w:t>미실시</w:t>
-            </w:r>
-            <w:proofErr w:type="spellEnd"/>
+            <w:r>
+              <w:t>통과</w:t>
+            </w:r>
           </w:p>
         </w:tc>
       </w:tr>
@@ -19918,18 +18900,16 @@
             </w:tcMar>
           </w:tcPr>
           <w:p>
-            <w:pPr>
-              <w:rPr>
-                <w:sz w:val="19"/>
-                <w:szCs w:val="19"/>
-              </w:rPr>
-            </w:pPr>
-            <w:r>
-              <w:rPr>
-                <w:sz w:val="19"/>
-                <w:szCs w:val="19"/>
-              </w:rPr>
-              <w:t>마감재의 두께와 열전도율을 입력했을 때 열저항이 기준 계산식과 동일하게 계산되는지 확인</w:t>
+            <w:r>
+              <w:t xml:space="preserve">비교 제품과 선택 제품의 선언 열저항이 변경 없이 </w:t>
+            </w:r>
+            <w:proofErr w:type="spellStart"/>
+            <w:r>
+              <w:t>열손실</w:t>
+            </w:r>
+            <w:proofErr w:type="spellEnd"/>
+            <w:r>
+              <w:t xml:space="preserve"> 계산에 사용되는지 확인</w:t>
             </w:r>
           </w:p>
         </w:tc>
@@ -19950,21 +18930,9 @@
             </w:tcMar>
           </w:tcPr>
           <w:p>
-            <w:pPr>
-              <w:rPr>
-                <w:sz w:val="19"/>
-                <w:szCs w:val="19"/>
-              </w:rPr>
-            </w:pPr>
-            <w:proofErr w:type="spellStart"/>
-            <w:r>
-              <w:rPr>
-                <w:sz w:val="19"/>
-                <w:szCs w:val="19"/>
-              </w:rPr>
-              <w:t>미실시</w:t>
-            </w:r>
-            <w:proofErr w:type="spellEnd"/>
+            <w:r>
+              <w:t>통과</w:t>
+            </w:r>
           </w:p>
         </w:tc>
       </w:tr>
@@ -19997,6 +18965,7 @@
                 <w:sz w:val="19"/>
                 <w:szCs w:val="19"/>
               </w:rPr>
+              <w:lastRenderedPageBreak/>
               <w:t>FR-1</w:t>
             </w:r>
             <w:r>
@@ -20066,42 +19035,8 @@
             </w:tcMar>
           </w:tcPr>
           <w:p>
-            <w:pPr>
-              <w:rPr>
-                <w:sz w:val="19"/>
-                <w:szCs w:val="19"/>
-              </w:rPr>
-            </w:pPr>
-            <w:r>
-              <w:rPr>
-                <w:sz w:val="19"/>
-                <w:szCs w:val="19"/>
-              </w:rPr>
-              <w:t xml:space="preserve">Room 정보와 </w:t>
-            </w:r>
-            <w:proofErr w:type="spellStart"/>
-            <w:r>
-              <w:rPr>
-                <w:sz w:val="19"/>
-                <w:szCs w:val="19"/>
-              </w:rPr>
-              <w:t>열성능</w:t>
-            </w:r>
-            <w:proofErr w:type="spellEnd"/>
-            <w:r>
-              <w:rPr>
-                <w:sz w:val="19"/>
-                <w:szCs w:val="19"/>
-              </w:rPr>
-              <w:t xml:space="preserve"> 조건을 적용했을 때 예상 연간 </w:t>
-            </w:r>
-            <w:r>
-              <w:rPr>
-                <w:sz w:val="19"/>
-                <w:szCs w:val="19"/>
-              </w:rPr>
-              <w:lastRenderedPageBreak/>
-              <w:t>에너지 사용량이 계산되는지 확인</w:t>
+            <w:r>
+              <w:t>난방과 냉방 사용량을 각각 계산한 뒤 연간 에너지 사용량으로 합산하는지 확인</w:t>
             </w:r>
           </w:p>
         </w:tc>
@@ -20122,22 +19057,9 @@
             </w:tcMar>
           </w:tcPr>
           <w:p>
-            <w:pPr>
-              <w:rPr>
-                <w:sz w:val="19"/>
-                <w:szCs w:val="19"/>
-              </w:rPr>
-            </w:pPr>
-            <w:proofErr w:type="spellStart"/>
-            <w:r>
-              <w:rPr>
-                <w:sz w:val="19"/>
-                <w:szCs w:val="19"/>
-              </w:rPr>
-              <w:lastRenderedPageBreak/>
-              <w:t>미실시</w:t>
-            </w:r>
-            <w:proofErr w:type="spellEnd"/>
+            <w:r>
+              <w:t>통과</w:t>
+            </w:r>
           </w:p>
         </w:tc>
       </w:tr>
@@ -20239,18 +19161,8 @@
             </w:tcMar>
           </w:tcPr>
           <w:p>
-            <w:pPr>
-              <w:rPr>
-                <w:sz w:val="19"/>
-                <w:szCs w:val="19"/>
-              </w:rPr>
-            </w:pPr>
-            <w:r>
-              <w:rPr>
-                <w:sz w:val="19"/>
-                <w:szCs w:val="19"/>
-              </w:rPr>
-              <w:t>연간 에너지 사용량과 에너지 단가를 이용하여 연간 에너지 비용이 정확하게 계산되는지 확인</w:t>
+            <w:r>
+              <w:t>난방과 냉방 단가를 각각 적용해 연간 비용을 계산하는지 확인</w:t>
             </w:r>
           </w:p>
         </w:tc>
@@ -20271,21 +19183,9 @@
             </w:tcMar>
           </w:tcPr>
           <w:p>
-            <w:pPr>
-              <w:rPr>
-                <w:sz w:val="19"/>
-                <w:szCs w:val="19"/>
-              </w:rPr>
-            </w:pPr>
-            <w:proofErr w:type="spellStart"/>
-            <w:r>
-              <w:rPr>
-                <w:sz w:val="19"/>
-                <w:szCs w:val="19"/>
-              </w:rPr>
-              <w:t>미실시</w:t>
-            </w:r>
-            <w:proofErr w:type="spellEnd"/>
+            <w:r>
+              <w:t>통과</w:t>
+            </w:r>
           </w:p>
         </w:tc>
       </w:tr>
@@ -20387,18 +19287,8 @@
             </w:tcMar>
           </w:tcPr>
           <w:p>
-            <w:pPr>
-              <w:rPr>
-                <w:sz w:val="19"/>
-                <w:szCs w:val="19"/>
-              </w:rPr>
-            </w:pPr>
-            <w:r>
-              <w:rPr>
-                <w:sz w:val="19"/>
-                <w:szCs w:val="19"/>
-              </w:rPr>
-              <w:t>기준안과 선택안의 에너지 비용 차이를 이용하여 예상 절감액이 정확하게 계산되는지 확인</w:t>
+            <w:r>
+              <w:t>비교안과 선택안의 연간 비용 차이를 절감액으로 계산하는지 확인</w:t>
             </w:r>
           </w:p>
         </w:tc>
@@ -20419,21 +19309,9 @@
             </w:tcMar>
           </w:tcPr>
           <w:p>
-            <w:pPr>
-              <w:rPr>
-                <w:sz w:val="19"/>
-                <w:szCs w:val="19"/>
-              </w:rPr>
-            </w:pPr>
-            <w:proofErr w:type="spellStart"/>
-            <w:r>
-              <w:rPr>
-                <w:sz w:val="19"/>
-                <w:szCs w:val="19"/>
-              </w:rPr>
-              <w:t>미실시</w:t>
-            </w:r>
-            <w:proofErr w:type="spellEnd"/>
+            <w:r>
+              <w:t>통과</w:t>
+            </w:r>
           </w:p>
         </w:tc>
       </w:tr>
@@ -20535,18 +19413,8 @@
             </w:tcMar>
           </w:tcPr>
           <w:p>
-            <w:pPr>
-              <w:rPr>
-                <w:sz w:val="19"/>
-                <w:szCs w:val="19"/>
-              </w:rPr>
-            </w:pPr>
-            <w:r>
-              <w:rPr>
-                <w:sz w:val="19"/>
-                <w:szCs w:val="19"/>
-              </w:rPr>
-              <w:t>추가 투자비와 예상 연간 절감액을 이용하여 투자 회수기간이 정확하게 계산되는지 확인</w:t>
+            <w:r>
+              <w:t>선택 제품 구매비와 연간 절감액으로 투자 회수기간을 계산하는지 확인</w:t>
             </w:r>
           </w:p>
         </w:tc>
@@ -20567,21 +19435,9 @@
             </w:tcMar>
           </w:tcPr>
           <w:p>
-            <w:pPr>
-              <w:rPr>
-                <w:sz w:val="19"/>
-                <w:szCs w:val="19"/>
-              </w:rPr>
-            </w:pPr>
-            <w:proofErr w:type="spellStart"/>
-            <w:r>
-              <w:rPr>
-                <w:sz w:val="19"/>
-                <w:szCs w:val="19"/>
-              </w:rPr>
-              <w:t>미실시</w:t>
-            </w:r>
-            <w:proofErr w:type="spellEnd"/>
+            <w:r>
+              <w:t>통과</w:t>
+            </w:r>
           </w:p>
         </w:tc>
       </w:tr>
@@ -20683,18 +19539,8 @@
             </w:tcMar>
           </w:tcPr>
           <w:p>
-            <w:pPr>
-              <w:rPr>
-                <w:sz w:val="19"/>
-                <w:szCs w:val="19"/>
-              </w:rPr>
-            </w:pPr>
-            <w:r>
-              <w:rPr>
-                <w:sz w:val="19"/>
-                <w:szCs w:val="19"/>
-              </w:rPr>
-              <w:t>초기화 실행 시 선택한 제품과 계산 결과가 초기 상태로 복원되는지 확인</w:t>
+            <w:r>
+              <w:t>초기화 시 선택 제품과 계산 결과가 비교 제품 상태로 복원되는지 확인</w:t>
             </w:r>
           </w:p>
         </w:tc>
@@ -20715,21 +19561,9 @@
             </w:tcMar>
           </w:tcPr>
           <w:p>
-            <w:pPr>
-              <w:rPr>
-                <w:sz w:val="19"/>
-                <w:szCs w:val="19"/>
-              </w:rPr>
-            </w:pPr>
-            <w:proofErr w:type="spellStart"/>
-            <w:r>
-              <w:rPr>
-                <w:sz w:val="19"/>
-                <w:szCs w:val="19"/>
-              </w:rPr>
-              <w:t>미실시</w:t>
-            </w:r>
-            <w:proofErr w:type="spellEnd"/>
+            <w:r>
+              <w:t>통과</w:t>
+            </w:r>
           </w:p>
         </w:tc>
       </w:tr>
@@ -20831,18 +19665,16 @@
             </w:tcMar>
           </w:tcPr>
           <w:p>
-            <w:pPr>
-              <w:rPr>
-                <w:sz w:val="19"/>
-                <w:szCs w:val="19"/>
-              </w:rPr>
-            </w:pPr>
-            <w:r>
-              <w:rPr>
-                <w:sz w:val="19"/>
-                <w:szCs w:val="19"/>
-              </w:rPr>
-              <w:t>최종 결과 화면에 선택 제품, 총 견적, 에너지 사용량, 비용, 절감액, 투자 회수기간이 정상적으로 표시되는지 확인</w:t>
+            <w:r>
+              <w:t xml:space="preserve">최종 화면에 선택 제품명, 제품 </w:t>
+            </w:r>
+            <w:proofErr w:type="spellStart"/>
+            <w:r>
+              <w:t>구매비</w:t>
+            </w:r>
+            <w:proofErr w:type="spellEnd"/>
+            <w:r>
+              <w:t>, 연간 냉난방 결과가 화면 안에 표시되는지 확인</w:t>
             </w:r>
           </w:p>
         </w:tc>
@@ -20863,21 +19695,9 @@
             </w:tcMar>
           </w:tcPr>
           <w:p>
-            <w:pPr>
-              <w:rPr>
-                <w:sz w:val="19"/>
-                <w:szCs w:val="19"/>
-              </w:rPr>
-            </w:pPr>
-            <w:proofErr w:type="spellStart"/>
-            <w:r>
-              <w:rPr>
-                <w:sz w:val="19"/>
-                <w:szCs w:val="19"/>
-              </w:rPr>
-              <w:t>미실시</w:t>
-            </w:r>
-            <w:proofErr w:type="spellEnd"/>
+            <w:r>
+              <w:t>통과</w:t>
+            </w:r>
           </w:p>
         </w:tc>
       </w:tr>
@@ -21003,21 +19823,9 @@
             </w:tcMar>
           </w:tcPr>
           <w:p>
-            <w:pPr>
-              <w:rPr>
-                <w:sz w:val="19"/>
-                <w:szCs w:val="19"/>
-              </w:rPr>
-            </w:pPr>
-            <w:proofErr w:type="spellStart"/>
-            <w:r>
-              <w:rPr>
-                <w:sz w:val="19"/>
-                <w:szCs w:val="19"/>
-              </w:rPr>
-              <w:t>미실시</w:t>
-            </w:r>
-            <w:proofErr w:type="spellEnd"/>
+            <w:r>
+              <w:t>통과</w:t>
+            </w:r>
           </w:p>
         </w:tc>
       </w:tr>
@@ -21111,18 +19919,8 @@
             </w:tcMar>
           </w:tcPr>
           <w:p>
-            <w:pPr>
-              <w:rPr>
-                <w:sz w:val="19"/>
-                <w:szCs w:val="19"/>
-              </w:rPr>
-            </w:pPr>
-            <w:r>
-              <w:rPr>
-                <w:sz w:val="19"/>
-                <w:szCs w:val="19"/>
-              </w:rPr>
-              <w:t>마감재 또는 설비 변경 후 화면과 견적이 1초 이내에 갱신되는지 측정</w:t>
+            <w:r>
+              <w:t>제품 변경 후 외관, 선택 이름과 제품 구매비가 1초 이내에 갱신되는지 측정</w:t>
             </w:r>
           </w:p>
         </w:tc>
@@ -21143,21 +19941,9 @@
             </w:tcMar>
           </w:tcPr>
           <w:p>
-            <w:pPr>
-              <w:rPr>
-                <w:sz w:val="19"/>
-                <w:szCs w:val="19"/>
-              </w:rPr>
-            </w:pPr>
-            <w:proofErr w:type="spellStart"/>
-            <w:r>
-              <w:rPr>
-                <w:sz w:val="19"/>
-                <w:szCs w:val="19"/>
-              </w:rPr>
-              <w:t>미실시</w:t>
-            </w:r>
-            <w:proofErr w:type="spellEnd"/>
+            <w:r>
+              <w:t>통과</w:t>
+            </w:r>
           </w:p>
         </w:tc>
       </w:tr>
@@ -21283,21 +20069,9 @@
             </w:tcMar>
           </w:tcPr>
           <w:p>
-            <w:pPr>
-              <w:rPr>
-                <w:sz w:val="19"/>
-                <w:szCs w:val="19"/>
-              </w:rPr>
-            </w:pPr>
-            <w:proofErr w:type="spellStart"/>
-            <w:r>
-              <w:rPr>
-                <w:sz w:val="19"/>
-                <w:szCs w:val="19"/>
-              </w:rPr>
-              <w:t>미실시</w:t>
-            </w:r>
-            <w:proofErr w:type="spellEnd"/>
+            <w:r>
+              <w:t>통과</w:t>
+            </w:r>
           </w:p>
         </w:tc>
       </w:tr>
@@ -21423,21 +20197,9 @@
             </w:tcMar>
           </w:tcPr>
           <w:p>
-            <w:pPr>
-              <w:rPr>
-                <w:sz w:val="19"/>
-                <w:szCs w:val="19"/>
-              </w:rPr>
-            </w:pPr>
-            <w:proofErr w:type="spellStart"/>
-            <w:r>
-              <w:rPr>
-                <w:sz w:val="19"/>
-                <w:szCs w:val="19"/>
-              </w:rPr>
-              <w:t>미실시</w:t>
-            </w:r>
-            <w:proofErr w:type="spellEnd"/>
+            <w:r>
+              <w:t>통과</w:t>
+            </w:r>
           </w:p>
         </w:tc>
       </w:tr>
@@ -21563,21 +20325,9 @@
             </w:tcMar>
           </w:tcPr>
           <w:p>
-            <w:pPr>
-              <w:rPr>
-                <w:sz w:val="19"/>
-                <w:szCs w:val="19"/>
-              </w:rPr>
-            </w:pPr>
-            <w:proofErr w:type="spellStart"/>
-            <w:r>
-              <w:rPr>
-                <w:sz w:val="19"/>
-                <w:szCs w:val="19"/>
-              </w:rPr>
-              <w:t>미실시</w:t>
-            </w:r>
-            <w:proofErr w:type="spellEnd"/>
+            <w:r>
+              <w:t>통과</w:t>
+            </w:r>
           </w:p>
         </w:tc>
       </w:tr>
@@ -21703,18 +20453,8 @@
             </w:tcMar>
           </w:tcPr>
           <w:p>
-            <w:pPr>
-              <w:rPr>
-                <w:sz w:val="19"/>
-                <w:szCs w:val="19"/>
-              </w:rPr>
-            </w:pPr>
             <w:proofErr w:type="spellStart"/>
             <w:r>
-              <w:rPr>
-                <w:sz w:val="19"/>
-                <w:szCs w:val="19"/>
-              </w:rPr>
               <w:t>미실시</w:t>
             </w:r>
             <w:proofErr w:type="spellEnd"/>
@@ -21859,21 +20599,9 @@
             </w:tcMar>
           </w:tcPr>
           <w:p>
-            <w:pPr>
-              <w:rPr>
-                <w:sz w:val="19"/>
-                <w:szCs w:val="19"/>
-              </w:rPr>
-            </w:pPr>
-            <w:proofErr w:type="spellStart"/>
-            <w:r>
-              <w:rPr>
-                <w:sz w:val="19"/>
-                <w:szCs w:val="19"/>
-              </w:rPr>
-              <w:t>미실시</w:t>
-            </w:r>
-            <w:proofErr w:type="spellEnd"/>
+            <w:r>
+              <w:t>통과</w:t>
+            </w:r>
           </w:p>
         </w:tc>
       </w:tr>
@@ -21999,21 +20727,9 @@
             </w:tcMar>
           </w:tcPr>
           <w:p>
-            <w:pPr>
-              <w:rPr>
-                <w:sz w:val="19"/>
-                <w:szCs w:val="19"/>
-              </w:rPr>
-            </w:pPr>
-            <w:proofErr w:type="spellStart"/>
-            <w:r>
-              <w:rPr>
-                <w:sz w:val="19"/>
-                <w:szCs w:val="19"/>
-              </w:rPr>
-              <w:t>미실시</w:t>
-            </w:r>
-            <w:proofErr w:type="spellEnd"/>
+            <w:r>
+              <w:t>통과</w:t>
+            </w:r>
           </w:p>
         </w:tc>
       </w:tr>
@@ -22118,7 +20834,7 @@
                 <w:sz w:val="19"/>
                 <w:szCs w:val="19"/>
               </w:rPr>
-              <w:t>기존 주요 계산 코드 수정 없이 새로운 Room Type을 추가할 수 있는지 확인</w:t>
+              <w:t>기존 주요 계산 코드 수정 없이 새로운 마감재 제품 데이터를 추가할 수 있는지 확인</w:t>
             </w:r>
           </w:p>
         </w:tc>
@@ -22139,161 +20855,9 @@
             </w:tcMar>
           </w:tcPr>
           <w:p>
-            <w:pPr>
-              <w:rPr>
-                <w:sz w:val="19"/>
-                <w:szCs w:val="19"/>
-              </w:rPr>
-            </w:pPr>
-            <w:proofErr w:type="spellStart"/>
-            <w:r>
-              <w:rPr>
-                <w:sz w:val="19"/>
-                <w:szCs w:val="19"/>
-              </w:rPr>
-              <w:t>미실시</w:t>
-            </w:r>
-            <w:proofErr w:type="spellEnd"/>
-          </w:p>
-        </w:tc>
-      </w:tr>
-      <w:tr>
-        <w:tc>
-          <w:tcPr>
-            <w:tcW w:w="1600" w:type="dxa"/>
-            <w:tcBorders>
-              <w:top w:val="single" w:sz="4" w:space="0" w:color="808080"/>
-              <w:left w:val="single" w:sz="4" w:space="0" w:color="808080"/>
-              <w:bottom w:val="single" w:sz="4" w:space="0" w:color="808080"/>
-              <w:right w:val="single" w:sz="4" w:space="0" w:color="808080"/>
-            </w:tcBorders>
-            <w:tcMar>
-              <w:top w:w="60" w:type="dxa"/>
-              <w:left w:w="100" w:type="dxa"/>
-              <w:bottom w:w="60" w:type="dxa"/>
-              <w:right w:w="100" w:type="dxa"/>
-            </w:tcMar>
-          </w:tcPr>
-          <w:p>
-            <w:pPr>
-              <w:rPr>
-                <w:sz w:val="19"/>
-                <w:szCs w:val="19"/>
-              </w:rPr>
-            </w:pPr>
-            <w:r>
-              <w:rPr>
-                <w:sz w:val="19"/>
-                <w:szCs w:val="19"/>
-              </w:rPr>
-              <w:t>NFR-10</w:t>
-            </w:r>
-          </w:p>
-        </w:tc>
-        <w:tc>
-          <w:tcPr>
-            <w:tcW w:w="1800" w:type="dxa"/>
-            <w:tcBorders>
-              <w:top w:val="single" w:sz="4" w:space="0" w:color="808080"/>
-              <w:left w:val="single" w:sz="4" w:space="0" w:color="808080"/>
-              <w:bottom w:val="single" w:sz="4" w:space="0" w:color="808080"/>
-              <w:right w:val="single" w:sz="4" w:space="0" w:color="808080"/>
-            </w:tcBorders>
-            <w:tcMar>
-              <w:top w:w="60" w:type="dxa"/>
-              <w:left w:w="100" w:type="dxa"/>
-              <w:bottom w:w="60" w:type="dxa"/>
-              <w:right w:w="100" w:type="dxa"/>
-            </w:tcMar>
-          </w:tcPr>
-          <w:p>
-            <w:pPr>
-              <w:rPr>
-                <w:sz w:val="19"/>
-                <w:szCs w:val="19"/>
-              </w:rPr>
-            </w:pPr>
-            <w:r>
-              <w:rPr>
-                <w:sz w:val="19"/>
-                <w:szCs w:val="19"/>
-              </w:rPr>
-              <w:t>TC-2</w:t>
-            </w:r>
-            <w:r>
-              <w:rPr>
-                <w:rFonts w:hint="eastAsia"/>
-                <w:sz w:val="19"/>
-                <w:szCs w:val="19"/>
-              </w:rPr>
-              <w:t>6</w:t>
-            </w:r>
-          </w:p>
-        </w:tc>
-        <w:tc>
-          <w:tcPr>
-            <w:tcW w:w="4838" w:type="dxa"/>
-            <w:tcBorders>
-              <w:top w:val="single" w:sz="4" w:space="0" w:color="808080"/>
-              <w:left w:val="single" w:sz="4" w:space="0" w:color="808080"/>
-              <w:bottom w:val="single" w:sz="4" w:space="0" w:color="808080"/>
-              <w:right w:val="single" w:sz="4" w:space="0" w:color="808080"/>
-            </w:tcBorders>
-            <w:tcMar>
-              <w:top w:w="60" w:type="dxa"/>
-              <w:left w:w="100" w:type="dxa"/>
-              <w:bottom w:w="60" w:type="dxa"/>
-              <w:right w:w="100" w:type="dxa"/>
-            </w:tcMar>
-          </w:tcPr>
-          <w:p>
-            <w:pPr>
-              <w:rPr>
-                <w:sz w:val="19"/>
-                <w:szCs w:val="19"/>
-              </w:rPr>
-            </w:pPr>
-            <w:r>
-              <w:rPr>
-                <w:sz w:val="19"/>
-                <w:szCs w:val="19"/>
-              </w:rPr>
-              <w:t>기존 주요 계산 코드 수정 없이 새로운 마감재 제품 데이터를 추가할 수 있는지 확인</w:t>
-            </w:r>
-          </w:p>
-        </w:tc>
-        <w:tc>
-          <w:tcPr>
-            <w:tcW w:w="1400" w:type="dxa"/>
-            <w:tcBorders>
-              <w:top w:val="single" w:sz="4" w:space="0" w:color="808080"/>
-              <w:left w:val="single" w:sz="4" w:space="0" w:color="808080"/>
-              <w:bottom w:val="single" w:sz="4" w:space="0" w:color="808080"/>
-              <w:right w:val="single" w:sz="4" w:space="0" w:color="808080"/>
-            </w:tcBorders>
-            <w:tcMar>
-              <w:top w:w="60" w:type="dxa"/>
-              <w:left w:w="100" w:type="dxa"/>
-              <w:bottom w:w="60" w:type="dxa"/>
-              <w:right w:w="100" w:type="dxa"/>
-            </w:tcMar>
-          </w:tcPr>
-          <w:p>
-            <w:pPr>
-              <w:rPr>
-                <w:sz w:val="19"/>
-                <w:szCs w:val="19"/>
-              </w:rPr>
-            </w:pPr>
-            <w:proofErr w:type="spellStart"/>
-            <w:r>
-              <w:rPr>
-                <w:sz w:val="19"/>
-                <w:szCs w:val="19"/>
-              </w:rPr>
-              <w:t>미실시</w:t>
-            </w:r>
-            <w:proofErr w:type="spellEnd"/>
+            <w:r>
+              <w:t>통과</w:t>
+            </w:r>
           </w:p>
         </w:tc>
       </w:tr>
@@ -22306,8 +20870,10 @@
     <w:p>
       <w:pPr>
         <w:pStyle w:val="1"/>
+        <w:keepNext/>
+        <w:spacing w:before="240" w:after="120"/>
       </w:pPr>
-      <w:bookmarkStart w:id="26" w:name="_Toc242200471"/>
+      <w:bookmarkStart w:id="26" w:name="_Toc242550903"/>
       <w:r>
         <w:lastRenderedPageBreak/>
         <w:t>8. 변경 관리</w:t>
@@ -22361,8 +20927,10 @@
     <w:p>
       <w:pPr>
         <w:pStyle w:val="1"/>
+        <w:keepNext/>
+        <w:spacing w:before="240" w:after="120"/>
       </w:pPr>
-      <w:bookmarkStart w:id="27" w:name="_Toc242200472"/>
+      <w:bookmarkStart w:id="27" w:name="_Toc242550904"/>
       <w:r>
         <w:t>9. 검토 및 승인</w:t>
       </w:r>
@@ -22799,8 +21367,10 @@
     <w:p>
       <w:pPr>
         <w:pStyle w:val="1"/>
+        <w:keepNext/>
+        <w:spacing w:before="240" w:after="120"/>
       </w:pPr>
-      <w:bookmarkStart w:id="28" w:name="_Toc242200473"/>
+      <w:bookmarkStart w:id="28" w:name="_Toc242550905"/>
       <w:r>
         <w:lastRenderedPageBreak/>
         <w:t>부록</w:t>
@@ -22826,8 +21396,10 @@
     <w:p>
       <w:pPr>
         <w:pStyle w:val="2"/>
+        <w:keepNext/>
+        <w:spacing w:before="240"/>
       </w:pPr>
-      <w:bookmarkStart w:id="29" w:name="_Toc242200474"/>
+      <w:bookmarkStart w:id="29" w:name="_Toc242550906"/>
       <w:r>
         <w:t>부록 A. 참고 자료</w:t>
       </w:r>
@@ -22949,18 +21521,13 @@
             <w:tcW w:w="2407" w:type="dxa"/>
           </w:tcPr>
           <w:p>
-            <w:pPr>
-              <w:rPr>
-                <w:sz w:val="19"/>
-                <w:szCs w:val="19"/>
-              </w:rPr>
-            </w:pPr>
-            <w:r>
-              <w:rPr>
-                <w:sz w:val="19"/>
-                <w:szCs w:val="19"/>
-              </w:rPr>
-              <w:t>Apartment Kit</w:t>
+            <w:proofErr w:type="spellStart"/>
+            <w:r>
+              <w:t>trillion_IFCE</w:t>
+            </w:r>
+            <w:proofErr w:type="spellEnd"/>
+            <w:r>
+              <w:t xml:space="preserve"> Room Prefabs</w:t>
             </w:r>
           </w:p>
         </w:tc>
@@ -22969,18 +21536,8 @@
             <w:tcW w:w="2407" w:type="dxa"/>
           </w:tcPr>
           <w:p>
-            <w:pPr>
-              <w:rPr>
-                <w:sz w:val="19"/>
-                <w:szCs w:val="19"/>
-              </w:rPr>
-            </w:pPr>
-            <w:r>
-              <w:rPr>
-                <w:sz w:val="19"/>
-                <w:szCs w:val="19"/>
-              </w:rPr>
-              <w:t>Unity Asset Store</w:t>
+            <w:r>
+              <w:t>팀 내부 Unity 프로젝트</w:t>
             </w:r>
           </w:p>
         </w:tc>
@@ -23071,18 +21628,16 @@
             <w:tcW w:w="2407" w:type="dxa"/>
           </w:tcPr>
           <w:p>
-            <w:pPr>
-              <w:rPr>
-                <w:sz w:val="19"/>
-                <w:szCs w:val="19"/>
-              </w:rPr>
-            </w:pPr>
-            <w:r>
-              <w:rPr>
-                <w:sz w:val="19"/>
-                <w:szCs w:val="19"/>
-              </w:rPr>
-              <w:t>제품명, 단가, 두께, 열전도율 등의 제품 데이터 구성에 사용</w:t>
+            <w:r>
+              <w:t xml:space="preserve">제품명, 단가, 선언 </w:t>
+            </w:r>
+            <w:proofErr w:type="spellStart"/>
+            <w:r>
+              <w:t>열저항</w:t>
+            </w:r>
+            <w:proofErr w:type="spellEnd"/>
+            <w:r>
+              <w:t>, Material과 색상 견본 구성에 사용</w:t>
             </w:r>
           </w:p>
         </w:tc>
@@ -23349,18 +21904,8 @@
             <w:tcW w:w="2407" w:type="dxa"/>
           </w:tcPr>
           <w:p>
-            <w:pPr>
-              <w:rPr>
-                <w:sz w:val="19"/>
-                <w:szCs w:val="19"/>
-              </w:rPr>
-            </w:pPr>
-            <w:r>
-              <w:rPr>
-                <w:sz w:val="19"/>
-                <w:szCs w:val="19"/>
-              </w:rPr>
-              <w:t>Room 선택, 마감재 선택, 견적, 에너지 분석 화면 구성에 사용</w:t>
+            <w:r>
+              <w:t>Room 선택, 제품 변경, 견적, 냉난방 분석과 결과 화면 구성에 사용</w:t>
             </w:r>
           </w:p>
         </w:tc>
@@ -23431,43 +21976,8 @@
             <w:tcW w:w="2407" w:type="dxa"/>
           </w:tcPr>
           <w:p>
-            <w:pPr>
-              <w:rPr>
-                <w:sz w:val="19"/>
-                <w:szCs w:val="19"/>
-              </w:rPr>
-            </w:pPr>
-            <w:proofErr w:type="spellStart"/>
-            <w:r>
-              <w:rPr>
-                <w:sz w:val="19"/>
-                <w:szCs w:val="19"/>
-              </w:rPr>
-              <w:t>열저항</w:t>
-            </w:r>
-            <w:proofErr w:type="spellEnd"/>
-            <w:r>
-              <w:rPr>
-                <w:sz w:val="19"/>
-                <w:szCs w:val="19"/>
-              </w:rPr>
-              <w:t xml:space="preserve">, </w:t>
-            </w:r>
-            <w:proofErr w:type="spellStart"/>
-            <w:r>
-              <w:rPr>
-                <w:sz w:val="19"/>
-                <w:szCs w:val="19"/>
-              </w:rPr>
-              <w:t>열관류율</w:t>
-            </w:r>
-            <w:proofErr w:type="spellEnd"/>
-            <w:r>
-              <w:rPr>
-                <w:sz w:val="19"/>
-                <w:szCs w:val="19"/>
-              </w:rPr>
-              <w:t>, 에너지 비용, 투자 회수기간 계산 기준에 사용</w:t>
+            <w:r>
+              <w:t>난방과 냉방 사용량, 비용, 절감액과 투자 회수기간 계산 기준에 사용</w:t>
             </w:r>
           </w:p>
         </w:tc>
@@ -23476,13 +21986,17 @@
     <w:p>
       <w:pPr>
         <w:pStyle w:val="2"/>
+        <w:keepNext/>
+        <w:spacing w:before="240"/>
       </w:pPr>
     </w:p>
     <w:p>
       <w:pPr>
         <w:pStyle w:val="2"/>
+        <w:keepNext/>
+        <w:spacing w:before="240"/>
       </w:pPr>
-      <w:bookmarkStart w:id="30" w:name="_Toc242200475"/>
+      <w:bookmarkStart w:id="30" w:name="_Toc242550907"/>
       <w:r>
         <w:t xml:space="preserve">부록 B. 품질 </w:t>
       </w:r>
@@ -23768,18 +22282,8 @@
             </w:tcMar>
           </w:tcPr>
           <w:p>
-            <w:pPr>
-              <w:rPr>
-                <w:sz w:val="19"/>
-                <w:szCs w:val="19"/>
-              </w:rPr>
-            </w:pPr>
-            <w:r>
-              <w:rPr>
-                <w:sz w:val="19"/>
-                <w:szCs w:val="19"/>
-              </w:rPr>
-              <w:t>Room 선택, 3D 이동, 마감재 변경, 견적, 에너지 분석에 필요한 요구사항이 포함되었는가?</w:t>
+            <w:r>
+              <w:t>Room 선택, 3D 이동, 카테고리 전체 변경, Window Covering, 제품 구매비와 냉난방 분석 요구사항이 포함되었는가?</w:t>
             </w:r>
           </w:p>
         </w:tc>
@@ -24242,6 +22746,7 @@
                 <w:sz w:val="19"/>
                 <w:szCs w:val="19"/>
               </w:rPr>
+              <w:lastRenderedPageBreak/>
               <w:t>데이터 일관성</w:t>
             </w:r>
           </w:p>
@@ -24263,42 +22768,37 @@
             </w:tcMar>
           </w:tcPr>
           <w:p>
-            <w:pPr>
-              <w:rPr>
-                <w:sz w:val="19"/>
-                <w:szCs w:val="19"/>
-              </w:rPr>
-            </w:pPr>
-            <w:r>
-              <w:rPr>
-                <w:sz w:val="19"/>
-                <w:szCs w:val="19"/>
-              </w:rPr>
-              <w:t xml:space="preserve">Room, 제품 단가, 두께, 열전도율, 에너지 </w:t>
-            </w:r>
             <w:proofErr w:type="spellStart"/>
             <w:r>
-              <w:rPr>
-                <w:sz w:val="19"/>
-                <w:szCs w:val="19"/>
-              </w:rPr>
-              <w:t>기준값이</w:t>
+              <w:t>RoomData</w:t>
             </w:r>
             <w:proofErr w:type="spellEnd"/>
             <w:r>
-              <w:rPr>
-                <w:sz w:val="19"/>
-                <w:szCs w:val="19"/>
-              </w:rPr>
-              <w:t xml:space="preserve"> 정의된 형식으로 관리되</w:t>
-            </w:r>
-            <w:r>
-              <w:rPr>
-                <w:sz w:val="19"/>
-                <w:szCs w:val="19"/>
-              </w:rPr>
-              <w:lastRenderedPageBreak/>
-              <w:t>는가?</w:t>
+              <w:t xml:space="preserve">, </w:t>
+            </w:r>
+            <w:proofErr w:type="spellStart"/>
+            <w:r>
+              <w:t>FinishData</w:t>
+            </w:r>
+            <w:proofErr w:type="spellEnd"/>
+            <w:r>
+              <w:t xml:space="preserve">, 제품 단가, 선언 </w:t>
+            </w:r>
+            <w:proofErr w:type="spellStart"/>
+            <w:r>
+              <w:t>열저항</w:t>
+            </w:r>
+            <w:proofErr w:type="spellEnd"/>
+            <w:r>
+              <w:t xml:space="preserve">, 색상 견본과 </w:t>
+            </w:r>
+            <w:proofErr w:type="spellStart"/>
+            <w:r>
+              <w:t>EnergyStandardData</w:t>
+            </w:r>
+            <w:proofErr w:type="spellEnd"/>
+            <w:r>
+              <w:t>가 정의된 형식으로 관리되는가?</w:t>
             </w:r>
           </w:p>
         </w:tc>
@@ -24331,7 +22831,6 @@
                 <w:sz w:val="19"/>
                 <w:szCs w:val="19"/>
               </w:rPr>
-              <w:lastRenderedPageBreak/>
               <w:t>☐</w:t>
             </w:r>
           </w:p>
@@ -24387,34 +22886,24 @@
             </w:tcMar>
           </w:tcPr>
           <w:p>
-            <w:pPr>
-              <w:rPr>
-                <w:sz w:val="19"/>
-                <w:szCs w:val="19"/>
-              </w:rPr>
-            </w:pPr>
-            <w:r>
-              <w:rPr>
-                <w:sz w:val="19"/>
-                <w:szCs w:val="19"/>
-              </w:rPr>
-              <w:t xml:space="preserve">견적, </w:t>
+            <w:r>
+              <w:t xml:space="preserve">제품 </w:t>
             </w:r>
             <w:proofErr w:type="spellStart"/>
             <w:r>
-              <w:rPr>
-                <w:sz w:val="19"/>
-                <w:szCs w:val="19"/>
-              </w:rPr>
-              <w:t>열성능</w:t>
+              <w:t>구매비</w:t>
             </w:r>
             <w:proofErr w:type="spellEnd"/>
             <w:r>
-              <w:rPr>
-                <w:sz w:val="19"/>
-                <w:szCs w:val="19"/>
-              </w:rPr>
-              <w:t>, 에너지 비용, 투자 회수기간 계산 결과가 정의된 계산 기준과 일치하는가?</w:t>
+              <w:t xml:space="preserve">, </w:t>
+            </w:r>
+            <w:proofErr w:type="spellStart"/>
+            <w:r>
+              <w:t>열손실</w:t>
+            </w:r>
+            <w:proofErr w:type="spellEnd"/>
+            <w:r>
+              <w:t xml:space="preserve"> 계수, 연간 냉난방 비용과 투자 회수기간이 정의된 기준과 일치하는가?</w:t>
             </w:r>
           </w:p>
         </w:tc>
@@ -24851,8 +23340,8 @@
     </w:tbl>
     <w:p/>
     <w:sectPr>
-      <w:headerReference w:type="default" r:id="rId13"/>
-      <w:footerReference w:type="default" r:id="rId14"/>
+      <w:headerReference w:type="default" r:id="rId8"/>
+      <w:footerReference w:type="default" r:id="rId9"/>
       <w:pgSz w:w="11906" w:h="16838"/>
       <w:pgMar w:top="1134" w:right="1134" w:bottom="1134" w:left="1134" w:header="708" w:footer="708" w:gutter="0"/>
       <w:cols w:space="720"/>
@@ -24864,7 +23353,7 @@
 </file>
 
 <file path=word/endnotes.xml><?xml version="1.0" encoding="utf-8"?>
-<w:endnotes xmlns:wpc="http://schemas.microsoft.com/office/word/2010/wordprocessingCanvas" xmlns:cx="http://schemas.microsoft.com/office/drawing/2014/chartex" xmlns:cx1="http://schemas.microsoft.com/office/drawing/2015/9/8/chartex" xmlns:cx2="http://schemas.microsoft.com/office/drawing/2015/10/21/chartex" xmlns:cx3="http://schemas.microsoft.com/office/drawing/2016/5/9/chartex" xmlns:cx4="http://schemas.microsoft.com/office/drawing/2016/5/10/chartex" xmlns:cx5="http://schemas.microsoft.com/office/drawing/2016/5/11/chartex" xmlns:cx6="http://schemas.microsoft.com/office/drawing/2016/5/12/chartex" xmlns:cx7="http://schemas.microsoft.com/office/drawing/2016/5/13/chartex" xmlns:cx8="http://schemas.microsoft.com/office/drawing/2016/5/14/chartex" xmlns:mc="http://schemas.openxmlformats.org/markup-compatibility/2006" xmlns:aink="http://schemas.microsoft.com/office/drawing/2016/ink" xmlns:am3d="http://schemas.microsoft.com/office/drawing/2017/model3d" xmlns:o="urn:schemas-microsoft-com:office:office" xmlns:oel="http://schemas.microsoft.com/office/2019/extlst" xmlns:r="http://schemas.openxmlformats.org/officeDocument/2006/relationships" xmlns:m="http://schemas.openxmlformats.org/officeDocument/2006/math" xmlns:v="urn:schemas-microsoft-com:vml" xmlns:wp14="http://schemas.microsoft.com/office/word/2010/wordprocessingDrawing" xmlns:wp="http://schemas.openxmlformats.org/drawingml/2006/wordprocessingDrawing" xmlns:w10="urn:schemas-microsoft-com:office:word" xmlns:w="http://schemas.openxmlformats.org/wordprocessingml/2006/main" xmlns:w14="http://schemas.microsoft.com/office/word/2010/wordml" xmlns:w15="http://schemas.microsoft.com/office/word/2012/wordml" xmlns:w16cex="http://schemas.microsoft.com/office/word/2018/wordml/cex" xmlns:w16cid="http://schemas.microsoft.com/office/word/2016/wordml/cid" xmlns:w16="http://schemas.microsoft.com/office/word/2018/wordml" xmlns:w16du="http://schemas.microsoft.com/office/word/2023/wordml/word16du" xmlns:w16sdtdh="http://schemas.microsoft.com/office/word/2020/wordml/sdtdatahash" xmlns:w16sdtfl="http://schemas.microsoft.com/office/word/2024/wordml/sdtformatlock" xmlns:w16se="http://schemas.microsoft.com/office/word/2015/wordml/symex" xmlns:wpg="http://schemas.microsoft.com/office/word/2010/wordprocessingGroup" xmlns:wpi="http://schemas.microsoft.com/office/word/2010/wordprocessingInk" xmlns:wne="http://schemas.microsoft.com/office/word/2006/wordml" xmlns:wps="http://schemas.microsoft.com/office/word/2010/wordprocessingShape" mc:Ignorable="w14 w15 w16se w16cid w16 w16cex w16sdtdh w16sdtfl w16du wp14">
+<w:endnotes xmlns:wpc="http://schemas.microsoft.com/office/word/2010/wordprocessingCanvas" xmlns:cx="http://schemas.microsoft.com/office/drawing/2014/chartex" xmlns:cx1="http://schemas.microsoft.com/office/drawing/2015/9/8/chartex" xmlns:cx2="http://schemas.microsoft.com/office/drawing/2015/10/21/chartex" xmlns:cx3="http://schemas.microsoft.com/office/drawing/2016/5/9/chartex" xmlns:cx4="http://schemas.microsoft.com/office/drawing/2016/5/10/chartex" xmlns:cx5="http://schemas.microsoft.com/office/drawing/2016/5/11/chartex" xmlns:cx6="http://schemas.microsoft.com/office/drawing/2016/5/12/chartex" xmlns:cx7="http://schemas.microsoft.com/office/drawing/2016/5/13/chartex" xmlns:cx8="http://schemas.microsoft.com/office/drawing/2016/5/14/chartex" xmlns:mc="http://schemas.openxmlformats.org/markup-compatibility/2006" xmlns:aink="http://schemas.microsoft.com/office/drawing/2016/ink" xmlns:am3d="http://schemas.microsoft.com/office/drawing/2017/model3d" xmlns:o="urn:schemas-microsoft-com:office:office" xmlns:oel="http://schemas.microsoft.com/office/2019/extlst" xmlns:r="http://schemas.openxmlformats.org/officeDocument/2006/relationships" xmlns:m="http://schemas.openxmlformats.org/officeDocument/2006/math" xmlns:v="urn:schemas-microsoft-com:vml" xmlns:wp14="http://schemas.microsoft.com/office/word/2010/wordprocessingDrawing" xmlns:wp="http://schemas.openxmlformats.org/drawingml/2006/wordprocessingDrawing" xmlns:w10="urn:schemas-microsoft-com:office:word" xmlns:w="http://schemas.openxmlformats.org/wordprocessingml/2006/main" xmlns:w14="http://schemas.microsoft.com/office/word/2010/wordml" xmlns:w15="http://schemas.microsoft.com/office/word/2012/wordml" xmlns:w16cex="http://schemas.microsoft.com/office/word/2018/wordml/cex" xmlns:w16cid="http://schemas.microsoft.com/office/word/2016/wordml/cid" xmlns:w16="http://schemas.microsoft.com/office/word/2018/wordml" xmlns:w16sdtdh="http://schemas.microsoft.com/office/word/2020/wordml/sdtdatahash" xmlns:w16se="http://schemas.microsoft.com/office/word/2015/wordml/symex" xmlns:wpg="http://schemas.microsoft.com/office/word/2010/wordprocessingGroup" xmlns:wpi="http://schemas.microsoft.com/office/word/2010/wordprocessingInk" xmlns:wne="http://schemas.microsoft.com/office/word/2006/wordml" xmlns:wps="http://schemas.microsoft.com/office/word/2010/wordprocessingShape" mc:Ignorable="w14 w15 w16se w16cid w16 w16cex w16sdtdh wp14">
   <w:endnote w:type="separator" w:id="-1">
     <w:p>
       <w:r>
@@ -24883,7 +23372,7 @@
 </file>
 
 <file path=word/footer1.xml><?xml version="1.0" encoding="utf-8"?>
-<w:ftr xmlns:wpc="http://schemas.microsoft.com/office/word/2010/wordprocessingCanvas" xmlns:cx="http://schemas.microsoft.com/office/drawing/2014/chartex" xmlns:cx1="http://schemas.microsoft.com/office/drawing/2015/9/8/chartex" xmlns:cx2="http://schemas.microsoft.com/office/drawing/2015/10/21/chartex" xmlns:cx3="http://schemas.microsoft.com/office/drawing/2016/5/9/chartex" xmlns:cx4="http://schemas.microsoft.com/office/drawing/2016/5/10/chartex" xmlns:cx5="http://schemas.microsoft.com/office/drawing/2016/5/11/chartex" xmlns:cx6="http://schemas.microsoft.com/office/drawing/2016/5/12/chartex" xmlns:cx7="http://schemas.microsoft.com/office/drawing/2016/5/13/chartex" xmlns:cx8="http://schemas.microsoft.com/office/drawing/2016/5/14/chartex" xmlns:mc="http://schemas.openxmlformats.org/markup-compatibility/2006" xmlns:aink="http://schemas.microsoft.com/office/drawing/2016/ink" xmlns:am3d="http://schemas.microsoft.com/office/drawing/2017/model3d" xmlns:o="urn:schemas-microsoft-com:office:office" xmlns:oel="http://schemas.microsoft.com/office/2019/extlst" xmlns:r="http://schemas.openxmlformats.org/officeDocument/2006/relationships" xmlns:m="http://schemas.openxmlformats.org/officeDocument/2006/math" xmlns:v="urn:schemas-microsoft-com:vml" xmlns:wp14="http://schemas.microsoft.com/office/word/2010/wordprocessingDrawing" xmlns:wp="http://schemas.openxmlformats.org/drawingml/2006/wordprocessingDrawing" xmlns:w10="urn:schemas-microsoft-com:office:word" xmlns:w="http://schemas.openxmlformats.org/wordprocessingml/2006/main" xmlns:w14="http://schemas.microsoft.com/office/word/2010/wordml" xmlns:w15="http://schemas.microsoft.com/office/word/2012/wordml" xmlns:w16cex="http://schemas.microsoft.com/office/word/2018/wordml/cex" xmlns:w16cid="http://schemas.microsoft.com/office/word/2016/wordml/cid" xmlns:w16="http://schemas.microsoft.com/office/word/2018/wordml" xmlns:w16du="http://schemas.microsoft.com/office/word/2023/wordml/word16du" xmlns:w16sdtdh="http://schemas.microsoft.com/office/word/2020/wordml/sdtdatahash" xmlns:w16sdtfl="http://schemas.microsoft.com/office/word/2024/wordml/sdtformatlock" xmlns:w16se="http://schemas.microsoft.com/office/word/2015/wordml/symex" xmlns:wpg="http://schemas.microsoft.com/office/word/2010/wordprocessingGroup" xmlns:wpi="http://schemas.microsoft.com/office/word/2010/wordprocessingInk" xmlns:wne="http://schemas.microsoft.com/office/word/2006/wordml" xmlns:wps="http://schemas.microsoft.com/office/word/2010/wordprocessingShape" mc:Ignorable="w14 w15 w16se w16cid w16 w16cex w16sdtdh w16sdtfl w16du wp14">
+<w:ftr xmlns:wpc="http://schemas.microsoft.com/office/word/2010/wordprocessingCanvas" xmlns:cx="http://schemas.microsoft.com/office/drawing/2014/chartex" xmlns:cx1="http://schemas.microsoft.com/office/drawing/2015/9/8/chartex" xmlns:cx2="http://schemas.microsoft.com/office/drawing/2015/10/21/chartex" xmlns:cx3="http://schemas.microsoft.com/office/drawing/2016/5/9/chartex" xmlns:cx4="http://schemas.microsoft.com/office/drawing/2016/5/10/chartex" xmlns:cx5="http://schemas.microsoft.com/office/drawing/2016/5/11/chartex" xmlns:cx6="http://schemas.microsoft.com/office/drawing/2016/5/12/chartex" xmlns:cx7="http://schemas.microsoft.com/office/drawing/2016/5/13/chartex" xmlns:cx8="http://schemas.microsoft.com/office/drawing/2016/5/14/chartex" xmlns:mc="http://schemas.openxmlformats.org/markup-compatibility/2006" xmlns:aink="http://schemas.microsoft.com/office/drawing/2016/ink" xmlns:am3d="http://schemas.microsoft.com/office/drawing/2017/model3d" xmlns:o="urn:schemas-microsoft-com:office:office" xmlns:oel="http://schemas.microsoft.com/office/2019/extlst" xmlns:r="http://schemas.openxmlformats.org/officeDocument/2006/relationships" xmlns:m="http://schemas.openxmlformats.org/officeDocument/2006/math" xmlns:v="urn:schemas-microsoft-com:vml" xmlns:wp14="http://schemas.microsoft.com/office/word/2010/wordprocessingDrawing" xmlns:wp="http://schemas.openxmlformats.org/drawingml/2006/wordprocessingDrawing" xmlns:w10="urn:schemas-microsoft-com:office:word" xmlns:w="http://schemas.openxmlformats.org/wordprocessingml/2006/main" xmlns:w14="http://schemas.microsoft.com/office/word/2010/wordml" xmlns:w15="http://schemas.microsoft.com/office/word/2012/wordml" xmlns:w16cex="http://schemas.microsoft.com/office/word/2018/wordml/cex" xmlns:w16cid="http://schemas.microsoft.com/office/word/2016/wordml/cid" xmlns:w16="http://schemas.microsoft.com/office/word/2018/wordml" xmlns:w16sdtdh="http://schemas.microsoft.com/office/word/2020/wordml/sdtdatahash" xmlns:w16se="http://schemas.microsoft.com/office/word/2015/wordml/symex" xmlns:wpg="http://schemas.microsoft.com/office/word/2010/wordprocessingGroup" xmlns:wpi="http://schemas.microsoft.com/office/word/2010/wordprocessingInk" xmlns:wne="http://schemas.microsoft.com/office/word/2006/wordml" xmlns:wps="http://schemas.microsoft.com/office/word/2010/wordprocessingShape" mc:Ignorable="w14 w15 w16se w16cid w16 w16cex w16sdtdh wp14">
   <w:p>
     <w:pPr>
       <w:jc w:val="center"/>
@@ -24934,7 +23423,7 @@
 </file>
 
 <file path=word/footnotes.xml><?xml version="1.0" encoding="utf-8"?>
-<w:footnotes xmlns:wpc="http://schemas.microsoft.com/office/word/2010/wordprocessingCanvas" xmlns:cx="http://schemas.microsoft.com/office/drawing/2014/chartex" xmlns:cx1="http://schemas.microsoft.com/office/drawing/2015/9/8/chartex" xmlns:cx2="http://schemas.microsoft.com/office/drawing/2015/10/21/chartex" xmlns:cx3="http://schemas.microsoft.com/office/drawing/2016/5/9/chartex" xmlns:cx4="http://schemas.microsoft.com/office/drawing/2016/5/10/chartex" xmlns:cx5="http://schemas.microsoft.com/office/drawing/2016/5/11/chartex" xmlns:cx6="http://schemas.microsoft.com/office/drawing/2016/5/12/chartex" xmlns:cx7="http://schemas.microsoft.com/office/drawing/2016/5/13/chartex" xmlns:cx8="http://schemas.microsoft.com/office/drawing/2016/5/14/chartex" xmlns:mc="http://schemas.openxmlformats.org/markup-compatibility/2006" xmlns:aink="http://schemas.microsoft.com/office/drawing/2016/ink" xmlns:am3d="http://schemas.microsoft.com/office/drawing/2017/model3d" xmlns:o="urn:schemas-microsoft-com:office:office" xmlns:oel="http://schemas.microsoft.com/office/2019/extlst" xmlns:r="http://schemas.openxmlformats.org/officeDocument/2006/relationships" xmlns:m="http://schemas.openxmlformats.org/officeDocument/2006/math" xmlns:v="urn:schemas-microsoft-com:vml" xmlns:wp14="http://schemas.microsoft.com/office/word/2010/wordprocessingDrawing" xmlns:wp="http://schemas.openxmlformats.org/drawingml/2006/wordprocessingDrawing" xmlns:w10="urn:schemas-microsoft-com:office:word" xmlns:w="http://schemas.openxmlformats.org/wordprocessingml/2006/main" xmlns:w14="http://schemas.microsoft.com/office/word/2010/wordml" xmlns:w15="http://schemas.microsoft.com/office/word/2012/wordml" xmlns:w16cex="http://schemas.microsoft.com/office/word/2018/wordml/cex" xmlns:w16cid="http://schemas.microsoft.com/office/word/2016/wordml/cid" xmlns:w16="http://schemas.microsoft.com/office/word/2018/wordml" xmlns:w16du="http://schemas.microsoft.com/office/word/2023/wordml/word16du" xmlns:w16sdtdh="http://schemas.microsoft.com/office/word/2020/wordml/sdtdatahash" xmlns:w16sdtfl="http://schemas.microsoft.com/office/word/2024/wordml/sdtformatlock" xmlns:w16se="http://schemas.microsoft.com/office/word/2015/wordml/symex" xmlns:wpg="http://schemas.microsoft.com/office/word/2010/wordprocessingGroup" xmlns:wpi="http://schemas.microsoft.com/office/word/2010/wordprocessingInk" xmlns:wne="http://schemas.microsoft.com/office/word/2006/wordml" xmlns:wps="http://schemas.microsoft.com/office/word/2010/wordprocessingShape" mc:Ignorable="w14 w15 w16se w16cid w16 w16cex w16sdtdh w16sdtfl w16du wp14">
+<w:footnotes xmlns:wpc="http://schemas.microsoft.com/office/word/2010/wordprocessingCanvas" xmlns:cx="http://schemas.microsoft.com/office/drawing/2014/chartex" xmlns:cx1="http://schemas.microsoft.com/office/drawing/2015/9/8/chartex" xmlns:cx2="http://schemas.microsoft.com/office/drawing/2015/10/21/chartex" xmlns:cx3="http://schemas.microsoft.com/office/drawing/2016/5/9/chartex" xmlns:cx4="http://schemas.microsoft.com/office/drawing/2016/5/10/chartex" xmlns:cx5="http://schemas.microsoft.com/office/drawing/2016/5/11/chartex" xmlns:cx6="http://schemas.microsoft.com/office/drawing/2016/5/12/chartex" xmlns:cx7="http://schemas.microsoft.com/office/drawing/2016/5/13/chartex" xmlns:cx8="http://schemas.microsoft.com/office/drawing/2016/5/14/chartex" xmlns:mc="http://schemas.openxmlformats.org/markup-compatibility/2006" xmlns:aink="http://schemas.microsoft.com/office/drawing/2016/ink" xmlns:am3d="http://schemas.microsoft.com/office/drawing/2017/model3d" xmlns:o="urn:schemas-microsoft-com:office:office" xmlns:oel="http://schemas.microsoft.com/office/2019/extlst" xmlns:r="http://schemas.openxmlformats.org/officeDocument/2006/relationships" xmlns:m="http://schemas.openxmlformats.org/officeDocument/2006/math" xmlns:v="urn:schemas-microsoft-com:vml" xmlns:wp14="http://schemas.microsoft.com/office/word/2010/wordprocessingDrawing" xmlns:wp="http://schemas.openxmlformats.org/drawingml/2006/wordprocessingDrawing" xmlns:w10="urn:schemas-microsoft-com:office:word" xmlns:w="http://schemas.openxmlformats.org/wordprocessingml/2006/main" xmlns:w14="http://schemas.microsoft.com/office/word/2010/wordml" xmlns:w15="http://schemas.microsoft.com/office/word/2012/wordml" xmlns:w16cex="http://schemas.microsoft.com/office/word/2018/wordml/cex" xmlns:w16cid="http://schemas.microsoft.com/office/word/2016/wordml/cid" xmlns:w16="http://schemas.microsoft.com/office/word/2018/wordml" xmlns:w16sdtdh="http://schemas.microsoft.com/office/word/2020/wordml/sdtdatahash" xmlns:w16se="http://schemas.microsoft.com/office/word/2015/wordml/symex" xmlns:wpg="http://schemas.microsoft.com/office/word/2010/wordprocessingGroup" xmlns:wpi="http://schemas.microsoft.com/office/word/2010/wordprocessingInk" xmlns:wne="http://schemas.microsoft.com/office/word/2006/wordml" xmlns:wps="http://schemas.microsoft.com/office/word/2010/wordprocessingShape" mc:Ignorable="w14 w15 w16se w16cid w16 w16cex w16sdtdh wp14">
   <w:footnote w:type="separator" w:id="-1">
     <w:p>
       <w:r>
@@ -24953,7 +23442,7 @@
 </file>
 
 <file path=word/header1.xml><?xml version="1.0" encoding="utf-8"?>
-<w:hdr xmlns:wpc="http://schemas.microsoft.com/office/word/2010/wordprocessingCanvas" xmlns:cx="http://schemas.microsoft.com/office/drawing/2014/chartex" xmlns:cx1="http://schemas.microsoft.com/office/drawing/2015/9/8/chartex" xmlns:cx2="http://schemas.microsoft.com/office/drawing/2015/10/21/chartex" xmlns:cx3="http://schemas.microsoft.com/office/drawing/2016/5/9/chartex" xmlns:cx4="http://schemas.microsoft.com/office/drawing/2016/5/10/chartex" xmlns:cx5="http://schemas.microsoft.com/office/drawing/2016/5/11/chartex" xmlns:cx6="http://schemas.microsoft.com/office/drawing/2016/5/12/chartex" xmlns:cx7="http://schemas.microsoft.com/office/drawing/2016/5/13/chartex" xmlns:cx8="http://schemas.microsoft.com/office/drawing/2016/5/14/chartex" xmlns:mc="http://schemas.openxmlformats.org/markup-compatibility/2006" xmlns:aink="http://schemas.microsoft.com/office/drawing/2016/ink" xmlns:am3d="http://schemas.microsoft.com/office/drawing/2017/model3d" xmlns:o="urn:schemas-microsoft-com:office:office" xmlns:oel="http://schemas.microsoft.com/office/2019/extlst" xmlns:r="http://schemas.openxmlformats.org/officeDocument/2006/relationships" xmlns:m="http://schemas.openxmlformats.org/officeDocument/2006/math" xmlns:v="urn:schemas-microsoft-com:vml" xmlns:wp14="http://schemas.microsoft.com/office/word/2010/wordprocessingDrawing" xmlns:wp="http://schemas.openxmlformats.org/drawingml/2006/wordprocessingDrawing" xmlns:w10="urn:schemas-microsoft-com:office:word" xmlns:w="http://schemas.openxmlformats.org/wordprocessingml/2006/main" xmlns:w14="http://schemas.microsoft.com/office/word/2010/wordml" xmlns:w15="http://schemas.microsoft.com/office/word/2012/wordml" xmlns:w16cex="http://schemas.microsoft.com/office/word/2018/wordml/cex" xmlns:w16cid="http://schemas.microsoft.com/office/word/2016/wordml/cid" xmlns:w16="http://schemas.microsoft.com/office/word/2018/wordml" xmlns:w16du="http://schemas.microsoft.com/office/word/2023/wordml/word16du" xmlns:w16sdtdh="http://schemas.microsoft.com/office/word/2020/wordml/sdtdatahash" xmlns:w16sdtfl="http://schemas.microsoft.com/office/word/2024/wordml/sdtformatlock" xmlns:w16se="http://schemas.microsoft.com/office/word/2015/wordml/symex" xmlns:wpg="http://schemas.microsoft.com/office/word/2010/wordprocessingGroup" xmlns:wpi="http://schemas.microsoft.com/office/word/2010/wordprocessingInk" xmlns:wne="http://schemas.microsoft.com/office/word/2006/wordml" xmlns:wps="http://schemas.microsoft.com/office/word/2010/wordprocessingShape" mc:Ignorable="w14 w15 w16se w16cid w16 w16cex w16sdtdh w16sdtfl w16du wp14">
+<w:hdr xmlns:wpc="http://schemas.microsoft.com/office/word/2010/wordprocessingCanvas" xmlns:cx="http://schemas.microsoft.com/office/drawing/2014/chartex" xmlns:cx1="http://schemas.microsoft.com/office/drawing/2015/9/8/chartex" xmlns:cx2="http://schemas.microsoft.com/office/drawing/2015/10/21/chartex" xmlns:cx3="http://schemas.microsoft.com/office/drawing/2016/5/9/chartex" xmlns:cx4="http://schemas.microsoft.com/office/drawing/2016/5/10/chartex" xmlns:cx5="http://schemas.microsoft.com/office/drawing/2016/5/11/chartex" xmlns:cx6="http://schemas.microsoft.com/office/drawing/2016/5/12/chartex" xmlns:cx7="http://schemas.microsoft.com/office/drawing/2016/5/13/chartex" xmlns:cx8="http://schemas.microsoft.com/office/drawing/2016/5/14/chartex" xmlns:mc="http://schemas.openxmlformats.org/markup-compatibility/2006" xmlns:aink="http://schemas.microsoft.com/office/drawing/2016/ink" xmlns:am3d="http://schemas.microsoft.com/office/drawing/2017/model3d" xmlns:o="urn:schemas-microsoft-com:office:office" xmlns:oel="http://schemas.microsoft.com/office/2019/extlst" xmlns:r="http://schemas.openxmlformats.org/officeDocument/2006/relationships" xmlns:m="http://schemas.openxmlformats.org/officeDocument/2006/math" xmlns:v="urn:schemas-microsoft-com:vml" xmlns:wp14="http://schemas.microsoft.com/office/word/2010/wordprocessingDrawing" xmlns:wp="http://schemas.openxmlformats.org/drawingml/2006/wordprocessingDrawing" xmlns:w10="urn:schemas-microsoft-com:office:word" xmlns:w="http://schemas.openxmlformats.org/wordprocessingml/2006/main" xmlns:w14="http://schemas.microsoft.com/office/word/2010/wordml" xmlns:w15="http://schemas.microsoft.com/office/word/2012/wordml" xmlns:w16cex="http://schemas.microsoft.com/office/word/2018/wordml/cex" xmlns:w16cid="http://schemas.microsoft.com/office/word/2016/wordml/cid" xmlns:w16="http://schemas.microsoft.com/office/word/2018/wordml" xmlns:w16sdtdh="http://schemas.microsoft.com/office/word/2020/wordml/sdtdatahash" xmlns:w16se="http://schemas.microsoft.com/office/word/2015/wordml/symex" xmlns:wpg="http://schemas.microsoft.com/office/word/2010/wordprocessingGroup" xmlns:wpi="http://schemas.microsoft.com/office/word/2010/wordprocessingInk" xmlns:wne="http://schemas.microsoft.com/office/word/2006/wordml" xmlns:wps="http://schemas.microsoft.com/office/word/2010/wordprocessingShape" mc:Ignorable="w14 w15 w16se w16cid w16 w16cex w16sdtdh wp14">
   <w:p>
     <w:pPr>
       <w:jc w:val="right"/>
@@ -24962,34 +23451,102 @@
         <w:szCs w:val="16"/>
       </w:rPr>
     </w:pPr>
-    <w:r>
-      <w:rPr>
-        <w:sz w:val="16"/>
-        <w:szCs w:val="16"/>
-      </w:rPr>
-      <w:t>소프트웨어 요구사항 명세서 | (</w:t>
-    </w:r>
-    <w:r>
-      <w:rPr>
-        <w:sz w:val="16"/>
-        <w:szCs w:val="16"/>
-      </w:rPr>
-      <w:t>Interior Finish Cost &amp; Energy Analysis</w:t>
-    </w:r>
-    <w:r>
-      <w:rPr>
-        <w:sz w:val="16"/>
-        <w:szCs w:val="16"/>
-      </w:rPr>
-      <w:t>) | v1.0</w:t>
-    </w:r>
   </w:p>
 </w:hdr>
 </file>
 
 <file path=word/numbering.xml><?xml version="1.0" encoding="utf-8"?>
-<w:numbering xmlns:wpc="http://schemas.microsoft.com/office/word/2010/wordprocessingCanvas" xmlns:cx="http://schemas.microsoft.com/office/drawing/2014/chartex" xmlns:cx1="http://schemas.microsoft.com/office/drawing/2015/9/8/chartex" xmlns:cx2="http://schemas.microsoft.com/office/drawing/2015/10/21/chartex" xmlns:cx3="http://schemas.microsoft.com/office/drawing/2016/5/9/chartex" xmlns:cx4="http://schemas.microsoft.com/office/drawing/2016/5/10/chartex" xmlns:cx5="http://schemas.microsoft.com/office/drawing/2016/5/11/chartex" xmlns:cx6="http://schemas.microsoft.com/office/drawing/2016/5/12/chartex" xmlns:cx7="http://schemas.microsoft.com/office/drawing/2016/5/13/chartex" xmlns:cx8="http://schemas.microsoft.com/office/drawing/2016/5/14/chartex" xmlns:mc="http://schemas.openxmlformats.org/markup-compatibility/2006" xmlns:aink="http://schemas.microsoft.com/office/drawing/2016/ink" xmlns:am3d="http://schemas.microsoft.com/office/drawing/2017/model3d" xmlns:o="urn:schemas-microsoft-com:office:office" xmlns:oel="http://schemas.microsoft.com/office/2019/extlst" xmlns:r="http://schemas.openxmlformats.org/officeDocument/2006/relationships" xmlns:m="http://schemas.openxmlformats.org/officeDocument/2006/math" xmlns:v="urn:schemas-microsoft-com:vml" xmlns:wp14="http://schemas.microsoft.com/office/word/2010/wordprocessingDrawing" xmlns:wp="http://schemas.openxmlformats.org/drawingml/2006/wordprocessingDrawing" xmlns:w10="urn:schemas-microsoft-com:office:word" xmlns:w="http://schemas.openxmlformats.org/wordprocessingml/2006/main" xmlns:w14="http://schemas.microsoft.com/office/word/2010/wordml" xmlns:w15="http://schemas.microsoft.com/office/word/2012/wordml" xmlns:w16cex="http://schemas.microsoft.com/office/word/2018/wordml/cex" xmlns:w16cid="http://schemas.microsoft.com/office/word/2016/wordml/cid" xmlns:w16="http://schemas.microsoft.com/office/word/2018/wordml" xmlns:w16du="http://schemas.microsoft.com/office/word/2023/wordml/word16du" xmlns:w16sdtdh="http://schemas.microsoft.com/office/word/2020/wordml/sdtdatahash" xmlns:w16sdtfl="http://schemas.microsoft.com/office/word/2024/wordml/sdtformatlock" xmlns:w16se="http://schemas.microsoft.com/office/word/2015/wordml/symex" xmlns:wpg="http://schemas.microsoft.com/office/word/2010/wordprocessingGroup" xmlns:wpi="http://schemas.microsoft.com/office/word/2010/wordprocessingInk" xmlns:wne="http://schemas.microsoft.com/office/word/2006/wordml" xmlns:wps="http://schemas.microsoft.com/office/word/2010/wordprocessingShape" mc:Ignorable="w14 w15 w16se w16cid w16 w16cex w16sdtdh w16sdtfl w16du wp14">
+<w:numbering xmlns:wpc="http://schemas.microsoft.com/office/word/2010/wordprocessingCanvas" xmlns:cx="http://schemas.microsoft.com/office/drawing/2014/chartex" xmlns:cx1="http://schemas.microsoft.com/office/drawing/2015/9/8/chartex" xmlns:cx2="http://schemas.microsoft.com/office/drawing/2015/10/21/chartex" xmlns:cx3="http://schemas.microsoft.com/office/drawing/2016/5/9/chartex" xmlns:cx4="http://schemas.microsoft.com/office/drawing/2016/5/10/chartex" xmlns:cx5="http://schemas.microsoft.com/office/drawing/2016/5/11/chartex" xmlns:cx6="http://schemas.microsoft.com/office/drawing/2016/5/12/chartex" xmlns:cx7="http://schemas.microsoft.com/office/drawing/2016/5/13/chartex" xmlns:cx8="http://schemas.microsoft.com/office/drawing/2016/5/14/chartex" xmlns:mc="http://schemas.openxmlformats.org/markup-compatibility/2006" xmlns:aink="http://schemas.microsoft.com/office/drawing/2016/ink" xmlns:am3d="http://schemas.microsoft.com/office/drawing/2017/model3d" xmlns:o="urn:schemas-microsoft-com:office:office" xmlns:oel="http://schemas.microsoft.com/office/2019/extlst" xmlns:r="http://schemas.openxmlformats.org/officeDocument/2006/relationships" xmlns:m="http://schemas.openxmlformats.org/officeDocument/2006/math" xmlns:v="urn:schemas-microsoft-com:vml" xmlns:wp14="http://schemas.microsoft.com/office/word/2010/wordprocessingDrawing" xmlns:wp="http://schemas.openxmlformats.org/drawingml/2006/wordprocessingDrawing" xmlns:w10="urn:schemas-microsoft-com:office:word" xmlns:w="http://schemas.openxmlformats.org/wordprocessingml/2006/main" xmlns:w14="http://schemas.microsoft.com/office/word/2010/wordml" xmlns:w15="http://schemas.microsoft.com/office/word/2012/wordml" xmlns:w16cex="http://schemas.microsoft.com/office/word/2018/wordml/cex" xmlns:w16cid="http://schemas.microsoft.com/office/word/2016/wordml/cid" xmlns:w16="http://schemas.microsoft.com/office/word/2018/wordml" xmlns:w16sdtdh="http://schemas.microsoft.com/office/word/2020/wordml/sdtdatahash" xmlns:w16se="http://schemas.microsoft.com/office/word/2015/wordml/symex" xmlns:wpg="http://schemas.microsoft.com/office/word/2010/wordprocessingGroup" xmlns:wpi="http://schemas.microsoft.com/office/word/2010/wordprocessingInk" xmlns:wne="http://schemas.microsoft.com/office/word/2006/wordml" xmlns:wps="http://schemas.microsoft.com/office/word/2010/wordprocessingShape" mc:Ignorable="w14 w15 w16se w16cid w16 w16cex w16sdtdh wp14">
   <w:abstractNum w:abstractNumId="0" w15:restartNumberingAfterBreak="0">
+    <w:nsid w:val="15CF5DE4"/>
+    <w:multiLevelType w:val="hybridMultilevel"/>
+    <w:tmpl w:val="BAF82DDA"/>
+    <w:lvl w:ilvl="0" w:tplc="0064394E">
+      <w:start w:val="1"/>
+      <w:numFmt w:val="decimal"/>
+      <w:lvlText w:val="%1."/>
+      <w:lvlJc w:val="left"/>
+      <w:pPr>
+        <w:ind w:left="800" w:hanging="360"/>
+      </w:pPr>
+      <w:rPr>
+        <w:rFonts w:hint="default"/>
+      </w:rPr>
+    </w:lvl>
+    <w:lvl w:ilvl="1" w:tplc="04090019" w:tentative="1">
+      <w:start w:val="1"/>
+      <w:numFmt w:val="upperLetter"/>
+      <w:lvlText w:val="%2."/>
+      <w:lvlJc w:val="left"/>
+      <w:pPr>
+        <w:ind w:left="1320" w:hanging="440"/>
+      </w:pPr>
+    </w:lvl>
+    <w:lvl w:ilvl="2" w:tplc="0409001B" w:tentative="1">
+      <w:start w:val="1"/>
+      <w:numFmt w:val="lowerRoman"/>
+      <w:lvlText w:val="%3."/>
+      <w:lvlJc w:val="right"/>
+      <w:pPr>
+        <w:ind w:left="1760" w:hanging="440"/>
+      </w:pPr>
+    </w:lvl>
+    <w:lvl w:ilvl="3" w:tplc="0409000F" w:tentative="1">
+      <w:start w:val="1"/>
+      <w:numFmt w:val="decimal"/>
+      <w:lvlText w:val="%4."/>
+      <w:lvlJc w:val="left"/>
+      <w:pPr>
+        <w:ind w:left="2200" w:hanging="440"/>
+      </w:pPr>
+    </w:lvl>
+    <w:lvl w:ilvl="4" w:tplc="04090019" w:tentative="1">
+      <w:start w:val="1"/>
+      <w:numFmt w:val="upperLetter"/>
+      <w:lvlText w:val="%5."/>
+      <w:lvlJc w:val="left"/>
+      <w:pPr>
+        <w:ind w:left="2640" w:hanging="440"/>
+      </w:pPr>
+    </w:lvl>
+    <w:lvl w:ilvl="5" w:tplc="0409001B" w:tentative="1">
+      <w:start w:val="1"/>
+      <w:numFmt w:val="lowerRoman"/>
+      <w:lvlText w:val="%6."/>
+      <w:lvlJc w:val="right"/>
+      <w:pPr>
+        <w:ind w:left="3080" w:hanging="440"/>
+      </w:pPr>
+    </w:lvl>
+    <w:lvl w:ilvl="6" w:tplc="0409000F" w:tentative="1">
+      <w:start w:val="1"/>
+      <w:numFmt w:val="decimal"/>
+      <w:lvlText w:val="%7."/>
+      <w:lvlJc w:val="left"/>
+      <w:pPr>
+        <w:ind w:left="3520" w:hanging="440"/>
+      </w:pPr>
+    </w:lvl>
+    <w:lvl w:ilvl="7" w:tplc="04090019" w:tentative="1">
+      <w:start w:val="1"/>
+      <w:numFmt w:val="upperLetter"/>
+      <w:lvlText w:val="%8."/>
+      <w:lvlJc w:val="left"/>
+      <w:pPr>
+        <w:ind w:left="3960" w:hanging="440"/>
+      </w:pPr>
+    </w:lvl>
+    <w:lvl w:ilvl="8" w:tplc="0409001B" w:tentative="1">
+      <w:start w:val="1"/>
+      <w:numFmt w:val="lowerRoman"/>
+      <w:lvlText w:val="%9."/>
+      <w:lvlJc w:val="right"/>
+      <w:pPr>
+        <w:ind w:left="4400" w:hanging="440"/>
+      </w:pPr>
+    </w:lvl>
+  </w:abstractNum>
+  <w:abstractNum w:abstractNumId="1" w15:restartNumberingAfterBreak="0">
     <w:nsid w:val="15D71E8E"/>
     <w:multiLevelType w:val="hybridMultilevel"/>
     <w:tmpl w:val="D374B5D4"/>
@@ -25043,7 +23600,185 @@
       <w:lvlJc w:val="left"/>
     </w:lvl>
   </w:abstractNum>
-  <w:abstractNum w:abstractNumId="1" w15:restartNumberingAfterBreak="0">
+  <w:abstractNum w:abstractNumId="2" w15:restartNumberingAfterBreak="0">
+    <w:nsid w:val="2B076102"/>
+    <w:multiLevelType w:val="hybridMultilevel"/>
+    <w:tmpl w:val="4266C13A"/>
+    <w:lvl w:ilvl="0" w:tplc="FACE428C">
+      <w:start w:val="1"/>
+      <w:numFmt w:val="decimal"/>
+      <w:lvlText w:val="%1."/>
+      <w:lvlJc w:val="left"/>
+      <w:pPr>
+        <w:ind w:left="800" w:hanging="360"/>
+      </w:pPr>
+      <w:rPr>
+        <w:rFonts w:hint="default"/>
+      </w:rPr>
+    </w:lvl>
+    <w:lvl w:ilvl="1" w:tplc="04090019" w:tentative="1">
+      <w:start w:val="1"/>
+      <w:numFmt w:val="upperLetter"/>
+      <w:lvlText w:val="%2."/>
+      <w:lvlJc w:val="left"/>
+      <w:pPr>
+        <w:ind w:left="1320" w:hanging="440"/>
+      </w:pPr>
+    </w:lvl>
+    <w:lvl w:ilvl="2" w:tplc="0409001B" w:tentative="1">
+      <w:start w:val="1"/>
+      <w:numFmt w:val="lowerRoman"/>
+      <w:lvlText w:val="%3."/>
+      <w:lvlJc w:val="right"/>
+      <w:pPr>
+        <w:ind w:left="1760" w:hanging="440"/>
+      </w:pPr>
+    </w:lvl>
+    <w:lvl w:ilvl="3" w:tplc="0409000F" w:tentative="1">
+      <w:start w:val="1"/>
+      <w:numFmt w:val="decimal"/>
+      <w:lvlText w:val="%4."/>
+      <w:lvlJc w:val="left"/>
+      <w:pPr>
+        <w:ind w:left="2200" w:hanging="440"/>
+      </w:pPr>
+    </w:lvl>
+    <w:lvl w:ilvl="4" w:tplc="04090019" w:tentative="1">
+      <w:start w:val="1"/>
+      <w:numFmt w:val="upperLetter"/>
+      <w:lvlText w:val="%5."/>
+      <w:lvlJc w:val="left"/>
+      <w:pPr>
+        <w:ind w:left="2640" w:hanging="440"/>
+      </w:pPr>
+    </w:lvl>
+    <w:lvl w:ilvl="5" w:tplc="0409001B" w:tentative="1">
+      <w:start w:val="1"/>
+      <w:numFmt w:val="lowerRoman"/>
+      <w:lvlText w:val="%6."/>
+      <w:lvlJc w:val="right"/>
+      <w:pPr>
+        <w:ind w:left="3080" w:hanging="440"/>
+      </w:pPr>
+    </w:lvl>
+    <w:lvl w:ilvl="6" w:tplc="0409000F" w:tentative="1">
+      <w:start w:val="1"/>
+      <w:numFmt w:val="decimal"/>
+      <w:lvlText w:val="%7."/>
+      <w:lvlJc w:val="left"/>
+      <w:pPr>
+        <w:ind w:left="3520" w:hanging="440"/>
+      </w:pPr>
+    </w:lvl>
+    <w:lvl w:ilvl="7" w:tplc="04090019" w:tentative="1">
+      <w:start w:val="1"/>
+      <w:numFmt w:val="upperLetter"/>
+      <w:lvlText w:val="%8."/>
+      <w:lvlJc w:val="left"/>
+      <w:pPr>
+        <w:ind w:left="3960" w:hanging="440"/>
+      </w:pPr>
+    </w:lvl>
+    <w:lvl w:ilvl="8" w:tplc="0409001B" w:tentative="1">
+      <w:start w:val="1"/>
+      <w:numFmt w:val="lowerRoman"/>
+      <w:lvlText w:val="%9."/>
+      <w:lvlJc w:val="right"/>
+      <w:pPr>
+        <w:ind w:left="4400" w:hanging="440"/>
+      </w:pPr>
+    </w:lvl>
+  </w:abstractNum>
+  <w:abstractNum w:abstractNumId="3" w15:restartNumberingAfterBreak="0">
+    <w:nsid w:val="3B7F42FA"/>
+    <w:multiLevelType w:val="hybridMultilevel"/>
+    <w:tmpl w:val="862E2114"/>
+    <w:lvl w:ilvl="0" w:tplc="DB388520">
+      <w:start w:val="1"/>
+      <w:numFmt w:val="decimal"/>
+      <w:lvlText w:val="%1."/>
+      <w:lvlJc w:val="left"/>
+      <w:pPr>
+        <w:ind w:left="800" w:hanging="360"/>
+      </w:pPr>
+      <w:rPr>
+        <w:rFonts w:hint="default"/>
+      </w:rPr>
+    </w:lvl>
+    <w:lvl w:ilvl="1" w:tplc="04090019" w:tentative="1">
+      <w:start w:val="1"/>
+      <w:numFmt w:val="upperLetter"/>
+      <w:lvlText w:val="%2."/>
+      <w:lvlJc w:val="left"/>
+      <w:pPr>
+        <w:ind w:left="1320" w:hanging="440"/>
+      </w:pPr>
+    </w:lvl>
+    <w:lvl w:ilvl="2" w:tplc="0409001B" w:tentative="1">
+      <w:start w:val="1"/>
+      <w:numFmt w:val="lowerRoman"/>
+      <w:lvlText w:val="%3."/>
+      <w:lvlJc w:val="right"/>
+      <w:pPr>
+        <w:ind w:left="1760" w:hanging="440"/>
+      </w:pPr>
+    </w:lvl>
+    <w:lvl w:ilvl="3" w:tplc="0409000F" w:tentative="1">
+      <w:start w:val="1"/>
+      <w:numFmt w:val="decimal"/>
+      <w:lvlText w:val="%4."/>
+      <w:lvlJc w:val="left"/>
+      <w:pPr>
+        <w:ind w:left="2200" w:hanging="440"/>
+      </w:pPr>
+    </w:lvl>
+    <w:lvl w:ilvl="4" w:tplc="04090019" w:tentative="1">
+      <w:start w:val="1"/>
+      <w:numFmt w:val="upperLetter"/>
+      <w:lvlText w:val="%5."/>
+      <w:lvlJc w:val="left"/>
+      <w:pPr>
+        <w:ind w:left="2640" w:hanging="440"/>
+      </w:pPr>
+    </w:lvl>
+    <w:lvl w:ilvl="5" w:tplc="0409001B" w:tentative="1">
+      <w:start w:val="1"/>
+      <w:numFmt w:val="lowerRoman"/>
+      <w:lvlText w:val="%6."/>
+      <w:lvlJc w:val="right"/>
+      <w:pPr>
+        <w:ind w:left="3080" w:hanging="440"/>
+      </w:pPr>
+    </w:lvl>
+    <w:lvl w:ilvl="6" w:tplc="0409000F" w:tentative="1">
+      <w:start w:val="1"/>
+      <w:numFmt w:val="decimal"/>
+      <w:lvlText w:val="%7."/>
+      <w:lvlJc w:val="left"/>
+      <w:pPr>
+        <w:ind w:left="3520" w:hanging="440"/>
+      </w:pPr>
+    </w:lvl>
+    <w:lvl w:ilvl="7" w:tplc="04090019" w:tentative="1">
+      <w:start w:val="1"/>
+      <w:numFmt w:val="upperLetter"/>
+      <w:lvlText w:val="%8."/>
+      <w:lvlJc w:val="left"/>
+      <w:pPr>
+        <w:ind w:left="3960" w:hanging="440"/>
+      </w:pPr>
+    </w:lvl>
+    <w:lvl w:ilvl="8" w:tplc="0409001B" w:tentative="1">
+      <w:start w:val="1"/>
+      <w:numFmt w:val="lowerRoman"/>
+      <w:lvlText w:val="%9."/>
+      <w:lvlJc w:val="right"/>
+      <w:pPr>
+        <w:ind w:left="4400" w:hanging="440"/>
+      </w:pPr>
+    </w:lvl>
+  </w:abstractNum>
+  <w:abstractNum w:abstractNumId="4" w15:restartNumberingAfterBreak="0">
     <w:nsid w:val="738B7EBF"/>
     <w:multiLevelType w:val="multilevel"/>
     <w:tmpl w:val="6D1AD980"/>
@@ -25156,7 +23891,7 @@
       </w:pPr>
     </w:lvl>
   </w:abstractNum>
-  <w:abstractNum w:abstractNumId="2" w15:restartNumberingAfterBreak="0">
+  <w:abstractNum w:abstractNumId="5" w15:restartNumberingAfterBreak="0">
     <w:nsid w:val="7B5543D7"/>
     <w:multiLevelType w:val="hybridMultilevel"/>
     <w:tmpl w:val="3A9E2976"/>
@@ -25243,25 +23978,34 @@
     </w:lvl>
   </w:abstractNum>
   <w:num w:numId="1" w16cid:durableId="1008287574">
-    <w:abstractNumId w:val="2"/>
+    <w:abstractNumId w:val="5"/>
     <w:lvlOverride w:ilvl="0">
       <w:startOverride w:val="1"/>
     </w:lvlOverride>
   </w:num>
   <w:num w:numId="2" w16cid:durableId="1545945610">
-    <w:abstractNumId w:val="0"/>
+    <w:abstractNumId w:val="1"/>
     <w:lvlOverride w:ilvl="0">
       <w:startOverride w:val="1"/>
     </w:lvlOverride>
   </w:num>
   <w:num w:numId="3" w16cid:durableId="1492677806">
-    <w:abstractNumId w:val="1"/>
+    <w:abstractNumId w:val="4"/>
+  </w:num>
+  <w:num w:numId="4" w16cid:durableId="1548760400">
+    <w:abstractNumId w:val="2"/>
+  </w:num>
+  <w:num w:numId="5" w16cid:durableId="13002271">
+    <w:abstractNumId w:val="3"/>
+  </w:num>
+  <w:num w:numId="6" w16cid:durableId="196241504">
+    <w:abstractNumId w:val="0"/>
   </w:num>
 </w:numbering>
 </file>
 
 <file path=word/styles.xml><?xml version="1.0" encoding="utf-8"?>
-<w:styles xmlns:mc="http://schemas.openxmlformats.org/markup-compatibility/2006" xmlns:r="http://schemas.openxmlformats.org/officeDocument/2006/relationships" xmlns:w="http://schemas.openxmlformats.org/wordprocessingml/2006/main" xmlns:w14="http://schemas.microsoft.com/office/word/2010/wordml" xmlns:w15="http://schemas.microsoft.com/office/word/2012/wordml" xmlns:w16cex="http://schemas.microsoft.com/office/word/2018/wordml/cex" xmlns:w16cid="http://schemas.microsoft.com/office/word/2016/wordml/cid" xmlns:w16="http://schemas.microsoft.com/office/word/2018/wordml" xmlns:w16du="http://schemas.microsoft.com/office/word/2023/wordml/word16du" xmlns:w16sdtdh="http://schemas.microsoft.com/office/word/2020/wordml/sdtdatahash" xmlns:w16sdtfl="http://schemas.microsoft.com/office/word/2024/wordml/sdtformatlock" xmlns:w16se="http://schemas.microsoft.com/office/word/2015/wordml/symex" mc:Ignorable="w14 w15 w16se w16cid w16 w16cex w16sdtdh w16sdtfl w16du">
+<w:styles xmlns:mc="http://schemas.openxmlformats.org/markup-compatibility/2006" xmlns:r="http://schemas.openxmlformats.org/officeDocument/2006/relationships" xmlns:w="http://schemas.openxmlformats.org/wordprocessingml/2006/main" xmlns:w14="http://schemas.microsoft.com/office/word/2010/wordml" xmlns:w15="http://schemas.microsoft.com/office/word/2012/wordml" xmlns:w16cex="http://schemas.microsoft.com/office/word/2018/wordml/cex" xmlns:w16cid="http://schemas.microsoft.com/office/word/2016/wordml/cid" xmlns:w16="http://schemas.microsoft.com/office/word/2018/wordml" xmlns:w16sdtdh="http://schemas.microsoft.com/office/word/2020/wordml/sdtdatahash" xmlns:w16se="http://schemas.microsoft.com/office/word/2015/wordml/symex" mc:Ignorable="w14 w15 w16se w16cid w16 w16cex w16sdtdh">
   <w:docDefaults>
     <w:rPrDefault>
       <w:rPr>
